--- a/N24DCDT040_MaiDangKhoa_Phieu_Julia.docx
+++ b/N24DCDT040_MaiDangKhoa_Phieu_Julia.docx
@@ -6,6 +6,7 @@
       <w:pPr>
         <w:pStyle w:val="Heading1"/>
         <w:keepLines/>
+        <w:spacing w:after="120" w:line="252" w:lineRule="auto"/>
       </w:pPr>
       <w:r>
         <w:t>PHIẾU THỰC HÀNH — 09/10/2026</w:t>
@@ -14,6 +15,7 @@
     <w:p>
       <w:pPr>
         <w:keepLines/>
+        <w:spacing w:after="120" w:line="252" w:lineRule="auto"/>
       </w:pPr>
       <w:r>
         <w:t>Họ tên: Mai Đăng Khoa    MSSV: N24DCDT040    Lớp: D24CQDT01-N</w:t>
@@ -22,8 +24,12 @@
     <w:p>
       <w:pPr>
         <w:keepLines/>
+        <w:spacing w:after="120" w:line="252" w:lineRule="auto"/>
       </w:pPr>
       <w:r>
+        <w:rPr>
+          <w:sz w:val="21"/>
+        </w:rPr>
         <w:t>GitHub: https://github.com/MaiDangKhoaN24DCDT040/N24DCDT040_ThucHanh_Julia</w:t>
         <w:br/>
         <w:t>Commit SHA: 10157e49769a119991becf629f9cb45fc2e650f9</w:t>
@@ -34,6 +40,7 @@
         <w:pStyle w:val="Heading2"/>
         <w:keepNext/>
         <w:keepLines/>
+        <w:spacing w:after="120" w:line="252" w:lineRule="auto"/>
       </w:pPr>
       <w:r>
         <w:t>1. Mô tả một luồng ứng dụng</w:t>
@@ -42,6 +49,7 @@
     <w:p>
       <w:pPr>
         <w:keepLines/>
+        <w:spacing w:after="120" w:line="252" w:lineRule="auto"/>
       </w:pPr>
       <w:r>
         <w:t>Ghi mục tiêu, đầu vào, đầu ra và sơ đồ truyền dữ liệu giữa các chức năng.</w:t>
@@ -50,13 +58,16 @@
     <w:p>
       <w:pPr>
         <w:keepLines/>
+        <w:spacing w:after="120" w:line="252" w:lineRule="auto"/>
       </w:pPr>
       <w:r>
-        <w:t>Mục tiêu: chọn các đơn có tổng lợi ích lớn nhất trong ngân sách B, mỗi đơn chỉ chọn một lần. Đầu vào: don_hang.csv (ID, điểm giao, phục vụ, lợi ích), ban_do.csv (cạnh u,v) và B = 8 của MINI001. Đầu ra: tập chọn, tuyến, chi phí, trạng thái giao và ket_qua.csv.</w:t>
+        <w:t>Bài toán yêu cầu lập kế hoạch giao đơn sao cho tổng lợi ích lớn nhất nhưng tổng thời gian không vượt ngân sách B. Mỗi đơn được chọn tối đa một lần và thực hiện bằng một chuyến riêng: kho 1 → điểm giao → kho 1. Với h cạnh trên đường ngắn nhất và thời gian phục vụ s, chi phí của đơn là τ = 2h + s.</w:t>
         <w:br/>
-        <w:t>Luồng: đọc CSV → sắp danh mục theo ID/tra cứu → BFS từ kho 1 → tính chi phí τ = 2h + s → sắp ưu tiên và chọn bằng DP → FIFO giao đơn/ngăn xếp hoàn tác → xuất CSV. BST tra cứu cùng danh mục; danh sách liên kết giữ kế hoạch.</w:t>
+        <w:t>Dữ liệu gồm don_hang.csv (id, diem_giao, thoi_gian_phuc_vu, loi_ich) và ban_do.csv (u,v). Order lưu một đơn; danh mục tăng theo ID dùng để tra cứu. Hai cấu trúc costs và routes liên kết ID/đỉnh với chi phí và tuyến tương ứng.</w:t>
         <w:br/>
-        <w:t>Phạm vi phiếu: truy vết MINI001 và kết quả chạy thực tế trên Windows 11, Julia 1.12.7. Đã hoàn thiện bốn hàm, chạy các pha kiểm thử và xuất CSV; dữ liệu cá nhân dùng MSSV N24DCDT040.</w:t>
+        <w:t>Luồng thực hiện: CSV → merge_sort sắp danh mục → binary_search tra ID → bfs_routes tìm đường và tính costs → knapsack chọn tập đơn → lập danh sách giao → FIFO giao đơn, Stack hoàn tác → ket_qua.csv. BST hỗ trợ tra cứu; danh sách liên kết lưu kế hoạch.</w:t>
+        <w:br/>
+        <w:t>Em kiểm chứng luồng trên MINI001 với B = 8, sau đó chạy bộ cá nhân N24DCDT040 với 8 đơn, B = 28. Môi trường: Windows 11, Julia 1.12.7. Lệnh chuẩn bị mẫu: julia TH_2026_10_09_Sinh_vien.jl --data.</w:t>
       </w:r>
     </w:p>
     <w:p>
@@ -64,6 +75,7 @@
         <w:pStyle w:val="Heading2"/>
         <w:keepNext/>
         <w:keepLines/>
+        <w:spacing w:after="120" w:line="252" w:lineRule="auto"/>
       </w:pPr>
       <w:r>
         <w:t>2. Bảng truy vết đường và thời gian</w:t>
@@ -258,6 +270,7 @@
         <w:pStyle w:val="Heading2"/>
         <w:keepNext/>
         <w:keepLines/>
+        <w:spacing w:after="120" w:line="252" w:lineRule="auto"/>
       </w:pPr>
       <w:r>
         <w:t>3. Minh chứng bốn hàm</w:t>
@@ -268,6 +281,7 @@
         <w:pStyle w:val="Heading3"/>
         <w:keepNext/>
         <w:keepLines/>
+        <w:spacing w:after="120" w:line="252" w:lineRule="auto"/>
       </w:pPr>
       <w:r>
         <w:t>NV1 · Hoàn thiện merge_sort(a, before)</w:t>
@@ -276,26 +290,31 @@
     <w:p>
       <w:pPr>
         <w:keepLines/>
+        <w:spacing w:after="120" w:line="252" w:lineRule="auto"/>
       </w:pPr>
       <w:r>
-        <w:t>Ý tưởng/điều kiện áp dụng: Chia dãy thành hai nửa, đệ quy sắp từng nửa rồi trộn. Dừng khi có không quá một phần tử và trả bản sao. Khi hai khóa hòa, lấy phần tử bên trái trước; chép đủ phần dư. Comparator phải nhất quán, không dùng sort/sort! và không sửa đầu vào. Truy vết: [3,1,2] → [3] và [1,2] → trộn thành [1,2,3].</w:t>
+        <w:t>Cách thực hiện: Hàm nhận dãy a và hàm so sánh before, trả một dãy mới đã sắp. Dãy có 0 hoặc 1 phần tử là trường hợp dừng; các dãy dài hơn được chia đôi và sắp đệ quy. Khi trộn, chỉ lấy phần tử bên phải trước nếu before(right[j], left[i]) đúng; trường hợp hòa lấy bên trái để giữ thứ tự ban đầu. Sau đó chép phần còn lại của mỗi nửa. Không gọi sort/sort! và không ghi đè a.</w:t>
+        <w:br/>
+        <w:t>Ví dụ minh họa: [4,2,3,1] → [4,2] và [3,1] → [2,4] và [1,3] → [1,2,3,4]. Comparator phải mô tả một thứ tự nhất quán.</w:t>
       </w:r>
     </w:p>
     <w:p>
       <w:pPr>
         <w:keepNext/>
         <w:keepLines/>
+        <w:spacing w:after="120" w:line="252" w:lineRule="auto"/>
       </w:pPr>
       <w:r>
-        <w:t>Lời gọi và kết quả kiểm thử: merge_sort([3,1,2], (&lt;)); kỳ vọng [1,2,3]. Kiểm tra thêm dãy rỗng, một phần tử, khóa trùng, comparator giảm và tính ổn định. Lệnh: julia TH_2026_10_09_Kiem_thu.jl --phase=sort. Thực tế: đạt 8/8 phép kiểm tra.</w:t>
+        <w:t>Kiểm chứng: pha sort đạt 8/8 phép kiểm tra, gồm các tình huống biên và tính ổn định của phép trộn. Ví dụ trên là truy vết minh họa; kết quả chạy bộ kiểm thử được lưu trong ket_qua_kiem_thu.txt. Lệnh chạy được tổng hợp ở mục 6.</w:t>
       </w:r>
     </w:p>
     <w:p>
       <w:pPr>
         <w:keepLines/>
+        <w:spacing w:after="120" w:line="252" w:lineRule="auto"/>
       </w:pPr>
       <w:r>
-        <w:t>Chi phí thời gian/bộ nhớ: O(n log n) thời gian. Hiện thực đệ quy bằng lát cắt và tạo dãy kết quả mới ở mỗi lần trộn; bộ nhớ sống đồng thời O(n), ngăn xếp O(log n), tổng lượng cấp phát qua các mức O(n log n).</w:t>
+        <w:t>Phân tích: Mỗi mức đệ quy trộn tổng cộng n phần tử và có O(log n) mức, nên thời gian là O(n log n). Mã dùng lát cắt và dãy kết quả mới: bộ nhớ sống đồng thời O(n), ngăn xếp O(log n); tổng lượng cấp phát qua toàn bộ quá trình là O(n log n).</w:t>
       </w:r>
     </w:p>
     <w:p>
@@ -303,6 +322,7 @@
         <w:pStyle w:val="Heading3"/>
         <w:keepNext/>
         <w:keepLines/>
+        <w:spacing w:after="120" w:line="252" w:lineRule="auto"/>
       </w:pPr>
       <w:r>
         <w:t>NV2 · Hoàn thiện binary_search(a::Vector{Order}, id::Int)</w:t>
@@ -311,26 +331,536 @@
     <w:p>
       <w:pPr>
         <w:keepLines/>
+        <w:spacing w:after="120" w:line="252" w:lineRule="auto"/>
       </w:pPr>
       <w:r>
-        <w:t>Ý tưởng/điều kiện áp dụng: Dãy Order phải tăng theo ID, các ID duy nhất. Đặt left = 1, right = n; khi left ≤ right, tính mid = left + (right − left) ÷ 2. So sánh a[mid].id; khớp thì trả Order, nhỏ hơn thì left = mid + 1, lớn hơn thì right = mid − 1. Hết khoảng trả nothing; không thay dữ liệu.</w:t>
+        <w:t>Cách thực hiện: binary_search nhận danh mục Order tăng theo ID và khóa id cần tìm. Hai biến left, right giới hạn vùng còn khả năng chứa khóa; mid = left + (right − left) ÷ 2. Nếu a[mid].id nhỏ hơn khóa, bỏ nửa trái; nếu lớn hơn, bỏ nửa phải. Khi bằng nhau, trả bản ghi Order. Vòng lặp dừng khi left &gt; right và trả nothing. Việc loại nửa khoảng chỉ hợp lệ khi danh mục tăng theo ID; các ID trong bài là duy nhất.</w:t>
       </w:r>
     </w:p>
     <w:p>
       <w:pPr>
         <w:keepNext/>
         <w:keepLines/>
+        <w:spacing w:after="120" w:line="252" w:lineRule="auto"/>
       </w:pPr>
       <w:r>
-        <w:t>Lời gọi và kết quả kiểm thử: binary_search(by_id,2) kỳ vọng Order(2,4,1,8); ID 99 và dãy rỗng trả nothing. Truy vết ID 2 trên [1,2,3]: left = 1, mid = 2, right = 3; khóa giữa = 2 → tìm thấy. Kiểm tra thêm ID đầu/cuối. Lệnh: julia TH_2026_10_09_Kiem_thu.jl --phase=search. Thực tế: đạt 5/5 phép kiểm tra.</w:t>
+        <w:t>Truy vết trên danh mục MINI001 [1,2,3] được trình bày dưới đây. Tra ID 2 trả Order(2,4,1,8); tra ID 99 kết thúc với nothing. Pha search đã đạt 5/5 phép kiểm tra.</w:t>
       </w:r>
     </w:p>
+    <w:tbl>
+      <w:tblPr>
+        <w:tblW w:type="auto" w:w="0"/>
+        <w:tblLayout w:type="fixed"/>
+        <w:tblLook w:firstColumn="1" w:firstRow="1" w:lastColumn="0" w:lastRow="0" w:noHBand="0" w:noVBand="1" w:val="04A0"/>
+      </w:tblPr>
+      <w:tblGrid>
+        <w:gridCol w:w="1008"/>
+        <w:gridCol w:w="1584"/>
+        <w:gridCol w:w="1872"/>
+        <w:gridCol w:w="4176"/>
+      </w:tblGrid>
+      <w:tr>
+        <w:tc>
+          <w:tcPr>
+            <w:tcW w:type="dxa" w:w="1008"/>
+            <w:vAlign w:val="center"/>
+            <w:tcBorders>
+              <w:top w:val="single" w:sz="4" w:color="D9D9D9"/>
+              <w:left w:val="single" w:sz="4" w:color="D9D9D9"/>
+              <w:bottom w:val="single" w:sz="4" w:color="D9D9D9"/>
+              <w:right w:val="single" w:sz="4" w:color="D9D9D9"/>
+            </w:tcBorders>
+            <w:shd w:fill="DCE6F1"/>
+          </w:tcPr>
+          <w:p>
+            <w:pPr>
+              <w:spacing w:after="80" w:before="80" w:line="240" w:lineRule="auto"/>
+            </w:pPr>
+            <w:r>
+              <w:rPr>
+                <w:b/>
+                <w:sz w:val="22"/>
+              </w:rPr>
+              <w:t>Khóa</w:t>
+            </w:r>
+          </w:p>
+        </w:tc>
+        <w:tc>
+          <w:tcPr>
+            <w:tcW w:type="dxa" w:w="1584"/>
+            <w:vAlign w:val="center"/>
+            <w:tcBorders>
+              <w:top w:val="single" w:sz="4" w:color="D9D9D9"/>
+              <w:left w:val="single" w:sz="4" w:color="D9D9D9"/>
+              <w:bottom w:val="single" w:sz="4" w:color="D9D9D9"/>
+              <w:right w:val="single" w:sz="4" w:color="D9D9D9"/>
+            </w:tcBorders>
+            <w:shd w:fill="DCE6F1"/>
+          </w:tcPr>
+          <w:p>
+            <w:pPr>
+              <w:spacing w:after="80" w:before="80" w:line="240" w:lineRule="auto"/>
+            </w:pPr>
+            <w:r>
+              <w:rPr>
+                <w:b/>
+                <w:sz w:val="22"/>
+              </w:rPr>
+              <w:t>left, right</w:t>
+            </w:r>
+          </w:p>
+        </w:tc>
+        <w:tc>
+          <w:tcPr>
+            <w:tcW w:type="dxa" w:w="1872"/>
+            <w:vAlign w:val="center"/>
+            <w:tcBorders>
+              <w:top w:val="single" w:sz="4" w:color="D9D9D9"/>
+              <w:left w:val="single" w:sz="4" w:color="D9D9D9"/>
+              <w:bottom w:val="single" w:sz="4" w:color="D9D9D9"/>
+              <w:right w:val="single" w:sz="4" w:color="D9D9D9"/>
+            </w:tcBorders>
+            <w:shd w:fill="DCE6F1"/>
+          </w:tcPr>
+          <w:p>
+            <w:pPr>
+              <w:spacing w:after="80" w:before="80" w:line="240" w:lineRule="auto"/>
+            </w:pPr>
+            <w:r>
+              <w:rPr>
+                <w:b/>
+                <w:sz w:val="22"/>
+              </w:rPr>
+              <w:t>mid / ID giữa</w:t>
+            </w:r>
+          </w:p>
+        </w:tc>
+        <w:tc>
+          <w:tcPr>
+            <w:tcW w:type="dxa" w:w="4176"/>
+            <w:vAlign w:val="center"/>
+            <w:tcBorders>
+              <w:top w:val="single" w:sz="4" w:color="D9D9D9"/>
+              <w:left w:val="single" w:sz="4" w:color="D9D9D9"/>
+              <w:bottom w:val="single" w:sz="4" w:color="D9D9D9"/>
+              <w:right w:val="single" w:sz="4" w:color="D9D9D9"/>
+            </w:tcBorders>
+            <w:shd w:fill="DCE6F1"/>
+          </w:tcPr>
+          <w:p>
+            <w:pPr>
+              <w:spacing w:after="80" w:before="80" w:line="240" w:lineRule="auto"/>
+            </w:pPr>
+            <w:r>
+              <w:rPr>
+                <w:b/>
+                <w:sz w:val="22"/>
+              </w:rPr>
+              <w:t>Quyết định</w:t>
+            </w:r>
+          </w:p>
+        </w:tc>
+      </w:tr>
+      <w:tr>
+        <w:tc>
+          <w:tcPr>
+            <w:tcW w:type="dxa" w:w="1008"/>
+            <w:vAlign w:val="center"/>
+            <w:tcBorders>
+              <w:top w:val="single" w:sz="4" w:color="D9D9D9"/>
+              <w:left w:val="single" w:sz="4" w:color="D9D9D9"/>
+              <w:bottom w:val="single" w:sz="4" w:color="D9D9D9"/>
+              <w:right w:val="single" w:sz="4" w:color="D9D9D9"/>
+            </w:tcBorders>
+          </w:tcPr>
+          <w:p>
+            <w:pPr>
+              <w:spacing w:after="80" w:before="80" w:line="240" w:lineRule="auto"/>
+            </w:pPr>
+            <w:r>
+              <w:rPr>
+                <w:b w:val="0"/>
+                <w:sz w:val="22"/>
+              </w:rPr>
+              <w:t>2</w:t>
+            </w:r>
+          </w:p>
+        </w:tc>
+        <w:tc>
+          <w:tcPr>
+            <w:tcW w:type="dxa" w:w="1584"/>
+            <w:vAlign w:val="center"/>
+            <w:tcBorders>
+              <w:top w:val="single" w:sz="4" w:color="D9D9D9"/>
+              <w:left w:val="single" w:sz="4" w:color="D9D9D9"/>
+              <w:bottom w:val="single" w:sz="4" w:color="D9D9D9"/>
+              <w:right w:val="single" w:sz="4" w:color="D9D9D9"/>
+            </w:tcBorders>
+          </w:tcPr>
+          <w:p>
+            <w:pPr>
+              <w:spacing w:after="80" w:before="80" w:line="240" w:lineRule="auto"/>
+            </w:pPr>
+            <w:r>
+              <w:rPr>
+                <w:b w:val="0"/>
+                <w:sz w:val="22"/>
+              </w:rPr>
+              <w:t>1, 3</w:t>
+            </w:r>
+          </w:p>
+        </w:tc>
+        <w:tc>
+          <w:tcPr>
+            <w:tcW w:type="dxa" w:w="1872"/>
+            <w:vAlign w:val="center"/>
+            <w:tcBorders>
+              <w:top w:val="single" w:sz="4" w:color="D9D9D9"/>
+              <w:left w:val="single" w:sz="4" w:color="D9D9D9"/>
+              <w:bottom w:val="single" w:sz="4" w:color="D9D9D9"/>
+              <w:right w:val="single" w:sz="4" w:color="D9D9D9"/>
+            </w:tcBorders>
+          </w:tcPr>
+          <w:p>
+            <w:pPr>
+              <w:spacing w:after="80" w:before="80" w:line="240" w:lineRule="auto"/>
+            </w:pPr>
+            <w:r>
+              <w:rPr>
+                <w:b w:val="0"/>
+                <w:sz w:val="22"/>
+              </w:rPr>
+              <w:t>2 / 2</w:t>
+            </w:r>
+          </w:p>
+        </w:tc>
+        <w:tc>
+          <w:tcPr>
+            <w:tcW w:type="dxa" w:w="4176"/>
+            <w:vAlign w:val="center"/>
+            <w:tcBorders>
+              <w:top w:val="single" w:sz="4" w:color="D9D9D9"/>
+              <w:left w:val="single" w:sz="4" w:color="D9D9D9"/>
+              <w:bottom w:val="single" w:sz="4" w:color="D9D9D9"/>
+              <w:right w:val="single" w:sz="4" w:color="D9D9D9"/>
+            </w:tcBorders>
+          </w:tcPr>
+          <w:p>
+            <w:pPr>
+              <w:spacing w:after="80" w:before="80" w:line="240" w:lineRule="auto"/>
+            </w:pPr>
+            <w:r>
+              <w:rPr>
+                <w:b w:val="0"/>
+                <w:sz w:val="22"/>
+              </w:rPr>
+              <w:t>Trả Order ID 2</w:t>
+            </w:r>
+          </w:p>
+        </w:tc>
+      </w:tr>
+      <w:tr>
+        <w:tc>
+          <w:tcPr>
+            <w:tcW w:type="dxa" w:w="1008"/>
+            <w:vAlign w:val="center"/>
+            <w:tcBorders>
+              <w:top w:val="single" w:sz="4" w:color="D9D9D9"/>
+              <w:left w:val="single" w:sz="4" w:color="D9D9D9"/>
+              <w:bottom w:val="single" w:sz="4" w:color="D9D9D9"/>
+              <w:right w:val="single" w:sz="4" w:color="D9D9D9"/>
+            </w:tcBorders>
+          </w:tcPr>
+          <w:p>
+            <w:pPr>
+              <w:spacing w:after="80" w:before="80" w:line="240" w:lineRule="auto"/>
+            </w:pPr>
+            <w:r>
+              <w:rPr>
+                <w:b w:val="0"/>
+                <w:sz w:val="22"/>
+              </w:rPr>
+              <w:t>99</w:t>
+            </w:r>
+          </w:p>
+        </w:tc>
+        <w:tc>
+          <w:tcPr>
+            <w:tcW w:type="dxa" w:w="1584"/>
+            <w:vAlign w:val="center"/>
+            <w:tcBorders>
+              <w:top w:val="single" w:sz="4" w:color="D9D9D9"/>
+              <w:left w:val="single" w:sz="4" w:color="D9D9D9"/>
+              <w:bottom w:val="single" w:sz="4" w:color="D9D9D9"/>
+              <w:right w:val="single" w:sz="4" w:color="D9D9D9"/>
+            </w:tcBorders>
+          </w:tcPr>
+          <w:p>
+            <w:pPr>
+              <w:spacing w:after="80" w:before="80" w:line="240" w:lineRule="auto"/>
+            </w:pPr>
+            <w:r>
+              <w:rPr>
+                <w:b w:val="0"/>
+                <w:sz w:val="22"/>
+              </w:rPr>
+              <w:t>1, 3</w:t>
+            </w:r>
+          </w:p>
+        </w:tc>
+        <w:tc>
+          <w:tcPr>
+            <w:tcW w:type="dxa" w:w="1872"/>
+            <w:vAlign w:val="center"/>
+            <w:tcBorders>
+              <w:top w:val="single" w:sz="4" w:color="D9D9D9"/>
+              <w:left w:val="single" w:sz="4" w:color="D9D9D9"/>
+              <w:bottom w:val="single" w:sz="4" w:color="D9D9D9"/>
+              <w:right w:val="single" w:sz="4" w:color="D9D9D9"/>
+            </w:tcBorders>
+          </w:tcPr>
+          <w:p>
+            <w:pPr>
+              <w:spacing w:after="80" w:before="80" w:line="240" w:lineRule="auto"/>
+            </w:pPr>
+            <w:r>
+              <w:rPr>
+                <w:b w:val="0"/>
+                <w:sz w:val="22"/>
+              </w:rPr>
+              <w:t>2 / 2</w:t>
+            </w:r>
+          </w:p>
+        </w:tc>
+        <w:tc>
+          <w:tcPr>
+            <w:tcW w:type="dxa" w:w="4176"/>
+            <w:vAlign w:val="center"/>
+            <w:tcBorders>
+              <w:top w:val="single" w:sz="4" w:color="D9D9D9"/>
+              <w:left w:val="single" w:sz="4" w:color="D9D9D9"/>
+              <w:bottom w:val="single" w:sz="4" w:color="D9D9D9"/>
+              <w:right w:val="single" w:sz="4" w:color="D9D9D9"/>
+            </w:tcBorders>
+          </w:tcPr>
+          <w:p>
+            <w:pPr>
+              <w:spacing w:after="80" w:before="80" w:line="240" w:lineRule="auto"/>
+            </w:pPr>
+            <w:r>
+              <w:rPr>
+                <w:b w:val="0"/>
+                <w:sz w:val="22"/>
+              </w:rPr>
+              <w:t>99 &gt; 2 → left = 3</w:t>
+            </w:r>
+          </w:p>
+        </w:tc>
+      </w:tr>
+      <w:tr>
+        <w:tc>
+          <w:tcPr>
+            <w:tcW w:type="dxa" w:w="1008"/>
+            <w:vAlign w:val="center"/>
+            <w:tcBorders>
+              <w:top w:val="single" w:sz="4" w:color="D9D9D9"/>
+              <w:left w:val="single" w:sz="4" w:color="D9D9D9"/>
+              <w:bottom w:val="single" w:sz="4" w:color="D9D9D9"/>
+              <w:right w:val="single" w:sz="4" w:color="D9D9D9"/>
+            </w:tcBorders>
+          </w:tcPr>
+          <w:p>
+            <w:pPr>
+              <w:spacing w:after="80" w:before="80" w:line="240" w:lineRule="auto"/>
+            </w:pPr>
+            <w:r>
+              <w:rPr>
+                <w:b w:val="0"/>
+                <w:sz w:val="22"/>
+              </w:rPr>
+              <w:t>99</w:t>
+            </w:r>
+          </w:p>
+        </w:tc>
+        <w:tc>
+          <w:tcPr>
+            <w:tcW w:type="dxa" w:w="1584"/>
+            <w:vAlign w:val="center"/>
+            <w:tcBorders>
+              <w:top w:val="single" w:sz="4" w:color="D9D9D9"/>
+              <w:left w:val="single" w:sz="4" w:color="D9D9D9"/>
+              <w:bottom w:val="single" w:sz="4" w:color="D9D9D9"/>
+              <w:right w:val="single" w:sz="4" w:color="D9D9D9"/>
+            </w:tcBorders>
+          </w:tcPr>
+          <w:p>
+            <w:pPr>
+              <w:spacing w:after="80" w:before="80" w:line="240" w:lineRule="auto"/>
+            </w:pPr>
+            <w:r>
+              <w:rPr>
+                <w:b w:val="0"/>
+                <w:sz w:val="22"/>
+              </w:rPr>
+              <w:t>3, 3</w:t>
+            </w:r>
+          </w:p>
+        </w:tc>
+        <w:tc>
+          <w:tcPr>
+            <w:tcW w:type="dxa" w:w="1872"/>
+            <w:vAlign w:val="center"/>
+            <w:tcBorders>
+              <w:top w:val="single" w:sz="4" w:color="D9D9D9"/>
+              <w:left w:val="single" w:sz="4" w:color="D9D9D9"/>
+              <w:bottom w:val="single" w:sz="4" w:color="D9D9D9"/>
+              <w:right w:val="single" w:sz="4" w:color="D9D9D9"/>
+            </w:tcBorders>
+          </w:tcPr>
+          <w:p>
+            <w:pPr>
+              <w:spacing w:after="80" w:before="80" w:line="240" w:lineRule="auto"/>
+            </w:pPr>
+            <w:r>
+              <w:rPr>
+                <w:b w:val="0"/>
+                <w:sz w:val="22"/>
+              </w:rPr>
+              <w:t>3 / 3</w:t>
+            </w:r>
+          </w:p>
+        </w:tc>
+        <w:tc>
+          <w:tcPr>
+            <w:tcW w:type="dxa" w:w="4176"/>
+            <w:vAlign w:val="center"/>
+            <w:tcBorders>
+              <w:top w:val="single" w:sz="4" w:color="D9D9D9"/>
+              <w:left w:val="single" w:sz="4" w:color="D9D9D9"/>
+              <w:bottom w:val="single" w:sz="4" w:color="D9D9D9"/>
+              <w:right w:val="single" w:sz="4" w:color="D9D9D9"/>
+            </w:tcBorders>
+          </w:tcPr>
+          <w:p>
+            <w:pPr>
+              <w:spacing w:after="80" w:before="80" w:line="240" w:lineRule="auto"/>
+            </w:pPr>
+            <w:r>
+              <w:rPr>
+                <w:b w:val="0"/>
+                <w:sz w:val="22"/>
+              </w:rPr>
+              <w:t>99 &gt; 3 → left = 4</w:t>
+            </w:r>
+          </w:p>
+        </w:tc>
+      </w:tr>
+      <w:tr>
+        <w:tc>
+          <w:tcPr>
+            <w:tcW w:type="dxa" w:w="1008"/>
+            <w:vAlign w:val="center"/>
+            <w:tcBorders>
+              <w:top w:val="single" w:sz="4" w:color="D9D9D9"/>
+              <w:left w:val="single" w:sz="4" w:color="D9D9D9"/>
+              <w:bottom w:val="single" w:sz="4" w:color="D9D9D9"/>
+              <w:right w:val="single" w:sz="4" w:color="D9D9D9"/>
+            </w:tcBorders>
+          </w:tcPr>
+          <w:p>
+            <w:pPr>
+              <w:spacing w:after="80" w:before="80" w:line="240" w:lineRule="auto"/>
+            </w:pPr>
+            <w:r>
+              <w:rPr>
+                <w:b w:val="0"/>
+                <w:sz w:val="22"/>
+              </w:rPr>
+              <w:t>99</w:t>
+            </w:r>
+          </w:p>
+        </w:tc>
+        <w:tc>
+          <w:tcPr>
+            <w:tcW w:type="dxa" w:w="1584"/>
+            <w:vAlign w:val="center"/>
+            <w:tcBorders>
+              <w:top w:val="single" w:sz="4" w:color="D9D9D9"/>
+              <w:left w:val="single" w:sz="4" w:color="D9D9D9"/>
+              <w:bottom w:val="single" w:sz="4" w:color="D9D9D9"/>
+              <w:right w:val="single" w:sz="4" w:color="D9D9D9"/>
+            </w:tcBorders>
+          </w:tcPr>
+          <w:p>
+            <w:pPr>
+              <w:spacing w:after="80" w:before="80" w:line="240" w:lineRule="auto"/>
+            </w:pPr>
+            <w:r>
+              <w:rPr>
+                <w:b w:val="0"/>
+                <w:sz w:val="22"/>
+              </w:rPr>
+              <w:t>4, 3</w:t>
+            </w:r>
+          </w:p>
+        </w:tc>
+        <w:tc>
+          <w:tcPr>
+            <w:tcW w:type="dxa" w:w="1872"/>
+            <w:vAlign w:val="center"/>
+            <w:tcBorders>
+              <w:top w:val="single" w:sz="4" w:color="D9D9D9"/>
+              <w:left w:val="single" w:sz="4" w:color="D9D9D9"/>
+              <w:bottom w:val="single" w:sz="4" w:color="D9D9D9"/>
+              <w:right w:val="single" w:sz="4" w:color="D9D9D9"/>
+            </w:tcBorders>
+          </w:tcPr>
+          <w:p>
+            <w:pPr>
+              <w:spacing w:after="80" w:before="80" w:line="240" w:lineRule="auto"/>
+            </w:pPr>
+            <w:r>
+              <w:rPr>
+                <w:b w:val="0"/>
+                <w:sz w:val="22"/>
+              </w:rPr>
+              <w:t>Không xét</w:t>
+            </w:r>
+          </w:p>
+        </w:tc>
+        <w:tc>
+          <w:tcPr>
+            <w:tcW w:type="dxa" w:w="4176"/>
+            <w:vAlign w:val="center"/>
+            <w:tcBorders>
+              <w:top w:val="single" w:sz="4" w:color="D9D9D9"/>
+              <w:left w:val="single" w:sz="4" w:color="D9D9D9"/>
+              <w:bottom w:val="single" w:sz="4" w:color="D9D9D9"/>
+              <w:right w:val="single" w:sz="4" w:color="D9D9D9"/>
+            </w:tcBorders>
+          </w:tcPr>
+          <w:p>
+            <w:pPr>
+              <w:spacing w:after="80" w:before="80" w:line="240" w:lineRule="auto"/>
+            </w:pPr>
+            <w:r>
+              <w:rPr>
+                <w:b w:val="0"/>
+                <w:sz w:val="22"/>
+              </w:rPr>
+              <w:t>left &gt; right → nothing</w:t>
+            </w:r>
+          </w:p>
+        </w:tc>
+      </w:tr>
+    </w:tbl>
     <w:p>
       <w:pPr>
         <w:keepLines/>
+        <w:spacing w:after="120" w:line="252" w:lineRule="auto"/>
       </w:pPr>
       <w:r>
-        <w:t>Chi phí thời gian/bộ nhớ: O(log n) thời gian, O(1) bộ nhớ phụ với vòng lặp. Sắp danh mục ban đầu tốn O(n log n), không cần sắp lại sau mỗi lần tìm nếu dữ liệu không đổi.</w:t>
+        <w:t>Phân tích: Sau mỗi vòng, vùng tìm giảm khoảng một nửa nên thời gian O(log n). Hiện thực lặp chỉ giữ các chỉ số và khóa giữa, cần O(1) bộ nhớ phụ. Chi phí sắp danh mục O(n log n) được thực hiện trước, không cộng lại cho từng lần tra cứu.</w:t>
       </w:r>
     </w:p>
     <w:p>
@@ -338,6 +868,7 @@
         <w:pStyle w:val="Heading3"/>
         <w:keepNext/>
         <w:keepLines/>
+        <w:spacing w:after="120" w:line="252" w:lineRule="auto"/>
       </w:pPr>
       <w:r>
         <w:t>NV3 · Hoàn thiện bfs_routes(graph, source=1)</w:t>
@@ -346,26 +877,29 @@
     <w:p>
       <w:pPr>
         <w:keepLines/>
+        <w:spacing w:after="120" w:line="252" w:lineRule="auto"/>
       </w:pPr>
       <w:r>
-        <w:t>Ý tưởng/điều kiện áp dụng: Đồ thị vô hướng không trọng số, mỗi cạnh mất một đơn vị thời gian. Dùng CircularQueue; đặt distance = −1, nguồn có distance = 0 và parent = 0. Khi phát hiện v từ u, ghi distance[v] = distance[u] + 1 và parent[v] = u trước khi đưa v vào FIFO. Lần ngược parent rồi đảo để dựng tuyến; đỉnh không tới được giữ −1 và tuyến rỗng. Trả distance, parent, routes.</w:t>
+        <w:t>Cách thực hiện: BFS bắt đầu tại kho 1, dùng CircularQueue để xét các đỉnh theo lớp khoảng cách. Ban đầu distance của mọi đỉnh là −1; nguồn có distance = 0, parent = 0 và được đưa vào hàng đợi. Khi từ u gặp v chưa thăm, ghi distance[v] = distance[u] + 1, parent[v] = u rồi mới enqueue(v); nhờ đó mỗi đỉnh chỉ vào hàng đợi một lần. Khi hàng đợi rỗng, lần ngược parent và đảo dãy để dựng routes. Đỉnh không tới được giữ khoảng cách −1 và tuyến rỗng. BFS áp dụng cho bản đồ không trọng số, nơi mỗi cạnh có cùng chi phí.</w:t>
       </w:r>
     </w:p>
     <w:p>
       <w:pPr>
         <w:keepNext/>
         <w:keepLines/>
+        <w:spacing w:after="120" w:line="252" w:lineRule="auto"/>
       </w:pPr>
       <w:r>
-        <w:t>Lời gọi và kết quả kiểm thử: bfs_routes(graph,1) kỳ vọng distance = [0,1,1,2,2,3]. FIFO lần lượt: [1] → [2,3] → [3,4] → [4,5] → [5,6] → [6] → []. Tính costs[o.id] = 2 × distance[o.destination] + o.service. Kiểm tra thêm nguồn 4 và đỉnh cô lập; chấp nhận các tuyến ngắn nhất khác nhau. Lệnh: julia TH_2026_10_09_Kiem_thu.jl --phase=bfs. Thực tế: đạt 7/7 phép kiểm tra.</w:t>
+        <w:t>Truy vết MINI001: các lớp BFS là {1} → {2,3} → {4,5} → {6}, cho distance = [0,1,1,2,2,3]. Một tuyến đến 6 là 1→2→4→6. Ba đơn có chi phí 3,5,7 theo bảng ở mục 2; costs này được truyền trực tiếp vào DP. Thứ tự duyệt láng giềng có thể làm đổi parent nhưng không đổi độ dài ngắn nhất. Pha bfs đạt 7/7 phép kiểm tra.</w:t>
       </w:r>
     </w:p>
     <w:p>
       <w:pPr>
         <w:keepLines/>
+        <w:spacing w:after="120" w:line="252" w:lineRule="auto"/>
       </w:pPr>
       <w:r>
-        <w:t>Chi phí thời gian/bộ nhớ: BFS cốt lõi O(V + E) thời gian, O(V) bộ nhớ phụ ngoài đồ thị. Nếu dựng/lưu mọi routes, cộng O(L) thời gian và bộ nhớ, với L là tổng số đỉnh trên các tuyến; L có thể O(V²). Tính chi phí n đơn thêm O(n).</w:t>
+        <w:t>Phân tích: Duyệt BFS tốn O(V + E) thời gian và O(V) bộ nhớ phụ ngoài đồ thị. Việc dựng và giữ toàn bộ routes cần thêm O(L) thời gian, bộ nhớ, với L là tổng độ dài các tuyến; trường hợp xấu L = O(V²). Sau BFS, tính chi phí cho n đơn mất O(n).</w:t>
       </w:r>
     </w:p>
     <w:p>
@@ -373,6 +907,7 @@
         <w:pStyle w:val="Heading3"/>
         <w:keepNext/>
         <w:keepLines/>
+        <w:spacing w:after="120" w:line="252" w:lineRule="auto"/>
       </w:pPr>
       <w:r>
         <w:t>NV4 · Hoàn thiện knapsack(orders, costs, budget)</w:t>
@@ -381,26 +916,31 @@
     <w:p>
       <w:pPr>
         <w:keepLines/>
+        <w:spacing w:after="120" w:line="252" w:lineRule="auto"/>
       </w:pPr>
       <w:r>
-        <w:t>Ý tưởng/điều kiện áp dụng: Ngân sách B nguyên không âm; chi phí tra theo ID từ BFS. F(i,b) là lợi ích tốt nhất khi xét i đơn đầu với ngân sách b. Nếu τᵢ &gt; b thì giữ F(i−1,b); ngược lại lấy max(F(i−1,b), lợi_íchᵢ + F(i−1,b−τᵢ)). F(0,b) = F(i,0) = 0 vì chi phí đơn dương. Dùng table[i+1,b+1]; truy vết từ (n,B), giảm i mỗi bước. Khi hòa giữ phương án không lấy. Trả ids, value, cost, table.</w:t>
+        <w:t>Cách thực hiện: Gọi F(i,b) là lợi ích lớn nhất từ i đơn đầu khi còn giới hạn b. Với chi phí τᵢ và lợi ích vᵢ, nếu τᵢ &gt; b thì F(i,b) = F(i−1,b); ngược lại F(i,b) = max(F(i−1,b), vᵢ + F(i−1,b−τᵢ)). Khởi tạo hàng 0 bằng 0; cột ngân sách 0 cũng bằng 0 vì chi phí đơn dương. B phải là số nguyên không âm; chi phí được tra theo ID.</w:t>
+        <w:br/>
+        <w:t>Trong Julia, F(i,b) nằm tại table[i+1,b+1]. Truy vết từ (n,B): ô hiện tại lớn hơn ô cùng ngân sách ở hàng trước thì chọn đơn, trừ chi phí; mỗi bước đều giảm i. Nếu hòa thì bỏ đơn. Hàm trả ids, value, cost và table, bảo đảm một đơn không bị chọn nhiều lần.</w:t>
       </w:r>
     </w:p>
     <w:p>
       <w:pPr>
         <w:keepNext/>
         <w:keepLines/>
+        <w:spacing w:after="120" w:line="252" w:lineRule="auto"/>
       </w:pPr>
       <w:r>
-        <w:t>Lời gọi và kết quả kiểm thử: knapsack(orders,costs,8) kỳ vọng ids có tập {1,2}, value = 14, cost = 8, bảng 4 × 9. Kiểm tra B = 0, dãy rỗng, ngân sách âm phải báo lỗi, không lặp ID và giá trị bằng vét cạn. Lệnh: julia TH_2026_10_09_Kiem_thu.jl --phase=dp. Thực tế: đạt 12/12 phép kiểm tra.</w:t>
+        <w:t>Kiểm chứng: MINI001 tạo bảng 4 × 9, chọn tập {1,2}, cost = 8 và value = 14. Các trường hợp B = 0, không có đơn, ngân sách âm và so sánh với vét cạn đều thuộc phần kiểm tra DP. Kết quả pha dp: đạt 12/12.</w:t>
       </w:r>
     </w:p>
     <w:p>
       <w:pPr>
         <w:keepLines/>
+        <w:spacing w:after="120" w:line="252" w:lineRule="auto"/>
       </w:pPr>
       <w:r>
-        <w:t>Chi phí thời gian/bộ nhớ: Bảng đầy đủ O(nB) thời gian và O(nB) bộ nhớ; truy vết O(n). Đây là độ phức tạp theo giá trị B. Vét cạn tính tổng từng tập cần O(n × 2ⁿ), chỉ phù hợp bộ nhỏ.</w:t>
+        <w:t>Phân tích: Có (n+1)(B+1) ô, mỗi ô xử lý O(1), nên thời gian và bộ nhớ bảng là O(nB); truy vết O(n). Đây là chi phí phụ thuộc giá trị ngân sách B. Vét cạn cộng trực tiếp từng tập con tốn O(n × 2ⁿ), chỉ thích hợp để đối chiếu các bộ nhỏ.</w:t>
       </w:r>
     </w:p>
     <w:p>
@@ -408,6 +948,7 @@
         <w:pStyle w:val="Heading2"/>
         <w:keepNext/>
         <w:keepLines/>
+        <w:spacing w:after="120" w:line="252" w:lineRule="auto"/>
       </w:pPr>
       <w:r>
         <w:t>4. Quyết định chọn đơn</w:t>
@@ -417,6 +958,7 @@
       <w:pPr>
         <w:keepNext/>
         <w:keepLines/>
+        <w:spacing w:after="120" w:line="252" w:lineRule="auto"/>
       </w:pPr>
       <w:r>
         <w:t>Điền ngân sách, tập chọn, tổng thời gian/lợi ích. Giải thích một ô DP và một bước truy vết; đối chiếu với vét cạn.</w:t>
@@ -425,13 +967,14 @@
     <w:p>
       <w:pPr>
         <w:keepLines/>
+        <w:spacing w:after="120" w:line="252" w:lineRule="auto"/>
       </w:pPr>
       <w:r>
-        <w:t>Tính tay: B = 8; chọn ID {1,2}; tổng thời gian 3 + 5 = 8, lợi ích 6 + 8 = 14. F(2,8) = max(F(1,8), 8 + F(1,3)) = max(6,14) = 14, nằm tại table[3,9]. F(3,8) = max(14, 10 + F(2,1)) = 14.</w:t>
+        <w:t>Với ngân sách 8, hai đơn 1 và 2 sử dụng 3 + 5 = 8 đơn vị thời gian, nhận 6 + 8 = 14 lợi ích. Tại F(2,8), phương án bỏ đơn 2 giữ F(1,8) = 6; phương án lấy đơn 2 nhận 8 + F(1,3) = 14. Vì vậy table[3,9] = 14. Xét thêm đơn 3 chỉ cho 10 + F(2,1) = 10, nên nghiệm vẫn là {1,2}.</w:t>
         <w:br/>
-        <w:t>Truy vết: tại (3,8) bỏ ID 3; tại (2,8) lấy ID 2, còn b = 3; tại (1,3) lấy ID 1, còn b = 0.</w:t>
+        <w:t>Lần ngược bảng: F(3,8) bằng F(2,8) nên bỏ ID 3; F(2,8) lớn hơn F(1,8) nên lấy ID 2 và giảm ngân sách còn 3; tiếp tục lấy ID 1 rồi kết thúc.</w:t>
         <w:br/>
-        <w:t>Đối chiếu tính tay 8 tập con (chi phí; lợi ích): ∅ (0;0), {1} (3;6), {2} (5;8), {3} (7;10), {1,2} (8;14), {1,3} (10;16), {2,3} (12;18), {1,2,3} (15;24). Ba tập cuối vượt B; {1,2} tối ưu trong các tập hợp lệ. Chạy --mini cho kết quả DP = 14 và vét cạn = 14; tập chọn [1,2], tổng chi phí 8.</w:t>
+        <w:t>Đối chiếu tám tập con: các tập hợp lệ ∅, {1}, {2}, {3}, {1,2} có lợi ích lần lượt 0,6,8,10,14. Ba tập {1,3}, {2,3}, {1,2,3} có chi phí 10,12,15, đều vượt 8. Kết quả --mini ghi DP = 14 và vét cạn = 14, phù hợp phép tính tay.</w:t>
       </w:r>
     </w:p>
     <w:p>
@@ -439,6 +982,7 @@
         <w:pStyle w:val="Heading2"/>
         <w:keepNext/>
         <w:keepLines/>
+        <w:spacing w:after="120" w:line="252" w:lineRule="auto"/>
       </w:pPr>
       <w:r>
         <w:t>5. Giao và hoàn tác</w:t>
@@ -734,6 +1278,7 @@
         <w:pStyle w:val="Heading2"/>
         <w:keepNext/>
         <w:keepLines/>
+        <w:spacing w:after="120" w:line="252" w:lineRule="auto"/>
       </w:pPr>
       <w:r>
         <w:t>6. Đầu ra và nhận xét</w:t>
@@ -742,38 +1287,843 @@
     <w:p>
       <w:pPr>
         <w:keepLines/>
+        <w:spacing w:after="120" w:line="252" w:lineRule="auto"/>
       </w:pPr>
       <w:r>
-        <w:t>CSV đã xuất: data/MINI001/ket_qua.csv và data/N24DCDT040/ket_qua.csv. MINI001 chọn/giao ID 1,2; ID 3 không chọn.</w:t>
+        <w:t>Kết quả mẫu được xuất tại data/MINI001/ket_qua.csv. Theo dõi ID 2 qua toàn bộ luồng: đọc Order(2,4,1,8) → tra thấy trong danh mục ID → BFS đến đỉnh 4 qua 2 cạnh → costs[2] = 5 → DP chọn → giao xong → CSV ghi duoc_chon = 1, da_giao = 1, trang_thai = da_giao. ID 3 vẫn có trong CSV với trạng thái không chọn.</w:t>
         <w:br/>
-        <w:t>Notebook TH_2026_10_09_Pluto.jl dùng cùng mã lõi; đặt READ_DATA = true, RUN_APP = true rồi chạy bằng Julia. Kết quả mini: lợi ích 14; các trạng thái giao và hoàn tác được ghi trong trace, bất biến đúng. Mã nguồn và minh chứng nằm trong kho GitHub ở đầu phiếu.</w:t>
-        <w:br/>
-        <w:t>Dữ liệu cá nhân N24DCDT040: 8 đơn, ngân sách 28; chọn và giao theo thứ tự [1,6,5,2], tổng chi phí 24, tổng lợi ích 42, hàng chờ rỗng sau giao hết.</w:t>
+        <w:t>Bộ N24DCDT040 có 8 đơn, B = 28. Kế hoạch giao [1,6,5,2] dùng 24 thời gian, thu 42 lợi ích; sau giao hết, FIFO rỗng. Ví dụ đơn 6: tuyến 1→3→4 dài 2 cạnh, phục vụ 3 nên τ = 7; lợi ích 13. Khi giao sau đơn 1, hai tổng tăng từ 4/14 lên 11/27. Kết quả nằm tại data/N24DCDT040/ket_qua.csv.</w:t>
       </w:r>
     </w:p>
     <w:p>
       <w:pPr>
         <w:keepLines/>
+        <w:spacing w:after="120" w:line="252" w:lineRule="auto"/>
       </w:pPr>
       <w:r>
-        <w:t>Lỗi đã phát hiện và cách sửa: Khi ghi kết quả kiểm thử qua đường ống PowerShell, chữ tiếng Việt bị sai mã hóa. Đặt [Console]::OutputEncoding và $OutputEncoding về UTF-8, ghi bằng Out-File -Encoding utf8 và đọc bằng Get-Content -Encoding utf8. Sau sửa, minh chứng hiển thị đúng tiếng Việt. Bốn hàm TODO đã được cài đặt và các pha kiểm thử đều đạt.</w:t>
+        <w:t>Vấn đề gặp khi lưu minh chứng: tiếng Việt hiển thị sai sau khi đưa đầu ra Julia qua đường ống PowerShell. Cách xử lý là đặt [Console]::OutputEncoding và $OutputEncoding về UTF-8, ghi bằng Out-File -Encoding utf8 rồi đọc lại bằng Get-Content -Encoding utf8. Sau điều chỉnh, ket_qua_kiem_thu.txt hiển thị đúng các dòng kết quả. Đây là lỗi mã hóa khi ghi/đọc đầu ra; bộ kiểm thử vẫn báo các pha đạt.</w:t>
       </w:r>
     </w:p>
     <w:p>
       <w:pPr>
         <w:keepLines/>
+        <w:spacing w:after="120" w:line="252" w:lineRule="auto"/>
       </w:pPr>
       <w:r>
-        <w:t>Một chức năng thay đổi ảnh hưởng đến chức năng sau như thế nào? Nếu bỏ hai cạnh (2,4), (3,4), đường ngắn nhất tới 4 dài 4 cạnh, nên chi phí ID 2 tăng từ 5 lên 9. Khi B = 8, DP chuyển từ {1,2} sang {3}, lợi ích 10; FIFO và CSV cũng phải đổi. Đây là tình huống đối chiếu trong pha app.</w:t>
+        <w:t>Quan hệ giữa các chức năng: Trong MINI001, nếu bỏ cạnh (2,4) và (3,4), tuyến ngắn nhất đến 4 phải đi 1→3→5→6→4, dài 4 cạnh. Chi phí đơn 2 trở thành 2×4+1 = 9, vượt B = 8. DP vì thế chọn {3} với lợi ích 10; kế hoạch FIFO và CSV phải được tạo lại từ nghiệm mới. Tình huống này kiểm tra việc thay bản đồ thực sự tác động đến lựa chọn đơn.</w:t>
         <w:br/>
-        <w:t>Kết quả thực tế: data 12/12, sort 8/8, search 5/5, bfs 7/7, dp 12/12, app 16/16; --phase=all đạt 60/60 phép kiểm tra. Minh chứng: ket_qua_kiem_thu.txt. Lệnh: julia TH_2026_10_09_Kiem_thu.jl --phase=all.</w:t>
+        <w:t>Bảng dưới tổng hợp kết quả ghi trong ket_qua_kiem_thu.txt. Với mỗi pha, kết quả mong đợi là toàn bộ phép kiểm tra của pha đều đạt. Cú pháp lệnh: julia TH_2026_10_09_Kiem_thu.jl --phase=&lt;pha&gt;.</w:t>
+        <w:br/>
+        <w:t>Chạy lại: tải đúng commit ở đầu phiếu, mở terminal tại thư mục chứa các tệp .jl, chạy --data, kiểm thử --phase=all rồi chạy julia TH_2026_10_09_Sinh_vien.jl --mini. Với dữ liệu riêng: chạy julia TH_2026_10_09_Sinh_vien.jl --data N24DCDT040, sau đó julia TH_2026_10_09_Sinh_vien.jl N24DCDT040 --demo. Notebook TH_2026_10_09_Pluto.jl đã bật READ_DATA/RUN_APP; chạy julia TH_2026_10_09_Pluto.jl để xem dữ liệu và chuỗi giao–hoàn tác bằng cùng mã lõi.</w:t>
       </w:r>
     </w:p>
+    <w:tbl>
+      <w:tblPr>
+        <w:tblW w:type="auto" w:w="0"/>
+        <w:tblLayout w:type="fixed"/>
+        <w:tblLook w:firstColumn="1" w:firstRow="1" w:lastColumn="0" w:lastRow="0" w:noHBand="0" w:noVBand="1" w:val="04A0"/>
+      </w:tblPr>
+      <w:tblGrid>
+        <w:gridCol w:w="2592"/>
+        <w:gridCol w:w="2016"/>
+        <w:gridCol w:w="2016"/>
+        <w:gridCol w:w="2016"/>
+      </w:tblGrid>
+      <w:tr>
+        <w:tc>
+          <w:tcPr>
+            <w:tcW w:type="dxa" w:w="2592"/>
+            <w:vAlign w:val="center"/>
+            <w:tcBorders>
+              <w:top w:val="single" w:sz="4" w:color="D9D9D9"/>
+              <w:left w:val="single" w:sz="4" w:color="D9D9D9"/>
+              <w:bottom w:val="single" w:sz="4" w:color="D9D9D9"/>
+              <w:right w:val="single" w:sz="4" w:color="D9D9D9"/>
+            </w:tcBorders>
+            <w:shd w:fill="DCE6F1"/>
+          </w:tcPr>
+          <w:p>
+            <w:pPr>
+              <w:spacing w:after="80" w:before="80" w:line="240" w:lineRule="auto"/>
+            </w:pPr>
+            <w:r>
+              <w:rPr>
+                <w:b/>
+                <w:sz w:val="22"/>
+              </w:rPr>
+              <w:t>Pha trong lệnh</w:t>
+            </w:r>
+          </w:p>
+        </w:tc>
+        <w:tc>
+          <w:tcPr>
+            <w:tcW w:type="dxa" w:w="2016"/>
+            <w:vAlign w:val="center"/>
+            <w:tcBorders>
+              <w:top w:val="single" w:sz="4" w:color="D9D9D9"/>
+              <w:left w:val="single" w:sz="4" w:color="D9D9D9"/>
+              <w:bottom w:val="single" w:sz="4" w:color="D9D9D9"/>
+              <w:right w:val="single" w:sz="4" w:color="D9D9D9"/>
+            </w:tcBorders>
+            <w:shd w:fill="DCE6F1"/>
+          </w:tcPr>
+          <w:p>
+            <w:pPr>
+              <w:spacing w:after="80" w:before="80" w:line="240" w:lineRule="auto"/>
+            </w:pPr>
+            <w:r>
+              <w:rPr>
+                <w:b/>
+                <w:sz w:val="22"/>
+              </w:rPr>
+              <w:t>Mong đợi</w:t>
+            </w:r>
+          </w:p>
+        </w:tc>
+        <w:tc>
+          <w:tcPr>
+            <w:tcW w:type="dxa" w:w="2016"/>
+            <w:vAlign w:val="center"/>
+            <w:tcBorders>
+              <w:top w:val="single" w:sz="4" w:color="D9D9D9"/>
+              <w:left w:val="single" w:sz="4" w:color="D9D9D9"/>
+              <w:bottom w:val="single" w:sz="4" w:color="D9D9D9"/>
+              <w:right w:val="single" w:sz="4" w:color="D9D9D9"/>
+            </w:tcBorders>
+            <w:shd w:fill="DCE6F1"/>
+          </w:tcPr>
+          <w:p>
+            <w:pPr>
+              <w:spacing w:after="80" w:before="80" w:line="240" w:lineRule="auto"/>
+            </w:pPr>
+            <w:r>
+              <w:rPr>
+                <w:b/>
+                <w:sz w:val="22"/>
+              </w:rPr>
+              <w:t>Thực tế</w:t>
+            </w:r>
+          </w:p>
+        </w:tc>
+        <w:tc>
+          <w:tcPr>
+            <w:tcW w:type="dxa" w:w="2016"/>
+            <w:vAlign w:val="center"/>
+            <w:tcBorders>
+              <w:top w:val="single" w:sz="4" w:color="D9D9D9"/>
+              <w:left w:val="single" w:sz="4" w:color="D9D9D9"/>
+              <w:bottom w:val="single" w:sz="4" w:color="D9D9D9"/>
+              <w:right w:val="single" w:sz="4" w:color="D9D9D9"/>
+            </w:tcBorders>
+            <w:shd w:fill="DCE6F1"/>
+          </w:tcPr>
+          <w:p>
+            <w:pPr>
+              <w:spacing w:after="80" w:before="80" w:line="240" w:lineRule="auto"/>
+            </w:pPr>
+            <w:r>
+              <w:rPr>
+                <w:b/>
+                <w:sz w:val="22"/>
+              </w:rPr>
+              <w:t>Đánh giá</w:t>
+            </w:r>
+          </w:p>
+        </w:tc>
+      </w:tr>
+      <w:tr>
+        <w:tc>
+          <w:tcPr>
+            <w:tcW w:type="dxa" w:w="2592"/>
+            <w:vAlign w:val="center"/>
+            <w:tcBorders>
+              <w:top w:val="single" w:sz="4" w:color="D9D9D9"/>
+              <w:left w:val="single" w:sz="4" w:color="D9D9D9"/>
+              <w:bottom w:val="single" w:sz="4" w:color="D9D9D9"/>
+              <w:right w:val="single" w:sz="4" w:color="D9D9D9"/>
+            </w:tcBorders>
+          </w:tcPr>
+          <w:p>
+            <w:pPr>
+              <w:spacing w:after="80" w:before="80" w:line="240" w:lineRule="auto"/>
+            </w:pPr>
+            <w:r>
+              <w:rPr>
+                <w:b w:val="0"/>
+                <w:sz w:val="22"/>
+              </w:rPr>
+              <w:t>data</w:t>
+            </w:r>
+          </w:p>
+        </w:tc>
+        <w:tc>
+          <w:tcPr>
+            <w:tcW w:type="dxa" w:w="2016"/>
+            <w:vAlign w:val="center"/>
+            <w:tcBorders>
+              <w:top w:val="single" w:sz="4" w:color="D9D9D9"/>
+              <w:left w:val="single" w:sz="4" w:color="D9D9D9"/>
+              <w:bottom w:val="single" w:sz="4" w:color="D9D9D9"/>
+              <w:right w:val="single" w:sz="4" w:color="D9D9D9"/>
+            </w:tcBorders>
+          </w:tcPr>
+          <w:p>
+            <w:pPr>
+              <w:spacing w:after="80" w:before="80" w:line="240" w:lineRule="auto"/>
+            </w:pPr>
+            <w:r>
+              <w:rPr>
+                <w:b w:val="0"/>
+                <w:sz w:val="22"/>
+              </w:rPr>
+              <w:t>12/12</w:t>
+            </w:r>
+          </w:p>
+        </w:tc>
+        <w:tc>
+          <w:tcPr>
+            <w:tcW w:type="dxa" w:w="2016"/>
+            <w:vAlign w:val="center"/>
+            <w:tcBorders>
+              <w:top w:val="single" w:sz="4" w:color="D9D9D9"/>
+              <w:left w:val="single" w:sz="4" w:color="D9D9D9"/>
+              <w:bottom w:val="single" w:sz="4" w:color="D9D9D9"/>
+              <w:right w:val="single" w:sz="4" w:color="D9D9D9"/>
+            </w:tcBorders>
+          </w:tcPr>
+          <w:p>
+            <w:pPr>
+              <w:spacing w:after="80" w:before="80" w:line="240" w:lineRule="auto"/>
+            </w:pPr>
+            <w:r>
+              <w:rPr>
+                <w:b w:val="0"/>
+                <w:sz w:val="22"/>
+              </w:rPr>
+              <w:t>12/12</w:t>
+            </w:r>
+          </w:p>
+        </w:tc>
+        <w:tc>
+          <w:tcPr>
+            <w:tcW w:type="dxa" w:w="2016"/>
+            <w:vAlign w:val="center"/>
+            <w:tcBorders>
+              <w:top w:val="single" w:sz="4" w:color="D9D9D9"/>
+              <w:left w:val="single" w:sz="4" w:color="D9D9D9"/>
+              <w:bottom w:val="single" w:sz="4" w:color="D9D9D9"/>
+              <w:right w:val="single" w:sz="4" w:color="D9D9D9"/>
+            </w:tcBorders>
+          </w:tcPr>
+          <w:p>
+            <w:pPr>
+              <w:spacing w:after="80" w:before="80" w:line="240" w:lineRule="auto"/>
+            </w:pPr>
+            <w:r>
+              <w:rPr>
+                <w:b w:val="0"/>
+                <w:sz w:val="22"/>
+              </w:rPr>
+              <w:t>Đạt</w:t>
+            </w:r>
+          </w:p>
+        </w:tc>
+      </w:tr>
+      <w:tr>
+        <w:tc>
+          <w:tcPr>
+            <w:tcW w:type="dxa" w:w="2592"/>
+            <w:vAlign w:val="center"/>
+            <w:tcBorders>
+              <w:top w:val="single" w:sz="4" w:color="D9D9D9"/>
+              <w:left w:val="single" w:sz="4" w:color="D9D9D9"/>
+              <w:bottom w:val="single" w:sz="4" w:color="D9D9D9"/>
+              <w:right w:val="single" w:sz="4" w:color="D9D9D9"/>
+            </w:tcBorders>
+          </w:tcPr>
+          <w:p>
+            <w:pPr>
+              <w:spacing w:after="80" w:before="80" w:line="240" w:lineRule="auto"/>
+            </w:pPr>
+            <w:r>
+              <w:rPr>
+                <w:b w:val="0"/>
+                <w:sz w:val="22"/>
+              </w:rPr>
+              <w:t>sort</w:t>
+            </w:r>
+          </w:p>
+        </w:tc>
+        <w:tc>
+          <w:tcPr>
+            <w:tcW w:type="dxa" w:w="2016"/>
+            <w:vAlign w:val="center"/>
+            <w:tcBorders>
+              <w:top w:val="single" w:sz="4" w:color="D9D9D9"/>
+              <w:left w:val="single" w:sz="4" w:color="D9D9D9"/>
+              <w:bottom w:val="single" w:sz="4" w:color="D9D9D9"/>
+              <w:right w:val="single" w:sz="4" w:color="D9D9D9"/>
+            </w:tcBorders>
+          </w:tcPr>
+          <w:p>
+            <w:pPr>
+              <w:spacing w:after="80" w:before="80" w:line="240" w:lineRule="auto"/>
+            </w:pPr>
+            <w:r>
+              <w:rPr>
+                <w:b w:val="0"/>
+                <w:sz w:val="22"/>
+              </w:rPr>
+              <w:t>8/8</w:t>
+            </w:r>
+          </w:p>
+        </w:tc>
+        <w:tc>
+          <w:tcPr>
+            <w:tcW w:type="dxa" w:w="2016"/>
+            <w:vAlign w:val="center"/>
+            <w:tcBorders>
+              <w:top w:val="single" w:sz="4" w:color="D9D9D9"/>
+              <w:left w:val="single" w:sz="4" w:color="D9D9D9"/>
+              <w:bottom w:val="single" w:sz="4" w:color="D9D9D9"/>
+              <w:right w:val="single" w:sz="4" w:color="D9D9D9"/>
+            </w:tcBorders>
+          </w:tcPr>
+          <w:p>
+            <w:pPr>
+              <w:spacing w:after="80" w:before="80" w:line="240" w:lineRule="auto"/>
+            </w:pPr>
+            <w:r>
+              <w:rPr>
+                <w:b w:val="0"/>
+                <w:sz w:val="22"/>
+              </w:rPr>
+              <w:t>8/8</w:t>
+            </w:r>
+          </w:p>
+        </w:tc>
+        <w:tc>
+          <w:tcPr>
+            <w:tcW w:type="dxa" w:w="2016"/>
+            <w:vAlign w:val="center"/>
+            <w:tcBorders>
+              <w:top w:val="single" w:sz="4" w:color="D9D9D9"/>
+              <w:left w:val="single" w:sz="4" w:color="D9D9D9"/>
+              <w:bottom w:val="single" w:sz="4" w:color="D9D9D9"/>
+              <w:right w:val="single" w:sz="4" w:color="D9D9D9"/>
+            </w:tcBorders>
+          </w:tcPr>
+          <w:p>
+            <w:pPr>
+              <w:spacing w:after="80" w:before="80" w:line="240" w:lineRule="auto"/>
+            </w:pPr>
+            <w:r>
+              <w:rPr>
+                <w:b w:val="0"/>
+                <w:sz w:val="22"/>
+              </w:rPr>
+              <w:t>Đạt</w:t>
+            </w:r>
+          </w:p>
+        </w:tc>
+      </w:tr>
+      <w:tr>
+        <w:tc>
+          <w:tcPr>
+            <w:tcW w:type="dxa" w:w="2592"/>
+            <w:vAlign w:val="center"/>
+            <w:tcBorders>
+              <w:top w:val="single" w:sz="4" w:color="D9D9D9"/>
+              <w:left w:val="single" w:sz="4" w:color="D9D9D9"/>
+              <w:bottom w:val="single" w:sz="4" w:color="D9D9D9"/>
+              <w:right w:val="single" w:sz="4" w:color="D9D9D9"/>
+            </w:tcBorders>
+          </w:tcPr>
+          <w:p>
+            <w:pPr>
+              <w:spacing w:after="80" w:before="80" w:line="240" w:lineRule="auto"/>
+            </w:pPr>
+            <w:r>
+              <w:rPr>
+                <w:b w:val="0"/>
+                <w:sz w:val="22"/>
+              </w:rPr>
+              <w:t>search</w:t>
+            </w:r>
+          </w:p>
+        </w:tc>
+        <w:tc>
+          <w:tcPr>
+            <w:tcW w:type="dxa" w:w="2016"/>
+            <w:vAlign w:val="center"/>
+            <w:tcBorders>
+              <w:top w:val="single" w:sz="4" w:color="D9D9D9"/>
+              <w:left w:val="single" w:sz="4" w:color="D9D9D9"/>
+              <w:bottom w:val="single" w:sz="4" w:color="D9D9D9"/>
+              <w:right w:val="single" w:sz="4" w:color="D9D9D9"/>
+            </w:tcBorders>
+          </w:tcPr>
+          <w:p>
+            <w:pPr>
+              <w:spacing w:after="80" w:before="80" w:line="240" w:lineRule="auto"/>
+            </w:pPr>
+            <w:r>
+              <w:rPr>
+                <w:b w:val="0"/>
+                <w:sz w:val="22"/>
+              </w:rPr>
+              <w:t>5/5</w:t>
+            </w:r>
+          </w:p>
+        </w:tc>
+        <w:tc>
+          <w:tcPr>
+            <w:tcW w:type="dxa" w:w="2016"/>
+            <w:vAlign w:val="center"/>
+            <w:tcBorders>
+              <w:top w:val="single" w:sz="4" w:color="D9D9D9"/>
+              <w:left w:val="single" w:sz="4" w:color="D9D9D9"/>
+              <w:bottom w:val="single" w:sz="4" w:color="D9D9D9"/>
+              <w:right w:val="single" w:sz="4" w:color="D9D9D9"/>
+            </w:tcBorders>
+          </w:tcPr>
+          <w:p>
+            <w:pPr>
+              <w:spacing w:after="80" w:before="80" w:line="240" w:lineRule="auto"/>
+            </w:pPr>
+            <w:r>
+              <w:rPr>
+                <w:b w:val="0"/>
+                <w:sz w:val="22"/>
+              </w:rPr>
+              <w:t>5/5</w:t>
+            </w:r>
+          </w:p>
+        </w:tc>
+        <w:tc>
+          <w:tcPr>
+            <w:tcW w:type="dxa" w:w="2016"/>
+            <w:vAlign w:val="center"/>
+            <w:tcBorders>
+              <w:top w:val="single" w:sz="4" w:color="D9D9D9"/>
+              <w:left w:val="single" w:sz="4" w:color="D9D9D9"/>
+              <w:bottom w:val="single" w:sz="4" w:color="D9D9D9"/>
+              <w:right w:val="single" w:sz="4" w:color="D9D9D9"/>
+            </w:tcBorders>
+          </w:tcPr>
+          <w:p>
+            <w:pPr>
+              <w:spacing w:after="80" w:before="80" w:line="240" w:lineRule="auto"/>
+            </w:pPr>
+            <w:r>
+              <w:rPr>
+                <w:b w:val="0"/>
+                <w:sz w:val="22"/>
+              </w:rPr>
+              <w:t>Đạt</w:t>
+            </w:r>
+          </w:p>
+        </w:tc>
+      </w:tr>
+      <w:tr>
+        <w:tc>
+          <w:tcPr>
+            <w:tcW w:type="dxa" w:w="2592"/>
+            <w:vAlign w:val="center"/>
+            <w:tcBorders>
+              <w:top w:val="single" w:sz="4" w:color="D9D9D9"/>
+              <w:left w:val="single" w:sz="4" w:color="D9D9D9"/>
+              <w:bottom w:val="single" w:sz="4" w:color="D9D9D9"/>
+              <w:right w:val="single" w:sz="4" w:color="D9D9D9"/>
+            </w:tcBorders>
+          </w:tcPr>
+          <w:p>
+            <w:pPr>
+              <w:spacing w:after="80" w:before="80" w:line="240" w:lineRule="auto"/>
+            </w:pPr>
+            <w:r>
+              <w:rPr>
+                <w:b w:val="0"/>
+                <w:sz w:val="22"/>
+              </w:rPr>
+              <w:t>bfs</w:t>
+            </w:r>
+          </w:p>
+        </w:tc>
+        <w:tc>
+          <w:tcPr>
+            <w:tcW w:type="dxa" w:w="2016"/>
+            <w:vAlign w:val="center"/>
+            <w:tcBorders>
+              <w:top w:val="single" w:sz="4" w:color="D9D9D9"/>
+              <w:left w:val="single" w:sz="4" w:color="D9D9D9"/>
+              <w:bottom w:val="single" w:sz="4" w:color="D9D9D9"/>
+              <w:right w:val="single" w:sz="4" w:color="D9D9D9"/>
+            </w:tcBorders>
+          </w:tcPr>
+          <w:p>
+            <w:pPr>
+              <w:spacing w:after="80" w:before="80" w:line="240" w:lineRule="auto"/>
+            </w:pPr>
+            <w:r>
+              <w:rPr>
+                <w:b w:val="0"/>
+                <w:sz w:val="22"/>
+              </w:rPr>
+              <w:t>7/7</w:t>
+            </w:r>
+          </w:p>
+        </w:tc>
+        <w:tc>
+          <w:tcPr>
+            <w:tcW w:type="dxa" w:w="2016"/>
+            <w:vAlign w:val="center"/>
+            <w:tcBorders>
+              <w:top w:val="single" w:sz="4" w:color="D9D9D9"/>
+              <w:left w:val="single" w:sz="4" w:color="D9D9D9"/>
+              <w:bottom w:val="single" w:sz="4" w:color="D9D9D9"/>
+              <w:right w:val="single" w:sz="4" w:color="D9D9D9"/>
+            </w:tcBorders>
+          </w:tcPr>
+          <w:p>
+            <w:pPr>
+              <w:spacing w:after="80" w:before="80" w:line="240" w:lineRule="auto"/>
+            </w:pPr>
+            <w:r>
+              <w:rPr>
+                <w:b w:val="0"/>
+                <w:sz w:val="22"/>
+              </w:rPr>
+              <w:t>7/7</w:t>
+            </w:r>
+          </w:p>
+        </w:tc>
+        <w:tc>
+          <w:tcPr>
+            <w:tcW w:type="dxa" w:w="2016"/>
+            <w:vAlign w:val="center"/>
+            <w:tcBorders>
+              <w:top w:val="single" w:sz="4" w:color="D9D9D9"/>
+              <w:left w:val="single" w:sz="4" w:color="D9D9D9"/>
+              <w:bottom w:val="single" w:sz="4" w:color="D9D9D9"/>
+              <w:right w:val="single" w:sz="4" w:color="D9D9D9"/>
+            </w:tcBorders>
+          </w:tcPr>
+          <w:p>
+            <w:pPr>
+              <w:spacing w:after="80" w:before="80" w:line="240" w:lineRule="auto"/>
+            </w:pPr>
+            <w:r>
+              <w:rPr>
+                <w:b w:val="0"/>
+                <w:sz w:val="22"/>
+              </w:rPr>
+              <w:t>Đạt</w:t>
+            </w:r>
+          </w:p>
+        </w:tc>
+      </w:tr>
+      <w:tr>
+        <w:tc>
+          <w:tcPr>
+            <w:tcW w:type="dxa" w:w="2592"/>
+            <w:vAlign w:val="center"/>
+            <w:tcBorders>
+              <w:top w:val="single" w:sz="4" w:color="D9D9D9"/>
+              <w:left w:val="single" w:sz="4" w:color="D9D9D9"/>
+              <w:bottom w:val="single" w:sz="4" w:color="D9D9D9"/>
+              <w:right w:val="single" w:sz="4" w:color="D9D9D9"/>
+            </w:tcBorders>
+          </w:tcPr>
+          <w:p>
+            <w:pPr>
+              <w:spacing w:after="80" w:before="80" w:line="240" w:lineRule="auto"/>
+            </w:pPr>
+            <w:r>
+              <w:rPr>
+                <w:b w:val="0"/>
+                <w:sz w:val="22"/>
+              </w:rPr>
+              <w:t>dp</w:t>
+            </w:r>
+          </w:p>
+        </w:tc>
+        <w:tc>
+          <w:tcPr>
+            <w:tcW w:type="dxa" w:w="2016"/>
+            <w:vAlign w:val="center"/>
+            <w:tcBorders>
+              <w:top w:val="single" w:sz="4" w:color="D9D9D9"/>
+              <w:left w:val="single" w:sz="4" w:color="D9D9D9"/>
+              <w:bottom w:val="single" w:sz="4" w:color="D9D9D9"/>
+              <w:right w:val="single" w:sz="4" w:color="D9D9D9"/>
+            </w:tcBorders>
+          </w:tcPr>
+          <w:p>
+            <w:pPr>
+              <w:spacing w:after="80" w:before="80" w:line="240" w:lineRule="auto"/>
+            </w:pPr>
+            <w:r>
+              <w:rPr>
+                <w:b w:val="0"/>
+                <w:sz w:val="22"/>
+              </w:rPr>
+              <w:t>12/12</w:t>
+            </w:r>
+          </w:p>
+        </w:tc>
+        <w:tc>
+          <w:tcPr>
+            <w:tcW w:type="dxa" w:w="2016"/>
+            <w:vAlign w:val="center"/>
+            <w:tcBorders>
+              <w:top w:val="single" w:sz="4" w:color="D9D9D9"/>
+              <w:left w:val="single" w:sz="4" w:color="D9D9D9"/>
+              <w:bottom w:val="single" w:sz="4" w:color="D9D9D9"/>
+              <w:right w:val="single" w:sz="4" w:color="D9D9D9"/>
+            </w:tcBorders>
+          </w:tcPr>
+          <w:p>
+            <w:pPr>
+              <w:spacing w:after="80" w:before="80" w:line="240" w:lineRule="auto"/>
+            </w:pPr>
+            <w:r>
+              <w:rPr>
+                <w:b w:val="0"/>
+                <w:sz w:val="22"/>
+              </w:rPr>
+              <w:t>12/12</w:t>
+            </w:r>
+          </w:p>
+        </w:tc>
+        <w:tc>
+          <w:tcPr>
+            <w:tcW w:type="dxa" w:w="2016"/>
+            <w:vAlign w:val="center"/>
+            <w:tcBorders>
+              <w:top w:val="single" w:sz="4" w:color="D9D9D9"/>
+              <w:left w:val="single" w:sz="4" w:color="D9D9D9"/>
+              <w:bottom w:val="single" w:sz="4" w:color="D9D9D9"/>
+              <w:right w:val="single" w:sz="4" w:color="D9D9D9"/>
+            </w:tcBorders>
+          </w:tcPr>
+          <w:p>
+            <w:pPr>
+              <w:spacing w:after="80" w:before="80" w:line="240" w:lineRule="auto"/>
+            </w:pPr>
+            <w:r>
+              <w:rPr>
+                <w:b w:val="0"/>
+                <w:sz w:val="22"/>
+              </w:rPr>
+              <w:t>Đạt</w:t>
+            </w:r>
+          </w:p>
+        </w:tc>
+      </w:tr>
+      <w:tr>
+        <w:tc>
+          <w:tcPr>
+            <w:tcW w:type="dxa" w:w="2592"/>
+            <w:vAlign w:val="center"/>
+            <w:tcBorders>
+              <w:top w:val="single" w:sz="4" w:color="D9D9D9"/>
+              <w:left w:val="single" w:sz="4" w:color="D9D9D9"/>
+              <w:bottom w:val="single" w:sz="4" w:color="D9D9D9"/>
+              <w:right w:val="single" w:sz="4" w:color="D9D9D9"/>
+            </w:tcBorders>
+          </w:tcPr>
+          <w:p>
+            <w:pPr>
+              <w:spacing w:after="80" w:before="80" w:line="240" w:lineRule="auto"/>
+            </w:pPr>
+            <w:r>
+              <w:rPr>
+                <w:b w:val="0"/>
+                <w:sz w:val="22"/>
+              </w:rPr>
+              <w:t>app</w:t>
+            </w:r>
+          </w:p>
+        </w:tc>
+        <w:tc>
+          <w:tcPr>
+            <w:tcW w:type="dxa" w:w="2016"/>
+            <w:vAlign w:val="center"/>
+            <w:tcBorders>
+              <w:top w:val="single" w:sz="4" w:color="D9D9D9"/>
+              <w:left w:val="single" w:sz="4" w:color="D9D9D9"/>
+              <w:bottom w:val="single" w:sz="4" w:color="D9D9D9"/>
+              <w:right w:val="single" w:sz="4" w:color="D9D9D9"/>
+            </w:tcBorders>
+          </w:tcPr>
+          <w:p>
+            <w:pPr>
+              <w:spacing w:after="80" w:before="80" w:line="240" w:lineRule="auto"/>
+            </w:pPr>
+            <w:r>
+              <w:rPr>
+                <w:b w:val="0"/>
+                <w:sz w:val="22"/>
+              </w:rPr>
+              <w:t>16/16</w:t>
+            </w:r>
+          </w:p>
+        </w:tc>
+        <w:tc>
+          <w:tcPr>
+            <w:tcW w:type="dxa" w:w="2016"/>
+            <w:vAlign w:val="center"/>
+            <w:tcBorders>
+              <w:top w:val="single" w:sz="4" w:color="D9D9D9"/>
+              <w:left w:val="single" w:sz="4" w:color="D9D9D9"/>
+              <w:bottom w:val="single" w:sz="4" w:color="D9D9D9"/>
+              <w:right w:val="single" w:sz="4" w:color="D9D9D9"/>
+            </w:tcBorders>
+          </w:tcPr>
+          <w:p>
+            <w:pPr>
+              <w:spacing w:after="80" w:before="80" w:line="240" w:lineRule="auto"/>
+            </w:pPr>
+            <w:r>
+              <w:rPr>
+                <w:b w:val="0"/>
+                <w:sz w:val="22"/>
+              </w:rPr>
+              <w:t>16/16</w:t>
+            </w:r>
+          </w:p>
+        </w:tc>
+        <w:tc>
+          <w:tcPr>
+            <w:tcW w:type="dxa" w:w="2016"/>
+            <w:vAlign w:val="center"/>
+            <w:tcBorders>
+              <w:top w:val="single" w:sz="4" w:color="D9D9D9"/>
+              <w:left w:val="single" w:sz="4" w:color="D9D9D9"/>
+              <w:bottom w:val="single" w:sz="4" w:color="D9D9D9"/>
+              <w:right w:val="single" w:sz="4" w:color="D9D9D9"/>
+            </w:tcBorders>
+          </w:tcPr>
+          <w:p>
+            <w:pPr>
+              <w:spacing w:after="80" w:before="80" w:line="240" w:lineRule="auto"/>
+            </w:pPr>
+            <w:r>
+              <w:rPr>
+                <w:b w:val="0"/>
+                <w:sz w:val="22"/>
+              </w:rPr>
+              <w:t>Đạt</w:t>
+            </w:r>
+          </w:p>
+        </w:tc>
+      </w:tr>
+      <w:tr>
+        <w:tc>
+          <w:tcPr>
+            <w:tcW w:type="dxa" w:w="2592"/>
+            <w:vAlign w:val="center"/>
+            <w:tcBorders>
+              <w:top w:val="single" w:sz="4" w:color="D9D9D9"/>
+              <w:left w:val="single" w:sz="4" w:color="D9D9D9"/>
+              <w:bottom w:val="single" w:sz="4" w:color="D9D9D9"/>
+              <w:right w:val="single" w:sz="4" w:color="D9D9D9"/>
+            </w:tcBorders>
+          </w:tcPr>
+          <w:p>
+            <w:pPr>
+              <w:spacing w:after="80" w:before="80" w:line="240" w:lineRule="auto"/>
+            </w:pPr>
+            <w:r>
+              <w:rPr>
+                <w:b w:val="0"/>
+                <w:sz w:val="22"/>
+              </w:rPr>
+              <w:t>all</w:t>
+            </w:r>
+          </w:p>
+        </w:tc>
+        <w:tc>
+          <w:tcPr>
+            <w:tcW w:type="dxa" w:w="2016"/>
+            <w:vAlign w:val="center"/>
+            <w:tcBorders>
+              <w:top w:val="single" w:sz="4" w:color="D9D9D9"/>
+              <w:left w:val="single" w:sz="4" w:color="D9D9D9"/>
+              <w:bottom w:val="single" w:sz="4" w:color="D9D9D9"/>
+              <w:right w:val="single" w:sz="4" w:color="D9D9D9"/>
+            </w:tcBorders>
+          </w:tcPr>
+          <w:p>
+            <w:pPr>
+              <w:spacing w:after="80" w:before="80" w:line="240" w:lineRule="auto"/>
+            </w:pPr>
+            <w:r>
+              <w:rPr>
+                <w:b w:val="0"/>
+                <w:sz w:val="22"/>
+              </w:rPr>
+              <w:t>60/60</w:t>
+            </w:r>
+          </w:p>
+        </w:tc>
+        <w:tc>
+          <w:tcPr>
+            <w:tcW w:type="dxa" w:w="2016"/>
+            <w:vAlign w:val="center"/>
+            <w:tcBorders>
+              <w:top w:val="single" w:sz="4" w:color="D9D9D9"/>
+              <w:left w:val="single" w:sz="4" w:color="D9D9D9"/>
+              <w:bottom w:val="single" w:sz="4" w:color="D9D9D9"/>
+              <w:right w:val="single" w:sz="4" w:color="D9D9D9"/>
+            </w:tcBorders>
+          </w:tcPr>
+          <w:p>
+            <w:pPr>
+              <w:spacing w:after="80" w:before="80" w:line="240" w:lineRule="auto"/>
+            </w:pPr>
+            <w:r>
+              <w:rPr>
+                <w:b w:val="0"/>
+                <w:sz w:val="22"/>
+              </w:rPr>
+              <w:t>60/60</w:t>
+            </w:r>
+          </w:p>
+        </w:tc>
+        <w:tc>
+          <w:tcPr>
+            <w:tcW w:type="dxa" w:w="2016"/>
+            <w:vAlign w:val="center"/>
+            <w:tcBorders>
+              <w:top w:val="single" w:sz="4" w:color="D9D9D9"/>
+              <w:left w:val="single" w:sz="4" w:color="D9D9D9"/>
+              <w:bottom w:val="single" w:sz="4" w:color="D9D9D9"/>
+              <w:right w:val="single" w:sz="4" w:color="D9D9D9"/>
+            </w:tcBorders>
+          </w:tcPr>
+          <w:p>
+            <w:pPr>
+              <w:spacing w:after="80" w:before="80" w:line="240" w:lineRule="auto"/>
+            </w:pPr>
+            <w:r>
+              <w:rPr>
+                <w:b w:val="0"/>
+                <w:sz w:val="22"/>
+              </w:rPr>
+              <w:t>Đạt</w:t>
+            </w:r>
+          </w:p>
+        </w:tc>
+      </w:tr>
+    </w:tbl>
     <w:p>
       <w:pPr>
         <w:pStyle w:val="Heading2"/>
         <w:keepNext/>
         <w:keepLines/>
+        <w:spacing w:after="120" w:line="252" w:lineRule="auto"/>
       </w:pPr>
       <w:r>
         <w:t>Câu hỏi cuối buổi</w:t>
@@ -783,6 +2133,7 @@
       <w:pPr>
         <w:keepNext/>
         <w:keepLines/>
+        <w:spacing w:after="120" w:line="252" w:lineRule="auto"/>
       </w:pPr>
       <w:r>
         <w:t>Q1. Vì sao không được dùng dãy đã sắp giảm theo lợi ích/τ để tìm kiếm nhị phân theo ID? Nêu tiền điều kiện của hàm tìm kiếm.</w:t>
@@ -791,15 +2142,17 @@
     <w:p>
       <w:pPr>
         <w:keepLines/>
+        <w:spacing w:after="120" w:line="252" w:lineRule="auto"/>
       </w:pPr>
       <w:r>
-        <w:t>Dãy giảm theo lợi ích/τ không bảo đảm ID tăng, nên loại nửa khoảng dựa trên ID có thể bỏ mất đơn cần tìm. Tiền điều kiện: danh mục sắp tăng theo Order.id và các ID duy nhất. Phải giữ danh mục ID riêng với dãy ưu tiên. Bộ mini tình cờ cùng thứ tự không chứng minh hai cách sắp tương đương.</w:t>
+        <w:t>Tìm kiếm nhị phân cần dựa vào quan hệ giữa khóa ở giữa và các khóa nằm hai phía. Khi sắp theo lợi ích/chi phí, ID có thể xuất hiện lộn xộn; quyết định bỏ nửa dãy theo ID khi đó không có cơ sở và có thể bỏ đúng đơn đang tìm. Vì vậy, danh mục đưa vào binary_search phải tăng theo Order.id, với ID duy nhất. Dãy ưu tiên chỉ dùng để xếp thứ tự xử lý; em giữ riêng danh mục ID để tra cứu.</w:t>
       </w:r>
     </w:p>
     <w:p>
       <w:pPr>
         <w:keepNext/>
         <w:keepLines/>
+        <w:spacing w:after="120" w:line="252" w:lineRule="auto"/>
       </w:pPr>
       <w:r>
         <w:t>Q2. Với đơn ID 2 tới điểm 4, phục vụ 1 và bản đồ mẫu, giải thích từng thành phần của thời gian thực hiện τ. BFS có tiếp tục cho thời gian ngắn nhất nếu các cạnh mang thời gian khác nhau không?</w:t>
@@ -808,15 +2161,17 @@
     <w:p>
       <w:pPr>
         <w:keepLines/>
+        <w:spacing w:after="120" w:line="252" w:lineRule="auto"/>
       </w:pPr>
       <w:r>
-        <w:t>ID 2 giao tới đỉnh 4: tuyến 1→2→4 có h = 2 cạnh; đi mất 2, về mất 2, phục vụ mất 1. Vậy τ = 2 × 2 + 1 = 5 đơn vị thời gian. BFS tối thiểu số cạnh; khi thời gian các cạnh khác nhau, tuyến ít cạnh nhất không nhất thiết nhanh nhất. Với trọng số không âm, có thể dùng Dijkstra để tìm tổng thời gian nhỏ nhất.</w:t>
+        <w:t>Đơn 2 cần đi từ kho 1 đến điểm 4 rồi trở lại kho. Tuyến 1→2→4 có 2 cạnh, nên lượt đi mất 2, lượt về mất 2; cộng 1 đơn vị phục vụ được τ = 5. BFS cho kết quả phù hợp vì các cạnh có cùng chi phí. Nếu mỗi cạnh có thời gian khác nhau, tối thiểu số cạnh chưa chắc tối thiểu thời gian; với trọng số không âm, có thể dùng Dijkstra và tính chi phí từ tổng trọng số đường đi.</w:t>
       </w:r>
     </w:p>
     <w:p>
       <w:pPr>
         <w:keepNext/>
         <w:keepLines/>
+        <w:spacing w:after="120" w:line="252" w:lineRule="auto"/>
       </w:pPr>
       <w:r>
         <w:t>Q3. Giải thích hai phương án tạo ô F(2,8) và vị trí của ô đó trong table Julia. Vì sao nhánh lấy đơn phải dùng hàng trước?</w:t>
@@ -825,15 +2180,17 @@
     <w:p>
       <w:pPr>
         <w:keepLines/>
+        <w:spacing w:after="120" w:line="252" w:lineRule="auto"/>
       </w:pPr>
       <w:r>
-        <w:t>Không lấy ID 2: F(1,8) = 6. Lấy ID 2: lợi ích 8 cộng F(1,8−5) = 6, tổng 14. Do đó F(2,8) = 14, lưu tại table[3,9]; hai ô tham chiếu là table[2,9] và table[2,4]. Nhánh lấy dùng hàng trước để chỉ xét các đơn trước ID 2, tránh chọn lại cùng đơn và biến bài toán thành ba lô không giới hạn.</w:t>
+        <w:t>Ô này xét hai khả năng đối với đơn 2. Bỏ đơn: dùng table[2,9] = F(1,8) = 6. Lấy đơn: còn 8−5 = 3 thời gian cho đơn trước đó, nhận 8 + table[2,4] = 8+6 = 14. Chọn giá trị lớn hơn nên F(2,8) = table[3,9] = 14. Hàng trước chỉ chứa nghiệm của i−1 đơn; dùng hàng đó bảo đảm đơn i không xuất hiện thêm lần nữa trong phần ngân sách còn lại, đúng ràng buộc ba lô 0/1.</w:t>
       </w:r>
     </w:p>
     <w:p>
       <w:pPr>
         <w:keepNext/>
         <w:keepLines/>
+        <w:spacing w:after="120" w:line="252" w:lineRule="auto"/>
       </w:pPr>
       <w:r>
         <w:t>Q4. Sau khi giao ID 1 rồi hoàn tác ngay, FIFO, ngăn xếp, tổng thời gian và tổng lợi ích phải thay đổi thế nào? Nêu một bất biến kiểm tra việc không mất hoặc lặp đơn.</w:t>
@@ -842,15 +2199,19 @@
     <w:p>
       <w:pPr>
         <w:keepLines/>
+        <w:spacing w:after="120" w:line="252" w:lineRule="auto"/>
       </w:pPr>
       <w:r>
-        <w:t>Ban đầu FIFO [1,2], Stack [], đã dùng/đã nhận = 0/0. Giao ID 1: FIFO [2], Stack [1], hai tổng = 3/6. Hoàn tác: lấy ID 1 khỏi đỉnh Stack, trả về đầu FIFO → [1,2], Stack [], hai tổng = 0/0. Bất biến: các ID chờ và đã giao không trùng nhau, không lặp trong mỗi cấu trúc; hợp của chúng bằng tập chọn {1,2}. Các tổng phải bằng tổng chi phí/lợi ích của các đơn đã giao.</w:t>
+        <w:t>Giao đơn 1 lấy phần tử đầu FIFO [1,2], để lại [2], đồng thời đẩy 1 vào Stack: [1]. Thời gian đã dùng là 3, lợi ích đã nhận là 6. Hoàn tác lấy 1 ở đỉnh Stack, đưa về đầu FIFO, trừ đúng 3 và 6; trạng thái trở lại FIFO [1,2], Stack rỗng, hai tổng bằng 0.</w:t>
+        <w:br/>
+        <w:t>Bất biến cần giữ: tập ID đang chờ và đã giao rời nhau, không chứa ID lặp, hợp của hai tập bằng tập đã chọn. Ngoài ra, spent và earned phải bằng tổng chi phí, lợi ích của các ID đã giao; spent không vượt B. Nhờ vậy có thể phát hiện mất đơn, giao trùng hoặc cập nhật sai tổng.</w:t>
       </w:r>
     </w:p>
     <w:p>
       <w:pPr>
         <w:keepNext/>
         <w:keepLines/>
+        <w:spacing w:after="120" w:line="252" w:lineRule="auto"/>
       </w:pPr>
       <w:r>
         <w:t>Q5. Cho biết độ phức tạp theo n,V,E,B của sắp xếp trộn, tìm kiếm nhị phân, BFS cốt lõi và DP bảng đầy đủ. Vì sao không thể khẳng định mọi BST đều tra cứu trong O(log n)?</w:t>
@@ -859,17 +2220,18 @@
     <w:p>
       <w:pPr>
         <w:keepLines/>
+        <w:spacing w:after="120" w:line="252" w:lineRule="auto"/>
       </w:pPr>
       <w:r>
-        <w:t>Với n đơn, V đỉnh, E cạnh và ngân sách B: Merge Sort O(n log n) thời gian; tìm kiếm nhị phân O(log n); BFS cốt lõi O(V + E); DP bảng đầy đủ O(nB) thời gian và bộ nhớ. BFS dùng O(V) bộ nhớ phụ, còn lưu mọi tuyến có thể cần O(V²).</w:t>
+        <w:t>Với n đơn, V đỉnh, E cạnh và ngân sách B: sắp xếp trộn cần O(n log n), tìm kiếm nhị phân cần O(log n), BFS cốt lõi cần O(V+E), DP bảng đầy đủ cần O(nB) thời gian. Bộ nhớ phụ tương ứng là O(n) cộng ngăn xếp O(log n), O(1), O(V), và O(nB); việc lưu mọi tuyến BFS còn thêm O(L), xấu nhất O(V²).</w:t>
         <w:br/>
-        <w:t>BST tra cứu O(h), h là chiều cao cây. Cây cân bằng có h = O(log n), nhưng BST thông thường có thể lệch thành chuỗi, h = O(n), nên không thể khẳng định mọi BST đều tra cứu O(log n).</w:t>
+        <w:t>BST tìm kiếm theo một đường từ gốc xuống nên chi phí là O(h), phụ thuộc chiều cao cây. Chỉ khi cây giữ được chiều cao O(log n) mới có bảo đảm tra cứu O(log n); BST thường có thể lệch với h = O(n). Tương tự, sắp đơn theo lợi ích/chi phí không bảo đảm nghiệm ba lô 0/1 tối ưu; trong bài, DP quyết định tập chọn và vét cạn dùng để kiểm chứng trên bộ nhỏ.</w:t>
       </w:r>
     </w:p>
     <w:sectPr>
       <w:footerReference w:type="default" r:id="rId9"/>
       <w:pgSz w:w="11906" w:h="16838"/>
-      <w:pgMar w:top="1134" w:right="1247" w:bottom="1152" w:left="1247" w:header="720" w:footer="432" w:gutter="0"/>
+      <w:pgMar w:top="1134" w:right="1247" w:bottom="1224" w:left="1247" w:header="720" w:footer="432" w:gutter="0"/>
       <w:cols w:space="720"/>
       <w:docGrid w:linePitch="360"/>
     </w:sectPr>
@@ -1260,7 +2622,7 @@
     </w:pPr>
     <w:rPr>
       <w:rFonts w:ascii="Times New Roman" w:hAnsi="Times New Roman" w:eastAsia="Times New Roman"/>
-      <w:sz w:val="28"/>
+      <w:sz w:val="24"/>
     </w:rPr>
   </w:style>
   <w:style w:type="paragraph" w:styleId="Header">

--- a/N24DCDT040_MaiDangKhoa_Phieu_Julia.docx
+++ b/N24DCDT040_MaiDangKhoa_Phieu_Julia.docx
@@ -2,7 +2,7 @@
 <file path=word/document.xml><?xml version="1.0" encoding="utf-8"?>
 <w:document xmlns:wpc="http://schemas.microsoft.com/office/word/2010/wordprocessingCanvas" xmlns:mo="http://schemas.microsoft.com/office/mac/office/2008/main" xmlns:mc="http://schemas.openxmlformats.org/markup-compatibility/2006" xmlns:mv="urn:schemas-microsoft-com:mac:vml" xmlns:o="urn:schemas-microsoft-com:office:office" xmlns:r="http://schemas.openxmlformats.org/officeDocument/2006/relationships" xmlns:m="http://schemas.openxmlformats.org/officeDocument/2006/math" xmlns:v="urn:schemas-microsoft-com:vml" xmlns:wp14="http://schemas.microsoft.com/office/word/2010/wordprocessingDrawing" xmlns:wp="http://schemas.openxmlformats.org/drawingml/2006/wordprocessingDrawing" xmlns:w10="urn:schemas-microsoft-com:office:word" xmlns:w="http://schemas.openxmlformats.org/wordprocessingml/2006/main" xmlns:w14="http://schemas.microsoft.com/office/word/2010/wordml" xmlns:wpg="http://schemas.microsoft.com/office/word/2010/wordprocessingGroup" xmlns:wpi="http://schemas.microsoft.com/office/word/2010/wordprocessingInk" xmlns:wne="http://schemas.microsoft.com/office/word/2006/wordml" xmlns:wps="http://schemas.microsoft.com/office/word/2010/wordprocessingShape" mc:Ignorable="w14 wp14">
   <w:body>
-    <w:p>
+    <w:p xmlns:wp14="http://schemas.microsoft.com/office/word/2010/wordml" wp14:textId="77777777">
       <w:pPr>
         <w:pStyle w:val="Heading1"/>
         <w:keepLines/>
@@ -12,7 +12,7 @@
         <w:t>PHIẾU THỰC HÀNH — 09/10/2026</w:t>
       </w:r>
     </w:p>
-    <w:p>
+    <w:p xmlns:wp14="http://schemas.microsoft.com/office/word/2010/wordml" wp14:textId="77777777">
       <w:pPr>
         <w:keepLines/>
         <w:spacing w:after="120" w:line="252" w:lineRule="auto"/>
@@ -21,21 +21,30 @@
         <w:t>Họ tên: Mai Đăng Khoa    MSSV: N24DCDT040    Lớp: D24CQDT01-N</w:t>
       </w:r>
     </w:p>
-    <w:p>
+    <w:p xmlns:wp14="http://schemas.microsoft.com/office/word/2010/wordml" wp14:textId="45CD75ED">
       <w:pPr>
-        <w:keepLines/>
+        <w:keepLines w:val="1"/>
         <w:spacing w:after="120" w:line="252" w:lineRule="auto"/>
       </w:pPr>
       <w:r>
         <w:rPr>
           <w:sz w:val="21"/>
+          <w:szCs w:val="21"/>
         </w:rPr>
         <w:t>GitHub: https://github.com/MaiDangKhoaN24DCDT040/N24DCDT040_ThucHanh_Julia</w:t>
+      </w:r>
+      <w:r>
         <w:br/>
-        <w:t>Commit SHA: 10157e49769a119991becf629f9cb45fc2e650f9</w:t>
+      </w:r>
+      <w:r>
+        <w:rPr>
+          <w:sz w:val="21"/>
+          <w:szCs w:val="21"/>
+        </w:rPr>
+        <w:t xml:space="preserve">Commit SHA: </w:t>
       </w:r>
     </w:p>
-    <w:p>
+    <w:p xmlns:wp14="http://schemas.microsoft.com/office/word/2010/wordml" wp14:textId="77777777">
       <w:pPr>
         <w:pStyle w:val="Heading2"/>
         <w:keepNext/>
@@ -46,7 +55,7 @@
         <w:t>1. Mô tả một luồng ứng dụng</w:t>
       </w:r>
     </w:p>
-    <w:p>
+    <w:p xmlns:wp14="http://schemas.microsoft.com/office/word/2010/wordml" wp14:textId="77777777">
       <w:pPr>
         <w:keepLines/>
         <w:spacing w:after="120" w:line="252" w:lineRule="auto"/>
@@ -55,22 +64,34 @@
         <w:t>Ghi mục tiêu, đầu vào, đầu ra và sơ đồ truyền dữ liệu giữa các chức năng.</w:t>
       </w:r>
     </w:p>
-    <w:p>
+    <w:p xmlns:wp14="http://schemas.microsoft.com/office/word/2010/wordml" wp14:textId="77777777">
       <w:pPr>
         <w:keepLines/>
         <w:spacing w:after="120" w:line="252" w:lineRule="auto"/>
       </w:pPr>
       <w:r>
         <w:t>Bài toán yêu cầu lập kế hoạch giao đơn sao cho tổng lợi ích lớn nhất nhưng tổng thời gian không vượt ngân sách B. Mỗi đơn được chọn tối đa một lần và thực hiện bằng một chuyến riêng: kho 1 → điểm giao → kho 1. Với h cạnh trên đường ngắn nhất và thời gian phục vụ s, chi phí của đơn là τ = 2h + s.</w:t>
+      </w:r>
+      <w:r>
         <w:br/>
+      </w:r>
+      <w:r>
         <w:t>Dữ liệu gồm don_hang.csv (id, diem_giao, thoi_gian_phuc_vu, loi_ich) và ban_do.csv (u,v). Order lưu một đơn; danh mục tăng theo ID dùng để tra cứu. Hai cấu trúc costs và routes liên kết ID/đỉnh với chi phí và tuyến tương ứng.</w:t>
+      </w:r>
+      <w:r>
         <w:br/>
+      </w:r>
+      <w:r>
         <w:t>Luồng thực hiện: CSV → merge_sort sắp danh mục → binary_search tra ID → bfs_routes tìm đường và tính costs → knapsack chọn tập đơn → lập danh sách giao → FIFO giao đơn, Stack hoàn tác → ket_qua.csv. BST hỗ trợ tra cứu; danh sách liên kết lưu kế hoạch.</w:t>
+      </w:r>
+      <w:r>
         <w:br/>
+      </w:r>
+      <w:r>
         <w:t>Em kiểm chứng luồng trên MINI001 với B = 8, sau đó chạy bộ cá nhân N24DCDT040 với 8 đơn, B = 28. Môi trường: Windows 11, Julia 1.12.7. Lệnh chuẩn bị mẫu: julia TH_2026_10_09_Sinh_vien.jl --data.</w:t>
       </w:r>
     </w:p>
-    <w:p>
+    <w:p xmlns:wp14="http://schemas.microsoft.com/office/word/2010/wordml" wp14:textId="77777777">
       <w:pPr>
         <w:pStyle w:val="Heading2"/>
         <w:keepNext/>
@@ -84,8 +105,8 @@
     <w:tbl>
       <w:tblPr>
         <w:tblStyle w:val="TableGrid"/>
-        <w:tblW w:type="auto" w:w="0"/>
-        <w:tblLook w:firstColumn="1" w:firstRow="1" w:lastColumn="0" w:lastRow="0" w:noHBand="0" w:noVBand="1" w:val="04A0"/>
+        <w:tblW w:w="0" w:type="auto"/>
+        <w:tblLook w:val="04A0" w:firstRow="1" w:lastRow="0" w:firstColumn="1" w:lastColumn="0" w:noHBand="0" w:noVBand="1"/>
       </w:tblPr>
       <w:tblGrid>
         <w:gridCol w:w="2353"/>
@@ -93,15 +114,15 @@
         <w:gridCol w:w="2353"/>
         <w:gridCol w:w="2353"/>
       </w:tblGrid>
-      <w:tr>
+      <w:tr xmlns:wp14="http://schemas.microsoft.com/office/word/2010/wordml" wp14:textId="77777777">
         <w:trPr>
           <w:tblHeader/>
         </w:trPr>
         <w:tc>
           <w:tcPr>
-            <w:tcW w:type="dxa" w:w="2353"/>
+            <w:tcW w:w="2353" w:type="dxa"/>
           </w:tcPr>
-          <w:p>
+          <w:p wp14:textId="77777777">
             <w:r>
               <w:t>ID</w:t>
             </w:r>
@@ -109,9 +130,9 @@
         </w:tc>
         <w:tc>
           <w:tcPr>
-            <w:tcW w:type="dxa" w:w="2353"/>
+            <w:tcW w:w="2353" w:type="dxa"/>
           </w:tcPr>
-          <w:p>
+          <w:p wp14:textId="77777777">
             <w:r>
               <w:t>Đường lượt đi</w:t>
             </w:r>
@@ -119,9 +140,9 @@
         </w:tc>
         <w:tc>
           <w:tcPr>
-            <w:tcW w:type="dxa" w:w="2353"/>
+            <w:tcW w:w="2353" w:type="dxa"/>
           </w:tcPr>
-          <w:p>
+          <w:p wp14:textId="77777777">
             <w:r>
               <w:t>Số cạnh h</w:t>
             </w:r>
@@ -129,21 +150,21 @@
         </w:tc>
         <w:tc>
           <w:tcPr>
-            <w:tcW w:type="dxa" w:w="2353"/>
+            <w:tcW w:w="2353" w:type="dxa"/>
           </w:tcPr>
-          <w:p>
+          <w:p wp14:textId="77777777">
             <w:r>
               <w:t>2h + phục vụ</w:t>
             </w:r>
           </w:p>
         </w:tc>
       </w:tr>
-      <w:tr>
+      <w:tr xmlns:wp14="http://schemas.microsoft.com/office/word/2010/wordml" wp14:textId="77777777">
         <w:tc>
           <w:tcPr>
-            <w:tcW w:type="dxa" w:w="2353"/>
+            <w:tcW w:w="2353" w:type="dxa"/>
           </w:tcPr>
-          <w:p>
+          <w:p wp14:textId="77777777">
             <w:r>
               <w:t>1</w:t>
             </w:r>
@@ -151,9 +172,9 @@
         </w:tc>
         <w:tc>
           <w:tcPr>
-            <w:tcW w:type="dxa" w:w="2353"/>
+            <w:tcW w:w="2353" w:type="dxa"/>
           </w:tcPr>
-          <w:p>
+          <w:p wp14:textId="77777777">
             <w:r>
               <w:t>1 → 2</w:t>
             </w:r>
@@ -161,9 +182,9 @@
         </w:tc>
         <w:tc>
           <w:tcPr>
-            <w:tcW w:type="dxa" w:w="2353"/>
+            <w:tcW w:w="2353" w:type="dxa"/>
           </w:tcPr>
-          <w:p>
+          <w:p wp14:textId="77777777">
             <w:r>
               <w:t>1</w:t>
             </w:r>
@@ -171,21 +192,21 @@
         </w:tc>
         <w:tc>
           <w:tcPr>
-            <w:tcW w:type="dxa" w:w="2353"/>
+            <w:tcW w:w="2353" w:type="dxa"/>
           </w:tcPr>
-          <w:p>
+          <w:p wp14:textId="77777777">
             <w:r>
               <w:t>2 × 1 + 1 = 3</w:t>
             </w:r>
           </w:p>
         </w:tc>
       </w:tr>
-      <w:tr>
+      <w:tr xmlns:wp14="http://schemas.microsoft.com/office/word/2010/wordml" wp14:textId="77777777">
         <w:tc>
           <w:tcPr>
-            <w:tcW w:type="dxa" w:w="2353"/>
+            <w:tcW w:w="2353" w:type="dxa"/>
           </w:tcPr>
-          <w:p>
+          <w:p wp14:textId="77777777">
             <w:r>
               <w:t>2</w:t>
             </w:r>
@@ -193,9 +214,9 @@
         </w:tc>
         <w:tc>
           <w:tcPr>
-            <w:tcW w:type="dxa" w:w="2353"/>
+            <w:tcW w:w="2353" w:type="dxa"/>
           </w:tcPr>
-          <w:p>
+          <w:p wp14:textId="77777777">
             <w:r>
               <w:t>1 → 2 → 4</w:t>
             </w:r>
@@ -203,9 +224,9 @@
         </w:tc>
         <w:tc>
           <w:tcPr>
-            <w:tcW w:type="dxa" w:w="2353"/>
+            <w:tcW w:w="2353" w:type="dxa"/>
           </w:tcPr>
-          <w:p>
+          <w:p wp14:textId="77777777">
             <w:r>
               <w:t>2</w:t>
             </w:r>
@@ -213,21 +234,21 @@
         </w:tc>
         <w:tc>
           <w:tcPr>
-            <w:tcW w:type="dxa" w:w="2353"/>
+            <w:tcW w:w="2353" w:type="dxa"/>
           </w:tcPr>
-          <w:p>
+          <w:p wp14:textId="77777777">
             <w:r>
               <w:t>2 × 2 + 1 = 5</w:t>
             </w:r>
           </w:p>
         </w:tc>
       </w:tr>
-      <w:tr>
+      <w:tr xmlns:wp14="http://schemas.microsoft.com/office/word/2010/wordml" wp14:textId="77777777">
         <w:tc>
           <w:tcPr>
-            <w:tcW w:type="dxa" w:w="2353"/>
+            <w:tcW w:w="2353" w:type="dxa"/>
           </w:tcPr>
-          <w:p>
+          <w:p wp14:textId="77777777">
             <w:r>
               <w:t>3</w:t>
             </w:r>
@@ -235,9 +256,9 @@
         </w:tc>
         <w:tc>
           <w:tcPr>
-            <w:tcW w:type="dxa" w:w="2353"/>
+            <w:tcW w:w="2353" w:type="dxa"/>
           </w:tcPr>
-          <w:p>
+          <w:p wp14:textId="77777777">
             <w:r>
               <w:t>1 → 2 → 4 → 6</w:t>
             </w:r>
@@ -245,9 +266,9 @@
         </w:tc>
         <w:tc>
           <w:tcPr>
-            <w:tcW w:type="dxa" w:w="2353"/>
+            <w:tcW w:w="2353" w:type="dxa"/>
           </w:tcPr>
-          <w:p>
+          <w:p wp14:textId="77777777">
             <w:r>
               <w:t>3</w:t>
             </w:r>
@@ -255,9 +276,9 @@
         </w:tc>
         <w:tc>
           <w:tcPr>
-            <w:tcW w:type="dxa" w:w="2353"/>
+            <w:tcW w:w="2353" w:type="dxa"/>
           </w:tcPr>
-          <w:p>
+          <w:p wp14:textId="77777777">
             <w:r>
               <w:t>2 × 3 + 1 = 7</w:t>
             </w:r>
@@ -265,7 +286,7 @@
         </w:tc>
       </w:tr>
     </w:tbl>
-    <w:p>
+    <w:p xmlns:wp14="http://schemas.microsoft.com/office/word/2010/wordml" wp14:textId="77777777">
       <w:pPr>
         <w:pStyle w:val="Heading2"/>
         <w:keepNext/>
@@ -276,7 +297,7 @@
         <w:t>3. Minh chứng bốn hàm</w:t>
       </w:r>
     </w:p>
-    <w:p>
+    <w:p xmlns:wp14="http://schemas.microsoft.com/office/word/2010/wordml" wp14:textId="77777777">
       <w:pPr>
         <w:pStyle w:val="Heading3"/>
         <w:keepNext/>
@@ -287,18 +308,22 @@
         <w:t>NV1 · Hoàn thiện merge_sort(a, before)</w:t>
       </w:r>
     </w:p>
-    <w:p>
+    <w:p xmlns:wp14="http://schemas.microsoft.com/office/word/2010/wordml" wp14:textId="77777777">
       <w:pPr>
         <w:keepLines/>
         <w:spacing w:after="120" w:line="252" w:lineRule="auto"/>
       </w:pPr>
       <w:r>
         <w:t>Cách thực hiện: Hàm nhận dãy a và hàm so sánh before, trả một dãy mới đã sắp. Dãy có 0 hoặc 1 phần tử là trường hợp dừng; các dãy dài hơn được chia đôi và sắp đệ quy. Khi trộn, chỉ lấy phần tử bên phải trước nếu before(right[j], left[i]) đúng; trường hợp hòa lấy bên trái để giữ thứ tự ban đầu. Sau đó chép phần còn lại của mỗi nửa. Không gọi sort/sort! và không ghi đè a.</w:t>
+      </w:r>
+      <w:r>
         <w:br/>
+      </w:r>
+      <w:r>
         <w:t>Ví dụ minh họa: [4,2,3,1] → [4,2] và [3,1] → [2,4] và [1,3] → [1,2,3,4]. Comparator phải mô tả một thứ tự nhất quán.</w:t>
       </w:r>
     </w:p>
-    <w:p>
+    <w:p xmlns:wp14="http://schemas.microsoft.com/office/word/2010/wordml" wp14:textId="77777777">
       <w:pPr>
         <w:keepNext/>
         <w:keepLines/>
@@ -308,7 +333,7 @@
         <w:t>Kiểm chứng: pha sort đạt 8/8 phép kiểm tra, gồm các tình huống biên và tính ổn định của phép trộn. Ví dụ trên là truy vết minh họa; kết quả chạy bộ kiểm thử được lưu trong ket_qua_kiem_thu.txt. Lệnh chạy được tổng hợp ở mục 6.</w:t>
       </w:r>
     </w:p>
-    <w:p>
+    <w:p xmlns:wp14="http://schemas.microsoft.com/office/word/2010/wordml" wp14:textId="77777777">
       <w:pPr>
         <w:keepLines/>
         <w:spacing w:after="120" w:line="252" w:lineRule="auto"/>
@@ -317,7 +342,7 @@
         <w:t>Phân tích: Mỗi mức đệ quy trộn tổng cộng n phần tử và có O(log n) mức, nên thời gian là O(n log n). Mã dùng lát cắt và dãy kết quả mới: bộ nhớ sống đồng thời O(n), ngăn xếp O(log n); tổng lượng cấp phát qua toàn bộ quá trình là O(n log n).</w:t>
       </w:r>
     </w:p>
-    <w:p>
+    <w:p xmlns:wp14="http://schemas.microsoft.com/office/word/2010/wordml" wp14:textId="77777777">
       <w:pPr>
         <w:pStyle w:val="Heading3"/>
         <w:keepNext/>
@@ -328,7 +353,7 @@
         <w:t>NV2 · Hoàn thiện binary_search(a::Vector{Order}, id::Int)</w:t>
       </w:r>
     </w:p>
-    <w:p>
+    <w:p xmlns:wp14="http://schemas.microsoft.com/office/word/2010/wordml" wp14:textId="77777777">
       <w:pPr>
         <w:keepLines/>
         <w:spacing w:after="120" w:line="252" w:lineRule="auto"/>
@@ -337,7 +362,7 @@
         <w:t>Cách thực hiện: binary_search nhận danh mục Order tăng theo ID và khóa id cần tìm. Hai biến left, right giới hạn vùng còn khả năng chứa khóa; mid = left + (right − left) ÷ 2. Nếu a[mid].id nhỏ hơn khóa, bỏ nửa trái; nếu lớn hơn, bỏ nửa phải. Khi bằng nhau, trả bản ghi Order. Vòng lặp dừng khi left &gt; right và trả nothing. Việc loại nửa khoảng chỉ hợp lệ khi danh mục tăng theo ID; các ID trong bài là duy nhất.</w:t>
       </w:r>
     </w:p>
-    <w:p>
+    <w:p xmlns:wp14="http://schemas.microsoft.com/office/word/2010/wordml" wp14:textId="77777777">
       <w:pPr>
         <w:keepNext/>
         <w:keepLines/>
@@ -349,9 +374,9 @@
     </w:p>
     <w:tbl>
       <w:tblPr>
-        <w:tblW w:type="auto" w:w="0"/>
+        <w:tblW w:w="0" w:type="auto"/>
         <w:tblLayout w:type="fixed"/>
-        <w:tblLook w:firstColumn="1" w:firstRow="1" w:lastColumn="0" w:lastRow="0" w:noHBand="0" w:noVBand="1" w:val="04A0"/>
+        <w:tblLook w:val="04A0" w:firstRow="1" w:lastRow="0" w:firstColumn="1" w:lastColumn="0" w:noHBand="0" w:noVBand="1"/>
       </w:tblPr>
       <w:tblGrid>
         <w:gridCol w:w="1008"/>
@@ -359,22 +384,22 @@
         <w:gridCol w:w="1872"/>
         <w:gridCol w:w="4176"/>
       </w:tblGrid>
-      <w:tr>
+      <w:tr xmlns:wp14="http://schemas.microsoft.com/office/word/2010/wordml" wp14:textId="77777777">
         <w:tc>
           <w:tcPr>
-            <w:tcW w:type="dxa" w:w="1008"/>
+            <w:tcW w:w="1008" w:type="dxa"/>
             <w:vAlign w:val="center"/>
             <w:tcBorders>
-              <w:top w:val="single" w:sz="4" w:color="D9D9D9"/>
-              <w:left w:val="single" w:sz="4" w:color="D9D9D9"/>
-              <w:bottom w:val="single" w:sz="4" w:color="D9D9D9"/>
-              <w:right w:val="single" w:sz="4" w:color="D9D9D9"/>
+              <w:top w:val="single" w:color="D9D9D9" w:sz="4"/>
+              <w:left w:val="single" w:color="D9D9D9" w:sz="4"/>
+              <w:bottom w:val="single" w:color="D9D9D9" w:sz="4"/>
+              <w:right w:val="single" w:color="D9D9D9" w:sz="4"/>
             </w:tcBorders>
             <w:shd w:fill="DCE6F1"/>
           </w:tcPr>
-          <w:p>
+          <w:p wp14:textId="77777777">
             <w:pPr>
-              <w:spacing w:after="80" w:before="80" w:line="240" w:lineRule="auto"/>
+              <w:spacing w:before="80" w:after="80" w:line="240" w:lineRule="auto"/>
             </w:pPr>
             <w:r>
               <w:rPr>
@@ -387,19 +412,19 @@
         </w:tc>
         <w:tc>
           <w:tcPr>
-            <w:tcW w:type="dxa" w:w="1584"/>
+            <w:tcW w:w="1584" w:type="dxa"/>
             <w:vAlign w:val="center"/>
             <w:tcBorders>
-              <w:top w:val="single" w:sz="4" w:color="D9D9D9"/>
-              <w:left w:val="single" w:sz="4" w:color="D9D9D9"/>
-              <w:bottom w:val="single" w:sz="4" w:color="D9D9D9"/>
-              <w:right w:val="single" w:sz="4" w:color="D9D9D9"/>
+              <w:top w:val="single" w:color="D9D9D9" w:sz="4"/>
+              <w:left w:val="single" w:color="D9D9D9" w:sz="4"/>
+              <w:bottom w:val="single" w:color="D9D9D9" w:sz="4"/>
+              <w:right w:val="single" w:color="D9D9D9" w:sz="4"/>
             </w:tcBorders>
             <w:shd w:fill="DCE6F1"/>
           </w:tcPr>
-          <w:p>
+          <w:p wp14:textId="77777777">
             <w:pPr>
-              <w:spacing w:after="80" w:before="80" w:line="240" w:lineRule="auto"/>
+              <w:spacing w:before="80" w:after="80" w:line="240" w:lineRule="auto"/>
             </w:pPr>
             <w:r>
               <w:rPr>
@@ -412,19 +437,19 @@
         </w:tc>
         <w:tc>
           <w:tcPr>
-            <w:tcW w:type="dxa" w:w="1872"/>
+            <w:tcW w:w="1872" w:type="dxa"/>
             <w:vAlign w:val="center"/>
             <w:tcBorders>
-              <w:top w:val="single" w:sz="4" w:color="D9D9D9"/>
-              <w:left w:val="single" w:sz="4" w:color="D9D9D9"/>
-              <w:bottom w:val="single" w:sz="4" w:color="D9D9D9"/>
-              <w:right w:val="single" w:sz="4" w:color="D9D9D9"/>
+              <w:top w:val="single" w:color="D9D9D9" w:sz="4"/>
+              <w:left w:val="single" w:color="D9D9D9" w:sz="4"/>
+              <w:bottom w:val="single" w:color="D9D9D9" w:sz="4"/>
+              <w:right w:val="single" w:color="D9D9D9" w:sz="4"/>
             </w:tcBorders>
             <w:shd w:fill="DCE6F1"/>
           </w:tcPr>
-          <w:p>
+          <w:p wp14:textId="77777777">
             <w:pPr>
-              <w:spacing w:after="80" w:before="80" w:line="240" w:lineRule="auto"/>
+              <w:spacing w:before="80" w:after="80" w:line="240" w:lineRule="auto"/>
             </w:pPr>
             <w:r>
               <w:rPr>
@@ -437,19 +462,19 @@
         </w:tc>
         <w:tc>
           <w:tcPr>
-            <w:tcW w:type="dxa" w:w="4176"/>
+            <w:tcW w:w="4176" w:type="dxa"/>
             <w:vAlign w:val="center"/>
             <w:tcBorders>
-              <w:top w:val="single" w:sz="4" w:color="D9D9D9"/>
-              <w:left w:val="single" w:sz="4" w:color="D9D9D9"/>
-              <w:bottom w:val="single" w:sz="4" w:color="D9D9D9"/>
-              <w:right w:val="single" w:sz="4" w:color="D9D9D9"/>
+              <w:top w:val="single" w:color="D9D9D9" w:sz="4"/>
+              <w:left w:val="single" w:color="D9D9D9" w:sz="4"/>
+              <w:bottom w:val="single" w:color="D9D9D9" w:sz="4"/>
+              <w:right w:val="single" w:color="D9D9D9" w:sz="4"/>
             </w:tcBorders>
             <w:shd w:fill="DCE6F1"/>
           </w:tcPr>
-          <w:p>
+          <w:p wp14:textId="77777777">
             <w:pPr>
-              <w:spacing w:after="80" w:before="80" w:line="240" w:lineRule="auto"/>
+              <w:spacing w:before="80" w:after="80" w:line="240" w:lineRule="auto"/>
             </w:pPr>
             <w:r>
               <w:rPr>
@@ -461,21 +486,21 @@
           </w:p>
         </w:tc>
       </w:tr>
-      <w:tr>
+      <w:tr xmlns:wp14="http://schemas.microsoft.com/office/word/2010/wordml" wp14:textId="77777777">
         <w:tc>
           <w:tcPr>
-            <w:tcW w:type="dxa" w:w="1008"/>
+            <w:tcW w:w="1008" w:type="dxa"/>
             <w:vAlign w:val="center"/>
             <w:tcBorders>
-              <w:top w:val="single" w:sz="4" w:color="D9D9D9"/>
-              <w:left w:val="single" w:sz="4" w:color="D9D9D9"/>
-              <w:bottom w:val="single" w:sz="4" w:color="D9D9D9"/>
-              <w:right w:val="single" w:sz="4" w:color="D9D9D9"/>
+              <w:top w:val="single" w:color="D9D9D9" w:sz="4"/>
+              <w:left w:val="single" w:color="D9D9D9" w:sz="4"/>
+              <w:bottom w:val="single" w:color="D9D9D9" w:sz="4"/>
+              <w:right w:val="single" w:color="D9D9D9" w:sz="4"/>
             </w:tcBorders>
           </w:tcPr>
-          <w:p>
+          <w:p wp14:textId="77777777">
             <w:pPr>
-              <w:spacing w:after="80" w:before="80" w:line="240" w:lineRule="auto"/>
+              <w:spacing w:before="80" w:after="80" w:line="240" w:lineRule="auto"/>
             </w:pPr>
             <w:r>
               <w:rPr>
@@ -488,18 +513,18 @@
         </w:tc>
         <w:tc>
           <w:tcPr>
-            <w:tcW w:type="dxa" w:w="1584"/>
+            <w:tcW w:w="1584" w:type="dxa"/>
             <w:vAlign w:val="center"/>
             <w:tcBorders>
-              <w:top w:val="single" w:sz="4" w:color="D9D9D9"/>
-              <w:left w:val="single" w:sz="4" w:color="D9D9D9"/>
-              <w:bottom w:val="single" w:sz="4" w:color="D9D9D9"/>
-              <w:right w:val="single" w:sz="4" w:color="D9D9D9"/>
+              <w:top w:val="single" w:color="D9D9D9" w:sz="4"/>
+              <w:left w:val="single" w:color="D9D9D9" w:sz="4"/>
+              <w:bottom w:val="single" w:color="D9D9D9" w:sz="4"/>
+              <w:right w:val="single" w:color="D9D9D9" w:sz="4"/>
             </w:tcBorders>
           </w:tcPr>
-          <w:p>
+          <w:p wp14:textId="77777777">
             <w:pPr>
-              <w:spacing w:after="80" w:before="80" w:line="240" w:lineRule="auto"/>
+              <w:spacing w:before="80" w:after="80" w:line="240" w:lineRule="auto"/>
             </w:pPr>
             <w:r>
               <w:rPr>
@@ -512,18 +537,18 @@
         </w:tc>
         <w:tc>
           <w:tcPr>
-            <w:tcW w:type="dxa" w:w="1872"/>
+            <w:tcW w:w="1872" w:type="dxa"/>
             <w:vAlign w:val="center"/>
             <w:tcBorders>
-              <w:top w:val="single" w:sz="4" w:color="D9D9D9"/>
-              <w:left w:val="single" w:sz="4" w:color="D9D9D9"/>
-              <w:bottom w:val="single" w:sz="4" w:color="D9D9D9"/>
-              <w:right w:val="single" w:sz="4" w:color="D9D9D9"/>
+              <w:top w:val="single" w:color="D9D9D9" w:sz="4"/>
+              <w:left w:val="single" w:color="D9D9D9" w:sz="4"/>
+              <w:bottom w:val="single" w:color="D9D9D9" w:sz="4"/>
+              <w:right w:val="single" w:color="D9D9D9" w:sz="4"/>
             </w:tcBorders>
           </w:tcPr>
-          <w:p>
+          <w:p wp14:textId="77777777">
             <w:pPr>
-              <w:spacing w:after="80" w:before="80" w:line="240" w:lineRule="auto"/>
+              <w:spacing w:before="80" w:after="80" w:line="240" w:lineRule="auto"/>
             </w:pPr>
             <w:r>
               <w:rPr>
@@ -536,18 +561,18 @@
         </w:tc>
         <w:tc>
           <w:tcPr>
-            <w:tcW w:type="dxa" w:w="4176"/>
+            <w:tcW w:w="4176" w:type="dxa"/>
             <w:vAlign w:val="center"/>
             <w:tcBorders>
-              <w:top w:val="single" w:sz="4" w:color="D9D9D9"/>
-              <w:left w:val="single" w:sz="4" w:color="D9D9D9"/>
-              <w:bottom w:val="single" w:sz="4" w:color="D9D9D9"/>
-              <w:right w:val="single" w:sz="4" w:color="D9D9D9"/>
+              <w:top w:val="single" w:color="D9D9D9" w:sz="4"/>
+              <w:left w:val="single" w:color="D9D9D9" w:sz="4"/>
+              <w:bottom w:val="single" w:color="D9D9D9" w:sz="4"/>
+              <w:right w:val="single" w:color="D9D9D9" w:sz="4"/>
             </w:tcBorders>
           </w:tcPr>
-          <w:p>
+          <w:p wp14:textId="77777777">
             <w:pPr>
-              <w:spacing w:after="80" w:before="80" w:line="240" w:lineRule="auto"/>
+              <w:spacing w:before="80" w:after="80" w:line="240" w:lineRule="auto"/>
             </w:pPr>
             <w:r>
               <w:rPr>
@@ -559,21 +584,21 @@
           </w:p>
         </w:tc>
       </w:tr>
-      <w:tr>
+      <w:tr xmlns:wp14="http://schemas.microsoft.com/office/word/2010/wordml" wp14:textId="77777777">
         <w:tc>
           <w:tcPr>
-            <w:tcW w:type="dxa" w:w="1008"/>
+            <w:tcW w:w="1008" w:type="dxa"/>
             <w:vAlign w:val="center"/>
             <w:tcBorders>
-              <w:top w:val="single" w:sz="4" w:color="D9D9D9"/>
-              <w:left w:val="single" w:sz="4" w:color="D9D9D9"/>
-              <w:bottom w:val="single" w:sz="4" w:color="D9D9D9"/>
-              <w:right w:val="single" w:sz="4" w:color="D9D9D9"/>
+              <w:top w:val="single" w:color="D9D9D9" w:sz="4"/>
+              <w:left w:val="single" w:color="D9D9D9" w:sz="4"/>
+              <w:bottom w:val="single" w:color="D9D9D9" w:sz="4"/>
+              <w:right w:val="single" w:color="D9D9D9" w:sz="4"/>
             </w:tcBorders>
           </w:tcPr>
-          <w:p>
+          <w:p wp14:textId="77777777">
             <w:pPr>
-              <w:spacing w:after="80" w:before="80" w:line="240" w:lineRule="auto"/>
+              <w:spacing w:before="80" w:after="80" w:line="240" w:lineRule="auto"/>
             </w:pPr>
             <w:r>
               <w:rPr>
@@ -586,18 +611,18 @@
         </w:tc>
         <w:tc>
           <w:tcPr>
-            <w:tcW w:type="dxa" w:w="1584"/>
+            <w:tcW w:w="1584" w:type="dxa"/>
             <w:vAlign w:val="center"/>
             <w:tcBorders>
-              <w:top w:val="single" w:sz="4" w:color="D9D9D9"/>
-              <w:left w:val="single" w:sz="4" w:color="D9D9D9"/>
-              <w:bottom w:val="single" w:sz="4" w:color="D9D9D9"/>
-              <w:right w:val="single" w:sz="4" w:color="D9D9D9"/>
+              <w:top w:val="single" w:color="D9D9D9" w:sz="4"/>
+              <w:left w:val="single" w:color="D9D9D9" w:sz="4"/>
+              <w:bottom w:val="single" w:color="D9D9D9" w:sz="4"/>
+              <w:right w:val="single" w:color="D9D9D9" w:sz="4"/>
             </w:tcBorders>
           </w:tcPr>
-          <w:p>
+          <w:p wp14:textId="77777777">
             <w:pPr>
-              <w:spacing w:after="80" w:before="80" w:line="240" w:lineRule="auto"/>
+              <w:spacing w:before="80" w:after="80" w:line="240" w:lineRule="auto"/>
             </w:pPr>
             <w:r>
               <w:rPr>
@@ -610,18 +635,18 @@
         </w:tc>
         <w:tc>
           <w:tcPr>
-            <w:tcW w:type="dxa" w:w="1872"/>
+            <w:tcW w:w="1872" w:type="dxa"/>
             <w:vAlign w:val="center"/>
             <w:tcBorders>
-              <w:top w:val="single" w:sz="4" w:color="D9D9D9"/>
-              <w:left w:val="single" w:sz="4" w:color="D9D9D9"/>
-              <w:bottom w:val="single" w:sz="4" w:color="D9D9D9"/>
-              <w:right w:val="single" w:sz="4" w:color="D9D9D9"/>
+              <w:top w:val="single" w:color="D9D9D9" w:sz="4"/>
+              <w:left w:val="single" w:color="D9D9D9" w:sz="4"/>
+              <w:bottom w:val="single" w:color="D9D9D9" w:sz="4"/>
+              <w:right w:val="single" w:color="D9D9D9" w:sz="4"/>
             </w:tcBorders>
           </w:tcPr>
-          <w:p>
+          <w:p wp14:textId="77777777">
             <w:pPr>
-              <w:spacing w:after="80" w:before="80" w:line="240" w:lineRule="auto"/>
+              <w:spacing w:before="80" w:after="80" w:line="240" w:lineRule="auto"/>
             </w:pPr>
             <w:r>
               <w:rPr>
@@ -634,18 +659,18 @@
         </w:tc>
         <w:tc>
           <w:tcPr>
-            <w:tcW w:type="dxa" w:w="4176"/>
+            <w:tcW w:w="4176" w:type="dxa"/>
             <w:vAlign w:val="center"/>
             <w:tcBorders>
-              <w:top w:val="single" w:sz="4" w:color="D9D9D9"/>
-              <w:left w:val="single" w:sz="4" w:color="D9D9D9"/>
-              <w:bottom w:val="single" w:sz="4" w:color="D9D9D9"/>
-              <w:right w:val="single" w:sz="4" w:color="D9D9D9"/>
+              <w:top w:val="single" w:color="D9D9D9" w:sz="4"/>
+              <w:left w:val="single" w:color="D9D9D9" w:sz="4"/>
+              <w:bottom w:val="single" w:color="D9D9D9" w:sz="4"/>
+              <w:right w:val="single" w:color="D9D9D9" w:sz="4"/>
             </w:tcBorders>
           </w:tcPr>
-          <w:p>
+          <w:p wp14:textId="77777777">
             <w:pPr>
-              <w:spacing w:after="80" w:before="80" w:line="240" w:lineRule="auto"/>
+              <w:spacing w:before="80" w:after="80" w:line="240" w:lineRule="auto"/>
             </w:pPr>
             <w:r>
               <w:rPr>
@@ -657,21 +682,21 @@
           </w:p>
         </w:tc>
       </w:tr>
-      <w:tr>
+      <w:tr xmlns:wp14="http://schemas.microsoft.com/office/word/2010/wordml" wp14:textId="77777777">
         <w:tc>
           <w:tcPr>
-            <w:tcW w:type="dxa" w:w="1008"/>
+            <w:tcW w:w="1008" w:type="dxa"/>
             <w:vAlign w:val="center"/>
             <w:tcBorders>
-              <w:top w:val="single" w:sz="4" w:color="D9D9D9"/>
-              <w:left w:val="single" w:sz="4" w:color="D9D9D9"/>
-              <w:bottom w:val="single" w:sz="4" w:color="D9D9D9"/>
-              <w:right w:val="single" w:sz="4" w:color="D9D9D9"/>
+              <w:top w:val="single" w:color="D9D9D9" w:sz="4"/>
+              <w:left w:val="single" w:color="D9D9D9" w:sz="4"/>
+              <w:bottom w:val="single" w:color="D9D9D9" w:sz="4"/>
+              <w:right w:val="single" w:color="D9D9D9" w:sz="4"/>
             </w:tcBorders>
           </w:tcPr>
-          <w:p>
+          <w:p wp14:textId="77777777">
             <w:pPr>
-              <w:spacing w:after="80" w:before="80" w:line="240" w:lineRule="auto"/>
+              <w:spacing w:before="80" w:after="80" w:line="240" w:lineRule="auto"/>
             </w:pPr>
             <w:r>
               <w:rPr>
@@ -684,18 +709,18 @@
         </w:tc>
         <w:tc>
           <w:tcPr>
-            <w:tcW w:type="dxa" w:w="1584"/>
+            <w:tcW w:w="1584" w:type="dxa"/>
             <w:vAlign w:val="center"/>
             <w:tcBorders>
-              <w:top w:val="single" w:sz="4" w:color="D9D9D9"/>
-              <w:left w:val="single" w:sz="4" w:color="D9D9D9"/>
-              <w:bottom w:val="single" w:sz="4" w:color="D9D9D9"/>
-              <w:right w:val="single" w:sz="4" w:color="D9D9D9"/>
+              <w:top w:val="single" w:color="D9D9D9" w:sz="4"/>
+              <w:left w:val="single" w:color="D9D9D9" w:sz="4"/>
+              <w:bottom w:val="single" w:color="D9D9D9" w:sz="4"/>
+              <w:right w:val="single" w:color="D9D9D9" w:sz="4"/>
             </w:tcBorders>
           </w:tcPr>
-          <w:p>
+          <w:p wp14:textId="77777777">
             <w:pPr>
-              <w:spacing w:after="80" w:before="80" w:line="240" w:lineRule="auto"/>
+              <w:spacing w:before="80" w:after="80" w:line="240" w:lineRule="auto"/>
             </w:pPr>
             <w:r>
               <w:rPr>
@@ -708,18 +733,18 @@
         </w:tc>
         <w:tc>
           <w:tcPr>
-            <w:tcW w:type="dxa" w:w="1872"/>
+            <w:tcW w:w="1872" w:type="dxa"/>
             <w:vAlign w:val="center"/>
             <w:tcBorders>
-              <w:top w:val="single" w:sz="4" w:color="D9D9D9"/>
-              <w:left w:val="single" w:sz="4" w:color="D9D9D9"/>
-              <w:bottom w:val="single" w:sz="4" w:color="D9D9D9"/>
-              <w:right w:val="single" w:sz="4" w:color="D9D9D9"/>
+              <w:top w:val="single" w:color="D9D9D9" w:sz="4"/>
+              <w:left w:val="single" w:color="D9D9D9" w:sz="4"/>
+              <w:bottom w:val="single" w:color="D9D9D9" w:sz="4"/>
+              <w:right w:val="single" w:color="D9D9D9" w:sz="4"/>
             </w:tcBorders>
           </w:tcPr>
-          <w:p>
+          <w:p wp14:textId="77777777">
             <w:pPr>
-              <w:spacing w:after="80" w:before="80" w:line="240" w:lineRule="auto"/>
+              <w:spacing w:before="80" w:after="80" w:line="240" w:lineRule="auto"/>
             </w:pPr>
             <w:r>
               <w:rPr>
@@ -732,18 +757,18 @@
         </w:tc>
         <w:tc>
           <w:tcPr>
-            <w:tcW w:type="dxa" w:w="4176"/>
+            <w:tcW w:w="4176" w:type="dxa"/>
             <w:vAlign w:val="center"/>
             <w:tcBorders>
-              <w:top w:val="single" w:sz="4" w:color="D9D9D9"/>
-              <w:left w:val="single" w:sz="4" w:color="D9D9D9"/>
-              <w:bottom w:val="single" w:sz="4" w:color="D9D9D9"/>
-              <w:right w:val="single" w:sz="4" w:color="D9D9D9"/>
+              <w:top w:val="single" w:color="D9D9D9" w:sz="4"/>
+              <w:left w:val="single" w:color="D9D9D9" w:sz="4"/>
+              <w:bottom w:val="single" w:color="D9D9D9" w:sz="4"/>
+              <w:right w:val="single" w:color="D9D9D9" w:sz="4"/>
             </w:tcBorders>
           </w:tcPr>
-          <w:p>
+          <w:p wp14:textId="77777777">
             <w:pPr>
-              <w:spacing w:after="80" w:before="80" w:line="240" w:lineRule="auto"/>
+              <w:spacing w:before="80" w:after="80" w:line="240" w:lineRule="auto"/>
             </w:pPr>
             <w:r>
               <w:rPr>
@@ -755,21 +780,21 @@
           </w:p>
         </w:tc>
       </w:tr>
-      <w:tr>
+      <w:tr xmlns:wp14="http://schemas.microsoft.com/office/word/2010/wordml" wp14:textId="77777777">
         <w:tc>
           <w:tcPr>
-            <w:tcW w:type="dxa" w:w="1008"/>
+            <w:tcW w:w="1008" w:type="dxa"/>
             <w:vAlign w:val="center"/>
             <w:tcBorders>
-              <w:top w:val="single" w:sz="4" w:color="D9D9D9"/>
-              <w:left w:val="single" w:sz="4" w:color="D9D9D9"/>
-              <w:bottom w:val="single" w:sz="4" w:color="D9D9D9"/>
-              <w:right w:val="single" w:sz="4" w:color="D9D9D9"/>
+              <w:top w:val="single" w:color="D9D9D9" w:sz="4"/>
+              <w:left w:val="single" w:color="D9D9D9" w:sz="4"/>
+              <w:bottom w:val="single" w:color="D9D9D9" w:sz="4"/>
+              <w:right w:val="single" w:color="D9D9D9" w:sz="4"/>
             </w:tcBorders>
           </w:tcPr>
-          <w:p>
+          <w:p wp14:textId="77777777">
             <w:pPr>
-              <w:spacing w:after="80" w:before="80" w:line="240" w:lineRule="auto"/>
+              <w:spacing w:before="80" w:after="80" w:line="240" w:lineRule="auto"/>
             </w:pPr>
             <w:r>
               <w:rPr>
@@ -782,18 +807,18 @@
         </w:tc>
         <w:tc>
           <w:tcPr>
-            <w:tcW w:type="dxa" w:w="1584"/>
+            <w:tcW w:w="1584" w:type="dxa"/>
             <w:vAlign w:val="center"/>
             <w:tcBorders>
-              <w:top w:val="single" w:sz="4" w:color="D9D9D9"/>
-              <w:left w:val="single" w:sz="4" w:color="D9D9D9"/>
-              <w:bottom w:val="single" w:sz="4" w:color="D9D9D9"/>
-              <w:right w:val="single" w:sz="4" w:color="D9D9D9"/>
+              <w:top w:val="single" w:color="D9D9D9" w:sz="4"/>
+              <w:left w:val="single" w:color="D9D9D9" w:sz="4"/>
+              <w:bottom w:val="single" w:color="D9D9D9" w:sz="4"/>
+              <w:right w:val="single" w:color="D9D9D9" w:sz="4"/>
             </w:tcBorders>
           </w:tcPr>
-          <w:p>
+          <w:p wp14:textId="77777777">
             <w:pPr>
-              <w:spacing w:after="80" w:before="80" w:line="240" w:lineRule="auto"/>
+              <w:spacing w:before="80" w:after="80" w:line="240" w:lineRule="auto"/>
             </w:pPr>
             <w:r>
               <w:rPr>
@@ -806,18 +831,18 @@
         </w:tc>
         <w:tc>
           <w:tcPr>
-            <w:tcW w:type="dxa" w:w="1872"/>
+            <w:tcW w:w="1872" w:type="dxa"/>
             <w:vAlign w:val="center"/>
             <w:tcBorders>
-              <w:top w:val="single" w:sz="4" w:color="D9D9D9"/>
-              <w:left w:val="single" w:sz="4" w:color="D9D9D9"/>
-              <w:bottom w:val="single" w:sz="4" w:color="D9D9D9"/>
-              <w:right w:val="single" w:sz="4" w:color="D9D9D9"/>
+              <w:top w:val="single" w:color="D9D9D9" w:sz="4"/>
+              <w:left w:val="single" w:color="D9D9D9" w:sz="4"/>
+              <w:bottom w:val="single" w:color="D9D9D9" w:sz="4"/>
+              <w:right w:val="single" w:color="D9D9D9" w:sz="4"/>
             </w:tcBorders>
           </w:tcPr>
-          <w:p>
+          <w:p wp14:textId="77777777">
             <w:pPr>
-              <w:spacing w:after="80" w:before="80" w:line="240" w:lineRule="auto"/>
+              <w:spacing w:before="80" w:after="80" w:line="240" w:lineRule="auto"/>
             </w:pPr>
             <w:r>
               <w:rPr>
@@ -830,18 +855,18 @@
         </w:tc>
         <w:tc>
           <w:tcPr>
-            <w:tcW w:type="dxa" w:w="4176"/>
+            <w:tcW w:w="4176" w:type="dxa"/>
             <w:vAlign w:val="center"/>
             <w:tcBorders>
-              <w:top w:val="single" w:sz="4" w:color="D9D9D9"/>
-              <w:left w:val="single" w:sz="4" w:color="D9D9D9"/>
-              <w:bottom w:val="single" w:sz="4" w:color="D9D9D9"/>
-              <w:right w:val="single" w:sz="4" w:color="D9D9D9"/>
+              <w:top w:val="single" w:color="D9D9D9" w:sz="4"/>
+              <w:left w:val="single" w:color="D9D9D9" w:sz="4"/>
+              <w:bottom w:val="single" w:color="D9D9D9" w:sz="4"/>
+              <w:right w:val="single" w:color="D9D9D9" w:sz="4"/>
             </w:tcBorders>
           </w:tcPr>
-          <w:p>
+          <w:p wp14:textId="77777777">
             <w:pPr>
-              <w:spacing w:after="80" w:before="80" w:line="240" w:lineRule="auto"/>
+              <w:spacing w:before="80" w:after="80" w:line="240" w:lineRule="auto"/>
             </w:pPr>
             <w:r>
               <w:rPr>
@@ -854,7 +879,7 @@
         </w:tc>
       </w:tr>
     </w:tbl>
-    <w:p>
+    <w:p xmlns:wp14="http://schemas.microsoft.com/office/word/2010/wordml" wp14:textId="77777777">
       <w:pPr>
         <w:keepLines/>
         <w:spacing w:after="120" w:line="252" w:lineRule="auto"/>
@@ -863,7 +888,7 @@
         <w:t>Phân tích: Sau mỗi vòng, vùng tìm giảm khoảng một nửa nên thời gian O(log n). Hiện thực lặp chỉ giữ các chỉ số và khóa giữa, cần O(1) bộ nhớ phụ. Chi phí sắp danh mục O(n log n) được thực hiện trước, không cộng lại cho từng lần tra cứu.</w:t>
       </w:r>
     </w:p>
-    <w:p>
+    <w:p xmlns:wp14="http://schemas.microsoft.com/office/word/2010/wordml" wp14:textId="77777777">
       <w:pPr>
         <w:pStyle w:val="Heading3"/>
         <w:keepNext/>
@@ -874,7 +899,7 @@
         <w:t>NV3 · Hoàn thiện bfs_routes(graph, source=1)</w:t>
       </w:r>
     </w:p>
-    <w:p>
+    <w:p xmlns:wp14="http://schemas.microsoft.com/office/word/2010/wordml" wp14:textId="77777777">
       <w:pPr>
         <w:keepLines/>
         <w:spacing w:after="120" w:line="252" w:lineRule="auto"/>
@@ -883,7 +908,7 @@
         <w:t>Cách thực hiện: BFS bắt đầu tại kho 1, dùng CircularQueue để xét các đỉnh theo lớp khoảng cách. Ban đầu distance của mọi đỉnh là −1; nguồn có distance = 0, parent = 0 và được đưa vào hàng đợi. Khi từ u gặp v chưa thăm, ghi distance[v] = distance[u] + 1, parent[v] = u rồi mới enqueue(v); nhờ đó mỗi đỉnh chỉ vào hàng đợi một lần. Khi hàng đợi rỗng, lần ngược parent và đảo dãy để dựng routes. Đỉnh không tới được giữ khoảng cách −1 và tuyến rỗng. BFS áp dụng cho bản đồ không trọng số, nơi mỗi cạnh có cùng chi phí.</w:t>
       </w:r>
     </w:p>
-    <w:p>
+    <w:p xmlns:wp14="http://schemas.microsoft.com/office/word/2010/wordml" wp14:textId="77777777">
       <w:pPr>
         <w:keepNext/>
         <w:keepLines/>
@@ -893,7 +918,7 @@
         <w:t>Truy vết MINI001: các lớp BFS là {1} → {2,3} → {4,5} → {6}, cho distance = [0,1,1,2,2,3]. Một tuyến đến 6 là 1→2→4→6. Ba đơn có chi phí 3,5,7 theo bảng ở mục 2; costs này được truyền trực tiếp vào DP. Thứ tự duyệt láng giềng có thể làm đổi parent nhưng không đổi độ dài ngắn nhất. Pha bfs đạt 7/7 phép kiểm tra.</w:t>
       </w:r>
     </w:p>
-    <w:p>
+    <w:p xmlns:wp14="http://schemas.microsoft.com/office/word/2010/wordml" wp14:textId="77777777">
       <w:pPr>
         <w:keepLines/>
         <w:spacing w:after="120" w:line="252" w:lineRule="auto"/>
@@ -902,7 +927,7 @@
         <w:t>Phân tích: Duyệt BFS tốn O(V + E) thời gian và O(V) bộ nhớ phụ ngoài đồ thị. Việc dựng và giữ toàn bộ routes cần thêm O(L) thời gian, bộ nhớ, với L là tổng độ dài các tuyến; trường hợp xấu L = O(V²). Sau BFS, tính chi phí cho n đơn mất O(n).</w:t>
       </w:r>
     </w:p>
-    <w:p>
+    <w:p xmlns:wp14="http://schemas.microsoft.com/office/word/2010/wordml" wp14:textId="77777777">
       <w:pPr>
         <w:pStyle w:val="Heading3"/>
         <w:keepNext/>
@@ -913,18 +938,22 @@
         <w:t>NV4 · Hoàn thiện knapsack(orders, costs, budget)</w:t>
       </w:r>
     </w:p>
-    <w:p>
+    <w:p xmlns:wp14="http://schemas.microsoft.com/office/word/2010/wordml" wp14:textId="77777777">
       <w:pPr>
         <w:keepLines/>
         <w:spacing w:after="120" w:line="252" w:lineRule="auto"/>
       </w:pPr>
       <w:r>
         <w:t>Cách thực hiện: Gọi F(i,b) là lợi ích lớn nhất từ i đơn đầu khi còn giới hạn b. Với chi phí τᵢ và lợi ích vᵢ, nếu τᵢ &gt; b thì F(i,b) = F(i−1,b); ngược lại F(i,b) = max(F(i−1,b), vᵢ + F(i−1,b−τᵢ)). Khởi tạo hàng 0 bằng 0; cột ngân sách 0 cũng bằng 0 vì chi phí đơn dương. B phải là số nguyên không âm; chi phí được tra theo ID.</w:t>
+      </w:r>
+      <w:r>
         <w:br/>
+      </w:r>
+      <w:r>
         <w:t>Trong Julia, F(i,b) nằm tại table[i+1,b+1]. Truy vết từ (n,B): ô hiện tại lớn hơn ô cùng ngân sách ở hàng trước thì chọn đơn, trừ chi phí; mỗi bước đều giảm i. Nếu hòa thì bỏ đơn. Hàm trả ids, value, cost và table, bảo đảm một đơn không bị chọn nhiều lần.</w:t>
       </w:r>
     </w:p>
-    <w:p>
+    <w:p xmlns:wp14="http://schemas.microsoft.com/office/word/2010/wordml" wp14:textId="77777777">
       <w:pPr>
         <w:keepNext/>
         <w:keepLines/>
@@ -934,7 +963,7 @@
         <w:t>Kiểm chứng: MINI001 tạo bảng 4 × 9, chọn tập {1,2}, cost = 8 và value = 14. Các trường hợp B = 0, không có đơn, ngân sách âm và so sánh với vét cạn đều thuộc phần kiểm tra DP. Kết quả pha dp: đạt 12/12.</w:t>
       </w:r>
     </w:p>
-    <w:p>
+    <w:p xmlns:wp14="http://schemas.microsoft.com/office/word/2010/wordml" wp14:textId="77777777">
       <w:pPr>
         <w:keepLines/>
         <w:spacing w:after="120" w:line="252" w:lineRule="auto"/>
@@ -943,7 +972,7 @@
         <w:t>Phân tích: Có (n+1)(B+1) ô, mỗi ô xử lý O(1), nên thời gian và bộ nhớ bảng là O(nB); truy vết O(n). Đây là chi phí phụ thuộc giá trị ngân sách B. Vét cạn cộng trực tiếp từng tập con tốn O(n × 2ⁿ), chỉ thích hợp để đối chiếu các bộ nhỏ.</w:t>
       </w:r>
     </w:p>
-    <w:p>
+    <w:p xmlns:wp14="http://schemas.microsoft.com/office/word/2010/wordml" wp14:textId="77777777">
       <w:pPr>
         <w:pStyle w:val="Heading2"/>
         <w:keepNext/>
@@ -954,7 +983,7 @@
         <w:t>4. Quyết định chọn đơn</w:t>
       </w:r>
     </w:p>
-    <w:p>
+    <w:p xmlns:wp14="http://schemas.microsoft.com/office/word/2010/wordml" wp14:textId="77777777">
       <w:pPr>
         <w:keepNext/>
         <w:keepLines/>
@@ -964,20 +993,28 @@
         <w:t>Điền ngân sách, tập chọn, tổng thời gian/lợi ích. Giải thích một ô DP và một bước truy vết; đối chiếu với vét cạn.</w:t>
       </w:r>
     </w:p>
-    <w:p>
+    <w:p xmlns:wp14="http://schemas.microsoft.com/office/word/2010/wordml" wp14:textId="77777777">
       <w:pPr>
         <w:keepLines/>
         <w:spacing w:after="120" w:line="252" w:lineRule="auto"/>
       </w:pPr>
       <w:r>
         <w:t>Với ngân sách 8, hai đơn 1 và 2 sử dụng 3 + 5 = 8 đơn vị thời gian, nhận 6 + 8 = 14 lợi ích. Tại F(2,8), phương án bỏ đơn 2 giữ F(1,8) = 6; phương án lấy đơn 2 nhận 8 + F(1,3) = 14. Vì vậy table[3,9] = 14. Xét thêm đơn 3 chỉ cho 10 + F(2,1) = 10, nên nghiệm vẫn là {1,2}.</w:t>
+      </w:r>
+      <w:r>
         <w:br/>
+      </w:r>
+      <w:r>
         <w:t>Lần ngược bảng: F(3,8) bằng F(2,8) nên bỏ ID 3; F(2,8) lớn hơn F(1,8) nên lấy ID 2 và giảm ngân sách còn 3; tiếp tục lấy ID 1 rồi kết thúc.</w:t>
+      </w:r>
+      <w:r>
         <w:br/>
+      </w:r>
+      <w:r>
         <w:t>Đối chiếu tám tập con: các tập hợp lệ ∅, {1}, {2}, {3}, {1,2} có lợi ích lần lượt 0,6,8,10,14. Ba tập {1,3}, {2,3}, {1,2,3} có chi phí 10,12,15, đều vượt 8. Kết quả --mini ghi DP = 14 và vét cạn = 14, phù hợp phép tính tay.</w:t>
       </w:r>
     </w:p>
-    <w:p>
+    <w:p xmlns:wp14="http://schemas.microsoft.com/office/word/2010/wordml" wp14:textId="77777777">
       <w:pPr>
         <w:pStyle w:val="Heading2"/>
         <w:keepNext/>
@@ -991,8 +1028,8 @@
     <w:tbl>
       <w:tblPr>
         <w:tblStyle w:val="TableGrid"/>
-        <w:tblW w:type="auto" w:w="0"/>
-        <w:tblLook w:firstColumn="1" w:firstRow="1" w:lastColumn="0" w:lastRow="0" w:noHBand="0" w:noVBand="1" w:val="04A0"/>
+        <w:tblW w:w="0" w:type="auto"/>
+        <w:tblLook w:val="04A0" w:firstRow="1" w:lastRow="0" w:firstColumn="1" w:lastColumn="0" w:noHBand="0" w:noVBand="1"/>
       </w:tblPr>
       <w:tblGrid>
         <w:gridCol w:w="1882"/>
@@ -1001,15 +1038,15 @@
         <w:gridCol w:w="1882"/>
         <w:gridCol w:w="1882"/>
       </w:tblGrid>
-      <w:tr>
+      <w:tr xmlns:wp14="http://schemas.microsoft.com/office/word/2010/wordml" wp14:textId="77777777">
         <w:trPr>
           <w:tblHeader/>
         </w:trPr>
         <w:tc>
           <w:tcPr>
-            <w:tcW w:type="dxa" w:w="1882"/>
+            <w:tcW w:w="1882" w:type="dxa"/>
           </w:tcPr>
-          <w:p>
+          <w:p wp14:textId="77777777">
             <w:pPr>
               <w:pStyle w:val="CompactTable"/>
             </w:pPr>
@@ -1020,9 +1057,9 @@
         </w:tc>
         <w:tc>
           <w:tcPr>
-            <w:tcW w:type="dxa" w:w="1882"/>
+            <w:tcW w:w="1882" w:type="dxa"/>
           </w:tcPr>
-          <w:p>
+          <w:p wp14:textId="77777777">
             <w:pPr>
               <w:pStyle w:val="CompactTable"/>
             </w:pPr>
@@ -1033,9 +1070,9 @@
         </w:tc>
         <w:tc>
           <w:tcPr>
-            <w:tcW w:type="dxa" w:w="1882"/>
+            <w:tcW w:w="1882" w:type="dxa"/>
           </w:tcPr>
-          <w:p>
+          <w:p wp14:textId="77777777">
             <w:pPr>
               <w:pStyle w:val="CompactTable"/>
             </w:pPr>
@@ -1046,9 +1083,9 @@
         </w:tc>
         <w:tc>
           <w:tcPr>
-            <w:tcW w:type="dxa" w:w="1882"/>
+            <w:tcW w:w="1882" w:type="dxa"/>
           </w:tcPr>
-          <w:p>
+          <w:p wp14:textId="77777777">
             <w:pPr>
               <w:pStyle w:val="CompactTable"/>
             </w:pPr>
@@ -1059,9 +1096,9 @@
         </w:tc>
         <w:tc>
           <w:tcPr>
-            <w:tcW w:type="dxa" w:w="1882"/>
+            <w:tcW w:w="1882" w:type="dxa"/>
           </w:tcPr>
-          <w:p>
+          <w:p wp14:textId="77777777">
             <w:pPr>
               <w:pStyle w:val="CompactTable"/>
             </w:pPr>
@@ -1071,12 +1108,12 @@
           </w:p>
         </w:tc>
       </w:tr>
-      <w:tr>
+      <w:tr xmlns:wp14="http://schemas.microsoft.com/office/word/2010/wordml" wp14:textId="77777777">
         <w:tc>
           <w:tcPr>
-            <w:tcW w:type="dxa" w:w="1882"/>
+            <w:tcW w:w="1882" w:type="dxa"/>
           </w:tcPr>
-          <w:p>
+          <w:p wp14:textId="77777777">
             <w:pPr>
               <w:pStyle w:val="CompactTable"/>
             </w:pPr>
@@ -1087,9 +1124,9 @@
         </w:tc>
         <w:tc>
           <w:tcPr>
-            <w:tcW w:type="dxa" w:w="1882"/>
+            <w:tcW w:w="1882" w:type="dxa"/>
           </w:tcPr>
-          <w:p>
+          <w:p wp14:textId="77777777">
             <w:pPr>
               <w:pStyle w:val="CompactTable"/>
             </w:pPr>
@@ -1100,9 +1137,9 @@
         </w:tc>
         <w:tc>
           <w:tcPr>
-            <w:tcW w:type="dxa" w:w="1882"/>
+            <w:tcW w:w="1882" w:type="dxa"/>
           </w:tcPr>
-          <w:p>
+          <w:p wp14:textId="77777777">
             <w:pPr>
               <w:pStyle w:val="CompactTable"/>
             </w:pPr>
@@ -1113,9 +1150,9 @@
         </w:tc>
         <w:tc>
           <w:tcPr>
-            <w:tcW w:type="dxa" w:w="1882"/>
+            <w:tcW w:w="1882" w:type="dxa"/>
           </w:tcPr>
-          <w:p>
+          <w:p wp14:textId="77777777">
             <w:pPr>
               <w:pStyle w:val="CompactTable"/>
             </w:pPr>
@@ -1126,9 +1163,9 @@
         </w:tc>
         <w:tc>
           <w:tcPr>
-            <w:tcW w:type="dxa" w:w="1882"/>
+            <w:tcW w:w="1882" w:type="dxa"/>
           </w:tcPr>
-          <w:p>
+          <w:p wp14:textId="77777777">
             <w:pPr>
               <w:pStyle w:val="CompactTable"/>
             </w:pPr>
@@ -1138,12 +1175,12 @@
           </w:p>
         </w:tc>
       </w:tr>
-      <w:tr>
+      <w:tr xmlns:wp14="http://schemas.microsoft.com/office/word/2010/wordml" wp14:textId="77777777">
         <w:tc>
           <w:tcPr>
-            <w:tcW w:type="dxa" w:w="1882"/>
+            <w:tcW w:w="1882" w:type="dxa"/>
           </w:tcPr>
-          <w:p>
+          <w:p wp14:textId="77777777">
             <w:pPr>
               <w:pStyle w:val="CompactTable"/>
             </w:pPr>
@@ -1154,9 +1191,9 @@
         </w:tc>
         <w:tc>
           <w:tcPr>
-            <w:tcW w:type="dxa" w:w="1882"/>
+            <w:tcW w:w="1882" w:type="dxa"/>
           </w:tcPr>
-          <w:p>
+          <w:p wp14:textId="77777777">
             <w:pPr>
               <w:pStyle w:val="CompactTable"/>
             </w:pPr>
@@ -1167,9 +1204,9 @@
         </w:tc>
         <w:tc>
           <w:tcPr>
-            <w:tcW w:type="dxa" w:w="1882"/>
+            <w:tcW w:w="1882" w:type="dxa"/>
           </w:tcPr>
-          <w:p>
+          <w:p wp14:textId="77777777">
             <w:pPr>
               <w:pStyle w:val="CompactTable"/>
             </w:pPr>
@@ -1180,9 +1217,9 @@
         </w:tc>
         <w:tc>
           <w:tcPr>
-            <w:tcW w:type="dxa" w:w="1882"/>
+            <w:tcW w:w="1882" w:type="dxa"/>
           </w:tcPr>
-          <w:p>
+          <w:p wp14:textId="77777777">
             <w:pPr>
               <w:pStyle w:val="CompactTable"/>
             </w:pPr>
@@ -1193,9 +1230,9 @@
         </w:tc>
         <w:tc>
           <w:tcPr>
-            <w:tcW w:type="dxa" w:w="1882"/>
+            <w:tcW w:w="1882" w:type="dxa"/>
           </w:tcPr>
-          <w:p>
+          <w:p wp14:textId="77777777">
             <w:pPr>
               <w:pStyle w:val="CompactTable"/>
             </w:pPr>
@@ -1205,12 +1242,12 @@
           </w:p>
         </w:tc>
       </w:tr>
-      <w:tr>
+      <w:tr xmlns:wp14="http://schemas.microsoft.com/office/word/2010/wordml" wp14:textId="77777777">
         <w:tc>
           <w:tcPr>
-            <w:tcW w:type="dxa" w:w="1882"/>
+            <w:tcW w:w="1882" w:type="dxa"/>
           </w:tcPr>
-          <w:p>
+          <w:p wp14:textId="77777777">
             <w:pPr>
               <w:pStyle w:val="CompactTable"/>
             </w:pPr>
@@ -1221,9 +1258,9 @@
         </w:tc>
         <w:tc>
           <w:tcPr>
-            <w:tcW w:type="dxa" w:w="1882"/>
+            <w:tcW w:w="1882" w:type="dxa"/>
           </w:tcPr>
-          <w:p>
+          <w:p wp14:textId="77777777">
             <w:pPr>
               <w:pStyle w:val="CompactTable"/>
             </w:pPr>
@@ -1234,9 +1271,9 @@
         </w:tc>
         <w:tc>
           <w:tcPr>
-            <w:tcW w:type="dxa" w:w="1882"/>
+            <w:tcW w:w="1882" w:type="dxa"/>
           </w:tcPr>
-          <w:p>
+          <w:p wp14:textId="77777777">
             <w:pPr>
               <w:pStyle w:val="CompactTable"/>
             </w:pPr>
@@ -1247,9 +1284,9 @@
         </w:tc>
         <w:tc>
           <w:tcPr>
-            <w:tcW w:type="dxa" w:w="1882"/>
+            <w:tcW w:w="1882" w:type="dxa"/>
           </w:tcPr>
-          <w:p>
+          <w:p wp14:textId="77777777">
             <w:pPr>
               <w:pStyle w:val="CompactTable"/>
             </w:pPr>
@@ -1260,9 +1297,9 @@
         </w:tc>
         <w:tc>
           <w:tcPr>
-            <w:tcW w:type="dxa" w:w="1882"/>
+            <w:tcW w:w="1882" w:type="dxa"/>
           </w:tcPr>
-          <w:p>
+          <w:p wp14:textId="77777777">
             <w:pPr>
               <w:pStyle w:val="CompactTable"/>
             </w:pPr>
@@ -1273,7 +1310,7 @@
         </w:tc>
       </w:tr>
     </w:tbl>
-    <w:p>
+    <w:p xmlns:wp14="http://schemas.microsoft.com/office/word/2010/wordml" wp14:textId="77777777">
       <w:pPr>
         <w:pStyle w:val="Heading2"/>
         <w:keepNext/>
@@ -1284,18 +1321,22 @@
         <w:t>6. Đầu ra và nhận xét</w:t>
       </w:r>
     </w:p>
-    <w:p>
+    <w:p xmlns:wp14="http://schemas.microsoft.com/office/word/2010/wordml" wp14:textId="77777777">
       <w:pPr>
         <w:keepLines/>
         <w:spacing w:after="120" w:line="252" w:lineRule="auto"/>
       </w:pPr>
       <w:r>
         <w:t>Kết quả mẫu được xuất tại data/MINI001/ket_qua.csv. Theo dõi ID 2 qua toàn bộ luồng: đọc Order(2,4,1,8) → tra thấy trong danh mục ID → BFS đến đỉnh 4 qua 2 cạnh → costs[2] = 5 → DP chọn → giao xong → CSV ghi duoc_chon = 1, da_giao = 1, trang_thai = da_giao. ID 3 vẫn có trong CSV với trạng thái không chọn.</w:t>
+      </w:r>
+      <w:r>
         <w:br/>
+      </w:r>
+      <w:r>
         <w:t>Bộ N24DCDT040 có 8 đơn, B = 28. Kế hoạch giao [1,6,5,2] dùng 24 thời gian, thu 42 lợi ích; sau giao hết, FIFO rỗng. Ví dụ đơn 6: tuyến 1→3→4 dài 2 cạnh, phục vụ 3 nên τ = 7; lợi ích 13. Khi giao sau đơn 1, hai tổng tăng từ 4/14 lên 11/27. Kết quả nằm tại data/N24DCDT040/ket_qua.csv.</w:t>
       </w:r>
     </w:p>
-    <w:p>
+    <w:p xmlns:wp14="http://schemas.microsoft.com/office/word/2010/wordml" wp14:textId="77777777">
       <w:pPr>
         <w:keepLines/>
         <w:spacing w:after="120" w:line="252" w:lineRule="auto"/>
@@ -1304,24 +1345,32 @@
         <w:t>Vấn đề gặp khi lưu minh chứng: tiếng Việt hiển thị sai sau khi đưa đầu ra Julia qua đường ống PowerShell. Cách xử lý là đặt [Console]::OutputEncoding và $OutputEncoding về UTF-8, ghi bằng Out-File -Encoding utf8 rồi đọc lại bằng Get-Content -Encoding utf8. Sau điều chỉnh, ket_qua_kiem_thu.txt hiển thị đúng các dòng kết quả. Đây là lỗi mã hóa khi ghi/đọc đầu ra; bộ kiểm thử vẫn báo các pha đạt.</w:t>
       </w:r>
     </w:p>
-    <w:p>
+    <w:p xmlns:wp14="http://schemas.microsoft.com/office/word/2010/wordml" wp14:textId="77777777">
       <w:pPr>
         <w:keepLines/>
         <w:spacing w:after="120" w:line="252" w:lineRule="auto"/>
       </w:pPr>
       <w:r>
         <w:t>Quan hệ giữa các chức năng: Trong MINI001, nếu bỏ cạnh (2,4) và (3,4), tuyến ngắn nhất đến 4 phải đi 1→3→5→6→4, dài 4 cạnh. Chi phí đơn 2 trở thành 2×4+1 = 9, vượt B = 8. DP vì thế chọn {3} với lợi ích 10; kế hoạch FIFO và CSV phải được tạo lại từ nghiệm mới. Tình huống này kiểm tra việc thay bản đồ thực sự tác động đến lựa chọn đơn.</w:t>
+      </w:r>
+      <w:r>
         <w:br/>
+      </w:r>
+      <w:r>
         <w:t>Bảng dưới tổng hợp kết quả ghi trong ket_qua_kiem_thu.txt. Với mỗi pha, kết quả mong đợi là toàn bộ phép kiểm tra của pha đều đạt. Cú pháp lệnh: julia TH_2026_10_09_Kiem_thu.jl --phase=&lt;pha&gt;.</w:t>
+      </w:r>
+      <w:r>
         <w:br/>
+      </w:r>
+      <w:r>
         <w:t>Chạy lại: tải đúng commit ở đầu phiếu, mở terminal tại thư mục chứa các tệp .jl, chạy --data, kiểm thử --phase=all rồi chạy julia TH_2026_10_09_Sinh_vien.jl --mini. Với dữ liệu riêng: chạy julia TH_2026_10_09_Sinh_vien.jl --data N24DCDT040, sau đó julia TH_2026_10_09_Sinh_vien.jl N24DCDT040 --demo. Notebook TH_2026_10_09_Pluto.jl đã bật READ_DATA/RUN_APP; chạy julia TH_2026_10_09_Pluto.jl để xem dữ liệu và chuỗi giao–hoàn tác bằng cùng mã lõi.</w:t>
       </w:r>
     </w:p>
     <w:tbl>
       <w:tblPr>
-        <w:tblW w:type="auto" w:w="0"/>
+        <w:tblW w:w="0" w:type="auto"/>
         <w:tblLayout w:type="fixed"/>
-        <w:tblLook w:firstColumn="1" w:firstRow="1" w:lastColumn="0" w:lastRow="0" w:noHBand="0" w:noVBand="1" w:val="04A0"/>
+        <w:tblLook w:val="04A0" w:firstRow="1" w:lastRow="0" w:firstColumn="1" w:lastColumn="0" w:noHBand="0" w:noVBand="1"/>
       </w:tblPr>
       <w:tblGrid>
         <w:gridCol w:w="2592"/>
@@ -1329,22 +1378,22 @@
         <w:gridCol w:w="2016"/>
         <w:gridCol w:w="2016"/>
       </w:tblGrid>
-      <w:tr>
+      <w:tr xmlns:wp14="http://schemas.microsoft.com/office/word/2010/wordml" wp14:textId="77777777">
         <w:tc>
           <w:tcPr>
-            <w:tcW w:type="dxa" w:w="2592"/>
+            <w:tcW w:w="2592" w:type="dxa"/>
             <w:vAlign w:val="center"/>
             <w:tcBorders>
-              <w:top w:val="single" w:sz="4" w:color="D9D9D9"/>
-              <w:left w:val="single" w:sz="4" w:color="D9D9D9"/>
-              <w:bottom w:val="single" w:sz="4" w:color="D9D9D9"/>
-              <w:right w:val="single" w:sz="4" w:color="D9D9D9"/>
+              <w:top w:val="single" w:color="D9D9D9" w:sz="4"/>
+              <w:left w:val="single" w:color="D9D9D9" w:sz="4"/>
+              <w:bottom w:val="single" w:color="D9D9D9" w:sz="4"/>
+              <w:right w:val="single" w:color="D9D9D9" w:sz="4"/>
             </w:tcBorders>
             <w:shd w:fill="DCE6F1"/>
           </w:tcPr>
-          <w:p>
+          <w:p wp14:textId="77777777">
             <w:pPr>
-              <w:spacing w:after="80" w:before="80" w:line="240" w:lineRule="auto"/>
+              <w:spacing w:before="80" w:after="80" w:line="240" w:lineRule="auto"/>
             </w:pPr>
             <w:r>
               <w:rPr>
@@ -1357,19 +1406,19 @@
         </w:tc>
         <w:tc>
           <w:tcPr>
-            <w:tcW w:type="dxa" w:w="2016"/>
+            <w:tcW w:w="2016" w:type="dxa"/>
             <w:vAlign w:val="center"/>
             <w:tcBorders>
-              <w:top w:val="single" w:sz="4" w:color="D9D9D9"/>
-              <w:left w:val="single" w:sz="4" w:color="D9D9D9"/>
-              <w:bottom w:val="single" w:sz="4" w:color="D9D9D9"/>
-              <w:right w:val="single" w:sz="4" w:color="D9D9D9"/>
+              <w:top w:val="single" w:color="D9D9D9" w:sz="4"/>
+              <w:left w:val="single" w:color="D9D9D9" w:sz="4"/>
+              <w:bottom w:val="single" w:color="D9D9D9" w:sz="4"/>
+              <w:right w:val="single" w:color="D9D9D9" w:sz="4"/>
             </w:tcBorders>
             <w:shd w:fill="DCE6F1"/>
           </w:tcPr>
-          <w:p>
+          <w:p wp14:textId="77777777">
             <w:pPr>
-              <w:spacing w:after="80" w:before="80" w:line="240" w:lineRule="auto"/>
+              <w:spacing w:before="80" w:after="80" w:line="240" w:lineRule="auto"/>
             </w:pPr>
             <w:r>
               <w:rPr>
@@ -1382,19 +1431,19 @@
         </w:tc>
         <w:tc>
           <w:tcPr>
-            <w:tcW w:type="dxa" w:w="2016"/>
+            <w:tcW w:w="2016" w:type="dxa"/>
             <w:vAlign w:val="center"/>
             <w:tcBorders>
-              <w:top w:val="single" w:sz="4" w:color="D9D9D9"/>
-              <w:left w:val="single" w:sz="4" w:color="D9D9D9"/>
-              <w:bottom w:val="single" w:sz="4" w:color="D9D9D9"/>
-              <w:right w:val="single" w:sz="4" w:color="D9D9D9"/>
+              <w:top w:val="single" w:color="D9D9D9" w:sz="4"/>
+              <w:left w:val="single" w:color="D9D9D9" w:sz="4"/>
+              <w:bottom w:val="single" w:color="D9D9D9" w:sz="4"/>
+              <w:right w:val="single" w:color="D9D9D9" w:sz="4"/>
             </w:tcBorders>
             <w:shd w:fill="DCE6F1"/>
           </w:tcPr>
-          <w:p>
+          <w:p wp14:textId="77777777">
             <w:pPr>
-              <w:spacing w:after="80" w:before="80" w:line="240" w:lineRule="auto"/>
+              <w:spacing w:before="80" w:after="80" w:line="240" w:lineRule="auto"/>
             </w:pPr>
             <w:r>
               <w:rPr>
@@ -1407,19 +1456,19 @@
         </w:tc>
         <w:tc>
           <w:tcPr>
-            <w:tcW w:type="dxa" w:w="2016"/>
+            <w:tcW w:w="2016" w:type="dxa"/>
             <w:vAlign w:val="center"/>
             <w:tcBorders>
-              <w:top w:val="single" w:sz="4" w:color="D9D9D9"/>
-              <w:left w:val="single" w:sz="4" w:color="D9D9D9"/>
-              <w:bottom w:val="single" w:sz="4" w:color="D9D9D9"/>
-              <w:right w:val="single" w:sz="4" w:color="D9D9D9"/>
+              <w:top w:val="single" w:color="D9D9D9" w:sz="4"/>
+              <w:left w:val="single" w:color="D9D9D9" w:sz="4"/>
+              <w:bottom w:val="single" w:color="D9D9D9" w:sz="4"/>
+              <w:right w:val="single" w:color="D9D9D9" w:sz="4"/>
             </w:tcBorders>
             <w:shd w:fill="DCE6F1"/>
           </w:tcPr>
-          <w:p>
+          <w:p wp14:textId="77777777">
             <w:pPr>
-              <w:spacing w:after="80" w:before="80" w:line="240" w:lineRule="auto"/>
+              <w:spacing w:before="80" w:after="80" w:line="240" w:lineRule="auto"/>
             </w:pPr>
             <w:r>
               <w:rPr>
@@ -1431,21 +1480,21 @@
           </w:p>
         </w:tc>
       </w:tr>
-      <w:tr>
+      <w:tr xmlns:wp14="http://schemas.microsoft.com/office/word/2010/wordml" wp14:textId="77777777">
         <w:tc>
           <w:tcPr>
-            <w:tcW w:type="dxa" w:w="2592"/>
+            <w:tcW w:w="2592" w:type="dxa"/>
             <w:vAlign w:val="center"/>
             <w:tcBorders>
-              <w:top w:val="single" w:sz="4" w:color="D9D9D9"/>
-              <w:left w:val="single" w:sz="4" w:color="D9D9D9"/>
-              <w:bottom w:val="single" w:sz="4" w:color="D9D9D9"/>
-              <w:right w:val="single" w:sz="4" w:color="D9D9D9"/>
+              <w:top w:val="single" w:color="D9D9D9" w:sz="4"/>
+              <w:left w:val="single" w:color="D9D9D9" w:sz="4"/>
+              <w:bottom w:val="single" w:color="D9D9D9" w:sz="4"/>
+              <w:right w:val="single" w:color="D9D9D9" w:sz="4"/>
             </w:tcBorders>
           </w:tcPr>
-          <w:p>
+          <w:p wp14:textId="77777777">
             <w:pPr>
-              <w:spacing w:after="80" w:before="80" w:line="240" w:lineRule="auto"/>
+              <w:spacing w:before="80" w:after="80" w:line="240" w:lineRule="auto"/>
             </w:pPr>
             <w:r>
               <w:rPr>
@@ -1458,18 +1507,18 @@
         </w:tc>
         <w:tc>
           <w:tcPr>
-            <w:tcW w:type="dxa" w:w="2016"/>
+            <w:tcW w:w="2016" w:type="dxa"/>
             <w:vAlign w:val="center"/>
             <w:tcBorders>
-              <w:top w:val="single" w:sz="4" w:color="D9D9D9"/>
-              <w:left w:val="single" w:sz="4" w:color="D9D9D9"/>
-              <w:bottom w:val="single" w:sz="4" w:color="D9D9D9"/>
-              <w:right w:val="single" w:sz="4" w:color="D9D9D9"/>
+              <w:top w:val="single" w:color="D9D9D9" w:sz="4"/>
+              <w:left w:val="single" w:color="D9D9D9" w:sz="4"/>
+              <w:bottom w:val="single" w:color="D9D9D9" w:sz="4"/>
+              <w:right w:val="single" w:color="D9D9D9" w:sz="4"/>
             </w:tcBorders>
           </w:tcPr>
-          <w:p>
+          <w:p wp14:textId="77777777">
             <w:pPr>
-              <w:spacing w:after="80" w:before="80" w:line="240" w:lineRule="auto"/>
+              <w:spacing w:before="80" w:after="80" w:line="240" w:lineRule="auto"/>
             </w:pPr>
             <w:r>
               <w:rPr>
@@ -1482,18 +1531,18 @@
         </w:tc>
         <w:tc>
           <w:tcPr>
-            <w:tcW w:type="dxa" w:w="2016"/>
+            <w:tcW w:w="2016" w:type="dxa"/>
             <w:vAlign w:val="center"/>
             <w:tcBorders>
-              <w:top w:val="single" w:sz="4" w:color="D9D9D9"/>
-              <w:left w:val="single" w:sz="4" w:color="D9D9D9"/>
-              <w:bottom w:val="single" w:sz="4" w:color="D9D9D9"/>
-              <w:right w:val="single" w:sz="4" w:color="D9D9D9"/>
+              <w:top w:val="single" w:color="D9D9D9" w:sz="4"/>
+              <w:left w:val="single" w:color="D9D9D9" w:sz="4"/>
+              <w:bottom w:val="single" w:color="D9D9D9" w:sz="4"/>
+              <w:right w:val="single" w:color="D9D9D9" w:sz="4"/>
             </w:tcBorders>
           </w:tcPr>
-          <w:p>
+          <w:p wp14:textId="77777777">
             <w:pPr>
-              <w:spacing w:after="80" w:before="80" w:line="240" w:lineRule="auto"/>
+              <w:spacing w:before="80" w:after="80" w:line="240" w:lineRule="auto"/>
             </w:pPr>
             <w:r>
               <w:rPr>
@@ -1506,18 +1555,18 @@
         </w:tc>
         <w:tc>
           <w:tcPr>
-            <w:tcW w:type="dxa" w:w="2016"/>
+            <w:tcW w:w="2016" w:type="dxa"/>
             <w:vAlign w:val="center"/>
             <w:tcBorders>
-              <w:top w:val="single" w:sz="4" w:color="D9D9D9"/>
-              <w:left w:val="single" w:sz="4" w:color="D9D9D9"/>
-              <w:bottom w:val="single" w:sz="4" w:color="D9D9D9"/>
-              <w:right w:val="single" w:sz="4" w:color="D9D9D9"/>
+              <w:top w:val="single" w:color="D9D9D9" w:sz="4"/>
+              <w:left w:val="single" w:color="D9D9D9" w:sz="4"/>
+              <w:bottom w:val="single" w:color="D9D9D9" w:sz="4"/>
+              <w:right w:val="single" w:color="D9D9D9" w:sz="4"/>
             </w:tcBorders>
           </w:tcPr>
-          <w:p>
+          <w:p wp14:textId="77777777">
             <w:pPr>
-              <w:spacing w:after="80" w:before="80" w:line="240" w:lineRule="auto"/>
+              <w:spacing w:before="80" w:after="80" w:line="240" w:lineRule="auto"/>
             </w:pPr>
             <w:r>
               <w:rPr>
@@ -1529,21 +1578,21 @@
           </w:p>
         </w:tc>
       </w:tr>
-      <w:tr>
+      <w:tr xmlns:wp14="http://schemas.microsoft.com/office/word/2010/wordml" wp14:textId="77777777">
         <w:tc>
           <w:tcPr>
-            <w:tcW w:type="dxa" w:w="2592"/>
+            <w:tcW w:w="2592" w:type="dxa"/>
             <w:vAlign w:val="center"/>
             <w:tcBorders>
-              <w:top w:val="single" w:sz="4" w:color="D9D9D9"/>
-              <w:left w:val="single" w:sz="4" w:color="D9D9D9"/>
-              <w:bottom w:val="single" w:sz="4" w:color="D9D9D9"/>
-              <w:right w:val="single" w:sz="4" w:color="D9D9D9"/>
+              <w:top w:val="single" w:color="D9D9D9" w:sz="4"/>
+              <w:left w:val="single" w:color="D9D9D9" w:sz="4"/>
+              <w:bottom w:val="single" w:color="D9D9D9" w:sz="4"/>
+              <w:right w:val="single" w:color="D9D9D9" w:sz="4"/>
             </w:tcBorders>
           </w:tcPr>
-          <w:p>
+          <w:p wp14:textId="77777777">
             <w:pPr>
-              <w:spacing w:after="80" w:before="80" w:line="240" w:lineRule="auto"/>
+              <w:spacing w:before="80" w:after="80" w:line="240" w:lineRule="auto"/>
             </w:pPr>
             <w:r>
               <w:rPr>
@@ -1556,18 +1605,18 @@
         </w:tc>
         <w:tc>
           <w:tcPr>
-            <w:tcW w:type="dxa" w:w="2016"/>
+            <w:tcW w:w="2016" w:type="dxa"/>
             <w:vAlign w:val="center"/>
             <w:tcBorders>
-              <w:top w:val="single" w:sz="4" w:color="D9D9D9"/>
-              <w:left w:val="single" w:sz="4" w:color="D9D9D9"/>
-              <w:bottom w:val="single" w:sz="4" w:color="D9D9D9"/>
-              <w:right w:val="single" w:sz="4" w:color="D9D9D9"/>
+              <w:top w:val="single" w:color="D9D9D9" w:sz="4"/>
+              <w:left w:val="single" w:color="D9D9D9" w:sz="4"/>
+              <w:bottom w:val="single" w:color="D9D9D9" w:sz="4"/>
+              <w:right w:val="single" w:color="D9D9D9" w:sz="4"/>
             </w:tcBorders>
           </w:tcPr>
-          <w:p>
+          <w:p wp14:textId="77777777">
             <w:pPr>
-              <w:spacing w:after="80" w:before="80" w:line="240" w:lineRule="auto"/>
+              <w:spacing w:before="80" w:after="80" w:line="240" w:lineRule="auto"/>
             </w:pPr>
             <w:r>
               <w:rPr>
@@ -1580,18 +1629,18 @@
         </w:tc>
         <w:tc>
           <w:tcPr>
-            <w:tcW w:type="dxa" w:w="2016"/>
+            <w:tcW w:w="2016" w:type="dxa"/>
             <w:vAlign w:val="center"/>
             <w:tcBorders>
-              <w:top w:val="single" w:sz="4" w:color="D9D9D9"/>
-              <w:left w:val="single" w:sz="4" w:color="D9D9D9"/>
-              <w:bottom w:val="single" w:sz="4" w:color="D9D9D9"/>
-              <w:right w:val="single" w:sz="4" w:color="D9D9D9"/>
+              <w:top w:val="single" w:color="D9D9D9" w:sz="4"/>
+              <w:left w:val="single" w:color="D9D9D9" w:sz="4"/>
+              <w:bottom w:val="single" w:color="D9D9D9" w:sz="4"/>
+              <w:right w:val="single" w:color="D9D9D9" w:sz="4"/>
             </w:tcBorders>
           </w:tcPr>
-          <w:p>
+          <w:p wp14:textId="77777777">
             <w:pPr>
-              <w:spacing w:after="80" w:before="80" w:line="240" w:lineRule="auto"/>
+              <w:spacing w:before="80" w:after="80" w:line="240" w:lineRule="auto"/>
             </w:pPr>
             <w:r>
               <w:rPr>
@@ -1604,18 +1653,18 @@
         </w:tc>
         <w:tc>
           <w:tcPr>
-            <w:tcW w:type="dxa" w:w="2016"/>
+            <w:tcW w:w="2016" w:type="dxa"/>
             <w:vAlign w:val="center"/>
             <w:tcBorders>
-              <w:top w:val="single" w:sz="4" w:color="D9D9D9"/>
-              <w:left w:val="single" w:sz="4" w:color="D9D9D9"/>
-              <w:bottom w:val="single" w:sz="4" w:color="D9D9D9"/>
-              <w:right w:val="single" w:sz="4" w:color="D9D9D9"/>
+              <w:top w:val="single" w:color="D9D9D9" w:sz="4"/>
+              <w:left w:val="single" w:color="D9D9D9" w:sz="4"/>
+              <w:bottom w:val="single" w:color="D9D9D9" w:sz="4"/>
+              <w:right w:val="single" w:color="D9D9D9" w:sz="4"/>
             </w:tcBorders>
           </w:tcPr>
-          <w:p>
+          <w:p wp14:textId="77777777">
             <w:pPr>
-              <w:spacing w:after="80" w:before="80" w:line="240" w:lineRule="auto"/>
+              <w:spacing w:before="80" w:after="80" w:line="240" w:lineRule="auto"/>
             </w:pPr>
             <w:r>
               <w:rPr>
@@ -1627,21 +1676,21 @@
           </w:p>
         </w:tc>
       </w:tr>
-      <w:tr>
+      <w:tr xmlns:wp14="http://schemas.microsoft.com/office/word/2010/wordml" wp14:textId="77777777">
         <w:tc>
           <w:tcPr>
-            <w:tcW w:type="dxa" w:w="2592"/>
+            <w:tcW w:w="2592" w:type="dxa"/>
             <w:vAlign w:val="center"/>
             <w:tcBorders>
-              <w:top w:val="single" w:sz="4" w:color="D9D9D9"/>
-              <w:left w:val="single" w:sz="4" w:color="D9D9D9"/>
-              <w:bottom w:val="single" w:sz="4" w:color="D9D9D9"/>
-              <w:right w:val="single" w:sz="4" w:color="D9D9D9"/>
+              <w:top w:val="single" w:color="D9D9D9" w:sz="4"/>
+              <w:left w:val="single" w:color="D9D9D9" w:sz="4"/>
+              <w:bottom w:val="single" w:color="D9D9D9" w:sz="4"/>
+              <w:right w:val="single" w:color="D9D9D9" w:sz="4"/>
             </w:tcBorders>
           </w:tcPr>
-          <w:p>
+          <w:p wp14:textId="77777777">
             <w:pPr>
-              <w:spacing w:after="80" w:before="80" w:line="240" w:lineRule="auto"/>
+              <w:spacing w:before="80" w:after="80" w:line="240" w:lineRule="auto"/>
             </w:pPr>
             <w:r>
               <w:rPr>
@@ -1654,18 +1703,18 @@
         </w:tc>
         <w:tc>
           <w:tcPr>
-            <w:tcW w:type="dxa" w:w="2016"/>
+            <w:tcW w:w="2016" w:type="dxa"/>
             <w:vAlign w:val="center"/>
             <w:tcBorders>
-              <w:top w:val="single" w:sz="4" w:color="D9D9D9"/>
-              <w:left w:val="single" w:sz="4" w:color="D9D9D9"/>
-              <w:bottom w:val="single" w:sz="4" w:color="D9D9D9"/>
-              <w:right w:val="single" w:sz="4" w:color="D9D9D9"/>
+              <w:top w:val="single" w:color="D9D9D9" w:sz="4"/>
+              <w:left w:val="single" w:color="D9D9D9" w:sz="4"/>
+              <w:bottom w:val="single" w:color="D9D9D9" w:sz="4"/>
+              <w:right w:val="single" w:color="D9D9D9" w:sz="4"/>
             </w:tcBorders>
           </w:tcPr>
-          <w:p>
+          <w:p wp14:textId="77777777">
             <w:pPr>
-              <w:spacing w:after="80" w:before="80" w:line="240" w:lineRule="auto"/>
+              <w:spacing w:before="80" w:after="80" w:line="240" w:lineRule="auto"/>
             </w:pPr>
             <w:r>
               <w:rPr>
@@ -1678,18 +1727,18 @@
         </w:tc>
         <w:tc>
           <w:tcPr>
-            <w:tcW w:type="dxa" w:w="2016"/>
+            <w:tcW w:w="2016" w:type="dxa"/>
             <w:vAlign w:val="center"/>
             <w:tcBorders>
-              <w:top w:val="single" w:sz="4" w:color="D9D9D9"/>
-              <w:left w:val="single" w:sz="4" w:color="D9D9D9"/>
-              <w:bottom w:val="single" w:sz="4" w:color="D9D9D9"/>
-              <w:right w:val="single" w:sz="4" w:color="D9D9D9"/>
+              <w:top w:val="single" w:color="D9D9D9" w:sz="4"/>
+              <w:left w:val="single" w:color="D9D9D9" w:sz="4"/>
+              <w:bottom w:val="single" w:color="D9D9D9" w:sz="4"/>
+              <w:right w:val="single" w:color="D9D9D9" w:sz="4"/>
             </w:tcBorders>
           </w:tcPr>
-          <w:p>
+          <w:p wp14:textId="77777777">
             <w:pPr>
-              <w:spacing w:after="80" w:before="80" w:line="240" w:lineRule="auto"/>
+              <w:spacing w:before="80" w:after="80" w:line="240" w:lineRule="auto"/>
             </w:pPr>
             <w:r>
               <w:rPr>
@@ -1702,18 +1751,18 @@
         </w:tc>
         <w:tc>
           <w:tcPr>
-            <w:tcW w:type="dxa" w:w="2016"/>
+            <w:tcW w:w="2016" w:type="dxa"/>
             <w:vAlign w:val="center"/>
             <w:tcBorders>
-              <w:top w:val="single" w:sz="4" w:color="D9D9D9"/>
-              <w:left w:val="single" w:sz="4" w:color="D9D9D9"/>
-              <w:bottom w:val="single" w:sz="4" w:color="D9D9D9"/>
-              <w:right w:val="single" w:sz="4" w:color="D9D9D9"/>
+              <w:top w:val="single" w:color="D9D9D9" w:sz="4"/>
+              <w:left w:val="single" w:color="D9D9D9" w:sz="4"/>
+              <w:bottom w:val="single" w:color="D9D9D9" w:sz="4"/>
+              <w:right w:val="single" w:color="D9D9D9" w:sz="4"/>
             </w:tcBorders>
           </w:tcPr>
-          <w:p>
+          <w:p wp14:textId="77777777">
             <w:pPr>
-              <w:spacing w:after="80" w:before="80" w:line="240" w:lineRule="auto"/>
+              <w:spacing w:before="80" w:after="80" w:line="240" w:lineRule="auto"/>
             </w:pPr>
             <w:r>
               <w:rPr>
@@ -1725,21 +1774,21 @@
           </w:p>
         </w:tc>
       </w:tr>
-      <w:tr>
+      <w:tr xmlns:wp14="http://schemas.microsoft.com/office/word/2010/wordml" wp14:textId="77777777">
         <w:tc>
           <w:tcPr>
-            <w:tcW w:type="dxa" w:w="2592"/>
+            <w:tcW w:w="2592" w:type="dxa"/>
             <w:vAlign w:val="center"/>
             <w:tcBorders>
-              <w:top w:val="single" w:sz="4" w:color="D9D9D9"/>
-              <w:left w:val="single" w:sz="4" w:color="D9D9D9"/>
-              <w:bottom w:val="single" w:sz="4" w:color="D9D9D9"/>
-              <w:right w:val="single" w:sz="4" w:color="D9D9D9"/>
+              <w:top w:val="single" w:color="D9D9D9" w:sz="4"/>
+              <w:left w:val="single" w:color="D9D9D9" w:sz="4"/>
+              <w:bottom w:val="single" w:color="D9D9D9" w:sz="4"/>
+              <w:right w:val="single" w:color="D9D9D9" w:sz="4"/>
             </w:tcBorders>
           </w:tcPr>
-          <w:p>
+          <w:p wp14:textId="77777777">
             <w:pPr>
-              <w:spacing w:after="80" w:before="80" w:line="240" w:lineRule="auto"/>
+              <w:spacing w:before="80" w:after="80" w:line="240" w:lineRule="auto"/>
             </w:pPr>
             <w:r>
               <w:rPr>
@@ -1752,18 +1801,18 @@
         </w:tc>
         <w:tc>
           <w:tcPr>
-            <w:tcW w:type="dxa" w:w="2016"/>
+            <w:tcW w:w="2016" w:type="dxa"/>
             <w:vAlign w:val="center"/>
             <w:tcBorders>
-              <w:top w:val="single" w:sz="4" w:color="D9D9D9"/>
-              <w:left w:val="single" w:sz="4" w:color="D9D9D9"/>
-              <w:bottom w:val="single" w:sz="4" w:color="D9D9D9"/>
-              <w:right w:val="single" w:sz="4" w:color="D9D9D9"/>
+              <w:top w:val="single" w:color="D9D9D9" w:sz="4"/>
+              <w:left w:val="single" w:color="D9D9D9" w:sz="4"/>
+              <w:bottom w:val="single" w:color="D9D9D9" w:sz="4"/>
+              <w:right w:val="single" w:color="D9D9D9" w:sz="4"/>
             </w:tcBorders>
           </w:tcPr>
-          <w:p>
+          <w:p wp14:textId="77777777">
             <w:pPr>
-              <w:spacing w:after="80" w:before="80" w:line="240" w:lineRule="auto"/>
+              <w:spacing w:before="80" w:after="80" w:line="240" w:lineRule="auto"/>
             </w:pPr>
             <w:r>
               <w:rPr>
@@ -1776,18 +1825,18 @@
         </w:tc>
         <w:tc>
           <w:tcPr>
-            <w:tcW w:type="dxa" w:w="2016"/>
+            <w:tcW w:w="2016" w:type="dxa"/>
             <w:vAlign w:val="center"/>
             <w:tcBorders>
-              <w:top w:val="single" w:sz="4" w:color="D9D9D9"/>
-              <w:left w:val="single" w:sz="4" w:color="D9D9D9"/>
-              <w:bottom w:val="single" w:sz="4" w:color="D9D9D9"/>
-              <w:right w:val="single" w:sz="4" w:color="D9D9D9"/>
+              <w:top w:val="single" w:color="D9D9D9" w:sz="4"/>
+              <w:left w:val="single" w:color="D9D9D9" w:sz="4"/>
+              <w:bottom w:val="single" w:color="D9D9D9" w:sz="4"/>
+              <w:right w:val="single" w:color="D9D9D9" w:sz="4"/>
             </w:tcBorders>
           </w:tcPr>
-          <w:p>
+          <w:p wp14:textId="77777777">
             <w:pPr>
-              <w:spacing w:after="80" w:before="80" w:line="240" w:lineRule="auto"/>
+              <w:spacing w:before="80" w:after="80" w:line="240" w:lineRule="auto"/>
             </w:pPr>
             <w:r>
               <w:rPr>
@@ -1800,18 +1849,18 @@
         </w:tc>
         <w:tc>
           <w:tcPr>
-            <w:tcW w:type="dxa" w:w="2016"/>
+            <w:tcW w:w="2016" w:type="dxa"/>
             <w:vAlign w:val="center"/>
             <w:tcBorders>
-              <w:top w:val="single" w:sz="4" w:color="D9D9D9"/>
-              <w:left w:val="single" w:sz="4" w:color="D9D9D9"/>
-              <w:bottom w:val="single" w:sz="4" w:color="D9D9D9"/>
-              <w:right w:val="single" w:sz="4" w:color="D9D9D9"/>
+              <w:top w:val="single" w:color="D9D9D9" w:sz="4"/>
+              <w:left w:val="single" w:color="D9D9D9" w:sz="4"/>
+              <w:bottom w:val="single" w:color="D9D9D9" w:sz="4"/>
+              <w:right w:val="single" w:color="D9D9D9" w:sz="4"/>
             </w:tcBorders>
           </w:tcPr>
-          <w:p>
+          <w:p wp14:textId="77777777">
             <w:pPr>
-              <w:spacing w:after="80" w:before="80" w:line="240" w:lineRule="auto"/>
+              <w:spacing w:before="80" w:after="80" w:line="240" w:lineRule="auto"/>
             </w:pPr>
             <w:r>
               <w:rPr>
@@ -1823,21 +1872,21 @@
           </w:p>
         </w:tc>
       </w:tr>
-      <w:tr>
+      <w:tr xmlns:wp14="http://schemas.microsoft.com/office/word/2010/wordml" wp14:textId="77777777">
         <w:tc>
           <w:tcPr>
-            <w:tcW w:type="dxa" w:w="2592"/>
+            <w:tcW w:w="2592" w:type="dxa"/>
             <w:vAlign w:val="center"/>
             <w:tcBorders>
-              <w:top w:val="single" w:sz="4" w:color="D9D9D9"/>
-              <w:left w:val="single" w:sz="4" w:color="D9D9D9"/>
-              <w:bottom w:val="single" w:sz="4" w:color="D9D9D9"/>
-              <w:right w:val="single" w:sz="4" w:color="D9D9D9"/>
+              <w:top w:val="single" w:color="D9D9D9" w:sz="4"/>
+              <w:left w:val="single" w:color="D9D9D9" w:sz="4"/>
+              <w:bottom w:val="single" w:color="D9D9D9" w:sz="4"/>
+              <w:right w:val="single" w:color="D9D9D9" w:sz="4"/>
             </w:tcBorders>
           </w:tcPr>
-          <w:p>
+          <w:p wp14:textId="77777777">
             <w:pPr>
-              <w:spacing w:after="80" w:before="80" w:line="240" w:lineRule="auto"/>
+              <w:spacing w:before="80" w:after="80" w:line="240" w:lineRule="auto"/>
             </w:pPr>
             <w:r>
               <w:rPr>
@@ -1850,18 +1899,18 @@
         </w:tc>
         <w:tc>
           <w:tcPr>
-            <w:tcW w:type="dxa" w:w="2016"/>
+            <w:tcW w:w="2016" w:type="dxa"/>
             <w:vAlign w:val="center"/>
             <w:tcBorders>
-              <w:top w:val="single" w:sz="4" w:color="D9D9D9"/>
-              <w:left w:val="single" w:sz="4" w:color="D9D9D9"/>
-              <w:bottom w:val="single" w:sz="4" w:color="D9D9D9"/>
-              <w:right w:val="single" w:sz="4" w:color="D9D9D9"/>
+              <w:top w:val="single" w:color="D9D9D9" w:sz="4"/>
+              <w:left w:val="single" w:color="D9D9D9" w:sz="4"/>
+              <w:bottom w:val="single" w:color="D9D9D9" w:sz="4"/>
+              <w:right w:val="single" w:color="D9D9D9" w:sz="4"/>
             </w:tcBorders>
           </w:tcPr>
-          <w:p>
+          <w:p wp14:textId="77777777">
             <w:pPr>
-              <w:spacing w:after="80" w:before="80" w:line="240" w:lineRule="auto"/>
+              <w:spacing w:before="80" w:after="80" w:line="240" w:lineRule="auto"/>
             </w:pPr>
             <w:r>
               <w:rPr>
@@ -1874,18 +1923,18 @@
         </w:tc>
         <w:tc>
           <w:tcPr>
-            <w:tcW w:type="dxa" w:w="2016"/>
+            <w:tcW w:w="2016" w:type="dxa"/>
             <w:vAlign w:val="center"/>
             <w:tcBorders>
-              <w:top w:val="single" w:sz="4" w:color="D9D9D9"/>
-              <w:left w:val="single" w:sz="4" w:color="D9D9D9"/>
-              <w:bottom w:val="single" w:sz="4" w:color="D9D9D9"/>
-              <w:right w:val="single" w:sz="4" w:color="D9D9D9"/>
+              <w:top w:val="single" w:color="D9D9D9" w:sz="4"/>
+              <w:left w:val="single" w:color="D9D9D9" w:sz="4"/>
+              <w:bottom w:val="single" w:color="D9D9D9" w:sz="4"/>
+              <w:right w:val="single" w:color="D9D9D9" w:sz="4"/>
             </w:tcBorders>
           </w:tcPr>
-          <w:p>
+          <w:p wp14:textId="77777777">
             <w:pPr>
-              <w:spacing w:after="80" w:before="80" w:line="240" w:lineRule="auto"/>
+              <w:spacing w:before="80" w:after="80" w:line="240" w:lineRule="auto"/>
             </w:pPr>
             <w:r>
               <w:rPr>
@@ -1898,18 +1947,18 @@
         </w:tc>
         <w:tc>
           <w:tcPr>
-            <w:tcW w:type="dxa" w:w="2016"/>
+            <w:tcW w:w="2016" w:type="dxa"/>
             <w:vAlign w:val="center"/>
             <w:tcBorders>
-              <w:top w:val="single" w:sz="4" w:color="D9D9D9"/>
-              <w:left w:val="single" w:sz="4" w:color="D9D9D9"/>
-              <w:bottom w:val="single" w:sz="4" w:color="D9D9D9"/>
-              <w:right w:val="single" w:sz="4" w:color="D9D9D9"/>
+              <w:top w:val="single" w:color="D9D9D9" w:sz="4"/>
+              <w:left w:val="single" w:color="D9D9D9" w:sz="4"/>
+              <w:bottom w:val="single" w:color="D9D9D9" w:sz="4"/>
+              <w:right w:val="single" w:color="D9D9D9" w:sz="4"/>
             </w:tcBorders>
           </w:tcPr>
-          <w:p>
+          <w:p wp14:textId="77777777">
             <w:pPr>
-              <w:spacing w:after="80" w:before="80" w:line="240" w:lineRule="auto"/>
+              <w:spacing w:before="80" w:after="80" w:line="240" w:lineRule="auto"/>
             </w:pPr>
             <w:r>
               <w:rPr>
@@ -1921,21 +1970,21 @@
           </w:p>
         </w:tc>
       </w:tr>
-      <w:tr>
+      <w:tr xmlns:wp14="http://schemas.microsoft.com/office/word/2010/wordml" wp14:textId="77777777">
         <w:tc>
           <w:tcPr>
-            <w:tcW w:type="dxa" w:w="2592"/>
+            <w:tcW w:w="2592" w:type="dxa"/>
             <w:vAlign w:val="center"/>
             <w:tcBorders>
-              <w:top w:val="single" w:sz="4" w:color="D9D9D9"/>
-              <w:left w:val="single" w:sz="4" w:color="D9D9D9"/>
-              <w:bottom w:val="single" w:sz="4" w:color="D9D9D9"/>
-              <w:right w:val="single" w:sz="4" w:color="D9D9D9"/>
+              <w:top w:val="single" w:color="D9D9D9" w:sz="4"/>
+              <w:left w:val="single" w:color="D9D9D9" w:sz="4"/>
+              <w:bottom w:val="single" w:color="D9D9D9" w:sz="4"/>
+              <w:right w:val="single" w:color="D9D9D9" w:sz="4"/>
             </w:tcBorders>
           </w:tcPr>
-          <w:p>
+          <w:p wp14:textId="77777777">
             <w:pPr>
-              <w:spacing w:after="80" w:before="80" w:line="240" w:lineRule="auto"/>
+              <w:spacing w:before="80" w:after="80" w:line="240" w:lineRule="auto"/>
             </w:pPr>
             <w:r>
               <w:rPr>
@@ -1948,18 +1997,18 @@
         </w:tc>
         <w:tc>
           <w:tcPr>
-            <w:tcW w:type="dxa" w:w="2016"/>
+            <w:tcW w:w="2016" w:type="dxa"/>
             <w:vAlign w:val="center"/>
             <w:tcBorders>
-              <w:top w:val="single" w:sz="4" w:color="D9D9D9"/>
-              <w:left w:val="single" w:sz="4" w:color="D9D9D9"/>
-              <w:bottom w:val="single" w:sz="4" w:color="D9D9D9"/>
-              <w:right w:val="single" w:sz="4" w:color="D9D9D9"/>
+              <w:top w:val="single" w:color="D9D9D9" w:sz="4"/>
+              <w:left w:val="single" w:color="D9D9D9" w:sz="4"/>
+              <w:bottom w:val="single" w:color="D9D9D9" w:sz="4"/>
+              <w:right w:val="single" w:color="D9D9D9" w:sz="4"/>
             </w:tcBorders>
           </w:tcPr>
-          <w:p>
+          <w:p wp14:textId="77777777">
             <w:pPr>
-              <w:spacing w:after="80" w:before="80" w:line="240" w:lineRule="auto"/>
+              <w:spacing w:before="80" w:after="80" w:line="240" w:lineRule="auto"/>
             </w:pPr>
             <w:r>
               <w:rPr>
@@ -1972,18 +2021,18 @@
         </w:tc>
         <w:tc>
           <w:tcPr>
-            <w:tcW w:type="dxa" w:w="2016"/>
+            <w:tcW w:w="2016" w:type="dxa"/>
             <w:vAlign w:val="center"/>
             <w:tcBorders>
-              <w:top w:val="single" w:sz="4" w:color="D9D9D9"/>
-              <w:left w:val="single" w:sz="4" w:color="D9D9D9"/>
-              <w:bottom w:val="single" w:sz="4" w:color="D9D9D9"/>
-              <w:right w:val="single" w:sz="4" w:color="D9D9D9"/>
+              <w:top w:val="single" w:color="D9D9D9" w:sz="4"/>
+              <w:left w:val="single" w:color="D9D9D9" w:sz="4"/>
+              <w:bottom w:val="single" w:color="D9D9D9" w:sz="4"/>
+              <w:right w:val="single" w:color="D9D9D9" w:sz="4"/>
             </w:tcBorders>
           </w:tcPr>
-          <w:p>
+          <w:p wp14:textId="77777777">
             <w:pPr>
-              <w:spacing w:after="80" w:before="80" w:line="240" w:lineRule="auto"/>
+              <w:spacing w:before="80" w:after="80" w:line="240" w:lineRule="auto"/>
             </w:pPr>
             <w:r>
               <w:rPr>
@@ -1996,18 +2045,18 @@
         </w:tc>
         <w:tc>
           <w:tcPr>
-            <w:tcW w:type="dxa" w:w="2016"/>
+            <w:tcW w:w="2016" w:type="dxa"/>
             <w:vAlign w:val="center"/>
             <w:tcBorders>
-              <w:top w:val="single" w:sz="4" w:color="D9D9D9"/>
-              <w:left w:val="single" w:sz="4" w:color="D9D9D9"/>
-              <w:bottom w:val="single" w:sz="4" w:color="D9D9D9"/>
-              <w:right w:val="single" w:sz="4" w:color="D9D9D9"/>
+              <w:top w:val="single" w:color="D9D9D9" w:sz="4"/>
+              <w:left w:val="single" w:color="D9D9D9" w:sz="4"/>
+              <w:bottom w:val="single" w:color="D9D9D9" w:sz="4"/>
+              <w:right w:val="single" w:color="D9D9D9" w:sz="4"/>
             </w:tcBorders>
           </w:tcPr>
-          <w:p>
+          <w:p wp14:textId="77777777">
             <w:pPr>
-              <w:spacing w:after="80" w:before="80" w:line="240" w:lineRule="auto"/>
+              <w:spacing w:before="80" w:after="80" w:line="240" w:lineRule="auto"/>
             </w:pPr>
             <w:r>
               <w:rPr>
@@ -2019,21 +2068,21 @@
           </w:p>
         </w:tc>
       </w:tr>
-      <w:tr>
+      <w:tr xmlns:wp14="http://schemas.microsoft.com/office/word/2010/wordml" wp14:textId="77777777">
         <w:tc>
           <w:tcPr>
-            <w:tcW w:type="dxa" w:w="2592"/>
+            <w:tcW w:w="2592" w:type="dxa"/>
             <w:vAlign w:val="center"/>
             <w:tcBorders>
-              <w:top w:val="single" w:sz="4" w:color="D9D9D9"/>
-              <w:left w:val="single" w:sz="4" w:color="D9D9D9"/>
-              <w:bottom w:val="single" w:sz="4" w:color="D9D9D9"/>
-              <w:right w:val="single" w:sz="4" w:color="D9D9D9"/>
+              <w:top w:val="single" w:color="D9D9D9" w:sz="4"/>
+              <w:left w:val="single" w:color="D9D9D9" w:sz="4"/>
+              <w:bottom w:val="single" w:color="D9D9D9" w:sz="4"/>
+              <w:right w:val="single" w:color="D9D9D9" w:sz="4"/>
             </w:tcBorders>
           </w:tcPr>
-          <w:p>
+          <w:p wp14:textId="77777777">
             <w:pPr>
-              <w:spacing w:after="80" w:before="80" w:line="240" w:lineRule="auto"/>
+              <w:spacing w:before="80" w:after="80" w:line="240" w:lineRule="auto"/>
             </w:pPr>
             <w:r>
               <w:rPr>
@@ -2046,18 +2095,18 @@
         </w:tc>
         <w:tc>
           <w:tcPr>
-            <w:tcW w:type="dxa" w:w="2016"/>
+            <w:tcW w:w="2016" w:type="dxa"/>
             <w:vAlign w:val="center"/>
             <w:tcBorders>
-              <w:top w:val="single" w:sz="4" w:color="D9D9D9"/>
-              <w:left w:val="single" w:sz="4" w:color="D9D9D9"/>
-              <w:bottom w:val="single" w:sz="4" w:color="D9D9D9"/>
-              <w:right w:val="single" w:sz="4" w:color="D9D9D9"/>
+              <w:top w:val="single" w:color="D9D9D9" w:sz="4"/>
+              <w:left w:val="single" w:color="D9D9D9" w:sz="4"/>
+              <w:bottom w:val="single" w:color="D9D9D9" w:sz="4"/>
+              <w:right w:val="single" w:color="D9D9D9" w:sz="4"/>
             </w:tcBorders>
           </w:tcPr>
-          <w:p>
+          <w:p wp14:textId="77777777">
             <w:pPr>
-              <w:spacing w:after="80" w:before="80" w:line="240" w:lineRule="auto"/>
+              <w:spacing w:before="80" w:after="80" w:line="240" w:lineRule="auto"/>
             </w:pPr>
             <w:r>
               <w:rPr>
@@ -2070,18 +2119,18 @@
         </w:tc>
         <w:tc>
           <w:tcPr>
-            <w:tcW w:type="dxa" w:w="2016"/>
+            <w:tcW w:w="2016" w:type="dxa"/>
             <w:vAlign w:val="center"/>
             <w:tcBorders>
-              <w:top w:val="single" w:sz="4" w:color="D9D9D9"/>
-              <w:left w:val="single" w:sz="4" w:color="D9D9D9"/>
-              <w:bottom w:val="single" w:sz="4" w:color="D9D9D9"/>
-              <w:right w:val="single" w:sz="4" w:color="D9D9D9"/>
+              <w:top w:val="single" w:color="D9D9D9" w:sz="4"/>
+              <w:left w:val="single" w:color="D9D9D9" w:sz="4"/>
+              <w:bottom w:val="single" w:color="D9D9D9" w:sz="4"/>
+              <w:right w:val="single" w:color="D9D9D9" w:sz="4"/>
             </w:tcBorders>
           </w:tcPr>
-          <w:p>
+          <w:p wp14:textId="77777777">
             <w:pPr>
-              <w:spacing w:after="80" w:before="80" w:line="240" w:lineRule="auto"/>
+              <w:spacing w:before="80" w:after="80" w:line="240" w:lineRule="auto"/>
             </w:pPr>
             <w:r>
               <w:rPr>
@@ -2094,18 +2143,18 @@
         </w:tc>
         <w:tc>
           <w:tcPr>
-            <w:tcW w:type="dxa" w:w="2016"/>
+            <w:tcW w:w="2016" w:type="dxa"/>
             <w:vAlign w:val="center"/>
             <w:tcBorders>
-              <w:top w:val="single" w:sz="4" w:color="D9D9D9"/>
-              <w:left w:val="single" w:sz="4" w:color="D9D9D9"/>
-              <w:bottom w:val="single" w:sz="4" w:color="D9D9D9"/>
-              <w:right w:val="single" w:sz="4" w:color="D9D9D9"/>
+              <w:top w:val="single" w:color="D9D9D9" w:sz="4"/>
+              <w:left w:val="single" w:color="D9D9D9" w:sz="4"/>
+              <w:bottom w:val="single" w:color="D9D9D9" w:sz="4"/>
+              <w:right w:val="single" w:color="D9D9D9" w:sz="4"/>
             </w:tcBorders>
           </w:tcPr>
-          <w:p>
+          <w:p wp14:textId="77777777">
             <w:pPr>
-              <w:spacing w:after="80" w:before="80" w:line="240" w:lineRule="auto"/>
+              <w:spacing w:before="80" w:after="80" w:line="240" w:lineRule="auto"/>
             </w:pPr>
             <w:r>
               <w:rPr>
@@ -2118,7 +2167,7 @@
         </w:tc>
       </w:tr>
     </w:tbl>
-    <w:p>
+    <w:p xmlns:wp14="http://schemas.microsoft.com/office/word/2010/wordml" wp14:textId="77777777">
       <w:pPr>
         <w:pStyle w:val="Heading2"/>
         <w:keepNext/>
@@ -2129,7 +2178,7 @@
         <w:t>Câu hỏi cuối buổi</w:t>
       </w:r>
     </w:p>
-    <w:p>
+    <w:p xmlns:wp14="http://schemas.microsoft.com/office/word/2010/wordml" wp14:textId="77777777">
       <w:pPr>
         <w:keepNext/>
         <w:keepLines/>
@@ -2139,7 +2188,7 @@
         <w:t>Q1. Vì sao không được dùng dãy đã sắp giảm theo lợi ích/τ để tìm kiếm nhị phân theo ID? Nêu tiền điều kiện của hàm tìm kiếm.</w:t>
       </w:r>
     </w:p>
-    <w:p>
+    <w:p xmlns:wp14="http://schemas.microsoft.com/office/word/2010/wordml" wp14:textId="77777777">
       <w:pPr>
         <w:keepLines/>
         <w:spacing w:after="120" w:line="252" w:lineRule="auto"/>
@@ -2148,7 +2197,7 @@
         <w:t>Tìm kiếm nhị phân cần dựa vào quan hệ giữa khóa ở giữa và các khóa nằm hai phía. Khi sắp theo lợi ích/chi phí, ID có thể xuất hiện lộn xộn; quyết định bỏ nửa dãy theo ID khi đó không có cơ sở và có thể bỏ đúng đơn đang tìm. Vì vậy, danh mục đưa vào binary_search phải tăng theo Order.id, với ID duy nhất. Dãy ưu tiên chỉ dùng để xếp thứ tự xử lý; em giữ riêng danh mục ID để tra cứu.</w:t>
       </w:r>
     </w:p>
-    <w:p>
+    <w:p xmlns:wp14="http://schemas.microsoft.com/office/word/2010/wordml" wp14:textId="77777777">
       <w:pPr>
         <w:keepNext/>
         <w:keepLines/>
@@ -2158,7 +2207,7 @@
         <w:t>Q2. Với đơn ID 2 tới điểm 4, phục vụ 1 và bản đồ mẫu, giải thích từng thành phần của thời gian thực hiện τ. BFS có tiếp tục cho thời gian ngắn nhất nếu các cạnh mang thời gian khác nhau không?</w:t>
       </w:r>
     </w:p>
-    <w:p>
+    <w:p xmlns:wp14="http://schemas.microsoft.com/office/word/2010/wordml" wp14:textId="77777777">
       <w:pPr>
         <w:keepLines/>
         <w:spacing w:after="120" w:line="252" w:lineRule="auto"/>
@@ -2167,7 +2216,7 @@
         <w:t>Đơn 2 cần đi từ kho 1 đến điểm 4 rồi trở lại kho. Tuyến 1→2→4 có 2 cạnh, nên lượt đi mất 2, lượt về mất 2; cộng 1 đơn vị phục vụ được τ = 5. BFS cho kết quả phù hợp vì các cạnh có cùng chi phí. Nếu mỗi cạnh có thời gian khác nhau, tối thiểu số cạnh chưa chắc tối thiểu thời gian; với trọng số không âm, có thể dùng Dijkstra và tính chi phí từ tổng trọng số đường đi.</w:t>
       </w:r>
     </w:p>
-    <w:p>
+    <w:p xmlns:wp14="http://schemas.microsoft.com/office/word/2010/wordml" wp14:textId="77777777">
       <w:pPr>
         <w:keepNext/>
         <w:keepLines/>
@@ -2177,7 +2226,7 @@
         <w:t>Q3. Giải thích hai phương án tạo ô F(2,8) và vị trí của ô đó trong table Julia. Vì sao nhánh lấy đơn phải dùng hàng trước?</w:t>
       </w:r>
     </w:p>
-    <w:p>
+    <w:p xmlns:wp14="http://schemas.microsoft.com/office/word/2010/wordml" wp14:textId="77777777">
       <w:pPr>
         <w:keepLines/>
         <w:spacing w:after="120" w:line="252" w:lineRule="auto"/>
@@ -2186,7 +2235,7 @@
         <w:t>Ô này xét hai khả năng đối với đơn 2. Bỏ đơn: dùng table[2,9] = F(1,8) = 6. Lấy đơn: còn 8−5 = 3 thời gian cho đơn trước đó, nhận 8 + table[2,4] = 8+6 = 14. Chọn giá trị lớn hơn nên F(2,8) = table[3,9] = 14. Hàng trước chỉ chứa nghiệm của i−1 đơn; dùng hàng đó bảo đảm đơn i không xuất hiện thêm lần nữa trong phần ngân sách còn lại, đúng ràng buộc ba lô 0/1.</w:t>
       </w:r>
     </w:p>
-    <w:p>
+    <w:p xmlns:wp14="http://schemas.microsoft.com/office/word/2010/wordml" wp14:textId="77777777">
       <w:pPr>
         <w:keepNext/>
         <w:keepLines/>
@@ -2196,18 +2245,22 @@
         <w:t>Q4. Sau khi giao ID 1 rồi hoàn tác ngay, FIFO, ngăn xếp, tổng thời gian và tổng lợi ích phải thay đổi thế nào? Nêu một bất biến kiểm tra việc không mất hoặc lặp đơn.</w:t>
       </w:r>
     </w:p>
-    <w:p>
+    <w:p xmlns:wp14="http://schemas.microsoft.com/office/word/2010/wordml" wp14:textId="77777777">
       <w:pPr>
         <w:keepLines/>
         <w:spacing w:after="120" w:line="252" w:lineRule="auto"/>
       </w:pPr>
       <w:r>
         <w:t>Giao đơn 1 lấy phần tử đầu FIFO [1,2], để lại [2], đồng thời đẩy 1 vào Stack: [1]. Thời gian đã dùng là 3, lợi ích đã nhận là 6. Hoàn tác lấy 1 ở đỉnh Stack, đưa về đầu FIFO, trừ đúng 3 và 6; trạng thái trở lại FIFO [1,2], Stack rỗng, hai tổng bằng 0.</w:t>
+      </w:r>
+      <w:r>
         <w:br/>
+      </w:r>
+      <w:r>
         <w:t>Bất biến cần giữ: tập ID đang chờ và đã giao rời nhau, không chứa ID lặp, hợp của hai tập bằng tập đã chọn. Ngoài ra, spent và earned phải bằng tổng chi phí, lợi ích của các ID đã giao; spent không vượt B. Nhờ vậy có thể phát hiện mất đơn, giao trùng hoặc cập nhật sai tổng.</w:t>
       </w:r>
     </w:p>
-    <w:p>
+    <w:p xmlns:wp14="http://schemas.microsoft.com/office/word/2010/wordml" wp14:textId="77777777">
       <w:pPr>
         <w:keepNext/>
         <w:keepLines/>
@@ -2217,20 +2270,24 @@
         <w:t>Q5. Cho biết độ phức tạp theo n,V,E,B của sắp xếp trộn, tìm kiếm nhị phân, BFS cốt lõi và DP bảng đầy đủ. Vì sao không thể khẳng định mọi BST đều tra cứu trong O(log n)?</w:t>
       </w:r>
     </w:p>
-    <w:p>
+    <w:p xmlns:wp14="http://schemas.microsoft.com/office/word/2010/wordml" wp14:textId="77777777">
       <w:pPr>
         <w:keepLines/>
         <w:spacing w:after="120" w:line="252" w:lineRule="auto"/>
       </w:pPr>
       <w:r>
         <w:t>Với n đơn, V đỉnh, E cạnh và ngân sách B: sắp xếp trộn cần O(n log n), tìm kiếm nhị phân cần O(log n), BFS cốt lõi cần O(V+E), DP bảng đầy đủ cần O(nB) thời gian. Bộ nhớ phụ tương ứng là O(n) cộng ngăn xếp O(log n), O(1), O(V), và O(nB); việc lưu mọi tuyến BFS còn thêm O(L), xấu nhất O(V²).</w:t>
+      </w:r>
+      <w:r>
         <w:br/>
+      </w:r>
+      <w:r>
         <w:t>BST tìm kiếm theo một đường từ gốc xuống nên chi phí là O(h), phụ thuộc chiều cao cây. Chỉ khi cây giữ được chiều cao O(log n) mới có bảo đảm tra cứu O(log n); BST thường có thể lệch với h = O(n). Tương tự, sắp đơn theo lợi ích/chi phí không bảo đảm nghiệm ba lô 0/1 tối ưu; trong bài, DP quyết định tập chọn và vét cạn dùng để kiểm chứng trên bộ nhỏ.</w:t>
       </w:r>
     </w:p>
     <w:sectPr>
       <w:footerReference w:type="default" r:id="rId9"/>
-      <w:pgSz w:w="11906" w:h="16838"/>
+      <w:pgSz w:w="11906" w:h="16838" w:orient="portrait"/>
       <w:pgMar w:top="1134" w:right="1247" w:bottom="1224" w:left="1247" w:header="720" w:footer="432" w:gutter="0"/>
       <w:cols w:space="720"/>
       <w:docGrid w:linePitch="360"/>
@@ -2241,7 +2298,7 @@
 
 <file path=word/footer1.xml><?xml version="1.0" encoding="utf-8"?>
 <w:ftr xmlns:m="http://schemas.openxmlformats.org/officeDocument/2006/math" xmlns:mc="http://schemas.openxmlformats.org/markup-compatibility/2006" xmlns:mo="http://schemas.microsoft.com/office/mac/office/2008/main" xmlns:mv="urn:schemas-microsoft-com:mac:vml" xmlns:o="urn:schemas-microsoft-com:office:office" xmlns:r="http://schemas.openxmlformats.org/officeDocument/2006/relationships" xmlns:v="urn:schemas-microsoft-com:vml" xmlns:w10="urn:schemas-microsoft-com:office:word" xmlns:w14="http://schemas.microsoft.com/office/word/2010/wordml" xmlns:w="http://schemas.openxmlformats.org/wordprocessingml/2006/main" xmlns:wne="http://schemas.microsoft.com/office/word/2006/wordml" xmlns:wp14="http://schemas.microsoft.com/office/word/2010/wordprocessingDrawing" xmlns:wp="http://schemas.openxmlformats.org/drawingml/2006/wordprocessingDrawing" xmlns:wpc="http://schemas.microsoft.com/office/word/2010/wordprocessingCanvas" xmlns:wpg="http://schemas.microsoft.com/office/word/2010/wordprocessingGroup" xmlns:wpi="http://schemas.microsoft.com/office/word/2010/wordprocessingInk" xmlns:wps="http://schemas.microsoft.com/office/word/2010/wordprocessingShape" mc:Ignorable="w14 wp14">
-  <w:p>
+  <w:p xmlns:wp14="http://schemas.microsoft.com/office/word/2010/wordml" wp14:textId="77777777">
     <w:pPr>
       <w:pStyle w:val="Footer"/>
       <w:jc w:val="center"/>
@@ -2249,7 +2306,18 @@
     <w:r>
       <w:t xml:space="preserve">CTDL &amp; GT · Thực hành 09/10/2026 · Trang </w:t>
     </w:r>
-    <w:fldSimple w:instr="PAGE"/>
+    <w:r>
+      <w:fldChar w:fldCharType="begin"/>
+    </w:r>
+    <w:r>
+      <w:instrText>PAGE</w:instrText>
+    </w:r>
+    <w:r>
+      <w:fldChar w:fldCharType="separate"/>
+    </w:r>
+    <w:r>
+      <w:fldChar w:fldCharType="end"/>
+    </w:r>
   </w:p>
 </w:ftr>
 </file>
@@ -2342,7 +2410,7 @@
         <w:ind w:left="1440" w:hanging="360"/>
       </w:pPr>
       <w:rPr>
-        <w:rFonts w:ascii="Symbol" w:hAnsi="Symbol" w:hint="default"/>
+        <w:rFonts w:hint="default" w:ascii="Symbol" w:hAnsi="Symbol"/>
       </w:rPr>
     </w:lvl>
   </w:abstractNum>
@@ -2363,7 +2431,7 @@
         <w:ind w:left="1080" w:hanging="360"/>
       </w:pPr>
       <w:rPr>
-        <w:rFonts w:ascii="Symbol" w:hAnsi="Symbol" w:hint="default"/>
+        <w:rFonts w:hint="default" w:ascii="Symbol" w:hAnsi="Symbol"/>
       </w:rPr>
     </w:lvl>
   </w:abstractNum>
@@ -2384,7 +2452,7 @@
         <w:ind w:left="720" w:hanging="360"/>
       </w:pPr>
       <w:rPr>
-        <w:rFonts w:ascii="Symbol" w:hAnsi="Symbol" w:hint="default"/>
+        <w:rFonts w:hint="default" w:ascii="Symbol" w:hAnsi="Symbol"/>
       </w:rPr>
     </w:lvl>
   </w:abstractNum>
@@ -2423,7 +2491,7 @@
         <w:ind w:left="360" w:hanging="360"/>
       </w:pPr>
       <w:rPr>
-        <w:rFonts w:ascii="Symbol" w:hAnsi="Symbol" w:hint="default"/>
+        <w:rFonts w:hint="default" w:ascii="Symbol" w:hAnsi="Symbol"/>
       </w:rPr>
     </w:lvl>
   </w:abstractNum>
@@ -2458,11 +2526,11 @@
 </file>
 
 <file path=word/styles.xml><?xml version="1.0" encoding="utf-8"?>
-<w:styles xmlns:mc="http://schemas.openxmlformats.org/markup-compatibility/2006" xmlns:r="http://schemas.openxmlformats.org/officeDocument/2006/relationships" xmlns:w="http://schemas.openxmlformats.org/wordprocessingml/2006/main" xmlns:w14="http://schemas.microsoft.com/office/word/2010/wordml" mc:Ignorable="w14">
+<w:styles xmlns:wp14="http://schemas.microsoft.com/office/word/2010/wordprocessingDrawing" xmlns:mc="http://schemas.openxmlformats.org/markup-compatibility/2006" xmlns:r="http://schemas.openxmlformats.org/officeDocument/2006/relationships" xmlns:w="http://schemas.openxmlformats.org/wordprocessingml/2006/main" xmlns:w14="http://schemas.microsoft.com/office/word/2010/wordml" mc:Ignorable="w14 wp14">
   <w:docDefaults>
     <w:rPrDefault>
       <w:rPr>
-        <w:rFonts w:asciiTheme="minorHAnsi" w:eastAsiaTheme="minorEastAsia" w:hAnsiTheme="minorHAnsi" w:cstheme="minorBidi"/>
+        <w:rFonts w:asciiTheme="minorHAnsi" w:hAnsiTheme="minorHAnsi" w:eastAsiaTheme="minorEastAsia" w:cstheme="minorBidi"/>
         <w:sz w:val="22"/>
         <w:szCs w:val="22"/>
         <w:lang w:val="en-US" w:eastAsia="en-US" w:bidi="ar-SA"/>
@@ -2475,8 +2543,8 @@
     </w:pPrDefault>
   </w:docDefaults>
   <w:latentStyles w:defLockedState="0" w:defUIPriority="99" w:defSemiHidden="1" w:defUnhideWhenUsed="1" w:defQFormat="0" w:count="276">
-    <w:lsdException w:name="Normal" w:semiHidden="0" w:uiPriority="0" w:unhideWhenUsed="0" w:qFormat="1"/>
-    <w:lsdException w:name="heading 1" w:semiHidden="0" w:uiPriority="9" w:unhideWhenUsed="0" w:qFormat="1"/>
+    <w:lsdException w:name="Normal" w:uiPriority="0" w:semiHidden="0" w:unhideWhenUsed="0" w:qFormat="1"/>
+    <w:lsdException w:name="heading 1" w:uiPriority="9" w:semiHidden="0" w:unhideWhenUsed="0" w:qFormat="1"/>
     <w:lsdException w:name="heading 2" w:uiPriority="9" w:qFormat="1"/>
     <w:lsdException w:name="heading 3" w:uiPriority="9" w:qFormat="1"/>
     <w:lsdException w:name="heading 4" w:uiPriority="9" w:qFormat="1"/>
@@ -2495,130 +2563,130 @@
     <w:lsdException w:name="toc 8" w:uiPriority="39"/>
     <w:lsdException w:name="toc 9" w:uiPriority="39"/>
     <w:lsdException w:name="caption" w:uiPriority="35" w:qFormat="1"/>
-    <w:lsdException w:name="Title" w:semiHidden="0" w:uiPriority="10" w:unhideWhenUsed="0" w:qFormat="1"/>
+    <w:lsdException w:name="Title" w:uiPriority="10" w:semiHidden="0" w:unhideWhenUsed="0" w:qFormat="1"/>
     <w:lsdException w:name="Default Paragraph Font" w:uiPriority="1"/>
-    <w:lsdException w:name="Subtitle" w:semiHidden="0" w:uiPriority="11" w:unhideWhenUsed="0" w:qFormat="1"/>
-    <w:lsdException w:name="Strong" w:semiHidden="0" w:uiPriority="22" w:unhideWhenUsed="0" w:qFormat="1"/>
-    <w:lsdException w:name="Emphasis" w:semiHidden="0" w:uiPriority="20" w:unhideWhenUsed="0" w:qFormat="1"/>
-    <w:lsdException w:name="Table Grid" w:semiHidden="0" w:uiPriority="59" w:unhideWhenUsed="0"/>
+    <w:lsdException w:name="Subtitle" w:uiPriority="11" w:semiHidden="0" w:unhideWhenUsed="0" w:qFormat="1"/>
+    <w:lsdException w:name="Strong" w:uiPriority="22" w:semiHidden="0" w:unhideWhenUsed="0" w:qFormat="1"/>
+    <w:lsdException w:name="Emphasis" w:uiPriority="20" w:semiHidden="0" w:unhideWhenUsed="0" w:qFormat="1"/>
+    <w:lsdException w:name="Table Grid" w:uiPriority="59" w:semiHidden="0" w:unhideWhenUsed="0"/>
     <w:lsdException w:name="Placeholder Text" w:unhideWhenUsed="0"/>
-    <w:lsdException w:name="No Spacing" w:semiHidden="0" w:uiPriority="1" w:unhideWhenUsed="0" w:qFormat="1"/>
-    <w:lsdException w:name="Light Shading" w:semiHidden="0" w:uiPriority="60" w:unhideWhenUsed="0"/>
-    <w:lsdException w:name="Light List" w:semiHidden="0" w:uiPriority="61" w:unhideWhenUsed="0"/>
-    <w:lsdException w:name="Light Grid" w:semiHidden="0" w:uiPriority="62" w:unhideWhenUsed="0"/>
-    <w:lsdException w:name="Medium Shading 1" w:semiHidden="0" w:uiPriority="63" w:unhideWhenUsed="0"/>
-    <w:lsdException w:name="Medium Shading 2" w:semiHidden="0" w:uiPriority="64" w:unhideWhenUsed="0"/>
-    <w:lsdException w:name="Medium List 1" w:semiHidden="0" w:uiPriority="65" w:unhideWhenUsed="0"/>
-    <w:lsdException w:name="Medium List 2" w:semiHidden="0" w:uiPriority="66" w:unhideWhenUsed="0"/>
-    <w:lsdException w:name="Medium Grid 1" w:semiHidden="0" w:uiPriority="67" w:unhideWhenUsed="0"/>
-    <w:lsdException w:name="Medium Grid 2" w:semiHidden="0" w:uiPriority="68" w:unhideWhenUsed="0"/>
-    <w:lsdException w:name="Medium Grid 3" w:semiHidden="0" w:uiPriority="69" w:unhideWhenUsed="0"/>
-    <w:lsdException w:name="Dark List" w:semiHidden="0" w:uiPriority="70" w:unhideWhenUsed="0"/>
-    <w:lsdException w:name="Colorful Shading" w:semiHidden="0" w:uiPriority="71" w:unhideWhenUsed="0"/>
-    <w:lsdException w:name="Colorful List" w:semiHidden="0" w:uiPriority="72" w:unhideWhenUsed="0"/>
-    <w:lsdException w:name="Colorful Grid" w:semiHidden="0" w:uiPriority="73" w:unhideWhenUsed="0"/>
-    <w:lsdException w:name="Light Shading Accent 1" w:semiHidden="0" w:uiPriority="60" w:unhideWhenUsed="0"/>
-    <w:lsdException w:name="Light List Accent 1" w:semiHidden="0" w:uiPriority="61" w:unhideWhenUsed="0"/>
-    <w:lsdException w:name="Light Grid Accent 1" w:semiHidden="0" w:uiPriority="62" w:unhideWhenUsed="0"/>
-    <w:lsdException w:name="Medium Shading 1 Accent 1" w:semiHidden="0" w:uiPriority="63" w:unhideWhenUsed="0"/>
-    <w:lsdException w:name="Medium Shading 2 Accent 1" w:semiHidden="0" w:uiPriority="64" w:unhideWhenUsed="0"/>
-    <w:lsdException w:name="Medium List 1 Accent 1" w:semiHidden="0" w:uiPriority="65" w:unhideWhenUsed="0"/>
+    <w:lsdException w:name="No Spacing" w:uiPriority="1" w:semiHidden="0" w:unhideWhenUsed="0" w:qFormat="1"/>
+    <w:lsdException w:name="Light Shading" w:uiPriority="60" w:semiHidden="0" w:unhideWhenUsed="0"/>
+    <w:lsdException w:name="Light List" w:uiPriority="61" w:semiHidden="0" w:unhideWhenUsed="0"/>
+    <w:lsdException w:name="Light Grid" w:uiPriority="62" w:semiHidden="0" w:unhideWhenUsed="0"/>
+    <w:lsdException w:name="Medium Shading 1" w:uiPriority="63" w:semiHidden="0" w:unhideWhenUsed="0"/>
+    <w:lsdException w:name="Medium Shading 2" w:uiPriority="64" w:semiHidden="0" w:unhideWhenUsed="0"/>
+    <w:lsdException w:name="Medium List 1" w:uiPriority="65" w:semiHidden="0" w:unhideWhenUsed="0"/>
+    <w:lsdException w:name="Medium List 2" w:uiPriority="66" w:semiHidden="0" w:unhideWhenUsed="0"/>
+    <w:lsdException w:name="Medium Grid 1" w:uiPriority="67" w:semiHidden="0" w:unhideWhenUsed="0"/>
+    <w:lsdException w:name="Medium Grid 2" w:uiPriority="68" w:semiHidden="0" w:unhideWhenUsed="0"/>
+    <w:lsdException w:name="Medium Grid 3" w:uiPriority="69" w:semiHidden="0" w:unhideWhenUsed="0"/>
+    <w:lsdException w:name="Dark List" w:uiPriority="70" w:semiHidden="0" w:unhideWhenUsed="0"/>
+    <w:lsdException w:name="Colorful Shading" w:uiPriority="71" w:semiHidden="0" w:unhideWhenUsed="0"/>
+    <w:lsdException w:name="Colorful List" w:uiPriority="72" w:semiHidden="0" w:unhideWhenUsed="0"/>
+    <w:lsdException w:name="Colorful Grid" w:uiPriority="73" w:semiHidden="0" w:unhideWhenUsed="0"/>
+    <w:lsdException w:name="Light Shading Accent 1" w:uiPriority="60" w:semiHidden="0" w:unhideWhenUsed="0"/>
+    <w:lsdException w:name="Light List Accent 1" w:uiPriority="61" w:semiHidden="0" w:unhideWhenUsed="0"/>
+    <w:lsdException w:name="Light Grid Accent 1" w:uiPriority="62" w:semiHidden="0" w:unhideWhenUsed="0"/>
+    <w:lsdException w:name="Medium Shading 1 Accent 1" w:uiPriority="63" w:semiHidden="0" w:unhideWhenUsed="0"/>
+    <w:lsdException w:name="Medium Shading 2 Accent 1" w:uiPriority="64" w:semiHidden="0" w:unhideWhenUsed="0"/>
+    <w:lsdException w:name="Medium List 1 Accent 1" w:uiPriority="65" w:semiHidden="0" w:unhideWhenUsed="0"/>
     <w:lsdException w:name="Revision" w:unhideWhenUsed="0"/>
-    <w:lsdException w:name="List Paragraph" w:semiHidden="0" w:uiPriority="34" w:unhideWhenUsed="0" w:qFormat="1"/>
-    <w:lsdException w:name="Quote" w:semiHidden="0" w:uiPriority="29" w:unhideWhenUsed="0" w:qFormat="1"/>
-    <w:lsdException w:name="Intense Quote" w:semiHidden="0" w:uiPriority="30" w:unhideWhenUsed="0" w:qFormat="1"/>
-    <w:lsdException w:name="Medium List 2 Accent 1" w:semiHidden="0" w:uiPriority="66" w:unhideWhenUsed="0"/>
-    <w:lsdException w:name="Medium Grid 1 Accent 1" w:semiHidden="0" w:uiPriority="67" w:unhideWhenUsed="0"/>
-    <w:lsdException w:name="Medium Grid 2 Accent 1" w:semiHidden="0" w:uiPriority="68" w:unhideWhenUsed="0"/>
-    <w:lsdException w:name="Medium Grid 3 Accent 1" w:semiHidden="0" w:uiPriority="69" w:unhideWhenUsed="0"/>
-    <w:lsdException w:name="Dark List Accent 1" w:semiHidden="0" w:uiPriority="70" w:unhideWhenUsed="0"/>
-    <w:lsdException w:name="Colorful Shading Accent 1" w:semiHidden="0" w:uiPriority="71" w:unhideWhenUsed="0"/>
-    <w:lsdException w:name="Colorful List Accent 1" w:semiHidden="0" w:uiPriority="72" w:unhideWhenUsed="0"/>
-    <w:lsdException w:name="Colorful Grid Accent 1" w:semiHidden="0" w:uiPriority="73" w:unhideWhenUsed="0"/>
-    <w:lsdException w:name="Light Shading Accent 2" w:semiHidden="0" w:uiPriority="60" w:unhideWhenUsed="0"/>
-    <w:lsdException w:name="Light List Accent 2" w:semiHidden="0" w:uiPriority="61" w:unhideWhenUsed="0"/>
-    <w:lsdException w:name="Light Grid Accent 2" w:semiHidden="0" w:uiPriority="62" w:unhideWhenUsed="0"/>
-    <w:lsdException w:name="Medium Shading 1 Accent 2" w:semiHidden="0" w:uiPriority="63" w:unhideWhenUsed="0"/>
-    <w:lsdException w:name="Medium Shading 2 Accent 2" w:semiHidden="0" w:uiPriority="64" w:unhideWhenUsed="0"/>
-    <w:lsdException w:name="Medium List 1 Accent 2" w:semiHidden="0" w:uiPriority="65" w:unhideWhenUsed="0"/>
-    <w:lsdException w:name="Medium List 2 Accent 2" w:semiHidden="0" w:uiPriority="66" w:unhideWhenUsed="0"/>
-    <w:lsdException w:name="Medium Grid 1 Accent 2" w:semiHidden="0" w:uiPriority="67" w:unhideWhenUsed="0"/>
-    <w:lsdException w:name="Medium Grid 2 Accent 2" w:semiHidden="0" w:uiPriority="68" w:unhideWhenUsed="0"/>
-    <w:lsdException w:name="Medium Grid 3 Accent 2" w:semiHidden="0" w:uiPriority="69" w:unhideWhenUsed="0"/>
-    <w:lsdException w:name="Dark List Accent 2" w:semiHidden="0" w:uiPriority="70" w:unhideWhenUsed="0"/>
-    <w:lsdException w:name="Colorful Shading Accent 2" w:semiHidden="0" w:uiPriority="71" w:unhideWhenUsed="0"/>
-    <w:lsdException w:name="Colorful List Accent 2" w:semiHidden="0" w:uiPriority="72" w:unhideWhenUsed="0"/>
-    <w:lsdException w:name="Colorful Grid Accent 2" w:semiHidden="0" w:uiPriority="73" w:unhideWhenUsed="0"/>
-    <w:lsdException w:name="Light Shading Accent 3" w:semiHidden="0" w:uiPriority="60" w:unhideWhenUsed="0"/>
-    <w:lsdException w:name="Light List Accent 3" w:semiHidden="0" w:uiPriority="61" w:unhideWhenUsed="0"/>
-    <w:lsdException w:name="Light Grid Accent 3" w:semiHidden="0" w:uiPriority="62" w:unhideWhenUsed="0"/>
-    <w:lsdException w:name="Medium Shading 1 Accent 3" w:semiHidden="0" w:uiPriority="63" w:unhideWhenUsed="0"/>
-    <w:lsdException w:name="Medium Shading 2 Accent 3" w:semiHidden="0" w:uiPriority="64" w:unhideWhenUsed="0"/>
-    <w:lsdException w:name="Medium List 1 Accent 3" w:semiHidden="0" w:uiPriority="65" w:unhideWhenUsed="0"/>
-    <w:lsdException w:name="Medium List 2 Accent 3" w:semiHidden="0" w:uiPriority="66" w:unhideWhenUsed="0"/>
-    <w:lsdException w:name="Medium Grid 1 Accent 3" w:semiHidden="0" w:uiPriority="67" w:unhideWhenUsed="0"/>
-    <w:lsdException w:name="Medium Grid 2 Accent 3" w:semiHidden="0" w:uiPriority="68" w:unhideWhenUsed="0"/>
-    <w:lsdException w:name="Medium Grid 3 Accent 3" w:semiHidden="0" w:uiPriority="69" w:unhideWhenUsed="0"/>
-    <w:lsdException w:name="Dark List Accent 3" w:semiHidden="0" w:uiPriority="70" w:unhideWhenUsed="0"/>
-    <w:lsdException w:name="Colorful Shading Accent 3" w:semiHidden="0" w:uiPriority="71" w:unhideWhenUsed="0"/>
-    <w:lsdException w:name="Colorful List Accent 3" w:semiHidden="0" w:uiPriority="72" w:unhideWhenUsed="0"/>
-    <w:lsdException w:name="Colorful Grid Accent 3" w:semiHidden="0" w:uiPriority="73" w:unhideWhenUsed="0"/>
-    <w:lsdException w:name="Light Shading Accent 4" w:semiHidden="0" w:uiPriority="60" w:unhideWhenUsed="0"/>
-    <w:lsdException w:name="Light List Accent 4" w:semiHidden="0" w:uiPriority="61" w:unhideWhenUsed="0"/>
-    <w:lsdException w:name="Light Grid Accent 4" w:semiHidden="0" w:uiPriority="62" w:unhideWhenUsed="0"/>
-    <w:lsdException w:name="Medium Shading 1 Accent 4" w:semiHidden="0" w:uiPriority="63" w:unhideWhenUsed="0"/>
-    <w:lsdException w:name="Medium Shading 2 Accent 4" w:semiHidden="0" w:uiPriority="64" w:unhideWhenUsed="0"/>
-    <w:lsdException w:name="Medium List 1 Accent 4" w:semiHidden="0" w:uiPriority="65" w:unhideWhenUsed="0"/>
-    <w:lsdException w:name="Medium List 2 Accent 4" w:semiHidden="0" w:uiPriority="66" w:unhideWhenUsed="0"/>
-    <w:lsdException w:name="Medium Grid 1 Accent 4" w:semiHidden="0" w:uiPriority="67" w:unhideWhenUsed="0"/>
-    <w:lsdException w:name="Medium Grid 2 Accent 4" w:semiHidden="0" w:uiPriority="68" w:unhideWhenUsed="0"/>
-    <w:lsdException w:name="Medium Grid 3 Accent 4" w:semiHidden="0" w:uiPriority="69" w:unhideWhenUsed="0"/>
-    <w:lsdException w:name="Dark List Accent 4" w:semiHidden="0" w:uiPriority="70" w:unhideWhenUsed="0"/>
-    <w:lsdException w:name="Colorful Shading Accent 4" w:semiHidden="0" w:uiPriority="71" w:unhideWhenUsed="0"/>
-    <w:lsdException w:name="Colorful List Accent 4" w:semiHidden="0" w:uiPriority="72" w:unhideWhenUsed="0"/>
-    <w:lsdException w:name="Colorful Grid Accent 4" w:semiHidden="0" w:uiPriority="73" w:unhideWhenUsed="0"/>
-    <w:lsdException w:name="Light Shading Accent 5" w:semiHidden="0" w:uiPriority="60" w:unhideWhenUsed="0"/>
-    <w:lsdException w:name="Light List Accent 5" w:semiHidden="0" w:uiPriority="61" w:unhideWhenUsed="0"/>
-    <w:lsdException w:name="Light Grid Accent 5" w:semiHidden="0" w:uiPriority="62" w:unhideWhenUsed="0"/>
-    <w:lsdException w:name="Medium Shading 1 Accent 5" w:semiHidden="0" w:uiPriority="63" w:unhideWhenUsed="0"/>
-    <w:lsdException w:name="Medium Shading 2 Accent 5" w:semiHidden="0" w:uiPriority="64" w:unhideWhenUsed="0"/>
-    <w:lsdException w:name="Medium List 1 Accent 5" w:semiHidden="0" w:uiPriority="65" w:unhideWhenUsed="0"/>
-    <w:lsdException w:name="Medium List 2 Accent 5" w:semiHidden="0" w:uiPriority="66" w:unhideWhenUsed="0"/>
-    <w:lsdException w:name="Medium Grid 1 Accent 5" w:semiHidden="0" w:uiPriority="67" w:unhideWhenUsed="0"/>
-    <w:lsdException w:name="Medium Grid 2 Accent 5" w:semiHidden="0" w:uiPriority="68" w:unhideWhenUsed="0"/>
-    <w:lsdException w:name="Medium Grid 3 Accent 5" w:semiHidden="0" w:uiPriority="69" w:unhideWhenUsed="0"/>
-    <w:lsdException w:name="Dark List Accent 5" w:semiHidden="0" w:uiPriority="70" w:unhideWhenUsed="0"/>
-    <w:lsdException w:name="Colorful Shading Accent 5" w:semiHidden="0" w:uiPriority="71" w:unhideWhenUsed="0"/>
-    <w:lsdException w:name="Colorful List Accent 5" w:semiHidden="0" w:uiPriority="72" w:unhideWhenUsed="0"/>
-    <w:lsdException w:name="Colorful Grid Accent 5" w:semiHidden="0" w:uiPriority="73" w:unhideWhenUsed="0"/>
-    <w:lsdException w:name="Light Shading Accent 6" w:semiHidden="0" w:uiPriority="60" w:unhideWhenUsed="0"/>
-    <w:lsdException w:name="Light List Accent 6" w:semiHidden="0" w:uiPriority="61" w:unhideWhenUsed="0"/>
-    <w:lsdException w:name="Light Grid Accent 6" w:semiHidden="0" w:uiPriority="62" w:unhideWhenUsed="0"/>
-    <w:lsdException w:name="Medium Shading 1 Accent 6" w:semiHidden="0" w:uiPriority="63" w:unhideWhenUsed="0"/>
-    <w:lsdException w:name="Medium Shading 2 Accent 6" w:semiHidden="0" w:uiPriority="64" w:unhideWhenUsed="0"/>
-    <w:lsdException w:name="Medium List 1 Accent 6" w:semiHidden="0" w:uiPriority="65" w:unhideWhenUsed="0"/>
-    <w:lsdException w:name="Medium List 2 Accent 6" w:semiHidden="0" w:uiPriority="66" w:unhideWhenUsed="0"/>
-    <w:lsdException w:name="Medium Grid 1 Accent 6" w:semiHidden="0" w:uiPriority="67" w:unhideWhenUsed="0"/>
-    <w:lsdException w:name="Medium Grid 2 Accent 6" w:semiHidden="0" w:uiPriority="68" w:unhideWhenUsed="0"/>
-    <w:lsdException w:name="Medium Grid 3 Accent 6" w:semiHidden="0" w:uiPriority="69" w:unhideWhenUsed="0"/>
-    <w:lsdException w:name="Dark List Accent 6" w:semiHidden="0" w:uiPriority="70" w:unhideWhenUsed="0"/>
-    <w:lsdException w:name="Colorful Shading Accent 6" w:semiHidden="0" w:uiPriority="71" w:unhideWhenUsed="0"/>
-    <w:lsdException w:name="Colorful List Accent 6" w:semiHidden="0" w:uiPriority="72" w:unhideWhenUsed="0"/>
-    <w:lsdException w:name="Colorful Grid Accent 6" w:semiHidden="0" w:uiPriority="73" w:unhideWhenUsed="0"/>
-    <w:lsdException w:name="Subtle Emphasis" w:semiHidden="0" w:uiPriority="19" w:unhideWhenUsed="0" w:qFormat="1"/>
-    <w:lsdException w:name="Intense Emphasis" w:semiHidden="0" w:uiPriority="21" w:unhideWhenUsed="0" w:qFormat="1"/>
-    <w:lsdException w:name="Subtle Reference" w:semiHidden="0" w:uiPriority="31" w:unhideWhenUsed="0" w:qFormat="1"/>
-    <w:lsdException w:name="Intense Reference" w:semiHidden="0" w:uiPriority="32" w:unhideWhenUsed="0" w:qFormat="1"/>
-    <w:lsdException w:name="Book Title" w:semiHidden="0" w:uiPriority="33" w:unhideWhenUsed="0" w:qFormat="1"/>
+    <w:lsdException w:name="List Paragraph" w:uiPriority="34" w:semiHidden="0" w:unhideWhenUsed="0" w:qFormat="1"/>
+    <w:lsdException w:name="Quote" w:uiPriority="29" w:semiHidden="0" w:unhideWhenUsed="0" w:qFormat="1"/>
+    <w:lsdException w:name="Intense Quote" w:uiPriority="30" w:semiHidden="0" w:unhideWhenUsed="0" w:qFormat="1"/>
+    <w:lsdException w:name="Medium List 2 Accent 1" w:uiPriority="66" w:semiHidden="0" w:unhideWhenUsed="0"/>
+    <w:lsdException w:name="Medium Grid 1 Accent 1" w:uiPriority="67" w:semiHidden="0" w:unhideWhenUsed="0"/>
+    <w:lsdException w:name="Medium Grid 2 Accent 1" w:uiPriority="68" w:semiHidden="0" w:unhideWhenUsed="0"/>
+    <w:lsdException w:name="Medium Grid 3 Accent 1" w:uiPriority="69" w:semiHidden="0" w:unhideWhenUsed="0"/>
+    <w:lsdException w:name="Dark List Accent 1" w:uiPriority="70" w:semiHidden="0" w:unhideWhenUsed="0"/>
+    <w:lsdException w:name="Colorful Shading Accent 1" w:uiPriority="71" w:semiHidden="0" w:unhideWhenUsed="0"/>
+    <w:lsdException w:name="Colorful List Accent 1" w:uiPriority="72" w:semiHidden="0" w:unhideWhenUsed="0"/>
+    <w:lsdException w:name="Colorful Grid Accent 1" w:uiPriority="73" w:semiHidden="0" w:unhideWhenUsed="0"/>
+    <w:lsdException w:name="Light Shading Accent 2" w:uiPriority="60" w:semiHidden="0" w:unhideWhenUsed="0"/>
+    <w:lsdException w:name="Light List Accent 2" w:uiPriority="61" w:semiHidden="0" w:unhideWhenUsed="0"/>
+    <w:lsdException w:name="Light Grid Accent 2" w:uiPriority="62" w:semiHidden="0" w:unhideWhenUsed="0"/>
+    <w:lsdException w:name="Medium Shading 1 Accent 2" w:uiPriority="63" w:semiHidden="0" w:unhideWhenUsed="0"/>
+    <w:lsdException w:name="Medium Shading 2 Accent 2" w:uiPriority="64" w:semiHidden="0" w:unhideWhenUsed="0"/>
+    <w:lsdException w:name="Medium List 1 Accent 2" w:uiPriority="65" w:semiHidden="0" w:unhideWhenUsed="0"/>
+    <w:lsdException w:name="Medium List 2 Accent 2" w:uiPriority="66" w:semiHidden="0" w:unhideWhenUsed="0"/>
+    <w:lsdException w:name="Medium Grid 1 Accent 2" w:uiPriority="67" w:semiHidden="0" w:unhideWhenUsed="0"/>
+    <w:lsdException w:name="Medium Grid 2 Accent 2" w:uiPriority="68" w:semiHidden="0" w:unhideWhenUsed="0"/>
+    <w:lsdException w:name="Medium Grid 3 Accent 2" w:uiPriority="69" w:semiHidden="0" w:unhideWhenUsed="0"/>
+    <w:lsdException w:name="Dark List Accent 2" w:uiPriority="70" w:semiHidden="0" w:unhideWhenUsed="0"/>
+    <w:lsdException w:name="Colorful Shading Accent 2" w:uiPriority="71" w:semiHidden="0" w:unhideWhenUsed="0"/>
+    <w:lsdException w:name="Colorful List Accent 2" w:uiPriority="72" w:semiHidden="0" w:unhideWhenUsed="0"/>
+    <w:lsdException w:name="Colorful Grid Accent 2" w:uiPriority="73" w:semiHidden="0" w:unhideWhenUsed="0"/>
+    <w:lsdException w:name="Light Shading Accent 3" w:uiPriority="60" w:semiHidden="0" w:unhideWhenUsed="0"/>
+    <w:lsdException w:name="Light List Accent 3" w:uiPriority="61" w:semiHidden="0" w:unhideWhenUsed="0"/>
+    <w:lsdException w:name="Light Grid Accent 3" w:uiPriority="62" w:semiHidden="0" w:unhideWhenUsed="0"/>
+    <w:lsdException w:name="Medium Shading 1 Accent 3" w:uiPriority="63" w:semiHidden="0" w:unhideWhenUsed="0"/>
+    <w:lsdException w:name="Medium Shading 2 Accent 3" w:uiPriority="64" w:semiHidden="0" w:unhideWhenUsed="0"/>
+    <w:lsdException w:name="Medium List 1 Accent 3" w:uiPriority="65" w:semiHidden="0" w:unhideWhenUsed="0"/>
+    <w:lsdException w:name="Medium List 2 Accent 3" w:uiPriority="66" w:semiHidden="0" w:unhideWhenUsed="0"/>
+    <w:lsdException w:name="Medium Grid 1 Accent 3" w:uiPriority="67" w:semiHidden="0" w:unhideWhenUsed="0"/>
+    <w:lsdException w:name="Medium Grid 2 Accent 3" w:uiPriority="68" w:semiHidden="0" w:unhideWhenUsed="0"/>
+    <w:lsdException w:name="Medium Grid 3 Accent 3" w:uiPriority="69" w:semiHidden="0" w:unhideWhenUsed="0"/>
+    <w:lsdException w:name="Dark List Accent 3" w:uiPriority="70" w:semiHidden="0" w:unhideWhenUsed="0"/>
+    <w:lsdException w:name="Colorful Shading Accent 3" w:uiPriority="71" w:semiHidden="0" w:unhideWhenUsed="0"/>
+    <w:lsdException w:name="Colorful List Accent 3" w:uiPriority="72" w:semiHidden="0" w:unhideWhenUsed="0"/>
+    <w:lsdException w:name="Colorful Grid Accent 3" w:uiPriority="73" w:semiHidden="0" w:unhideWhenUsed="0"/>
+    <w:lsdException w:name="Light Shading Accent 4" w:uiPriority="60" w:semiHidden="0" w:unhideWhenUsed="0"/>
+    <w:lsdException w:name="Light List Accent 4" w:uiPriority="61" w:semiHidden="0" w:unhideWhenUsed="0"/>
+    <w:lsdException w:name="Light Grid Accent 4" w:uiPriority="62" w:semiHidden="0" w:unhideWhenUsed="0"/>
+    <w:lsdException w:name="Medium Shading 1 Accent 4" w:uiPriority="63" w:semiHidden="0" w:unhideWhenUsed="0"/>
+    <w:lsdException w:name="Medium Shading 2 Accent 4" w:uiPriority="64" w:semiHidden="0" w:unhideWhenUsed="0"/>
+    <w:lsdException w:name="Medium List 1 Accent 4" w:uiPriority="65" w:semiHidden="0" w:unhideWhenUsed="0"/>
+    <w:lsdException w:name="Medium List 2 Accent 4" w:uiPriority="66" w:semiHidden="0" w:unhideWhenUsed="0"/>
+    <w:lsdException w:name="Medium Grid 1 Accent 4" w:uiPriority="67" w:semiHidden="0" w:unhideWhenUsed="0"/>
+    <w:lsdException w:name="Medium Grid 2 Accent 4" w:uiPriority="68" w:semiHidden="0" w:unhideWhenUsed="0"/>
+    <w:lsdException w:name="Medium Grid 3 Accent 4" w:uiPriority="69" w:semiHidden="0" w:unhideWhenUsed="0"/>
+    <w:lsdException w:name="Dark List Accent 4" w:uiPriority="70" w:semiHidden="0" w:unhideWhenUsed="0"/>
+    <w:lsdException w:name="Colorful Shading Accent 4" w:uiPriority="71" w:semiHidden="0" w:unhideWhenUsed="0"/>
+    <w:lsdException w:name="Colorful List Accent 4" w:uiPriority="72" w:semiHidden="0" w:unhideWhenUsed="0"/>
+    <w:lsdException w:name="Colorful Grid Accent 4" w:uiPriority="73" w:semiHidden="0" w:unhideWhenUsed="0"/>
+    <w:lsdException w:name="Light Shading Accent 5" w:uiPriority="60" w:semiHidden="0" w:unhideWhenUsed="0"/>
+    <w:lsdException w:name="Light List Accent 5" w:uiPriority="61" w:semiHidden="0" w:unhideWhenUsed="0"/>
+    <w:lsdException w:name="Light Grid Accent 5" w:uiPriority="62" w:semiHidden="0" w:unhideWhenUsed="0"/>
+    <w:lsdException w:name="Medium Shading 1 Accent 5" w:uiPriority="63" w:semiHidden="0" w:unhideWhenUsed="0"/>
+    <w:lsdException w:name="Medium Shading 2 Accent 5" w:uiPriority="64" w:semiHidden="0" w:unhideWhenUsed="0"/>
+    <w:lsdException w:name="Medium List 1 Accent 5" w:uiPriority="65" w:semiHidden="0" w:unhideWhenUsed="0"/>
+    <w:lsdException w:name="Medium List 2 Accent 5" w:uiPriority="66" w:semiHidden="0" w:unhideWhenUsed="0"/>
+    <w:lsdException w:name="Medium Grid 1 Accent 5" w:uiPriority="67" w:semiHidden="0" w:unhideWhenUsed="0"/>
+    <w:lsdException w:name="Medium Grid 2 Accent 5" w:uiPriority="68" w:semiHidden="0" w:unhideWhenUsed="0"/>
+    <w:lsdException w:name="Medium Grid 3 Accent 5" w:uiPriority="69" w:semiHidden="0" w:unhideWhenUsed="0"/>
+    <w:lsdException w:name="Dark List Accent 5" w:uiPriority="70" w:semiHidden="0" w:unhideWhenUsed="0"/>
+    <w:lsdException w:name="Colorful Shading Accent 5" w:uiPriority="71" w:semiHidden="0" w:unhideWhenUsed="0"/>
+    <w:lsdException w:name="Colorful List Accent 5" w:uiPriority="72" w:semiHidden="0" w:unhideWhenUsed="0"/>
+    <w:lsdException w:name="Colorful Grid Accent 5" w:uiPriority="73" w:semiHidden="0" w:unhideWhenUsed="0"/>
+    <w:lsdException w:name="Light Shading Accent 6" w:uiPriority="60" w:semiHidden="0" w:unhideWhenUsed="0"/>
+    <w:lsdException w:name="Light List Accent 6" w:uiPriority="61" w:semiHidden="0" w:unhideWhenUsed="0"/>
+    <w:lsdException w:name="Light Grid Accent 6" w:uiPriority="62" w:semiHidden="0" w:unhideWhenUsed="0"/>
+    <w:lsdException w:name="Medium Shading 1 Accent 6" w:uiPriority="63" w:semiHidden="0" w:unhideWhenUsed="0"/>
+    <w:lsdException w:name="Medium Shading 2 Accent 6" w:uiPriority="64" w:semiHidden="0" w:unhideWhenUsed="0"/>
+    <w:lsdException w:name="Medium List 1 Accent 6" w:uiPriority="65" w:semiHidden="0" w:unhideWhenUsed="0"/>
+    <w:lsdException w:name="Medium List 2 Accent 6" w:uiPriority="66" w:semiHidden="0" w:unhideWhenUsed="0"/>
+    <w:lsdException w:name="Medium Grid 1 Accent 6" w:uiPriority="67" w:semiHidden="0" w:unhideWhenUsed="0"/>
+    <w:lsdException w:name="Medium Grid 2 Accent 6" w:uiPriority="68" w:semiHidden="0" w:unhideWhenUsed="0"/>
+    <w:lsdException w:name="Medium Grid 3 Accent 6" w:uiPriority="69" w:semiHidden="0" w:unhideWhenUsed="0"/>
+    <w:lsdException w:name="Dark List Accent 6" w:uiPriority="70" w:semiHidden="0" w:unhideWhenUsed="0"/>
+    <w:lsdException w:name="Colorful Shading Accent 6" w:uiPriority="71" w:semiHidden="0" w:unhideWhenUsed="0"/>
+    <w:lsdException w:name="Colorful List Accent 6" w:uiPriority="72" w:semiHidden="0" w:unhideWhenUsed="0"/>
+    <w:lsdException w:name="Colorful Grid Accent 6" w:uiPriority="73" w:semiHidden="0" w:unhideWhenUsed="0"/>
+    <w:lsdException w:name="Subtle Emphasis" w:uiPriority="19" w:semiHidden="0" w:unhideWhenUsed="0" w:qFormat="1"/>
+    <w:lsdException w:name="Intense Emphasis" w:uiPriority="21" w:semiHidden="0" w:unhideWhenUsed="0" w:qFormat="1"/>
+    <w:lsdException w:name="Subtle Reference" w:uiPriority="31" w:semiHidden="0" w:unhideWhenUsed="0" w:qFormat="1"/>
+    <w:lsdException w:name="Intense Reference" w:uiPriority="32" w:semiHidden="0" w:unhideWhenUsed="0" w:qFormat="1"/>
+    <w:lsdException w:name="Book Title" w:uiPriority="33" w:semiHidden="0" w:unhideWhenUsed="0" w:qFormat="1"/>
     <w:lsdException w:name="Bibliography" w:uiPriority="37"/>
     <w:lsdException w:name="TOC Heading" w:uiPriority="39" w:qFormat="1"/>
   </w:latentStyles>
-  <w:style w:type="paragraph" w:default="1" w:styleId="Normal">
+  <w:style w:type="paragraph" w:styleId="Normal" w:default="1">
     <w:name w:val="Normal"/>
     <w:qFormat/>
     <w:rsid w:val="00FC693F"/>
     <w:pPr>
-      <w:spacing w:line="300" w:lineRule="auto" w:after="100"/>
+      <w:spacing w:after="100" w:line="300" w:lineRule="auto"/>
     </w:pPr>
     <w:rPr>
       <w:rFonts w:ascii="Times New Roman" w:hAnsi="Times New Roman" w:eastAsia="Times New Roman"/>
@@ -2640,7 +2708,7 @@
       <w:spacing w:after="0" w:line="240" w:lineRule="auto"/>
     </w:pPr>
   </w:style>
-  <w:style w:type="character" w:customStyle="1" w:styleId="HeaderChar">
+  <w:style w:type="character" w:styleId="HeaderChar" w:customStyle="1">
     <w:name w:val="Header Char"/>
     <w:basedOn w:val="DefaultParagraphFont"/>
     <w:link w:val="Header"/>
@@ -2662,7 +2730,7 @@
       <w:spacing w:after="0" w:line="240" w:lineRule="auto"/>
     </w:pPr>
   </w:style>
-  <w:style w:type="character" w:customStyle="1" w:styleId="FooterChar">
+  <w:style w:type="character" w:styleId="FooterChar" w:customStyle="1">
     <w:name w:val="Footer Char"/>
     <w:basedOn w:val="DefaultParagraphFont"/>
     <w:link w:val="Footer"/>
@@ -2684,7 +2752,7 @@
       <w:outlineLvl w:val="0"/>
     </w:pPr>
     <w:rPr>
-      <w:rFonts w:asciiTheme="majorHAnsi" w:eastAsiaTheme="majorEastAsia" w:hAnsiTheme="majorHAnsi" w:cstheme="majorBidi" w:ascii="Times New Roman" w:hAnsi="Times New Roman" w:eastAsia="Times New Roman"/>
+      <w:rFonts w:ascii="Times New Roman" w:hAnsi="Times New Roman" w:eastAsia="Times New Roman" w:asciiTheme="majorHAnsi" w:hAnsiTheme="majorHAnsi" w:eastAsiaTheme="majorEastAsia" w:cstheme="majorBidi"/>
       <w:b/>
       <w:bCs/>
       <w:color w:val="365F91" w:themeColor="accent1" w:themeShade="BF"/>
@@ -2708,7 +2776,7 @@
       <w:outlineLvl w:val="1"/>
     </w:pPr>
     <w:rPr>
-      <w:rFonts w:asciiTheme="majorHAnsi" w:eastAsiaTheme="majorEastAsia" w:hAnsiTheme="majorHAnsi" w:cstheme="majorBidi" w:ascii="Times New Roman" w:hAnsi="Times New Roman" w:eastAsia="Times New Roman"/>
+      <w:rFonts w:ascii="Times New Roman" w:hAnsi="Times New Roman" w:eastAsia="Times New Roman" w:asciiTheme="majorHAnsi" w:hAnsiTheme="majorHAnsi" w:eastAsiaTheme="majorEastAsia" w:cstheme="majorBidi"/>
       <w:b/>
       <w:bCs/>
       <w:color w:val="4F81BD" w:themeColor="accent1"/>
@@ -2732,7 +2800,7 @@
       <w:outlineLvl w:val="2"/>
     </w:pPr>
     <w:rPr>
-      <w:rFonts w:asciiTheme="majorHAnsi" w:eastAsiaTheme="majorEastAsia" w:hAnsiTheme="majorHAnsi" w:cstheme="majorBidi" w:ascii="Times New Roman" w:hAnsi="Times New Roman" w:eastAsia="Times New Roman"/>
+      <w:rFonts w:ascii="Times New Roman" w:hAnsi="Times New Roman" w:eastAsia="Times New Roman" w:asciiTheme="majorHAnsi" w:hAnsiTheme="majorHAnsi" w:eastAsiaTheme="majorEastAsia" w:cstheme="majorBidi"/>
       <w:b/>
       <w:bCs/>
       <w:color w:val="4F81BD" w:themeColor="accent1"/>
@@ -2756,7 +2824,7 @@
       <w:outlineLvl w:val="3"/>
     </w:pPr>
     <w:rPr>
-      <w:rFonts w:asciiTheme="majorHAnsi" w:eastAsiaTheme="majorEastAsia" w:hAnsiTheme="majorHAnsi" w:cstheme="majorBidi"/>
+      <w:rFonts w:asciiTheme="majorHAnsi" w:hAnsiTheme="majorHAnsi" w:eastAsiaTheme="majorEastAsia" w:cstheme="majorBidi"/>
       <w:b/>
       <w:bCs/>
       <w:i/>
@@ -2781,7 +2849,7 @@
       <w:outlineLvl w:val="4"/>
     </w:pPr>
     <w:rPr>
-      <w:rFonts w:asciiTheme="majorHAnsi" w:eastAsiaTheme="majorEastAsia" w:hAnsiTheme="majorHAnsi" w:cstheme="majorBidi"/>
+      <w:rFonts w:asciiTheme="majorHAnsi" w:hAnsiTheme="majorHAnsi" w:eastAsiaTheme="majorEastAsia" w:cstheme="majorBidi"/>
       <w:color w:val="243F60" w:themeColor="accent1" w:themeShade="7F"/>
     </w:rPr>
   </w:style>
@@ -2802,7 +2870,7 @@
       <w:outlineLvl w:val="5"/>
     </w:pPr>
     <w:rPr>
-      <w:rFonts w:asciiTheme="majorHAnsi" w:eastAsiaTheme="majorEastAsia" w:hAnsiTheme="majorHAnsi" w:cstheme="majorBidi"/>
+      <w:rFonts w:asciiTheme="majorHAnsi" w:hAnsiTheme="majorHAnsi" w:eastAsiaTheme="majorEastAsia" w:cstheme="majorBidi"/>
       <w:i/>
       <w:iCs/>
       <w:color w:val="243F60" w:themeColor="accent1" w:themeShade="7F"/>
@@ -2825,7 +2893,7 @@
       <w:outlineLvl w:val="6"/>
     </w:pPr>
     <w:rPr>
-      <w:rFonts w:asciiTheme="majorHAnsi" w:eastAsiaTheme="majorEastAsia" w:hAnsiTheme="majorHAnsi" w:cstheme="majorBidi"/>
+      <w:rFonts w:asciiTheme="majorHAnsi" w:hAnsiTheme="majorHAnsi" w:eastAsiaTheme="majorEastAsia" w:cstheme="majorBidi"/>
       <w:i/>
       <w:iCs/>
       <w:color w:val="404040" w:themeColor="text1" w:themeTint="BF"/>
@@ -2848,7 +2916,7 @@
       <w:outlineLvl w:val="7"/>
     </w:pPr>
     <w:rPr>
-      <w:rFonts w:asciiTheme="majorHAnsi" w:eastAsiaTheme="majorEastAsia" w:hAnsiTheme="majorHAnsi" w:cstheme="majorBidi"/>
+      <w:rFonts w:asciiTheme="majorHAnsi" w:hAnsiTheme="majorHAnsi" w:eastAsiaTheme="majorEastAsia" w:cstheme="majorBidi"/>
       <w:color w:val="4F81BD" w:themeColor="accent1"/>
       <w:sz w:val="20"/>
       <w:szCs w:val="20"/>
@@ -2871,7 +2939,7 @@
       <w:outlineLvl w:val="8"/>
     </w:pPr>
     <w:rPr>
-      <w:rFonts w:asciiTheme="majorHAnsi" w:eastAsiaTheme="majorEastAsia" w:hAnsiTheme="majorHAnsi" w:cstheme="majorBidi"/>
+      <w:rFonts w:asciiTheme="majorHAnsi" w:hAnsiTheme="majorHAnsi" w:eastAsiaTheme="majorEastAsia" w:cstheme="majorBidi"/>
       <w:i/>
       <w:iCs/>
       <w:color w:val="404040" w:themeColor="text1" w:themeTint="BF"/>
@@ -2879,13 +2947,13 @@
       <w:szCs w:val="20"/>
     </w:rPr>
   </w:style>
-  <w:style w:type="character" w:default="1" w:styleId="DefaultParagraphFont">
+  <w:style w:type="character" w:styleId="DefaultParagraphFont" w:default="1">
     <w:name w:val="Default Paragraph Font"/>
     <w:uiPriority w:val="1"/>
     <w:semiHidden/>
     <w:unhideWhenUsed/>
   </w:style>
-  <w:style w:type="table" w:default="1" w:styleId="TableNormal">
+  <w:style w:type="table" w:styleId="TableNormal" w:default="1">
     <w:name w:val="Normal Table"/>
     <w:uiPriority w:val="99"/>
     <w:semiHidden/>
@@ -2900,7 +2968,7 @@
       </w:tblCellMar>
     </w:tblPr>
   </w:style>
-  <w:style w:type="numbering" w:default="1" w:styleId="NoList">
+  <w:style w:type="numbering" w:styleId="NoList" w:default="1">
     <w:name w:val="No List"/>
     <w:uiPriority w:val="99"/>
     <w:semiHidden/>
@@ -2915,14 +2983,14 @@
       <w:spacing w:after="0" w:line="240" w:lineRule="auto"/>
     </w:pPr>
   </w:style>
-  <w:style w:type="character" w:customStyle="1" w:styleId="Heading1Char">
+  <w:style w:type="character" w:styleId="Heading1Char" w:customStyle="1">
     <w:name w:val="Heading 1 Char"/>
     <w:basedOn w:val="DefaultParagraphFont"/>
     <w:link w:val="Heading1"/>
     <w:uiPriority w:val="9"/>
     <w:rsid w:val="00FC693F"/>
     <w:rPr>
-      <w:rFonts w:asciiTheme="majorHAnsi" w:eastAsiaTheme="majorEastAsia" w:hAnsiTheme="majorHAnsi" w:cstheme="majorBidi"/>
+      <w:rFonts w:asciiTheme="majorHAnsi" w:hAnsiTheme="majorHAnsi" w:eastAsiaTheme="majorEastAsia" w:cstheme="majorBidi"/>
       <w:b/>
       <w:bCs/>
       <w:color w:val="365F91" w:themeColor="accent1" w:themeShade="BF"/>
@@ -2930,14 +2998,14 @@
       <w:szCs w:val="28"/>
     </w:rPr>
   </w:style>
-  <w:style w:type="character" w:customStyle="1" w:styleId="Heading2Char">
+  <w:style w:type="character" w:styleId="Heading2Char" w:customStyle="1">
     <w:name w:val="Heading 2 Char"/>
     <w:basedOn w:val="DefaultParagraphFont"/>
     <w:link w:val="Heading2"/>
     <w:uiPriority w:val="9"/>
     <w:rsid w:val="00FC693F"/>
     <w:rPr>
-      <w:rFonts w:asciiTheme="majorHAnsi" w:eastAsiaTheme="majorEastAsia" w:hAnsiTheme="majorHAnsi" w:cstheme="majorBidi"/>
+      <w:rFonts w:asciiTheme="majorHAnsi" w:hAnsiTheme="majorHAnsi" w:eastAsiaTheme="majorEastAsia" w:cstheme="majorBidi"/>
       <w:b/>
       <w:bCs/>
       <w:color w:val="4F81BD" w:themeColor="accent1"/>
@@ -2945,14 +3013,14 @@
       <w:szCs w:val="26"/>
     </w:rPr>
   </w:style>
-  <w:style w:type="character" w:customStyle="1" w:styleId="Heading3Char">
+  <w:style w:type="character" w:styleId="Heading3Char" w:customStyle="1">
     <w:name w:val="Heading 3 Char"/>
     <w:basedOn w:val="DefaultParagraphFont"/>
     <w:link w:val="Heading3"/>
     <w:uiPriority w:val="9"/>
     <w:rsid w:val="00FC693F"/>
     <w:rPr>
-      <w:rFonts w:asciiTheme="majorHAnsi" w:eastAsiaTheme="majorEastAsia" w:hAnsiTheme="majorHAnsi" w:cstheme="majorBidi"/>
+      <w:rFonts w:asciiTheme="majorHAnsi" w:hAnsiTheme="majorHAnsi" w:eastAsiaTheme="majorEastAsia" w:cstheme="majorBidi"/>
       <w:b/>
       <w:bCs/>
       <w:color w:val="4F81BD" w:themeColor="accent1"/>
@@ -2968,13 +3036,13 @@
     <w:rsid w:val="00FC693F"/>
     <w:pPr>
       <w:pBdr>
-        <w:bottom w:val="single" w:sz="8" w:space="4" w:color="4F81BD" w:themeColor="accent1"/>
+        <w:bottom w:val="single" w:color="4F81BD" w:themeColor="accent1" w:sz="8" w:space="4"/>
       </w:pBdr>
       <w:spacing w:after="300" w:line="240" w:lineRule="auto"/>
       <w:contextualSpacing/>
     </w:pPr>
     <w:rPr>
-      <w:rFonts w:asciiTheme="majorHAnsi" w:eastAsiaTheme="majorEastAsia" w:hAnsiTheme="majorHAnsi" w:cstheme="majorBidi"/>
+      <w:rFonts w:asciiTheme="majorHAnsi" w:hAnsiTheme="majorHAnsi" w:eastAsiaTheme="majorEastAsia" w:cstheme="majorBidi"/>
       <w:color w:val="17365D" w:themeColor="text2" w:themeShade="BF"/>
       <w:spacing w:val="5"/>
       <w:kern w:val="28"/>
@@ -2982,14 +3050,14 @@
       <w:szCs w:val="52"/>
     </w:rPr>
   </w:style>
-  <w:style w:type="character" w:customStyle="1" w:styleId="TitleChar">
+  <w:style w:type="character" w:styleId="TitleChar" w:customStyle="1">
     <w:name w:val="Title Char"/>
     <w:basedOn w:val="DefaultParagraphFont"/>
     <w:link w:val="Title"/>
     <w:uiPriority w:val="10"/>
     <w:rsid w:val="00FC693F"/>
     <w:rPr>
-      <w:rFonts w:asciiTheme="majorHAnsi" w:eastAsiaTheme="majorEastAsia" w:hAnsiTheme="majorHAnsi" w:cstheme="majorBidi"/>
+      <w:rFonts w:asciiTheme="majorHAnsi" w:hAnsiTheme="majorHAnsi" w:eastAsiaTheme="majorEastAsia" w:cstheme="majorBidi"/>
       <w:color w:val="17365D" w:themeColor="text2" w:themeShade="BF"/>
       <w:spacing w:val="5"/>
       <w:kern w:val="28"/>
@@ -3011,7 +3079,7 @@
       </w:numPr>
     </w:pPr>
     <w:rPr>
-      <w:rFonts w:asciiTheme="majorHAnsi" w:eastAsiaTheme="majorEastAsia" w:hAnsiTheme="majorHAnsi" w:cstheme="majorBidi"/>
+      <w:rFonts w:asciiTheme="majorHAnsi" w:hAnsiTheme="majorHAnsi" w:eastAsiaTheme="majorEastAsia" w:cstheme="majorBidi"/>
       <w:i/>
       <w:iCs/>
       <w:color w:val="4F81BD" w:themeColor="accent1"/>
@@ -3020,14 +3088,14 @@
       <w:szCs w:val="24"/>
     </w:rPr>
   </w:style>
-  <w:style w:type="character" w:customStyle="1" w:styleId="SubtitleChar">
+  <w:style w:type="character" w:styleId="SubtitleChar" w:customStyle="1">
     <w:name w:val="Subtitle Char"/>
     <w:basedOn w:val="DefaultParagraphFont"/>
     <w:link w:val="Subtitle"/>
     <w:uiPriority w:val="11"/>
     <w:rsid w:val="00FC693F"/>
     <w:rPr>
-      <w:rFonts w:asciiTheme="majorHAnsi" w:eastAsiaTheme="majorEastAsia" w:hAnsiTheme="majorHAnsi" w:cstheme="majorBidi"/>
+      <w:rFonts w:asciiTheme="majorHAnsi" w:hAnsiTheme="majorHAnsi" w:eastAsiaTheme="majorEastAsia" w:cstheme="majorBidi"/>
       <w:i/>
       <w:iCs/>
       <w:color w:val="4F81BD" w:themeColor="accent1"/>
@@ -3058,7 +3126,7 @@
       <w:spacing w:after="120"/>
     </w:pPr>
   </w:style>
-  <w:style w:type="character" w:customStyle="1" w:styleId="BodyTextChar">
+  <w:style w:type="character" w:styleId="BodyTextChar" w:customStyle="1">
     <w:name w:val="Body Text Char"/>
     <w:basedOn w:val="DefaultParagraphFont"/>
     <w:link w:val="BodyText"/>
@@ -3076,7 +3144,7 @@
       <w:spacing w:after="120" w:line="480" w:lineRule="auto"/>
     </w:pPr>
   </w:style>
-  <w:style w:type="character" w:customStyle="1" w:styleId="BodyText2Char">
+  <w:style w:type="character" w:styleId="BodyText2Char" w:customStyle="1">
     <w:name w:val="Body Text 2 Char"/>
     <w:basedOn w:val="DefaultParagraphFont"/>
     <w:link w:val="BodyText2"/>
@@ -3098,7 +3166,7 @@
       <w:szCs w:val="16"/>
     </w:rPr>
   </w:style>
-  <w:style w:type="character" w:customStyle="1" w:styleId="BodyText3Char">
+  <w:style w:type="character" w:styleId="BodyText3Char" w:customStyle="1">
     <w:name w:val="Body Text 3 Char"/>
     <w:basedOn w:val="DefaultParagraphFont"/>
     <w:link w:val="BodyText3"/>
@@ -3152,7 +3220,7 @@
       <w:numPr>
         <w:numId w:val="1"/>
       </w:numPr>
-      <w:spacing w:line="300" w:lineRule="auto" w:after="100"/>
+      <w:spacing w:after="100" w:line="300" w:lineRule="auto"/>
       <w:contextualSpacing/>
     </w:pPr>
     <w:rPr>
@@ -3284,7 +3352,7 @@
       <w:szCs w:val="20"/>
     </w:rPr>
   </w:style>
-  <w:style w:type="character" w:customStyle="1" w:styleId="MacroTextChar">
+  <w:style w:type="character" w:styleId="MacroTextChar" w:customStyle="1">
     <w:name w:val="Macro Text Char"/>
     <w:basedOn w:val="DefaultParagraphFont"/>
     <w:link w:val="MacroText"/>
@@ -3310,7 +3378,7 @@
       <w:color w:val="000000" w:themeColor="text1"/>
     </w:rPr>
   </w:style>
-  <w:style w:type="character" w:customStyle="1" w:styleId="QuoteChar">
+  <w:style w:type="character" w:styleId="QuoteChar" w:customStyle="1">
     <w:name w:val="Quote Char"/>
     <w:basedOn w:val="DefaultParagraphFont"/>
     <w:link w:val="Quote"/>
@@ -3322,7 +3390,7 @@
       <w:color w:val="000000" w:themeColor="text1"/>
     </w:rPr>
   </w:style>
-  <w:style w:type="character" w:customStyle="1" w:styleId="Heading4Char">
+  <w:style w:type="character" w:styleId="Heading4Char" w:customStyle="1">
     <w:name w:val="Heading 4 Char"/>
     <w:basedOn w:val="DefaultParagraphFont"/>
     <w:link w:val="Heading4"/>
@@ -3330,7 +3398,7 @@
     <w:semiHidden/>
     <w:rsid w:val="00FC693F"/>
     <w:rPr>
-      <w:rFonts w:asciiTheme="majorHAnsi" w:eastAsiaTheme="majorEastAsia" w:hAnsiTheme="majorHAnsi" w:cstheme="majorBidi"/>
+      <w:rFonts w:asciiTheme="majorHAnsi" w:hAnsiTheme="majorHAnsi" w:eastAsiaTheme="majorEastAsia" w:cstheme="majorBidi"/>
       <w:b/>
       <w:bCs/>
       <w:i/>
@@ -3338,7 +3406,7 @@
       <w:color w:val="4F81BD" w:themeColor="accent1"/>
     </w:rPr>
   </w:style>
-  <w:style w:type="character" w:customStyle="1" w:styleId="Heading5Char">
+  <w:style w:type="character" w:styleId="Heading5Char" w:customStyle="1">
     <w:name w:val="Heading 5 Char"/>
     <w:basedOn w:val="DefaultParagraphFont"/>
     <w:link w:val="Heading5"/>
@@ -3346,11 +3414,11 @@
     <w:semiHidden/>
     <w:rsid w:val="00FC693F"/>
     <w:rPr>
-      <w:rFonts w:asciiTheme="majorHAnsi" w:eastAsiaTheme="majorEastAsia" w:hAnsiTheme="majorHAnsi" w:cstheme="majorBidi"/>
+      <w:rFonts w:asciiTheme="majorHAnsi" w:hAnsiTheme="majorHAnsi" w:eastAsiaTheme="majorEastAsia" w:cstheme="majorBidi"/>
       <w:color w:val="243F60" w:themeColor="accent1" w:themeShade="7F"/>
     </w:rPr>
   </w:style>
-  <w:style w:type="character" w:customStyle="1" w:styleId="Heading6Char">
+  <w:style w:type="character" w:styleId="Heading6Char" w:customStyle="1">
     <w:name w:val="Heading 6 Char"/>
     <w:basedOn w:val="DefaultParagraphFont"/>
     <w:link w:val="Heading6"/>
@@ -3358,13 +3426,13 @@
     <w:semiHidden/>
     <w:rsid w:val="00FC693F"/>
     <w:rPr>
-      <w:rFonts w:asciiTheme="majorHAnsi" w:eastAsiaTheme="majorEastAsia" w:hAnsiTheme="majorHAnsi" w:cstheme="majorBidi"/>
+      <w:rFonts w:asciiTheme="majorHAnsi" w:hAnsiTheme="majorHAnsi" w:eastAsiaTheme="majorEastAsia" w:cstheme="majorBidi"/>
       <w:i/>
       <w:iCs/>
       <w:color w:val="243F60" w:themeColor="accent1" w:themeShade="7F"/>
     </w:rPr>
   </w:style>
-  <w:style w:type="character" w:customStyle="1" w:styleId="Heading7Char">
+  <w:style w:type="character" w:styleId="Heading7Char" w:customStyle="1">
     <w:name w:val="Heading 7 Char"/>
     <w:basedOn w:val="DefaultParagraphFont"/>
     <w:link w:val="Heading7"/>
@@ -3372,13 +3440,13 @@
     <w:semiHidden/>
     <w:rsid w:val="00FC693F"/>
     <w:rPr>
-      <w:rFonts w:asciiTheme="majorHAnsi" w:eastAsiaTheme="majorEastAsia" w:hAnsiTheme="majorHAnsi" w:cstheme="majorBidi"/>
+      <w:rFonts w:asciiTheme="majorHAnsi" w:hAnsiTheme="majorHAnsi" w:eastAsiaTheme="majorEastAsia" w:cstheme="majorBidi"/>
       <w:i/>
       <w:iCs/>
       <w:color w:val="404040" w:themeColor="text1" w:themeTint="BF"/>
     </w:rPr>
   </w:style>
-  <w:style w:type="character" w:customStyle="1" w:styleId="Heading8Char">
+  <w:style w:type="character" w:styleId="Heading8Char" w:customStyle="1">
     <w:name w:val="Heading 8 Char"/>
     <w:basedOn w:val="DefaultParagraphFont"/>
     <w:link w:val="Heading8"/>
@@ -3386,13 +3454,13 @@
     <w:semiHidden/>
     <w:rsid w:val="00FC693F"/>
     <w:rPr>
-      <w:rFonts w:asciiTheme="majorHAnsi" w:eastAsiaTheme="majorEastAsia" w:hAnsiTheme="majorHAnsi" w:cstheme="majorBidi"/>
+      <w:rFonts w:asciiTheme="majorHAnsi" w:hAnsiTheme="majorHAnsi" w:eastAsiaTheme="majorEastAsia" w:cstheme="majorBidi"/>
       <w:color w:val="4F81BD" w:themeColor="accent1"/>
       <w:sz w:val="20"/>
       <w:szCs w:val="20"/>
     </w:rPr>
   </w:style>
-  <w:style w:type="character" w:customStyle="1" w:styleId="Heading9Char">
+  <w:style w:type="character" w:styleId="Heading9Char" w:customStyle="1">
     <w:name w:val="Heading 9 Char"/>
     <w:basedOn w:val="DefaultParagraphFont"/>
     <w:link w:val="Heading9"/>
@@ -3400,7 +3468,7 @@
     <w:semiHidden/>
     <w:rsid w:val="00FC693F"/>
     <w:rPr>
-      <w:rFonts w:asciiTheme="majorHAnsi" w:eastAsiaTheme="majorEastAsia" w:hAnsiTheme="majorHAnsi" w:cstheme="majorBidi"/>
+      <w:rFonts w:asciiTheme="majorHAnsi" w:hAnsiTheme="majorHAnsi" w:eastAsiaTheme="majorEastAsia" w:cstheme="majorBidi"/>
       <w:i/>
       <w:iCs/>
       <w:color w:val="404040" w:themeColor="text1" w:themeTint="BF"/>
@@ -3460,7 +3528,7 @@
     <w:rsid w:val="00FC693F"/>
     <w:pPr>
       <w:pBdr>
-        <w:bottom w:val="single" w:sz="4" w:space="4" w:color="4F81BD" w:themeColor="accent1"/>
+        <w:bottom w:val="single" w:color="4F81BD" w:themeColor="accent1" w:sz="4" w:space="4"/>
       </w:pBdr>
       <w:spacing w:before="200" w:after="280"/>
       <w:ind w:left="936" w:right="936"/>
@@ -3473,7 +3541,7 @@
       <w:color w:val="4F81BD" w:themeColor="accent1"/>
     </w:rPr>
   </w:style>
-  <w:style w:type="character" w:customStyle="1" w:styleId="IntenseQuoteChar">
+  <w:style w:type="character" w:styleId="IntenseQuoteChar" w:customStyle="1">
     <w:name w:val="Intense Quote Char"/>
     <w:basedOn w:val="DefaultParagraphFont"/>
     <w:link w:val="IntenseQuote"/>
@@ -3577,12 +3645,12 @@
     <w:tblPr>
       <w:tblInd w:w="0" w:type="dxa"/>
       <w:tblBorders>
-        <w:top w:val="single" w:sz="4" w:space="0" w:color="auto"/>
-        <w:left w:val="single" w:sz="4" w:space="0" w:color="auto"/>
-        <w:bottom w:val="single" w:sz="4" w:space="0" w:color="auto"/>
-        <w:right w:val="single" w:sz="4" w:space="0" w:color="auto"/>
-        <w:insideH w:val="single" w:sz="4" w:space="0" w:color="auto"/>
-        <w:insideV w:val="single" w:sz="4" w:space="0" w:color="auto"/>
+        <w:top w:val="single" w:color="auto" w:sz="4" w:space="0"/>
+        <w:left w:val="single" w:color="auto" w:sz="4" w:space="0"/>
+        <w:bottom w:val="single" w:color="auto" w:sz="4" w:space="0"/>
+        <w:right w:val="single" w:color="auto" w:sz="4" w:space="0"/>
+        <w:insideH w:val="single" w:color="auto" w:sz="4" w:space="0"/>
+        <w:insideV w:val="single" w:color="auto" w:sz="4" w:space="0"/>
       </w:tblBorders>
       <w:tblCellMar>
         <w:top w:w="0" w:type="dxa"/>
@@ -3608,8 +3676,8 @@
       <w:tblStyleColBandSize w:val="1"/>
       <w:tblInd w:w="0" w:type="dxa"/>
       <w:tblBorders>
-        <w:top w:val="single" w:sz="8" w:space="0" w:color="000000" w:themeColor="text1"/>
-        <w:bottom w:val="single" w:sz="8" w:space="0" w:color="000000" w:themeColor="text1"/>
+        <w:top w:val="single" w:color="000000" w:themeColor="text1" w:sz="8" w:space="0"/>
+        <w:bottom w:val="single" w:color="000000" w:themeColor="text1" w:sz="8" w:space="0"/>
       </w:tblBorders>
       <w:tblCellMar>
         <w:top w:w="0" w:type="dxa"/>
@@ -3629,9 +3697,9 @@
       <w:tblPr/>
       <w:tcPr>
         <w:tcBorders>
-          <w:top w:val="single" w:sz="8" w:space="0" w:color="000000" w:themeColor="text1"/>
-          <w:left w:val="nil"/>
-          <w:bottom w:val="single" w:sz="8" w:space="0" w:color="000000" w:themeColor="text1"/>
+          <w:top w:val="single" w:color="000000" w:themeColor="text1" w:sz="8" w:space="0"/>
+          <w:left w:val="nil"/>
+          <w:bottom w:val="single" w:color="000000" w:themeColor="text1" w:sz="8" w:space="0"/>
           <w:right w:val="nil"/>
           <w:insideH w:val="nil"/>
           <w:insideV w:val="nil"/>
@@ -3649,9 +3717,9 @@
       <w:tblPr/>
       <w:tcPr>
         <w:tcBorders>
-          <w:top w:val="single" w:sz="8" w:space="0" w:color="000000" w:themeColor="text1"/>
-          <w:left w:val="nil"/>
-          <w:bottom w:val="single" w:sz="8" w:space="0" w:color="000000" w:themeColor="text1"/>
+          <w:top w:val="single" w:color="000000" w:themeColor="text1" w:sz="8" w:space="0"/>
+          <w:left w:val="nil"/>
+          <w:bottom w:val="single" w:color="000000" w:themeColor="text1" w:sz="8" w:space="0"/>
           <w:right w:val="nil"/>
           <w:insideH w:val="nil"/>
           <w:insideV w:val="nil"/>
@@ -3711,8 +3779,8 @@
       <w:tblStyleColBandSize w:val="1"/>
       <w:tblInd w:w="0" w:type="dxa"/>
       <w:tblBorders>
-        <w:top w:val="single" w:sz="8" w:space="0" w:color="4F81BD" w:themeColor="accent1"/>
-        <w:bottom w:val="single" w:sz="8" w:space="0" w:color="4F81BD" w:themeColor="accent1"/>
+        <w:top w:val="single" w:color="4F81BD" w:themeColor="accent1" w:sz="8" w:space="0"/>
+        <w:bottom w:val="single" w:color="4F81BD" w:themeColor="accent1" w:sz="8" w:space="0"/>
       </w:tblBorders>
       <w:tblCellMar>
         <w:top w:w="0" w:type="dxa"/>
@@ -3732,9 +3800,9 @@
       <w:tblPr/>
       <w:tcPr>
         <w:tcBorders>
-          <w:top w:val="single" w:sz="8" w:space="0" w:color="4F81BD" w:themeColor="accent1"/>
-          <w:left w:val="nil"/>
-          <w:bottom w:val="single" w:sz="8" w:space="0" w:color="4F81BD" w:themeColor="accent1"/>
+          <w:top w:val="single" w:color="4F81BD" w:themeColor="accent1" w:sz="8" w:space="0"/>
+          <w:left w:val="nil"/>
+          <w:bottom w:val="single" w:color="4F81BD" w:themeColor="accent1" w:sz="8" w:space="0"/>
           <w:right w:val="nil"/>
           <w:insideH w:val="nil"/>
           <w:insideV w:val="nil"/>
@@ -3752,9 +3820,9 @@
       <w:tblPr/>
       <w:tcPr>
         <w:tcBorders>
-          <w:top w:val="single" w:sz="8" w:space="0" w:color="4F81BD" w:themeColor="accent1"/>
-          <w:left w:val="nil"/>
-          <w:bottom w:val="single" w:sz="8" w:space="0" w:color="4F81BD" w:themeColor="accent1"/>
+          <w:top w:val="single" w:color="4F81BD" w:themeColor="accent1" w:sz="8" w:space="0"/>
+          <w:left w:val="nil"/>
+          <w:bottom w:val="single" w:color="4F81BD" w:themeColor="accent1" w:sz="8" w:space="0"/>
           <w:right w:val="nil"/>
           <w:insideH w:val="nil"/>
           <w:insideV w:val="nil"/>
@@ -3814,8 +3882,8 @@
       <w:tblStyleColBandSize w:val="1"/>
       <w:tblInd w:w="0" w:type="dxa"/>
       <w:tblBorders>
-        <w:top w:val="single" w:sz="8" w:space="0" w:color="C0504D" w:themeColor="accent2"/>
-        <w:bottom w:val="single" w:sz="8" w:space="0" w:color="C0504D" w:themeColor="accent2"/>
+        <w:top w:val="single" w:color="C0504D" w:themeColor="accent2" w:sz="8" w:space="0"/>
+        <w:bottom w:val="single" w:color="C0504D" w:themeColor="accent2" w:sz="8" w:space="0"/>
       </w:tblBorders>
       <w:tblCellMar>
         <w:top w:w="0" w:type="dxa"/>
@@ -3835,9 +3903,9 @@
       <w:tblPr/>
       <w:tcPr>
         <w:tcBorders>
-          <w:top w:val="single" w:sz="8" w:space="0" w:color="C0504D" w:themeColor="accent2"/>
-          <w:left w:val="nil"/>
-          <w:bottom w:val="single" w:sz="8" w:space="0" w:color="C0504D" w:themeColor="accent2"/>
+          <w:top w:val="single" w:color="C0504D" w:themeColor="accent2" w:sz="8" w:space="0"/>
+          <w:left w:val="nil"/>
+          <w:bottom w:val="single" w:color="C0504D" w:themeColor="accent2" w:sz="8" w:space="0"/>
           <w:right w:val="nil"/>
           <w:insideH w:val="nil"/>
           <w:insideV w:val="nil"/>
@@ -3855,9 +3923,9 @@
       <w:tblPr/>
       <w:tcPr>
         <w:tcBorders>
-          <w:top w:val="single" w:sz="8" w:space="0" w:color="C0504D" w:themeColor="accent2"/>
-          <w:left w:val="nil"/>
-          <w:bottom w:val="single" w:sz="8" w:space="0" w:color="C0504D" w:themeColor="accent2"/>
+          <w:top w:val="single" w:color="C0504D" w:themeColor="accent2" w:sz="8" w:space="0"/>
+          <w:left w:val="nil"/>
+          <w:bottom w:val="single" w:color="C0504D" w:themeColor="accent2" w:sz="8" w:space="0"/>
           <w:right w:val="nil"/>
           <w:insideH w:val="nil"/>
           <w:insideV w:val="nil"/>
@@ -3917,8 +3985,8 @@
       <w:tblStyleColBandSize w:val="1"/>
       <w:tblInd w:w="0" w:type="dxa"/>
       <w:tblBorders>
-        <w:top w:val="single" w:sz="8" w:space="0" w:color="9BBB59" w:themeColor="accent3"/>
-        <w:bottom w:val="single" w:sz="8" w:space="0" w:color="9BBB59" w:themeColor="accent3"/>
+        <w:top w:val="single" w:color="9BBB59" w:themeColor="accent3" w:sz="8" w:space="0"/>
+        <w:bottom w:val="single" w:color="9BBB59" w:themeColor="accent3" w:sz="8" w:space="0"/>
       </w:tblBorders>
       <w:tblCellMar>
         <w:top w:w="0" w:type="dxa"/>
@@ -3938,9 +4006,9 @@
       <w:tblPr/>
       <w:tcPr>
         <w:tcBorders>
-          <w:top w:val="single" w:sz="8" w:space="0" w:color="9BBB59" w:themeColor="accent3"/>
-          <w:left w:val="nil"/>
-          <w:bottom w:val="single" w:sz="8" w:space="0" w:color="9BBB59" w:themeColor="accent3"/>
+          <w:top w:val="single" w:color="9BBB59" w:themeColor="accent3" w:sz="8" w:space="0"/>
+          <w:left w:val="nil"/>
+          <w:bottom w:val="single" w:color="9BBB59" w:themeColor="accent3" w:sz="8" w:space="0"/>
           <w:right w:val="nil"/>
           <w:insideH w:val="nil"/>
           <w:insideV w:val="nil"/>
@@ -3958,9 +4026,9 @@
       <w:tblPr/>
       <w:tcPr>
         <w:tcBorders>
-          <w:top w:val="single" w:sz="8" w:space="0" w:color="9BBB59" w:themeColor="accent3"/>
-          <w:left w:val="nil"/>
-          <w:bottom w:val="single" w:sz="8" w:space="0" w:color="9BBB59" w:themeColor="accent3"/>
+          <w:top w:val="single" w:color="9BBB59" w:themeColor="accent3" w:sz="8" w:space="0"/>
+          <w:left w:val="nil"/>
+          <w:bottom w:val="single" w:color="9BBB59" w:themeColor="accent3" w:sz="8" w:space="0"/>
           <w:right w:val="nil"/>
           <w:insideH w:val="nil"/>
           <w:insideV w:val="nil"/>
@@ -4020,8 +4088,8 @@
       <w:tblStyleColBandSize w:val="1"/>
       <w:tblInd w:w="0" w:type="dxa"/>
       <w:tblBorders>
-        <w:top w:val="single" w:sz="8" w:space="0" w:color="8064A2" w:themeColor="accent4"/>
-        <w:bottom w:val="single" w:sz="8" w:space="0" w:color="8064A2" w:themeColor="accent4"/>
+        <w:top w:val="single" w:color="8064A2" w:themeColor="accent4" w:sz="8" w:space="0"/>
+        <w:bottom w:val="single" w:color="8064A2" w:themeColor="accent4" w:sz="8" w:space="0"/>
       </w:tblBorders>
       <w:tblCellMar>
         <w:top w:w="0" w:type="dxa"/>
@@ -4041,9 +4109,9 @@
       <w:tblPr/>
       <w:tcPr>
         <w:tcBorders>
-          <w:top w:val="single" w:sz="8" w:space="0" w:color="8064A2" w:themeColor="accent4"/>
-          <w:left w:val="nil"/>
-          <w:bottom w:val="single" w:sz="8" w:space="0" w:color="8064A2" w:themeColor="accent4"/>
+          <w:top w:val="single" w:color="8064A2" w:themeColor="accent4" w:sz="8" w:space="0"/>
+          <w:left w:val="nil"/>
+          <w:bottom w:val="single" w:color="8064A2" w:themeColor="accent4" w:sz="8" w:space="0"/>
           <w:right w:val="nil"/>
           <w:insideH w:val="nil"/>
           <w:insideV w:val="nil"/>
@@ -4061,9 +4129,9 @@
       <w:tblPr/>
       <w:tcPr>
         <w:tcBorders>
-          <w:top w:val="single" w:sz="8" w:space="0" w:color="8064A2" w:themeColor="accent4"/>
-          <w:left w:val="nil"/>
-          <w:bottom w:val="single" w:sz="8" w:space="0" w:color="8064A2" w:themeColor="accent4"/>
+          <w:top w:val="single" w:color="8064A2" w:themeColor="accent4" w:sz="8" w:space="0"/>
+          <w:left w:val="nil"/>
+          <w:bottom w:val="single" w:color="8064A2" w:themeColor="accent4" w:sz="8" w:space="0"/>
           <w:right w:val="nil"/>
           <w:insideH w:val="nil"/>
           <w:insideV w:val="nil"/>
@@ -4123,8 +4191,8 @@
       <w:tblStyleColBandSize w:val="1"/>
       <w:tblInd w:w="0" w:type="dxa"/>
       <w:tblBorders>
-        <w:top w:val="single" w:sz="8" w:space="0" w:color="4BACC6" w:themeColor="accent5"/>
-        <w:bottom w:val="single" w:sz="8" w:space="0" w:color="4BACC6" w:themeColor="accent5"/>
+        <w:top w:val="single" w:color="4BACC6" w:themeColor="accent5" w:sz="8" w:space="0"/>
+        <w:bottom w:val="single" w:color="4BACC6" w:themeColor="accent5" w:sz="8" w:space="0"/>
       </w:tblBorders>
       <w:tblCellMar>
         <w:top w:w="0" w:type="dxa"/>
@@ -4144,9 +4212,9 @@
       <w:tblPr/>
       <w:tcPr>
         <w:tcBorders>
-          <w:top w:val="single" w:sz="8" w:space="0" w:color="4BACC6" w:themeColor="accent5"/>
-          <w:left w:val="nil"/>
-          <w:bottom w:val="single" w:sz="8" w:space="0" w:color="4BACC6" w:themeColor="accent5"/>
+          <w:top w:val="single" w:color="4BACC6" w:themeColor="accent5" w:sz="8" w:space="0"/>
+          <w:left w:val="nil"/>
+          <w:bottom w:val="single" w:color="4BACC6" w:themeColor="accent5" w:sz="8" w:space="0"/>
           <w:right w:val="nil"/>
           <w:insideH w:val="nil"/>
           <w:insideV w:val="nil"/>
@@ -4164,9 +4232,9 @@
       <w:tblPr/>
       <w:tcPr>
         <w:tcBorders>
-          <w:top w:val="single" w:sz="8" w:space="0" w:color="4BACC6" w:themeColor="accent5"/>
-          <w:left w:val="nil"/>
-          <w:bottom w:val="single" w:sz="8" w:space="0" w:color="4BACC6" w:themeColor="accent5"/>
+          <w:top w:val="single" w:color="4BACC6" w:themeColor="accent5" w:sz="8" w:space="0"/>
+          <w:left w:val="nil"/>
+          <w:bottom w:val="single" w:color="4BACC6" w:themeColor="accent5" w:sz="8" w:space="0"/>
           <w:right w:val="nil"/>
           <w:insideH w:val="nil"/>
           <w:insideV w:val="nil"/>
@@ -4226,8 +4294,8 @@
       <w:tblStyleColBandSize w:val="1"/>
       <w:tblInd w:w="0" w:type="dxa"/>
       <w:tblBorders>
-        <w:top w:val="single" w:sz="8" w:space="0" w:color="F79646" w:themeColor="accent6"/>
-        <w:bottom w:val="single" w:sz="8" w:space="0" w:color="F79646" w:themeColor="accent6"/>
+        <w:top w:val="single" w:color="F79646" w:themeColor="accent6" w:sz="8" w:space="0"/>
+        <w:bottom w:val="single" w:color="F79646" w:themeColor="accent6" w:sz="8" w:space="0"/>
       </w:tblBorders>
       <w:tblCellMar>
         <w:top w:w="0" w:type="dxa"/>
@@ -4247,9 +4315,9 @@
       <w:tblPr/>
       <w:tcPr>
         <w:tcBorders>
-          <w:top w:val="single" w:sz="8" w:space="0" w:color="F79646" w:themeColor="accent6"/>
-          <w:left w:val="nil"/>
-          <w:bottom w:val="single" w:sz="8" w:space="0" w:color="F79646" w:themeColor="accent6"/>
+          <w:top w:val="single" w:color="F79646" w:themeColor="accent6" w:sz="8" w:space="0"/>
+          <w:left w:val="nil"/>
+          <w:bottom w:val="single" w:color="F79646" w:themeColor="accent6" w:sz="8" w:space="0"/>
           <w:right w:val="nil"/>
           <w:insideH w:val="nil"/>
           <w:insideV w:val="nil"/>
@@ -4267,9 +4335,9 @@
       <w:tblPr/>
       <w:tcPr>
         <w:tcBorders>
-          <w:top w:val="single" w:sz="8" w:space="0" w:color="F79646" w:themeColor="accent6"/>
-          <w:left w:val="nil"/>
-          <w:bottom w:val="single" w:sz="8" w:space="0" w:color="F79646" w:themeColor="accent6"/>
+          <w:top w:val="single" w:color="F79646" w:themeColor="accent6" w:sz="8" w:space="0"/>
+          <w:left w:val="nil"/>
+          <w:bottom w:val="single" w:color="F79646" w:themeColor="accent6" w:sz="8" w:space="0"/>
           <w:right w:val="nil"/>
           <w:insideH w:val="nil"/>
           <w:insideV w:val="nil"/>
@@ -4326,10 +4394,10 @@
       <w:tblStyleColBandSize w:val="1"/>
       <w:tblInd w:w="0" w:type="dxa"/>
       <w:tblBorders>
-        <w:top w:val="single" w:sz="8" w:space="0" w:color="000000" w:themeColor="text1"/>
-        <w:left w:val="single" w:sz="8" w:space="0" w:color="000000" w:themeColor="text1"/>
-        <w:bottom w:val="single" w:sz="8" w:space="0" w:color="000000" w:themeColor="text1"/>
-        <w:right w:val="single" w:sz="8" w:space="0" w:color="000000" w:themeColor="text1"/>
+        <w:top w:val="single" w:color="000000" w:themeColor="text1" w:sz="8" w:space="0"/>
+        <w:left w:val="single" w:color="000000" w:themeColor="text1" w:sz="8" w:space="0"/>
+        <w:bottom w:val="single" w:color="000000" w:themeColor="text1" w:sz="8" w:space="0"/>
+        <w:right w:val="single" w:color="000000" w:themeColor="text1" w:sz="8" w:space="0"/>
       </w:tblBorders>
       <w:tblCellMar>
         <w:top w:w="0" w:type="dxa"/>
@@ -4363,10 +4431,10 @@
       <w:tblPr/>
       <w:tcPr>
         <w:tcBorders>
-          <w:top w:val="double" w:sz="6" w:space="0" w:color="000000" w:themeColor="text1"/>
-          <w:left w:val="single" w:sz="8" w:space="0" w:color="000000" w:themeColor="text1"/>
-          <w:bottom w:val="single" w:sz="8" w:space="0" w:color="000000" w:themeColor="text1"/>
-          <w:right w:val="single" w:sz="8" w:space="0" w:color="000000" w:themeColor="text1"/>
+          <w:top w:val="double" w:color="000000" w:themeColor="text1" w:sz="6" w:space="0"/>
+          <w:left w:val="single" w:color="000000" w:themeColor="text1" w:sz="8" w:space="0"/>
+          <w:bottom w:val="single" w:color="000000" w:themeColor="text1" w:sz="8" w:space="0"/>
+          <w:right w:val="single" w:color="000000" w:themeColor="text1" w:sz="8" w:space="0"/>
         </w:tcBorders>
       </w:tcPr>
     </w:tblStylePr>
@@ -4386,10 +4454,10 @@
       <w:tblPr/>
       <w:tcPr>
         <w:tcBorders>
-          <w:top w:val="single" w:sz="8" w:space="0" w:color="000000" w:themeColor="text1"/>
-          <w:left w:val="single" w:sz="8" w:space="0" w:color="000000" w:themeColor="text1"/>
-          <w:bottom w:val="single" w:sz="8" w:space="0" w:color="000000" w:themeColor="text1"/>
-          <w:right w:val="single" w:sz="8" w:space="0" w:color="000000" w:themeColor="text1"/>
+          <w:top w:val="single" w:color="000000" w:themeColor="text1" w:sz="8" w:space="0"/>
+          <w:left w:val="single" w:color="000000" w:themeColor="text1" w:sz="8" w:space="0"/>
+          <w:bottom w:val="single" w:color="000000" w:themeColor="text1" w:sz="8" w:space="0"/>
+          <w:right w:val="single" w:color="000000" w:themeColor="text1" w:sz="8" w:space="0"/>
         </w:tcBorders>
       </w:tcPr>
     </w:tblStylePr>
@@ -4397,10 +4465,10 @@
       <w:tblPr/>
       <w:tcPr>
         <w:tcBorders>
-          <w:top w:val="single" w:sz="8" w:space="0" w:color="000000" w:themeColor="text1"/>
-          <w:left w:val="single" w:sz="8" w:space="0" w:color="000000" w:themeColor="text1"/>
-          <w:bottom w:val="single" w:sz="8" w:space="0" w:color="000000" w:themeColor="text1"/>
-          <w:right w:val="single" w:sz="8" w:space="0" w:color="000000" w:themeColor="text1"/>
+          <w:top w:val="single" w:color="000000" w:themeColor="text1" w:sz="8" w:space="0"/>
+          <w:left w:val="single" w:color="000000" w:themeColor="text1" w:sz="8" w:space="0"/>
+          <w:bottom w:val="single" w:color="000000" w:themeColor="text1" w:sz="8" w:space="0"/>
+          <w:right w:val="single" w:color="000000" w:themeColor="text1" w:sz="8" w:space="0"/>
         </w:tcBorders>
       </w:tcPr>
     </w:tblStylePr>
@@ -4418,10 +4486,10 @@
       <w:tblStyleColBandSize w:val="1"/>
       <w:tblInd w:w="0" w:type="dxa"/>
       <w:tblBorders>
-        <w:top w:val="single" w:sz="8" w:space="0" w:color="4F81BD" w:themeColor="accent1"/>
-        <w:left w:val="single" w:sz="8" w:space="0" w:color="4F81BD" w:themeColor="accent1"/>
-        <w:bottom w:val="single" w:sz="8" w:space="0" w:color="4F81BD" w:themeColor="accent1"/>
-        <w:right w:val="single" w:sz="8" w:space="0" w:color="4F81BD" w:themeColor="accent1"/>
+        <w:top w:val="single" w:color="4F81BD" w:themeColor="accent1" w:sz="8" w:space="0"/>
+        <w:left w:val="single" w:color="4F81BD" w:themeColor="accent1" w:sz="8" w:space="0"/>
+        <w:bottom w:val="single" w:color="4F81BD" w:themeColor="accent1" w:sz="8" w:space="0"/>
+        <w:right w:val="single" w:color="4F81BD" w:themeColor="accent1" w:sz="8" w:space="0"/>
       </w:tblBorders>
       <w:tblCellMar>
         <w:top w:w="0" w:type="dxa"/>
@@ -4455,10 +4523,10 @@
       <w:tblPr/>
       <w:tcPr>
         <w:tcBorders>
-          <w:top w:val="double" w:sz="6" w:space="0" w:color="4F81BD" w:themeColor="accent1"/>
-          <w:left w:val="single" w:sz="8" w:space="0" w:color="4F81BD" w:themeColor="accent1"/>
-          <w:bottom w:val="single" w:sz="8" w:space="0" w:color="4F81BD" w:themeColor="accent1"/>
-          <w:right w:val="single" w:sz="8" w:space="0" w:color="4F81BD" w:themeColor="accent1"/>
+          <w:top w:val="double" w:color="4F81BD" w:themeColor="accent1" w:sz="6" w:space="0"/>
+          <w:left w:val="single" w:color="4F81BD" w:themeColor="accent1" w:sz="8" w:space="0"/>
+          <w:bottom w:val="single" w:color="4F81BD" w:themeColor="accent1" w:sz="8" w:space="0"/>
+          <w:right w:val="single" w:color="4F81BD" w:themeColor="accent1" w:sz="8" w:space="0"/>
         </w:tcBorders>
       </w:tcPr>
     </w:tblStylePr>
@@ -4478,10 +4546,10 @@
       <w:tblPr/>
       <w:tcPr>
         <w:tcBorders>
-          <w:top w:val="single" w:sz="8" w:space="0" w:color="4F81BD" w:themeColor="accent1"/>
-          <w:left w:val="single" w:sz="8" w:space="0" w:color="4F81BD" w:themeColor="accent1"/>
-          <w:bottom w:val="single" w:sz="8" w:space="0" w:color="4F81BD" w:themeColor="accent1"/>
-          <w:right w:val="single" w:sz="8" w:space="0" w:color="4F81BD" w:themeColor="accent1"/>
+          <w:top w:val="single" w:color="4F81BD" w:themeColor="accent1" w:sz="8" w:space="0"/>
+          <w:left w:val="single" w:color="4F81BD" w:themeColor="accent1" w:sz="8" w:space="0"/>
+          <w:bottom w:val="single" w:color="4F81BD" w:themeColor="accent1" w:sz="8" w:space="0"/>
+          <w:right w:val="single" w:color="4F81BD" w:themeColor="accent1" w:sz="8" w:space="0"/>
         </w:tcBorders>
       </w:tcPr>
     </w:tblStylePr>
@@ -4489,10 +4557,10 @@
       <w:tblPr/>
       <w:tcPr>
         <w:tcBorders>
-          <w:top w:val="single" w:sz="8" w:space="0" w:color="4F81BD" w:themeColor="accent1"/>
-          <w:left w:val="single" w:sz="8" w:space="0" w:color="4F81BD" w:themeColor="accent1"/>
-          <w:bottom w:val="single" w:sz="8" w:space="0" w:color="4F81BD" w:themeColor="accent1"/>
-          <w:right w:val="single" w:sz="8" w:space="0" w:color="4F81BD" w:themeColor="accent1"/>
+          <w:top w:val="single" w:color="4F81BD" w:themeColor="accent1" w:sz="8" w:space="0"/>
+          <w:left w:val="single" w:color="4F81BD" w:themeColor="accent1" w:sz="8" w:space="0"/>
+          <w:bottom w:val="single" w:color="4F81BD" w:themeColor="accent1" w:sz="8" w:space="0"/>
+          <w:right w:val="single" w:color="4F81BD" w:themeColor="accent1" w:sz="8" w:space="0"/>
         </w:tcBorders>
       </w:tcPr>
     </w:tblStylePr>
@@ -4510,10 +4578,10 @@
       <w:tblStyleColBandSize w:val="1"/>
       <w:tblInd w:w="0" w:type="dxa"/>
       <w:tblBorders>
-        <w:top w:val="single" w:sz="8" w:space="0" w:color="C0504D" w:themeColor="accent2"/>
-        <w:left w:val="single" w:sz="8" w:space="0" w:color="C0504D" w:themeColor="accent2"/>
-        <w:bottom w:val="single" w:sz="8" w:space="0" w:color="C0504D" w:themeColor="accent2"/>
-        <w:right w:val="single" w:sz="8" w:space="0" w:color="C0504D" w:themeColor="accent2"/>
+        <w:top w:val="single" w:color="C0504D" w:themeColor="accent2" w:sz="8" w:space="0"/>
+        <w:left w:val="single" w:color="C0504D" w:themeColor="accent2" w:sz="8" w:space="0"/>
+        <w:bottom w:val="single" w:color="C0504D" w:themeColor="accent2" w:sz="8" w:space="0"/>
+        <w:right w:val="single" w:color="C0504D" w:themeColor="accent2" w:sz="8" w:space="0"/>
       </w:tblBorders>
       <w:tblCellMar>
         <w:top w:w="0" w:type="dxa"/>
@@ -4547,10 +4615,10 @@
       <w:tblPr/>
       <w:tcPr>
         <w:tcBorders>
-          <w:top w:val="double" w:sz="6" w:space="0" w:color="C0504D" w:themeColor="accent2"/>
-          <w:left w:val="single" w:sz="8" w:space="0" w:color="C0504D" w:themeColor="accent2"/>
-          <w:bottom w:val="single" w:sz="8" w:space="0" w:color="C0504D" w:themeColor="accent2"/>
-          <w:right w:val="single" w:sz="8" w:space="0" w:color="C0504D" w:themeColor="accent2"/>
+          <w:top w:val="double" w:color="C0504D" w:themeColor="accent2" w:sz="6" w:space="0"/>
+          <w:left w:val="single" w:color="C0504D" w:themeColor="accent2" w:sz="8" w:space="0"/>
+          <w:bottom w:val="single" w:color="C0504D" w:themeColor="accent2" w:sz="8" w:space="0"/>
+          <w:right w:val="single" w:color="C0504D" w:themeColor="accent2" w:sz="8" w:space="0"/>
         </w:tcBorders>
       </w:tcPr>
     </w:tblStylePr>
@@ -4570,10 +4638,10 @@
       <w:tblPr/>
       <w:tcPr>
         <w:tcBorders>
-          <w:top w:val="single" w:sz="8" w:space="0" w:color="C0504D" w:themeColor="accent2"/>
-          <w:left w:val="single" w:sz="8" w:space="0" w:color="C0504D" w:themeColor="accent2"/>
-          <w:bottom w:val="single" w:sz="8" w:space="0" w:color="C0504D" w:themeColor="accent2"/>
-          <w:right w:val="single" w:sz="8" w:space="0" w:color="C0504D" w:themeColor="accent2"/>
+          <w:top w:val="single" w:color="C0504D" w:themeColor="accent2" w:sz="8" w:space="0"/>
+          <w:left w:val="single" w:color="C0504D" w:themeColor="accent2" w:sz="8" w:space="0"/>
+          <w:bottom w:val="single" w:color="C0504D" w:themeColor="accent2" w:sz="8" w:space="0"/>
+          <w:right w:val="single" w:color="C0504D" w:themeColor="accent2" w:sz="8" w:space="0"/>
         </w:tcBorders>
       </w:tcPr>
     </w:tblStylePr>
@@ -4581,10 +4649,10 @@
       <w:tblPr/>
       <w:tcPr>
         <w:tcBorders>
-          <w:top w:val="single" w:sz="8" w:space="0" w:color="C0504D" w:themeColor="accent2"/>
-          <w:left w:val="single" w:sz="8" w:space="0" w:color="C0504D" w:themeColor="accent2"/>
-          <w:bottom w:val="single" w:sz="8" w:space="0" w:color="C0504D" w:themeColor="accent2"/>
-          <w:right w:val="single" w:sz="8" w:space="0" w:color="C0504D" w:themeColor="accent2"/>
+          <w:top w:val="single" w:color="C0504D" w:themeColor="accent2" w:sz="8" w:space="0"/>
+          <w:left w:val="single" w:color="C0504D" w:themeColor="accent2" w:sz="8" w:space="0"/>
+          <w:bottom w:val="single" w:color="C0504D" w:themeColor="accent2" w:sz="8" w:space="0"/>
+          <w:right w:val="single" w:color="C0504D" w:themeColor="accent2" w:sz="8" w:space="0"/>
         </w:tcBorders>
       </w:tcPr>
     </w:tblStylePr>
@@ -4602,10 +4670,10 @@
       <w:tblStyleColBandSize w:val="1"/>
       <w:tblInd w:w="0" w:type="dxa"/>
       <w:tblBorders>
-        <w:top w:val="single" w:sz="8" w:space="0" w:color="9BBB59" w:themeColor="accent3"/>
-        <w:left w:val="single" w:sz="8" w:space="0" w:color="9BBB59" w:themeColor="accent3"/>
-        <w:bottom w:val="single" w:sz="8" w:space="0" w:color="9BBB59" w:themeColor="accent3"/>
-        <w:right w:val="single" w:sz="8" w:space="0" w:color="9BBB59" w:themeColor="accent3"/>
+        <w:top w:val="single" w:color="9BBB59" w:themeColor="accent3" w:sz="8" w:space="0"/>
+        <w:left w:val="single" w:color="9BBB59" w:themeColor="accent3" w:sz="8" w:space="0"/>
+        <w:bottom w:val="single" w:color="9BBB59" w:themeColor="accent3" w:sz="8" w:space="0"/>
+        <w:right w:val="single" w:color="9BBB59" w:themeColor="accent3" w:sz="8" w:space="0"/>
       </w:tblBorders>
       <w:tblCellMar>
         <w:top w:w="0" w:type="dxa"/>
@@ -4639,10 +4707,10 @@
       <w:tblPr/>
       <w:tcPr>
         <w:tcBorders>
-          <w:top w:val="double" w:sz="6" w:space="0" w:color="9BBB59" w:themeColor="accent3"/>
-          <w:left w:val="single" w:sz="8" w:space="0" w:color="9BBB59" w:themeColor="accent3"/>
-          <w:bottom w:val="single" w:sz="8" w:space="0" w:color="9BBB59" w:themeColor="accent3"/>
-          <w:right w:val="single" w:sz="8" w:space="0" w:color="9BBB59" w:themeColor="accent3"/>
+          <w:top w:val="double" w:color="9BBB59" w:themeColor="accent3" w:sz="6" w:space="0"/>
+          <w:left w:val="single" w:color="9BBB59" w:themeColor="accent3" w:sz="8" w:space="0"/>
+          <w:bottom w:val="single" w:color="9BBB59" w:themeColor="accent3" w:sz="8" w:space="0"/>
+          <w:right w:val="single" w:color="9BBB59" w:themeColor="accent3" w:sz="8" w:space="0"/>
         </w:tcBorders>
       </w:tcPr>
     </w:tblStylePr>
@@ -4662,10 +4730,10 @@
       <w:tblPr/>
       <w:tcPr>
         <w:tcBorders>
-          <w:top w:val="single" w:sz="8" w:space="0" w:color="9BBB59" w:themeColor="accent3"/>
-          <w:left w:val="single" w:sz="8" w:space="0" w:color="9BBB59" w:themeColor="accent3"/>
-          <w:bottom w:val="single" w:sz="8" w:space="0" w:color="9BBB59" w:themeColor="accent3"/>
-          <w:right w:val="single" w:sz="8" w:space="0" w:color="9BBB59" w:themeColor="accent3"/>
+          <w:top w:val="single" w:color="9BBB59" w:themeColor="accent3" w:sz="8" w:space="0"/>
+          <w:left w:val="single" w:color="9BBB59" w:themeColor="accent3" w:sz="8" w:space="0"/>
+          <w:bottom w:val="single" w:color="9BBB59" w:themeColor="accent3" w:sz="8" w:space="0"/>
+          <w:right w:val="single" w:color="9BBB59" w:themeColor="accent3" w:sz="8" w:space="0"/>
         </w:tcBorders>
       </w:tcPr>
     </w:tblStylePr>
@@ -4673,10 +4741,10 @@
       <w:tblPr/>
       <w:tcPr>
         <w:tcBorders>
-          <w:top w:val="single" w:sz="8" w:space="0" w:color="9BBB59" w:themeColor="accent3"/>
-          <w:left w:val="single" w:sz="8" w:space="0" w:color="9BBB59" w:themeColor="accent3"/>
-          <w:bottom w:val="single" w:sz="8" w:space="0" w:color="9BBB59" w:themeColor="accent3"/>
-          <w:right w:val="single" w:sz="8" w:space="0" w:color="9BBB59" w:themeColor="accent3"/>
+          <w:top w:val="single" w:color="9BBB59" w:themeColor="accent3" w:sz="8" w:space="0"/>
+          <w:left w:val="single" w:color="9BBB59" w:themeColor="accent3" w:sz="8" w:space="0"/>
+          <w:bottom w:val="single" w:color="9BBB59" w:themeColor="accent3" w:sz="8" w:space="0"/>
+          <w:right w:val="single" w:color="9BBB59" w:themeColor="accent3" w:sz="8" w:space="0"/>
         </w:tcBorders>
       </w:tcPr>
     </w:tblStylePr>
@@ -4694,10 +4762,10 @@
       <w:tblStyleColBandSize w:val="1"/>
       <w:tblInd w:w="0" w:type="dxa"/>
       <w:tblBorders>
-        <w:top w:val="single" w:sz="8" w:space="0" w:color="8064A2" w:themeColor="accent4"/>
-        <w:left w:val="single" w:sz="8" w:space="0" w:color="8064A2" w:themeColor="accent4"/>
-        <w:bottom w:val="single" w:sz="8" w:space="0" w:color="8064A2" w:themeColor="accent4"/>
-        <w:right w:val="single" w:sz="8" w:space="0" w:color="8064A2" w:themeColor="accent4"/>
+        <w:top w:val="single" w:color="8064A2" w:themeColor="accent4" w:sz="8" w:space="0"/>
+        <w:left w:val="single" w:color="8064A2" w:themeColor="accent4" w:sz="8" w:space="0"/>
+        <w:bottom w:val="single" w:color="8064A2" w:themeColor="accent4" w:sz="8" w:space="0"/>
+        <w:right w:val="single" w:color="8064A2" w:themeColor="accent4" w:sz="8" w:space="0"/>
       </w:tblBorders>
       <w:tblCellMar>
         <w:top w:w="0" w:type="dxa"/>
@@ -4731,10 +4799,10 @@
       <w:tblPr/>
       <w:tcPr>
         <w:tcBorders>
-          <w:top w:val="double" w:sz="6" w:space="0" w:color="8064A2" w:themeColor="accent4"/>
-          <w:left w:val="single" w:sz="8" w:space="0" w:color="8064A2" w:themeColor="accent4"/>
-          <w:bottom w:val="single" w:sz="8" w:space="0" w:color="8064A2" w:themeColor="accent4"/>
-          <w:right w:val="single" w:sz="8" w:space="0" w:color="8064A2" w:themeColor="accent4"/>
+          <w:top w:val="double" w:color="8064A2" w:themeColor="accent4" w:sz="6" w:space="0"/>
+          <w:left w:val="single" w:color="8064A2" w:themeColor="accent4" w:sz="8" w:space="0"/>
+          <w:bottom w:val="single" w:color="8064A2" w:themeColor="accent4" w:sz="8" w:space="0"/>
+          <w:right w:val="single" w:color="8064A2" w:themeColor="accent4" w:sz="8" w:space="0"/>
         </w:tcBorders>
       </w:tcPr>
     </w:tblStylePr>
@@ -4754,10 +4822,10 @@
       <w:tblPr/>
       <w:tcPr>
         <w:tcBorders>
-          <w:top w:val="single" w:sz="8" w:space="0" w:color="8064A2" w:themeColor="accent4"/>
-          <w:left w:val="single" w:sz="8" w:space="0" w:color="8064A2" w:themeColor="accent4"/>
-          <w:bottom w:val="single" w:sz="8" w:space="0" w:color="8064A2" w:themeColor="accent4"/>
-          <w:right w:val="single" w:sz="8" w:space="0" w:color="8064A2" w:themeColor="accent4"/>
+          <w:top w:val="single" w:color="8064A2" w:themeColor="accent4" w:sz="8" w:space="0"/>
+          <w:left w:val="single" w:color="8064A2" w:themeColor="accent4" w:sz="8" w:space="0"/>
+          <w:bottom w:val="single" w:color="8064A2" w:themeColor="accent4" w:sz="8" w:space="0"/>
+          <w:right w:val="single" w:color="8064A2" w:themeColor="accent4" w:sz="8" w:space="0"/>
         </w:tcBorders>
       </w:tcPr>
     </w:tblStylePr>
@@ -4765,10 +4833,10 @@
       <w:tblPr/>
       <w:tcPr>
         <w:tcBorders>
-          <w:top w:val="single" w:sz="8" w:space="0" w:color="8064A2" w:themeColor="accent4"/>
-          <w:left w:val="single" w:sz="8" w:space="0" w:color="8064A2" w:themeColor="accent4"/>
-          <w:bottom w:val="single" w:sz="8" w:space="0" w:color="8064A2" w:themeColor="accent4"/>
-          <w:right w:val="single" w:sz="8" w:space="0" w:color="8064A2" w:themeColor="accent4"/>
+          <w:top w:val="single" w:color="8064A2" w:themeColor="accent4" w:sz="8" w:space="0"/>
+          <w:left w:val="single" w:color="8064A2" w:themeColor="accent4" w:sz="8" w:space="0"/>
+          <w:bottom w:val="single" w:color="8064A2" w:themeColor="accent4" w:sz="8" w:space="0"/>
+          <w:right w:val="single" w:color="8064A2" w:themeColor="accent4" w:sz="8" w:space="0"/>
         </w:tcBorders>
       </w:tcPr>
     </w:tblStylePr>
@@ -4786,10 +4854,10 @@
       <w:tblStyleColBandSize w:val="1"/>
       <w:tblInd w:w="0" w:type="dxa"/>
       <w:tblBorders>
-        <w:top w:val="single" w:sz="8" w:space="0" w:color="4BACC6" w:themeColor="accent5"/>
-        <w:left w:val="single" w:sz="8" w:space="0" w:color="4BACC6" w:themeColor="accent5"/>
-        <w:bottom w:val="single" w:sz="8" w:space="0" w:color="4BACC6" w:themeColor="accent5"/>
-        <w:right w:val="single" w:sz="8" w:space="0" w:color="4BACC6" w:themeColor="accent5"/>
+        <w:top w:val="single" w:color="4BACC6" w:themeColor="accent5" w:sz="8" w:space="0"/>
+        <w:left w:val="single" w:color="4BACC6" w:themeColor="accent5" w:sz="8" w:space="0"/>
+        <w:bottom w:val="single" w:color="4BACC6" w:themeColor="accent5" w:sz="8" w:space="0"/>
+        <w:right w:val="single" w:color="4BACC6" w:themeColor="accent5" w:sz="8" w:space="0"/>
       </w:tblBorders>
       <w:tblCellMar>
         <w:top w:w="0" w:type="dxa"/>
@@ -4823,10 +4891,10 @@
       <w:tblPr/>
       <w:tcPr>
         <w:tcBorders>
-          <w:top w:val="double" w:sz="6" w:space="0" w:color="4BACC6" w:themeColor="accent5"/>
-          <w:left w:val="single" w:sz="8" w:space="0" w:color="4BACC6" w:themeColor="accent5"/>
-          <w:bottom w:val="single" w:sz="8" w:space="0" w:color="4BACC6" w:themeColor="accent5"/>
-          <w:right w:val="single" w:sz="8" w:space="0" w:color="4BACC6" w:themeColor="accent5"/>
+          <w:top w:val="double" w:color="4BACC6" w:themeColor="accent5" w:sz="6" w:space="0"/>
+          <w:left w:val="single" w:color="4BACC6" w:themeColor="accent5" w:sz="8" w:space="0"/>
+          <w:bottom w:val="single" w:color="4BACC6" w:themeColor="accent5" w:sz="8" w:space="0"/>
+          <w:right w:val="single" w:color="4BACC6" w:themeColor="accent5" w:sz="8" w:space="0"/>
         </w:tcBorders>
       </w:tcPr>
     </w:tblStylePr>
@@ -4846,10 +4914,10 @@
       <w:tblPr/>
       <w:tcPr>
         <w:tcBorders>
-          <w:top w:val="single" w:sz="8" w:space="0" w:color="4BACC6" w:themeColor="accent5"/>
-          <w:left w:val="single" w:sz="8" w:space="0" w:color="4BACC6" w:themeColor="accent5"/>
-          <w:bottom w:val="single" w:sz="8" w:space="0" w:color="4BACC6" w:themeColor="accent5"/>
-          <w:right w:val="single" w:sz="8" w:space="0" w:color="4BACC6" w:themeColor="accent5"/>
+          <w:top w:val="single" w:color="4BACC6" w:themeColor="accent5" w:sz="8" w:space="0"/>
+          <w:left w:val="single" w:color="4BACC6" w:themeColor="accent5" w:sz="8" w:space="0"/>
+          <w:bottom w:val="single" w:color="4BACC6" w:themeColor="accent5" w:sz="8" w:space="0"/>
+          <w:right w:val="single" w:color="4BACC6" w:themeColor="accent5" w:sz="8" w:space="0"/>
         </w:tcBorders>
       </w:tcPr>
     </w:tblStylePr>
@@ -4857,10 +4925,10 @@
       <w:tblPr/>
       <w:tcPr>
         <w:tcBorders>
-          <w:top w:val="single" w:sz="8" w:space="0" w:color="4BACC6" w:themeColor="accent5"/>
-          <w:left w:val="single" w:sz="8" w:space="0" w:color="4BACC6" w:themeColor="accent5"/>
-          <w:bottom w:val="single" w:sz="8" w:space="0" w:color="4BACC6" w:themeColor="accent5"/>
-          <w:right w:val="single" w:sz="8" w:space="0" w:color="4BACC6" w:themeColor="accent5"/>
+          <w:top w:val="single" w:color="4BACC6" w:themeColor="accent5" w:sz="8" w:space="0"/>
+          <w:left w:val="single" w:color="4BACC6" w:themeColor="accent5" w:sz="8" w:space="0"/>
+          <w:bottom w:val="single" w:color="4BACC6" w:themeColor="accent5" w:sz="8" w:space="0"/>
+          <w:right w:val="single" w:color="4BACC6" w:themeColor="accent5" w:sz="8" w:space="0"/>
         </w:tcBorders>
       </w:tcPr>
     </w:tblStylePr>
@@ -4878,10 +4946,10 @@
       <w:tblStyleColBandSize w:val="1"/>
       <w:tblInd w:w="0" w:type="dxa"/>
       <w:tblBorders>
-        <w:top w:val="single" w:sz="8" w:space="0" w:color="F79646" w:themeColor="accent6"/>
-        <w:left w:val="single" w:sz="8" w:space="0" w:color="F79646" w:themeColor="accent6"/>
-        <w:bottom w:val="single" w:sz="8" w:space="0" w:color="F79646" w:themeColor="accent6"/>
-        <w:right w:val="single" w:sz="8" w:space="0" w:color="F79646" w:themeColor="accent6"/>
+        <w:top w:val="single" w:color="F79646" w:themeColor="accent6" w:sz="8" w:space="0"/>
+        <w:left w:val="single" w:color="F79646" w:themeColor="accent6" w:sz="8" w:space="0"/>
+        <w:bottom w:val="single" w:color="F79646" w:themeColor="accent6" w:sz="8" w:space="0"/>
+        <w:right w:val="single" w:color="F79646" w:themeColor="accent6" w:sz="8" w:space="0"/>
       </w:tblBorders>
       <w:tblCellMar>
         <w:top w:w="0" w:type="dxa"/>
@@ -4915,10 +4983,10 @@
       <w:tblPr/>
       <w:tcPr>
         <w:tcBorders>
-          <w:top w:val="double" w:sz="6" w:space="0" w:color="F79646" w:themeColor="accent6"/>
-          <w:left w:val="single" w:sz="8" w:space="0" w:color="F79646" w:themeColor="accent6"/>
-          <w:bottom w:val="single" w:sz="8" w:space="0" w:color="F79646" w:themeColor="accent6"/>
-          <w:right w:val="single" w:sz="8" w:space="0" w:color="F79646" w:themeColor="accent6"/>
+          <w:top w:val="double" w:color="F79646" w:themeColor="accent6" w:sz="6" w:space="0"/>
+          <w:left w:val="single" w:color="F79646" w:themeColor="accent6" w:sz="8" w:space="0"/>
+          <w:bottom w:val="single" w:color="F79646" w:themeColor="accent6" w:sz="8" w:space="0"/>
+          <w:right w:val="single" w:color="F79646" w:themeColor="accent6" w:sz="8" w:space="0"/>
         </w:tcBorders>
       </w:tcPr>
     </w:tblStylePr>
@@ -4938,10 +5006,10 @@
       <w:tblPr/>
       <w:tcPr>
         <w:tcBorders>
-          <w:top w:val="single" w:sz="8" w:space="0" w:color="F79646" w:themeColor="accent6"/>
-          <w:left w:val="single" w:sz="8" w:space="0" w:color="F79646" w:themeColor="accent6"/>
-          <w:bottom w:val="single" w:sz="8" w:space="0" w:color="F79646" w:themeColor="accent6"/>
-          <w:right w:val="single" w:sz="8" w:space="0" w:color="F79646" w:themeColor="accent6"/>
+          <w:top w:val="single" w:color="F79646" w:themeColor="accent6" w:sz="8" w:space="0"/>
+          <w:left w:val="single" w:color="F79646" w:themeColor="accent6" w:sz="8" w:space="0"/>
+          <w:bottom w:val="single" w:color="F79646" w:themeColor="accent6" w:sz="8" w:space="0"/>
+          <w:right w:val="single" w:color="F79646" w:themeColor="accent6" w:sz="8" w:space="0"/>
         </w:tcBorders>
       </w:tcPr>
     </w:tblStylePr>
@@ -4949,10 +5017,10 @@
       <w:tblPr/>
       <w:tcPr>
         <w:tcBorders>
-          <w:top w:val="single" w:sz="8" w:space="0" w:color="F79646" w:themeColor="accent6"/>
-          <w:left w:val="single" w:sz="8" w:space="0" w:color="F79646" w:themeColor="accent6"/>
-          <w:bottom w:val="single" w:sz="8" w:space="0" w:color="F79646" w:themeColor="accent6"/>
-          <w:right w:val="single" w:sz="8" w:space="0" w:color="F79646" w:themeColor="accent6"/>
+          <w:top w:val="single" w:color="F79646" w:themeColor="accent6" w:sz="8" w:space="0"/>
+          <w:left w:val="single" w:color="F79646" w:themeColor="accent6" w:sz="8" w:space="0"/>
+          <w:bottom w:val="single" w:color="F79646" w:themeColor="accent6" w:sz="8" w:space="0"/>
+          <w:right w:val="single" w:color="F79646" w:themeColor="accent6" w:sz="8" w:space="0"/>
         </w:tcBorders>
       </w:tcPr>
     </w:tblStylePr>
@@ -4970,12 +5038,12 @@
       <w:tblStyleColBandSize w:val="1"/>
       <w:tblInd w:w="0" w:type="dxa"/>
       <w:tblBorders>
-        <w:top w:val="single" w:sz="8" w:space="0" w:color="000000" w:themeColor="text1"/>
-        <w:left w:val="single" w:sz="8" w:space="0" w:color="000000" w:themeColor="text1"/>
-        <w:bottom w:val="single" w:sz="8" w:space="0" w:color="000000" w:themeColor="text1"/>
-        <w:right w:val="single" w:sz="8" w:space="0" w:color="000000" w:themeColor="text1"/>
-        <w:insideH w:val="single" w:sz="8" w:space="0" w:color="000000" w:themeColor="text1"/>
-        <w:insideV w:val="single" w:sz="8" w:space="0" w:color="000000" w:themeColor="text1"/>
+        <w:top w:val="single" w:color="000000" w:themeColor="text1" w:sz="8" w:space="0"/>
+        <w:left w:val="single" w:color="000000" w:themeColor="text1" w:sz="8" w:space="0"/>
+        <w:bottom w:val="single" w:color="000000" w:themeColor="text1" w:sz="8" w:space="0"/>
+        <w:right w:val="single" w:color="000000" w:themeColor="text1" w:sz="8" w:space="0"/>
+        <w:insideH w:val="single" w:color="000000" w:themeColor="text1" w:sz="8" w:space="0"/>
+        <w:insideV w:val="single" w:color="000000" w:themeColor="text1" w:sz="8" w:space="0"/>
       </w:tblBorders>
       <w:tblCellMar>
         <w:top w:w="0" w:type="dxa"/>
@@ -4989,19 +5057,19 @@
         <w:spacing w:before="0" w:after="0" w:line="240" w:lineRule="auto"/>
       </w:pPr>
       <w:rPr>
-        <w:rFonts w:asciiTheme="majorHAnsi" w:eastAsiaTheme="majorEastAsia" w:hAnsiTheme="majorHAnsi" w:cstheme="majorBidi"/>
-        <w:b/>
-        <w:bCs/>
-      </w:rPr>
-      <w:tblPr/>
-      <w:tcPr>
-        <w:tcBorders>
-          <w:top w:val="single" w:sz="8" w:space="0" w:color="000000" w:themeColor="text1"/>
-          <w:left w:val="single" w:sz="8" w:space="0" w:color="000000" w:themeColor="text1"/>
-          <w:bottom w:val="single" w:sz="18" w:space="0" w:color="000000" w:themeColor="text1"/>
-          <w:right w:val="single" w:sz="8" w:space="0" w:color="000000" w:themeColor="text1"/>
-          <w:insideH w:val="nil"/>
-          <w:insideV w:val="single" w:sz="8" w:space="0" w:color="000000" w:themeColor="text1"/>
+        <w:rFonts w:asciiTheme="majorHAnsi" w:hAnsiTheme="majorHAnsi" w:eastAsiaTheme="majorEastAsia" w:cstheme="majorBidi"/>
+        <w:b/>
+        <w:bCs/>
+      </w:rPr>
+      <w:tblPr/>
+      <w:tcPr>
+        <w:tcBorders>
+          <w:top w:val="single" w:color="000000" w:themeColor="text1" w:sz="8" w:space="0"/>
+          <w:left w:val="single" w:color="000000" w:themeColor="text1" w:sz="8" w:space="0"/>
+          <w:bottom w:val="single" w:color="000000" w:themeColor="text1" w:sz="18" w:space="0"/>
+          <w:right w:val="single" w:color="000000" w:themeColor="text1" w:sz="8" w:space="0"/>
+          <w:insideH w:val="nil"/>
+          <w:insideV w:val="single" w:color="000000" w:themeColor="text1" w:sz="8" w:space="0"/>
         </w:tcBorders>
       </w:tcPr>
     </w:tblStylePr>
@@ -5010,42 +5078,42 @@
         <w:spacing w:before="0" w:after="0" w:line="240" w:lineRule="auto"/>
       </w:pPr>
       <w:rPr>
-        <w:rFonts w:asciiTheme="majorHAnsi" w:eastAsiaTheme="majorEastAsia" w:hAnsiTheme="majorHAnsi" w:cstheme="majorBidi"/>
-        <w:b/>
-        <w:bCs/>
-      </w:rPr>
-      <w:tblPr/>
-      <w:tcPr>
-        <w:tcBorders>
-          <w:top w:val="double" w:sz="6" w:space="0" w:color="000000" w:themeColor="text1"/>
-          <w:left w:val="single" w:sz="8" w:space="0" w:color="000000" w:themeColor="text1"/>
-          <w:bottom w:val="single" w:sz="8" w:space="0" w:color="000000" w:themeColor="text1"/>
-          <w:right w:val="single" w:sz="8" w:space="0" w:color="000000" w:themeColor="text1"/>
-          <w:insideH w:val="nil"/>
-          <w:insideV w:val="single" w:sz="8" w:space="0" w:color="000000" w:themeColor="text1"/>
+        <w:rFonts w:asciiTheme="majorHAnsi" w:hAnsiTheme="majorHAnsi" w:eastAsiaTheme="majorEastAsia" w:cstheme="majorBidi"/>
+        <w:b/>
+        <w:bCs/>
+      </w:rPr>
+      <w:tblPr/>
+      <w:tcPr>
+        <w:tcBorders>
+          <w:top w:val="double" w:color="000000" w:themeColor="text1" w:sz="6" w:space="0"/>
+          <w:left w:val="single" w:color="000000" w:themeColor="text1" w:sz="8" w:space="0"/>
+          <w:bottom w:val="single" w:color="000000" w:themeColor="text1" w:sz="8" w:space="0"/>
+          <w:right w:val="single" w:color="000000" w:themeColor="text1" w:sz="8" w:space="0"/>
+          <w:insideH w:val="nil"/>
+          <w:insideV w:val="single" w:color="000000" w:themeColor="text1" w:sz="8" w:space="0"/>
         </w:tcBorders>
       </w:tcPr>
     </w:tblStylePr>
     <w:tblStylePr w:type="firstCol">
       <w:rPr>
-        <w:rFonts w:asciiTheme="majorHAnsi" w:eastAsiaTheme="majorEastAsia" w:hAnsiTheme="majorHAnsi" w:cstheme="majorBidi"/>
+        <w:rFonts w:asciiTheme="majorHAnsi" w:hAnsiTheme="majorHAnsi" w:eastAsiaTheme="majorEastAsia" w:cstheme="majorBidi"/>
         <w:b/>
         <w:bCs/>
       </w:rPr>
     </w:tblStylePr>
     <w:tblStylePr w:type="lastCol">
       <w:rPr>
-        <w:rFonts w:asciiTheme="majorHAnsi" w:eastAsiaTheme="majorEastAsia" w:hAnsiTheme="majorHAnsi" w:cstheme="majorBidi"/>
-        <w:b/>
-        <w:bCs/>
-      </w:rPr>
-      <w:tblPr/>
-      <w:tcPr>
-        <w:tcBorders>
-          <w:top w:val="single" w:sz="8" w:space="0" w:color="000000" w:themeColor="text1"/>
-          <w:left w:val="single" w:sz="8" w:space="0" w:color="000000" w:themeColor="text1"/>
-          <w:bottom w:val="single" w:sz="8" w:space="0" w:color="000000" w:themeColor="text1"/>
-          <w:right w:val="single" w:sz="8" w:space="0" w:color="000000" w:themeColor="text1"/>
+        <w:rFonts w:asciiTheme="majorHAnsi" w:hAnsiTheme="majorHAnsi" w:eastAsiaTheme="majorEastAsia" w:cstheme="majorBidi"/>
+        <w:b/>
+        <w:bCs/>
+      </w:rPr>
+      <w:tblPr/>
+      <w:tcPr>
+        <w:tcBorders>
+          <w:top w:val="single" w:color="000000" w:themeColor="text1" w:sz="8" w:space="0"/>
+          <w:left w:val="single" w:color="000000" w:themeColor="text1" w:sz="8" w:space="0"/>
+          <w:bottom w:val="single" w:color="000000" w:themeColor="text1" w:sz="8" w:space="0"/>
+          <w:right w:val="single" w:color="000000" w:themeColor="text1" w:sz="8" w:space="0"/>
         </w:tcBorders>
       </w:tcPr>
     </w:tblStylePr>
@@ -5053,10 +5121,10 @@
       <w:tblPr/>
       <w:tcPr>
         <w:tcBorders>
-          <w:top w:val="single" w:sz="8" w:space="0" w:color="000000" w:themeColor="text1"/>
-          <w:left w:val="single" w:sz="8" w:space="0" w:color="000000" w:themeColor="text1"/>
-          <w:bottom w:val="single" w:sz="8" w:space="0" w:color="000000" w:themeColor="text1"/>
-          <w:right w:val="single" w:sz="8" w:space="0" w:color="000000" w:themeColor="text1"/>
+          <w:top w:val="single" w:color="000000" w:themeColor="text1" w:sz="8" w:space="0"/>
+          <w:left w:val="single" w:color="000000" w:themeColor="text1" w:sz="8" w:space="0"/>
+          <w:bottom w:val="single" w:color="000000" w:themeColor="text1" w:sz="8" w:space="0"/>
+          <w:right w:val="single" w:color="000000" w:themeColor="text1" w:sz="8" w:space="0"/>
         </w:tcBorders>
         <w:shd w:val="clear" w:color="auto" w:fill="C0C0C0" w:themeFill="text1" w:themeFillTint="3F"/>
       </w:tcPr>
@@ -5065,11 +5133,11 @@
       <w:tblPr/>
       <w:tcPr>
         <w:tcBorders>
-          <w:top w:val="single" w:sz="8" w:space="0" w:color="000000" w:themeColor="text1"/>
-          <w:left w:val="single" w:sz="8" w:space="0" w:color="000000" w:themeColor="text1"/>
-          <w:bottom w:val="single" w:sz="8" w:space="0" w:color="000000" w:themeColor="text1"/>
-          <w:right w:val="single" w:sz="8" w:space="0" w:color="000000" w:themeColor="text1"/>
-          <w:insideV w:val="single" w:sz="8" w:space="0" w:color="000000" w:themeColor="text1"/>
+          <w:top w:val="single" w:color="000000" w:themeColor="text1" w:sz="8" w:space="0"/>
+          <w:left w:val="single" w:color="000000" w:themeColor="text1" w:sz="8" w:space="0"/>
+          <w:bottom w:val="single" w:color="000000" w:themeColor="text1" w:sz="8" w:space="0"/>
+          <w:right w:val="single" w:color="000000" w:themeColor="text1" w:sz="8" w:space="0"/>
+          <w:insideV w:val="single" w:color="000000" w:themeColor="text1" w:sz="8" w:space="0"/>
         </w:tcBorders>
         <w:shd w:val="clear" w:color="auto" w:fill="C0C0C0" w:themeFill="text1" w:themeFillTint="3F"/>
       </w:tcPr>
@@ -5078,11 +5146,11 @@
       <w:tblPr/>
       <w:tcPr>
         <w:tcBorders>
-          <w:top w:val="single" w:sz="8" w:space="0" w:color="000000" w:themeColor="text1"/>
-          <w:left w:val="single" w:sz="8" w:space="0" w:color="000000" w:themeColor="text1"/>
-          <w:bottom w:val="single" w:sz="8" w:space="0" w:color="000000" w:themeColor="text1"/>
-          <w:right w:val="single" w:sz="8" w:space="0" w:color="000000" w:themeColor="text1"/>
-          <w:insideV w:val="single" w:sz="8" w:space="0" w:color="000000" w:themeColor="text1"/>
+          <w:top w:val="single" w:color="000000" w:themeColor="text1" w:sz="8" w:space="0"/>
+          <w:left w:val="single" w:color="000000" w:themeColor="text1" w:sz="8" w:space="0"/>
+          <w:bottom w:val="single" w:color="000000" w:themeColor="text1" w:sz="8" w:space="0"/>
+          <w:right w:val="single" w:color="000000" w:themeColor="text1" w:sz="8" w:space="0"/>
+          <w:insideV w:val="single" w:color="000000" w:themeColor="text1" w:sz="8" w:space="0"/>
         </w:tcBorders>
       </w:tcPr>
     </w:tblStylePr>
@@ -5100,12 +5168,12 @@
       <w:tblStyleColBandSize w:val="1"/>
       <w:tblInd w:w="0" w:type="dxa"/>
       <w:tblBorders>
-        <w:top w:val="single" w:sz="8" w:space="0" w:color="4F81BD" w:themeColor="accent1"/>
-        <w:left w:val="single" w:sz="8" w:space="0" w:color="4F81BD" w:themeColor="accent1"/>
-        <w:bottom w:val="single" w:sz="8" w:space="0" w:color="4F81BD" w:themeColor="accent1"/>
-        <w:right w:val="single" w:sz="8" w:space="0" w:color="4F81BD" w:themeColor="accent1"/>
-        <w:insideH w:val="single" w:sz="8" w:space="0" w:color="4F81BD" w:themeColor="accent1"/>
-        <w:insideV w:val="single" w:sz="8" w:space="0" w:color="4F81BD" w:themeColor="accent1"/>
+        <w:top w:val="single" w:color="4F81BD" w:themeColor="accent1" w:sz="8" w:space="0"/>
+        <w:left w:val="single" w:color="4F81BD" w:themeColor="accent1" w:sz="8" w:space="0"/>
+        <w:bottom w:val="single" w:color="4F81BD" w:themeColor="accent1" w:sz="8" w:space="0"/>
+        <w:right w:val="single" w:color="4F81BD" w:themeColor="accent1" w:sz="8" w:space="0"/>
+        <w:insideH w:val="single" w:color="4F81BD" w:themeColor="accent1" w:sz="8" w:space="0"/>
+        <w:insideV w:val="single" w:color="4F81BD" w:themeColor="accent1" w:sz="8" w:space="0"/>
       </w:tblBorders>
       <w:tblCellMar>
         <w:top w:w="0" w:type="dxa"/>
@@ -5119,19 +5187,19 @@
         <w:spacing w:before="0" w:after="0" w:line="240" w:lineRule="auto"/>
       </w:pPr>
       <w:rPr>
-        <w:rFonts w:asciiTheme="majorHAnsi" w:eastAsiaTheme="majorEastAsia" w:hAnsiTheme="majorHAnsi" w:cstheme="majorBidi"/>
-        <w:b/>
-        <w:bCs/>
-      </w:rPr>
-      <w:tblPr/>
-      <w:tcPr>
-        <w:tcBorders>
-          <w:top w:val="single" w:sz="8" w:space="0" w:color="4F81BD" w:themeColor="accent1"/>
-          <w:left w:val="single" w:sz="8" w:space="0" w:color="4F81BD" w:themeColor="accent1"/>
-          <w:bottom w:val="single" w:sz="18" w:space="0" w:color="4F81BD" w:themeColor="accent1"/>
-          <w:right w:val="single" w:sz="8" w:space="0" w:color="4F81BD" w:themeColor="accent1"/>
-          <w:insideH w:val="nil"/>
-          <w:insideV w:val="single" w:sz="8" w:space="0" w:color="4F81BD" w:themeColor="accent1"/>
+        <w:rFonts w:asciiTheme="majorHAnsi" w:hAnsiTheme="majorHAnsi" w:eastAsiaTheme="majorEastAsia" w:cstheme="majorBidi"/>
+        <w:b/>
+        <w:bCs/>
+      </w:rPr>
+      <w:tblPr/>
+      <w:tcPr>
+        <w:tcBorders>
+          <w:top w:val="single" w:color="4F81BD" w:themeColor="accent1" w:sz="8" w:space="0"/>
+          <w:left w:val="single" w:color="4F81BD" w:themeColor="accent1" w:sz="8" w:space="0"/>
+          <w:bottom w:val="single" w:color="4F81BD" w:themeColor="accent1" w:sz="18" w:space="0"/>
+          <w:right w:val="single" w:color="4F81BD" w:themeColor="accent1" w:sz="8" w:space="0"/>
+          <w:insideH w:val="nil"/>
+          <w:insideV w:val="single" w:color="4F81BD" w:themeColor="accent1" w:sz="8" w:space="0"/>
         </w:tcBorders>
       </w:tcPr>
     </w:tblStylePr>
@@ -5140,42 +5208,42 @@
         <w:spacing w:before="0" w:after="0" w:line="240" w:lineRule="auto"/>
       </w:pPr>
       <w:rPr>
-        <w:rFonts w:asciiTheme="majorHAnsi" w:eastAsiaTheme="majorEastAsia" w:hAnsiTheme="majorHAnsi" w:cstheme="majorBidi"/>
-        <w:b/>
-        <w:bCs/>
-      </w:rPr>
-      <w:tblPr/>
-      <w:tcPr>
-        <w:tcBorders>
-          <w:top w:val="double" w:sz="6" w:space="0" w:color="4F81BD" w:themeColor="accent1"/>
-          <w:left w:val="single" w:sz="8" w:space="0" w:color="4F81BD" w:themeColor="accent1"/>
-          <w:bottom w:val="single" w:sz="8" w:space="0" w:color="4F81BD" w:themeColor="accent1"/>
-          <w:right w:val="single" w:sz="8" w:space="0" w:color="4F81BD" w:themeColor="accent1"/>
-          <w:insideH w:val="nil"/>
-          <w:insideV w:val="single" w:sz="8" w:space="0" w:color="4F81BD" w:themeColor="accent1"/>
+        <w:rFonts w:asciiTheme="majorHAnsi" w:hAnsiTheme="majorHAnsi" w:eastAsiaTheme="majorEastAsia" w:cstheme="majorBidi"/>
+        <w:b/>
+        <w:bCs/>
+      </w:rPr>
+      <w:tblPr/>
+      <w:tcPr>
+        <w:tcBorders>
+          <w:top w:val="double" w:color="4F81BD" w:themeColor="accent1" w:sz="6" w:space="0"/>
+          <w:left w:val="single" w:color="4F81BD" w:themeColor="accent1" w:sz="8" w:space="0"/>
+          <w:bottom w:val="single" w:color="4F81BD" w:themeColor="accent1" w:sz="8" w:space="0"/>
+          <w:right w:val="single" w:color="4F81BD" w:themeColor="accent1" w:sz="8" w:space="0"/>
+          <w:insideH w:val="nil"/>
+          <w:insideV w:val="single" w:color="4F81BD" w:themeColor="accent1" w:sz="8" w:space="0"/>
         </w:tcBorders>
       </w:tcPr>
     </w:tblStylePr>
     <w:tblStylePr w:type="firstCol">
       <w:rPr>
-        <w:rFonts w:asciiTheme="majorHAnsi" w:eastAsiaTheme="majorEastAsia" w:hAnsiTheme="majorHAnsi" w:cstheme="majorBidi"/>
+        <w:rFonts w:asciiTheme="majorHAnsi" w:hAnsiTheme="majorHAnsi" w:eastAsiaTheme="majorEastAsia" w:cstheme="majorBidi"/>
         <w:b/>
         <w:bCs/>
       </w:rPr>
     </w:tblStylePr>
     <w:tblStylePr w:type="lastCol">
       <w:rPr>
-        <w:rFonts w:asciiTheme="majorHAnsi" w:eastAsiaTheme="majorEastAsia" w:hAnsiTheme="majorHAnsi" w:cstheme="majorBidi"/>
-        <w:b/>
-        <w:bCs/>
-      </w:rPr>
-      <w:tblPr/>
-      <w:tcPr>
-        <w:tcBorders>
-          <w:top w:val="single" w:sz="8" w:space="0" w:color="4F81BD" w:themeColor="accent1"/>
-          <w:left w:val="single" w:sz="8" w:space="0" w:color="4F81BD" w:themeColor="accent1"/>
-          <w:bottom w:val="single" w:sz="8" w:space="0" w:color="4F81BD" w:themeColor="accent1"/>
-          <w:right w:val="single" w:sz="8" w:space="0" w:color="4F81BD" w:themeColor="accent1"/>
+        <w:rFonts w:asciiTheme="majorHAnsi" w:hAnsiTheme="majorHAnsi" w:eastAsiaTheme="majorEastAsia" w:cstheme="majorBidi"/>
+        <w:b/>
+        <w:bCs/>
+      </w:rPr>
+      <w:tblPr/>
+      <w:tcPr>
+        <w:tcBorders>
+          <w:top w:val="single" w:color="4F81BD" w:themeColor="accent1" w:sz="8" w:space="0"/>
+          <w:left w:val="single" w:color="4F81BD" w:themeColor="accent1" w:sz="8" w:space="0"/>
+          <w:bottom w:val="single" w:color="4F81BD" w:themeColor="accent1" w:sz="8" w:space="0"/>
+          <w:right w:val="single" w:color="4F81BD" w:themeColor="accent1" w:sz="8" w:space="0"/>
         </w:tcBorders>
       </w:tcPr>
     </w:tblStylePr>
@@ -5183,10 +5251,10 @@
       <w:tblPr/>
       <w:tcPr>
         <w:tcBorders>
-          <w:top w:val="single" w:sz="8" w:space="0" w:color="4F81BD" w:themeColor="accent1"/>
-          <w:left w:val="single" w:sz="8" w:space="0" w:color="4F81BD" w:themeColor="accent1"/>
-          <w:bottom w:val="single" w:sz="8" w:space="0" w:color="4F81BD" w:themeColor="accent1"/>
-          <w:right w:val="single" w:sz="8" w:space="0" w:color="4F81BD" w:themeColor="accent1"/>
+          <w:top w:val="single" w:color="4F81BD" w:themeColor="accent1" w:sz="8" w:space="0"/>
+          <w:left w:val="single" w:color="4F81BD" w:themeColor="accent1" w:sz="8" w:space="0"/>
+          <w:bottom w:val="single" w:color="4F81BD" w:themeColor="accent1" w:sz="8" w:space="0"/>
+          <w:right w:val="single" w:color="4F81BD" w:themeColor="accent1" w:sz="8" w:space="0"/>
         </w:tcBorders>
         <w:shd w:val="clear" w:color="auto" w:fill="D3DFEE" w:themeFill="accent1" w:themeFillTint="3F"/>
       </w:tcPr>
@@ -5195,11 +5263,11 @@
       <w:tblPr/>
       <w:tcPr>
         <w:tcBorders>
-          <w:top w:val="single" w:sz="8" w:space="0" w:color="4F81BD" w:themeColor="accent1"/>
-          <w:left w:val="single" w:sz="8" w:space="0" w:color="4F81BD" w:themeColor="accent1"/>
-          <w:bottom w:val="single" w:sz="8" w:space="0" w:color="4F81BD" w:themeColor="accent1"/>
-          <w:right w:val="single" w:sz="8" w:space="0" w:color="4F81BD" w:themeColor="accent1"/>
-          <w:insideV w:val="single" w:sz="8" w:space="0" w:color="4F81BD" w:themeColor="accent1"/>
+          <w:top w:val="single" w:color="4F81BD" w:themeColor="accent1" w:sz="8" w:space="0"/>
+          <w:left w:val="single" w:color="4F81BD" w:themeColor="accent1" w:sz="8" w:space="0"/>
+          <w:bottom w:val="single" w:color="4F81BD" w:themeColor="accent1" w:sz="8" w:space="0"/>
+          <w:right w:val="single" w:color="4F81BD" w:themeColor="accent1" w:sz="8" w:space="0"/>
+          <w:insideV w:val="single" w:color="4F81BD" w:themeColor="accent1" w:sz="8" w:space="0"/>
         </w:tcBorders>
         <w:shd w:val="clear" w:color="auto" w:fill="D3DFEE" w:themeFill="accent1" w:themeFillTint="3F"/>
       </w:tcPr>
@@ -5208,11 +5276,11 @@
       <w:tblPr/>
       <w:tcPr>
         <w:tcBorders>
-          <w:top w:val="single" w:sz="8" w:space="0" w:color="4F81BD" w:themeColor="accent1"/>
-          <w:left w:val="single" w:sz="8" w:space="0" w:color="4F81BD" w:themeColor="accent1"/>
-          <w:bottom w:val="single" w:sz="8" w:space="0" w:color="4F81BD" w:themeColor="accent1"/>
-          <w:right w:val="single" w:sz="8" w:space="0" w:color="4F81BD" w:themeColor="accent1"/>
-          <w:insideV w:val="single" w:sz="8" w:space="0" w:color="4F81BD" w:themeColor="accent1"/>
+          <w:top w:val="single" w:color="4F81BD" w:themeColor="accent1" w:sz="8" w:space="0"/>
+          <w:left w:val="single" w:color="4F81BD" w:themeColor="accent1" w:sz="8" w:space="0"/>
+          <w:bottom w:val="single" w:color="4F81BD" w:themeColor="accent1" w:sz="8" w:space="0"/>
+          <w:right w:val="single" w:color="4F81BD" w:themeColor="accent1" w:sz="8" w:space="0"/>
+          <w:insideV w:val="single" w:color="4F81BD" w:themeColor="accent1" w:sz="8" w:space="0"/>
         </w:tcBorders>
       </w:tcPr>
     </w:tblStylePr>
@@ -5230,12 +5298,12 @@
       <w:tblStyleColBandSize w:val="1"/>
       <w:tblInd w:w="0" w:type="dxa"/>
       <w:tblBorders>
-        <w:top w:val="single" w:sz="8" w:space="0" w:color="C0504D" w:themeColor="accent2"/>
-        <w:left w:val="single" w:sz="8" w:space="0" w:color="C0504D" w:themeColor="accent2"/>
-        <w:bottom w:val="single" w:sz="8" w:space="0" w:color="C0504D" w:themeColor="accent2"/>
-        <w:right w:val="single" w:sz="8" w:space="0" w:color="C0504D" w:themeColor="accent2"/>
-        <w:insideH w:val="single" w:sz="8" w:space="0" w:color="C0504D" w:themeColor="accent2"/>
-        <w:insideV w:val="single" w:sz="8" w:space="0" w:color="C0504D" w:themeColor="accent2"/>
+        <w:top w:val="single" w:color="C0504D" w:themeColor="accent2" w:sz="8" w:space="0"/>
+        <w:left w:val="single" w:color="C0504D" w:themeColor="accent2" w:sz="8" w:space="0"/>
+        <w:bottom w:val="single" w:color="C0504D" w:themeColor="accent2" w:sz="8" w:space="0"/>
+        <w:right w:val="single" w:color="C0504D" w:themeColor="accent2" w:sz="8" w:space="0"/>
+        <w:insideH w:val="single" w:color="C0504D" w:themeColor="accent2" w:sz="8" w:space="0"/>
+        <w:insideV w:val="single" w:color="C0504D" w:themeColor="accent2" w:sz="8" w:space="0"/>
       </w:tblBorders>
       <w:tblCellMar>
         <w:top w:w="0" w:type="dxa"/>
@@ -5249,19 +5317,19 @@
         <w:spacing w:before="0" w:after="0" w:line="240" w:lineRule="auto"/>
       </w:pPr>
       <w:rPr>
-        <w:rFonts w:asciiTheme="majorHAnsi" w:eastAsiaTheme="majorEastAsia" w:hAnsiTheme="majorHAnsi" w:cstheme="majorBidi"/>
-        <w:b/>
-        <w:bCs/>
-      </w:rPr>
-      <w:tblPr/>
-      <w:tcPr>
-        <w:tcBorders>
-          <w:top w:val="single" w:sz="8" w:space="0" w:color="C0504D" w:themeColor="accent2"/>
-          <w:left w:val="single" w:sz="8" w:space="0" w:color="C0504D" w:themeColor="accent2"/>
-          <w:bottom w:val="single" w:sz="18" w:space="0" w:color="C0504D" w:themeColor="accent2"/>
-          <w:right w:val="single" w:sz="8" w:space="0" w:color="C0504D" w:themeColor="accent2"/>
-          <w:insideH w:val="nil"/>
-          <w:insideV w:val="single" w:sz="8" w:space="0" w:color="C0504D" w:themeColor="accent2"/>
+        <w:rFonts w:asciiTheme="majorHAnsi" w:hAnsiTheme="majorHAnsi" w:eastAsiaTheme="majorEastAsia" w:cstheme="majorBidi"/>
+        <w:b/>
+        <w:bCs/>
+      </w:rPr>
+      <w:tblPr/>
+      <w:tcPr>
+        <w:tcBorders>
+          <w:top w:val="single" w:color="C0504D" w:themeColor="accent2" w:sz="8" w:space="0"/>
+          <w:left w:val="single" w:color="C0504D" w:themeColor="accent2" w:sz="8" w:space="0"/>
+          <w:bottom w:val="single" w:color="C0504D" w:themeColor="accent2" w:sz="18" w:space="0"/>
+          <w:right w:val="single" w:color="C0504D" w:themeColor="accent2" w:sz="8" w:space="0"/>
+          <w:insideH w:val="nil"/>
+          <w:insideV w:val="single" w:color="C0504D" w:themeColor="accent2" w:sz="8" w:space="0"/>
         </w:tcBorders>
       </w:tcPr>
     </w:tblStylePr>
@@ -5270,42 +5338,42 @@
         <w:spacing w:before="0" w:after="0" w:line="240" w:lineRule="auto"/>
       </w:pPr>
       <w:rPr>
-        <w:rFonts w:asciiTheme="majorHAnsi" w:eastAsiaTheme="majorEastAsia" w:hAnsiTheme="majorHAnsi" w:cstheme="majorBidi"/>
-        <w:b/>
-        <w:bCs/>
-      </w:rPr>
-      <w:tblPr/>
-      <w:tcPr>
-        <w:tcBorders>
-          <w:top w:val="double" w:sz="6" w:space="0" w:color="C0504D" w:themeColor="accent2"/>
-          <w:left w:val="single" w:sz="8" w:space="0" w:color="C0504D" w:themeColor="accent2"/>
-          <w:bottom w:val="single" w:sz="8" w:space="0" w:color="C0504D" w:themeColor="accent2"/>
-          <w:right w:val="single" w:sz="8" w:space="0" w:color="C0504D" w:themeColor="accent2"/>
-          <w:insideH w:val="nil"/>
-          <w:insideV w:val="single" w:sz="8" w:space="0" w:color="C0504D" w:themeColor="accent2"/>
+        <w:rFonts w:asciiTheme="majorHAnsi" w:hAnsiTheme="majorHAnsi" w:eastAsiaTheme="majorEastAsia" w:cstheme="majorBidi"/>
+        <w:b/>
+        <w:bCs/>
+      </w:rPr>
+      <w:tblPr/>
+      <w:tcPr>
+        <w:tcBorders>
+          <w:top w:val="double" w:color="C0504D" w:themeColor="accent2" w:sz="6" w:space="0"/>
+          <w:left w:val="single" w:color="C0504D" w:themeColor="accent2" w:sz="8" w:space="0"/>
+          <w:bottom w:val="single" w:color="C0504D" w:themeColor="accent2" w:sz="8" w:space="0"/>
+          <w:right w:val="single" w:color="C0504D" w:themeColor="accent2" w:sz="8" w:space="0"/>
+          <w:insideH w:val="nil"/>
+          <w:insideV w:val="single" w:color="C0504D" w:themeColor="accent2" w:sz="8" w:space="0"/>
         </w:tcBorders>
       </w:tcPr>
     </w:tblStylePr>
     <w:tblStylePr w:type="firstCol">
       <w:rPr>
-        <w:rFonts w:asciiTheme="majorHAnsi" w:eastAsiaTheme="majorEastAsia" w:hAnsiTheme="majorHAnsi" w:cstheme="majorBidi"/>
+        <w:rFonts w:asciiTheme="majorHAnsi" w:hAnsiTheme="majorHAnsi" w:eastAsiaTheme="majorEastAsia" w:cstheme="majorBidi"/>
         <w:b/>
         <w:bCs/>
       </w:rPr>
     </w:tblStylePr>
     <w:tblStylePr w:type="lastCol">
       <w:rPr>
-        <w:rFonts w:asciiTheme="majorHAnsi" w:eastAsiaTheme="majorEastAsia" w:hAnsiTheme="majorHAnsi" w:cstheme="majorBidi"/>
-        <w:b/>
-        <w:bCs/>
-      </w:rPr>
-      <w:tblPr/>
-      <w:tcPr>
-        <w:tcBorders>
-          <w:top w:val="single" w:sz="8" w:space="0" w:color="C0504D" w:themeColor="accent2"/>
-          <w:left w:val="single" w:sz="8" w:space="0" w:color="C0504D" w:themeColor="accent2"/>
-          <w:bottom w:val="single" w:sz="8" w:space="0" w:color="C0504D" w:themeColor="accent2"/>
-          <w:right w:val="single" w:sz="8" w:space="0" w:color="C0504D" w:themeColor="accent2"/>
+        <w:rFonts w:asciiTheme="majorHAnsi" w:hAnsiTheme="majorHAnsi" w:eastAsiaTheme="majorEastAsia" w:cstheme="majorBidi"/>
+        <w:b/>
+        <w:bCs/>
+      </w:rPr>
+      <w:tblPr/>
+      <w:tcPr>
+        <w:tcBorders>
+          <w:top w:val="single" w:color="C0504D" w:themeColor="accent2" w:sz="8" w:space="0"/>
+          <w:left w:val="single" w:color="C0504D" w:themeColor="accent2" w:sz="8" w:space="0"/>
+          <w:bottom w:val="single" w:color="C0504D" w:themeColor="accent2" w:sz="8" w:space="0"/>
+          <w:right w:val="single" w:color="C0504D" w:themeColor="accent2" w:sz="8" w:space="0"/>
         </w:tcBorders>
       </w:tcPr>
     </w:tblStylePr>
@@ -5313,10 +5381,10 @@
       <w:tblPr/>
       <w:tcPr>
         <w:tcBorders>
-          <w:top w:val="single" w:sz="8" w:space="0" w:color="C0504D" w:themeColor="accent2"/>
-          <w:left w:val="single" w:sz="8" w:space="0" w:color="C0504D" w:themeColor="accent2"/>
-          <w:bottom w:val="single" w:sz="8" w:space="0" w:color="C0504D" w:themeColor="accent2"/>
-          <w:right w:val="single" w:sz="8" w:space="0" w:color="C0504D" w:themeColor="accent2"/>
+          <w:top w:val="single" w:color="C0504D" w:themeColor="accent2" w:sz="8" w:space="0"/>
+          <w:left w:val="single" w:color="C0504D" w:themeColor="accent2" w:sz="8" w:space="0"/>
+          <w:bottom w:val="single" w:color="C0504D" w:themeColor="accent2" w:sz="8" w:space="0"/>
+          <w:right w:val="single" w:color="C0504D" w:themeColor="accent2" w:sz="8" w:space="0"/>
         </w:tcBorders>
         <w:shd w:val="clear" w:color="auto" w:fill="EFD3D2" w:themeFill="accent2" w:themeFillTint="3F"/>
       </w:tcPr>
@@ -5325,11 +5393,11 @@
       <w:tblPr/>
       <w:tcPr>
         <w:tcBorders>
-          <w:top w:val="single" w:sz="8" w:space="0" w:color="C0504D" w:themeColor="accent2"/>
-          <w:left w:val="single" w:sz="8" w:space="0" w:color="C0504D" w:themeColor="accent2"/>
-          <w:bottom w:val="single" w:sz="8" w:space="0" w:color="C0504D" w:themeColor="accent2"/>
-          <w:right w:val="single" w:sz="8" w:space="0" w:color="C0504D" w:themeColor="accent2"/>
-          <w:insideV w:val="single" w:sz="8" w:space="0" w:color="C0504D" w:themeColor="accent2"/>
+          <w:top w:val="single" w:color="C0504D" w:themeColor="accent2" w:sz="8" w:space="0"/>
+          <w:left w:val="single" w:color="C0504D" w:themeColor="accent2" w:sz="8" w:space="0"/>
+          <w:bottom w:val="single" w:color="C0504D" w:themeColor="accent2" w:sz="8" w:space="0"/>
+          <w:right w:val="single" w:color="C0504D" w:themeColor="accent2" w:sz="8" w:space="0"/>
+          <w:insideV w:val="single" w:color="C0504D" w:themeColor="accent2" w:sz="8" w:space="0"/>
         </w:tcBorders>
         <w:shd w:val="clear" w:color="auto" w:fill="EFD3D2" w:themeFill="accent2" w:themeFillTint="3F"/>
       </w:tcPr>
@@ -5338,11 +5406,11 @@
       <w:tblPr/>
       <w:tcPr>
         <w:tcBorders>
-          <w:top w:val="single" w:sz="8" w:space="0" w:color="C0504D" w:themeColor="accent2"/>
-          <w:left w:val="single" w:sz="8" w:space="0" w:color="C0504D" w:themeColor="accent2"/>
-          <w:bottom w:val="single" w:sz="8" w:space="0" w:color="C0504D" w:themeColor="accent2"/>
-          <w:right w:val="single" w:sz="8" w:space="0" w:color="C0504D" w:themeColor="accent2"/>
-          <w:insideV w:val="single" w:sz="8" w:space="0" w:color="C0504D" w:themeColor="accent2"/>
+          <w:top w:val="single" w:color="C0504D" w:themeColor="accent2" w:sz="8" w:space="0"/>
+          <w:left w:val="single" w:color="C0504D" w:themeColor="accent2" w:sz="8" w:space="0"/>
+          <w:bottom w:val="single" w:color="C0504D" w:themeColor="accent2" w:sz="8" w:space="0"/>
+          <w:right w:val="single" w:color="C0504D" w:themeColor="accent2" w:sz="8" w:space="0"/>
+          <w:insideV w:val="single" w:color="C0504D" w:themeColor="accent2" w:sz="8" w:space="0"/>
         </w:tcBorders>
       </w:tcPr>
     </w:tblStylePr>
@@ -5360,12 +5428,12 @@
       <w:tblStyleColBandSize w:val="1"/>
       <w:tblInd w:w="0" w:type="dxa"/>
       <w:tblBorders>
-        <w:top w:val="single" w:sz="8" w:space="0" w:color="9BBB59" w:themeColor="accent3"/>
-        <w:left w:val="single" w:sz="8" w:space="0" w:color="9BBB59" w:themeColor="accent3"/>
-        <w:bottom w:val="single" w:sz="8" w:space="0" w:color="9BBB59" w:themeColor="accent3"/>
-        <w:right w:val="single" w:sz="8" w:space="0" w:color="9BBB59" w:themeColor="accent3"/>
-        <w:insideH w:val="single" w:sz="8" w:space="0" w:color="9BBB59" w:themeColor="accent3"/>
-        <w:insideV w:val="single" w:sz="8" w:space="0" w:color="9BBB59" w:themeColor="accent3"/>
+        <w:top w:val="single" w:color="9BBB59" w:themeColor="accent3" w:sz="8" w:space="0"/>
+        <w:left w:val="single" w:color="9BBB59" w:themeColor="accent3" w:sz="8" w:space="0"/>
+        <w:bottom w:val="single" w:color="9BBB59" w:themeColor="accent3" w:sz="8" w:space="0"/>
+        <w:right w:val="single" w:color="9BBB59" w:themeColor="accent3" w:sz="8" w:space="0"/>
+        <w:insideH w:val="single" w:color="9BBB59" w:themeColor="accent3" w:sz="8" w:space="0"/>
+        <w:insideV w:val="single" w:color="9BBB59" w:themeColor="accent3" w:sz="8" w:space="0"/>
       </w:tblBorders>
       <w:tblCellMar>
         <w:top w:w="0" w:type="dxa"/>
@@ -5379,19 +5447,19 @@
         <w:spacing w:before="0" w:after="0" w:line="240" w:lineRule="auto"/>
       </w:pPr>
       <w:rPr>
-        <w:rFonts w:asciiTheme="majorHAnsi" w:eastAsiaTheme="majorEastAsia" w:hAnsiTheme="majorHAnsi" w:cstheme="majorBidi"/>
-        <w:b/>
-        <w:bCs/>
-      </w:rPr>
-      <w:tblPr/>
-      <w:tcPr>
-        <w:tcBorders>
-          <w:top w:val="single" w:sz="8" w:space="0" w:color="9BBB59" w:themeColor="accent3"/>
-          <w:left w:val="single" w:sz="8" w:space="0" w:color="9BBB59" w:themeColor="accent3"/>
-          <w:bottom w:val="single" w:sz="18" w:space="0" w:color="9BBB59" w:themeColor="accent3"/>
-          <w:right w:val="single" w:sz="8" w:space="0" w:color="9BBB59" w:themeColor="accent3"/>
-          <w:insideH w:val="nil"/>
-          <w:insideV w:val="single" w:sz="8" w:space="0" w:color="9BBB59" w:themeColor="accent3"/>
+        <w:rFonts w:asciiTheme="majorHAnsi" w:hAnsiTheme="majorHAnsi" w:eastAsiaTheme="majorEastAsia" w:cstheme="majorBidi"/>
+        <w:b/>
+        <w:bCs/>
+      </w:rPr>
+      <w:tblPr/>
+      <w:tcPr>
+        <w:tcBorders>
+          <w:top w:val="single" w:color="9BBB59" w:themeColor="accent3" w:sz="8" w:space="0"/>
+          <w:left w:val="single" w:color="9BBB59" w:themeColor="accent3" w:sz="8" w:space="0"/>
+          <w:bottom w:val="single" w:color="9BBB59" w:themeColor="accent3" w:sz="18" w:space="0"/>
+          <w:right w:val="single" w:color="9BBB59" w:themeColor="accent3" w:sz="8" w:space="0"/>
+          <w:insideH w:val="nil"/>
+          <w:insideV w:val="single" w:color="9BBB59" w:themeColor="accent3" w:sz="8" w:space="0"/>
         </w:tcBorders>
       </w:tcPr>
     </w:tblStylePr>
@@ -5400,42 +5468,42 @@
         <w:spacing w:before="0" w:after="0" w:line="240" w:lineRule="auto"/>
       </w:pPr>
       <w:rPr>
-        <w:rFonts w:asciiTheme="majorHAnsi" w:eastAsiaTheme="majorEastAsia" w:hAnsiTheme="majorHAnsi" w:cstheme="majorBidi"/>
-        <w:b/>
-        <w:bCs/>
-      </w:rPr>
-      <w:tblPr/>
-      <w:tcPr>
-        <w:tcBorders>
-          <w:top w:val="double" w:sz="6" w:space="0" w:color="9BBB59" w:themeColor="accent3"/>
-          <w:left w:val="single" w:sz="8" w:space="0" w:color="9BBB59" w:themeColor="accent3"/>
-          <w:bottom w:val="single" w:sz="8" w:space="0" w:color="9BBB59" w:themeColor="accent3"/>
-          <w:right w:val="single" w:sz="8" w:space="0" w:color="9BBB59" w:themeColor="accent3"/>
-          <w:insideH w:val="nil"/>
-          <w:insideV w:val="single" w:sz="8" w:space="0" w:color="9BBB59" w:themeColor="accent3"/>
+        <w:rFonts w:asciiTheme="majorHAnsi" w:hAnsiTheme="majorHAnsi" w:eastAsiaTheme="majorEastAsia" w:cstheme="majorBidi"/>
+        <w:b/>
+        <w:bCs/>
+      </w:rPr>
+      <w:tblPr/>
+      <w:tcPr>
+        <w:tcBorders>
+          <w:top w:val="double" w:color="9BBB59" w:themeColor="accent3" w:sz="6" w:space="0"/>
+          <w:left w:val="single" w:color="9BBB59" w:themeColor="accent3" w:sz="8" w:space="0"/>
+          <w:bottom w:val="single" w:color="9BBB59" w:themeColor="accent3" w:sz="8" w:space="0"/>
+          <w:right w:val="single" w:color="9BBB59" w:themeColor="accent3" w:sz="8" w:space="0"/>
+          <w:insideH w:val="nil"/>
+          <w:insideV w:val="single" w:color="9BBB59" w:themeColor="accent3" w:sz="8" w:space="0"/>
         </w:tcBorders>
       </w:tcPr>
     </w:tblStylePr>
     <w:tblStylePr w:type="firstCol">
       <w:rPr>
-        <w:rFonts w:asciiTheme="majorHAnsi" w:eastAsiaTheme="majorEastAsia" w:hAnsiTheme="majorHAnsi" w:cstheme="majorBidi"/>
+        <w:rFonts w:asciiTheme="majorHAnsi" w:hAnsiTheme="majorHAnsi" w:eastAsiaTheme="majorEastAsia" w:cstheme="majorBidi"/>
         <w:b/>
         <w:bCs/>
       </w:rPr>
     </w:tblStylePr>
     <w:tblStylePr w:type="lastCol">
       <w:rPr>
-        <w:rFonts w:asciiTheme="majorHAnsi" w:eastAsiaTheme="majorEastAsia" w:hAnsiTheme="majorHAnsi" w:cstheme="majorBidi"/>
-        <w:b/>
-        <w:bCs/>
-      </w:rPr>
-      <w:tblPr/>
-      <w:tcPr>
-        <w:tcBorders>
-          <w:top w:val="single" w:sz="8" w:space="0" w:color="9BBB59" w:themeColor="accent3"/>
-          <w:left w:val="single" w:sz="8" w:space="0" w:color="9BBB59" w:themeColor="accent3"/>
-          <w:bottom w:val="single" w:sz="8" w:space="0" w:color="9BBB59" w:themeColor="accent3"/>
-          <w:right w:val="single" w:sz="8" w:space="0" w:color="9BBB59" w:themeColor="accent3"/>
+        <w:rFonts w:asciiTheme="majorHAnsi" w:hAnsiTheme="majorHAnsi" w:eastAsiaTheme="majorEastAsia" w:cstheme="majorBidi"/>
+        <w:b/>
+        <w:bCs/>
+      </w:rPr>
+      <w:tblPr/>
+      <w:tcPr>
+        <w:tcBorders>
+          <w:top w:val="single" w:color="9BBB59" w:themeColor="accent3" w:sz="8" w:space="0"/>
+          <w:left w:val="single" w:color="9BBB59" w:themeColor="accent3" w:sz="8" w:space="0"/>
+          <w:bottom w:val="single" w:color="9BBB59" w:themeColor="accent3" w:sz="8" w:space="0"/>
+          <w:right w:val="single" w:color="9BBB59" w:themeColor="accent3" w:sz="8" w:space="0"/>
         </w:tcBorders>
       </w:tcPr>
     </w:tblStylePr>
@@ -5443,10 +5511,10 @@
       <w:tblPr/>
       <w:tcPr>
         <w:tcBorders>
-          <w:top w:val="single" w:sz="8" w:space="0" w:color="9BBB59" w:themeColor="accent3"/>
-          <w:left w:val="single" w:sz="8" w:space="0" w:color="9BBB59" w:themeColor="accent3"/>
-          <w:bottom w:val="single" w:sz="8" w:space="0" w:color="9BBB59" w:themeColor="accent3"/>
-          <w:right w:val="single" w:sz="8" w:space="0" w:color="9BBB59" w:themeColor="accent3"/>
+          <w:top w:val="single" w:color="9BBB59" w:themeColor="accent3" w:sz="8" w:space="0"/>
+          <w:left w:val="single" w:color="9BBB59" w:themeColor="accent3" w:sz="8" w:space="0"/>
+          <w:bottom w:val="single" w:color="9BBB59" w:themeColor="accent3" w:sz="8" w:space="0"/>
+          <w:right w:val="single" w:color="9BBB59" w:themeColor="accent3" w:sz="8" w:space="0"/>
         </w:tcBorders>
         <w:shd w:val="clear" w:color="auto" w:fill="E6EED5" w:themeFill="accent3" w:themeFillTint="3F"/>
       </w:tcPr>
@@ -5455,11 +5523,11 @@
       <w:tblPr/>
       <w:tcPr>
         <w:tcBorders>
-          <w:top w:val="single" w:sz="8" w:space="0" w:color="9BBB59" w:themeColor="accent3"/>
-          <w:left w:val="single" w:sz="8" w:space="0" w:color="9BBB59" w:themeColor="accent3"/>
-          <w:bottom w:val="single" w:sz="8" w:space="0" w:color="9BBB59" w:themeColor="accent3"/>
-          <w:right w:val="single" w:sz="8" w:space="0" w:color="9BBB59" w:themeColor="accent3"/>
-          <w:insideV w:val="single" w:sz="8" w:space="0" w:color="9BBB59" w:themeColor="accent3"/>
+          <w:top w:val="single" w:color="9BBB59" w:themeColor="accent3" w:sz="8" w:space="0"/>
+          <w:left w:val="single" w:color="9BBB59" w:themeColor="accent3" w:sz="8" w:space="0"/>
+          <w:bottom w:val="single" w:color="9BBB59" w:themeColor="accent3" w:sz="8" w:space="0"/>
+          <w:right w:val="single" w:color="9BBB59" w:themeColor="accent3" w:sz="8" w:space="0"/>
+          <w:insideV w:val="single" w:color="9BBB59" w:themeColor="accent3" w:sz="8" w:space="0"/>
         </w:tcBorders>
         <w:shd w:val="clear" w:color="auto" w:fill="E6EED5" w:themeFill="accent3" w:themeFillTint="3F"/>
       </w:tcPr>
@@ -5468,11 +5536,11 @@
       <w:tblPr/>
       <w:tcPr>
         <w:tcBorders>
-          <w:top w:val="single" w:sz="8" w:space="0" w:color="9BBB59" w:themeColor="accent3"/>
-          <w:left w:val="single" w:sz="8" w:space="0" w:color="9BBB59" w:themeColor="accent3"/>
-          <w:bottom w:val="single" w:sz="8" w:space="0" w:color="9BBB59" w:themeColor="accent3"/>
-          <w:right w:val="single" w:sz="8" w:space="0" w:color="9BBB59" w:themeColor="accent3"/>
-          <w:insideV w:val="single" w:sz="8" w:space="0" w:color="9BBB59" w:themeColor="accent3"/>
+          <w:top w:val="single" w:color="9BBB59" w:themeColor="accent3" w:sz="8" w:space="0"/>
+          <w:left w:val="single" w:color="9BBB59" w:themeColor="accent3" w:sz="8" w:space="0"/>
+          <w:bottom w:val="single" w:color="9BBB59" w:themeColor="accent3" w:sz="8" w:space="0"/>
+          <w:right w:val="single" w:color="9BBB59" w:themeColor="accent3" w:sz="8" w:space="0"/>
+          <w:insideV w:val="single" w:color="9BBB59" w:themeColor="accent3" w:sz="8" w:space="0"/>
         </w:tcBorders>
       </w:tcPr>
     </w:tblStylePr>
@@ -5490,12 +5558,12 @@
       <w:tblStyleColBandSize w:val="1"/>
       <w:tblInd w:w="0" w:type="dxa"/>
       <w:tblBorders>
-        <w:top w:val="single" w:sz="8" w:space="0" w:color="8064A2" w:themeColor="accent4"/>
-        <w:left w:val="single" w:sz="8" w:space="0" w:color="8064A2" w:themeColor="accent4"/>
-        <w:bottom w:val="single" w:sz="8" w:space="0" w:color="8064A2" w:themeColor="accent4"/>
-        <w:right w:val="single" w:sz="8" w:space="0" w:color="8064A2" w:themeColor="accent4"/>
-        <w:insideH w:val="single" w:sz="8" w:space="0" w:color="8064A2" w:themeColor="accent4"/>
-        <w:insideV w:val="single" w:sz="8" w:space="0" w:color="8064A2" w:themeColor="accent4"/>
+        <w:top w:val="single" w:color="8064A2" w:themeColor="accent4" w:sz="8" w:space="0"/>
+        <w:left w:val="single" w:color="8064A2" w:themeColor="accent4" w:sz="8" w:space="0"/>
+        <w:bottom w:val="single" w:color="8064A2" w:themeColor="accent4" w:sz="8" w:space="0"/>
+        <w:right w:val="single" w:color="8064A2" w:themeColor="accent4" w:sz="8" w:space="0"/>
+        <w:insideH w:val="single" w:color="8064A2" w:themeColor="accent4" w:sz="8" w:space="0"/>
+        <w:insideV w:val="single" w:color="8064A2" w:themeColor="accent4" w:sz="8" w:space="0"/>
       </w:tblBorders>
       <w:tblCellMar>
         <w:top w:w="0" w:type="dxa"/>
@@ -5509,19 +5577,19 @@
         <w:spacing w:before="0" w:after="0" w:line="240" w:lineRule="auto"/>
       </w:pPr>
       <w:rPr>
-        <w:rFonts w:asciiTheme="majorHAnsi" w:eastAsiaTheme="majorEastAsia" w:hAnsiTheme="majorHAnsi" w:cstheme="majorBidi"/>
-        <w:b/>
-        <w:bCs/>
-      </w:rPr>
-      <w:tblPr/>
-      <w:tcPr>
-        <w:tcBorders>
-          <w:top w:val="single" w:sz="8" w:space="0" w:color="8064A2" w:themeColor="accent4"/>
-          <w:left w:val="single" w:sz="8" w:space="0" w:color="8064A2" w:themeColor="accent4"/>
-          <w:bottom w:val="single" w:sz="18" w:space="0" w:color="8064A2" w:themeColor="accent4"/>
-          <w:right w:val="single" w:sz="8" w:space="0" w:color="8064A2" w:themeColor="accent4"/>
-          <w:insideH w:val="nil"/>
-          <w:insideV w:val="single" w:sz="8" w:space="0" w:color="8064A2" w:themeColor="accent4"/>
+        <w:rFonts w:asciiTheme="majorHAnsi" w:hAnsiTheme="majorHAnsi" w:eastAsiaTheme="majorEastAsia" w:cstheme="majorBidi"/>
+        <w:b/>
+        <w:bCs/>
+      </w:rPr>
+      <w:tblPr/>
+      <w:tcPr>
+        <w:tcBorders>
+          <w:top w:val="single" w:color="8064A2" w:themeColor="accent4" w:sz="8" w:space="0"/>
+          <w:left w:val="single" w:color="8064A2" w:themeColor="accent4" w:sz="8" w:space="0"/>
+          <w:bottom w:val="single" w:color="8064A2" w:themeColor="accent4" w:sz="18" w:space="0"/>
+          <w:right w:val="single" w:color="8064A2" w:themeColor="accent4" w:sz="8" w:space="0"/>
+          <w:insideH w:val="nil"/>
+          <w:insideV w:val="single" w:color="8064A2" w:themeColor="accent4" w:sz="8" w:space="0"/>
         </w:tcBorders>
       </w:tcPr>
     </w:tblStylePr>
@@ -5530,42 +5598,42 @@
         <w:spacing w:before="0" w:after="0" w:line="240" w:lineRule="auto"/>
       </w:pPr>
       <w:rPr>
-        <w:rFonts w:asciiTheme="majorHAnsi" w:eastAsiaTheme="majorEastAsia" w:hAnsiTheme="majorHAnsi" w:cstheme="majorBidi"/>
-        <w:b/>
-        <w:bCs/>
-      </w:rPr>
-      <w:tblPr/>
-      <w:tcPr>
-        <w:tcBorders>
-          <w:top w:val="double" w:sz="6" w:space="0" w:color="8064A2" w:themeColor="accent4"/>
-          <w:left w:val="single" w:sz="8" w:space="0" w:color="8064A2" w:themeColor="accent4"/>
-          <w:bottom w:val="single" w:sz="8" w:space="0" w:color="8064A2" w:themeColor="accent4"/>
-          <w:right w:val="single" w:sz="8" w:space="0" w:color="8064A2" w:themeColor="accent4"/>
-          <w:insideH w:val="nil"/>
-          <w:insideV w:val="single" w:sz="8" w:space="0" w:color="8064A2" w:themeColor="accent4"/>
+        <w:rFonts w:asciiTheme="majorHAnsi" w:hAnsiTheme="majorHAnsi" w:eastAsiaTheme="majorEastAsia" w:cstheme="majorBidi"/>
+        <w:b/>
+        <w:bCs/>
+      </w:rPr>
+      <w:tblPr/>
+      <w:tcPr>
+        <w:tcBorders>
+          <w:top w:val="double" w:color="8064A2" w:themeColor="accent4" w:sz="6" w:space="0"/>
+          <w:left w:val="single" w:color="8064A2" w:themeColor="accent4" w:sz="8" w:space="0"/>
+          <w:bottom w:val="single" w:color="8064A2" w:themeColor="accent4" w:sz="8" w:space="0"/>
+          <w:right w:val="single" w:color="8064A2" w:themeColor="accent4" w:sz="8" w:space="0"/>
+          <w:insideH w:val="nil"/>
+          <w:insideV w:val="single" w:color="8064A2" w:themeColor="accent4" w:sz="8" w:space="0"/>
         </w:tcBorders>
       </w:tcPr>
     </w:tblStylePr>
     <w:tblStylePr w:type="firstCol">
       <w:rPr>
-        <w:rFonts w:asciiTheme="majorHAnsi" w:eastAsiaTheme="majorEastAsia" w:hAnsiTheme="majorHAnsi" w:cstheme="majorBidi"/>
+        <w:rFonts w:asciiTheme="majorHAnsi" w:hAnsiTheme="majorHAnsi" w:eastAsiaTheme="majorEastAsia" w:cstheme="majorBidi"/>
         <w:b/>
         <w:bCs/>
       </w:rPr>
     </w:tblStylePr>
     <w:tblStylePr w:type="lastCol">
       <w:rPr>
-        <w:rFonts w:asciiTheme="majorHAnsi" w:eastAsiaTheme="majorEastAsia" w:hAnsiTheme="majorHAnsi" w:cstheme="majorBidi"/>
-        <w:b/>
-        <w:bCs/>
-      </w:rPr>
-      <w:tblPr/>
-      <w:tcPr>
-        <w:tcBorders>
-          <w:top w:val="single" w:sz="8" w:space="0" w:color="8064A2" w:themeColor="accent4"/>
-          <w:left w:val="single" w:sz="8" w:space="0" w:color="8064A2" w:themeColor="accent4"/>
-          <w:bottom w:val="single" w:sz="8" w:space="0" w:color="8064A2" w:themeColor="accent4"/>
-          <w:right w:val="single" w:sz="8" w:space="0" w:color="8064A2" w:themeColor="accent4"/>
+        <w:rFonts w:asciiTheme="majorHAnsi" w:hAnsiTheme="majorHAnsi" w:eastAsiaTheme="majorEastAsia" w:cstheme="majorBidi"/>
+        <w:b/>
+        <w:bCs/>
+      </w:rPr>
+      <w:tblPr/>
+      <w:tcPr>
+        <w:tcBorders>
+          <w:top w:val="single" w:color="8064A2" w:themeColor="accent4" w:sz="8" w:space="0"/>
+          <w:left w:val="single" w:color="8064A2" w:themeColor="accent4" w:sz="8" w:space="0"/>
+          <w:bottom w:val="single" w:color="8064A2" w:themeColor="accent4" w:sz="8" w:space="0"/>
+          <w:right w:val="single" w:color="8064A2" w:themeColor="accent4" w:sz="8" w:space="0"/>
         </w:tcBorders>
       </w:tcPr>
     </w:tblStylePr>
@@ -5573,10 +5641,10 @@
       <w:tblPr/>
       <w:tcPr>
         <w:tcBorders>
-          <w:top w:val="single" w:sz="8" w:space="0" w:color="8064A2" w:themeColor="accent4"/>
-          <w:left w:val="single" w:sz="8" w:space="0" w:color="8064A2" w:themeColor="accent4"/>
-          <w:bottom w:val="single" w:sz="8" w:space="0" w:color="8064A2" w:themeColor="accent4"/>
-          <w:right w:val="single" w:sz="8" w:space="0" w:color="8064A2" w:themeColor="accent4"/>
+          <w:top w:val="single" w:color="8064A2" w:themeColor="accent4" w:sz="8" w:space="0"/>
+          <w:left w:val="single" w:color="8064A2" w:themeColor="accent4" w:sz="8" w:space="0"/>
+          <w:bottom w:val="single" w:color="8064A2" w:themeColor="accent4" w:sz="8" w:space="0"/>
+          <w:right w:val="single" w:color="8064A2" w:themeColor="accent4" w:sz="8" w:space="0"/>
         </w:tcBorders>
         <w:shd w:val="clear" w:color="auto" w:fill="DFD8E8" w:themeFill="accent4" w:themeFillTint="3F"/>
       </w:tcPr>
@@ -5585,11 +5653,11 @@
       <w:tblPr/>
       <w:tcPr>
         <w:tcBorders>
-          <w:top w:val="single" w:sz="8" w:space="0" w:color="8064A2" w:themeColor="accent4"/>
-          <w:left w:val="single" w:sz="8" w:space="0" w:color="8064A2" w:themeColor="accent4"/>
-          <w:bottom w:val="single" w:sz="8" w:space="0" w:color="8064A2" w:themeColor="accent4"/>
-          <w:right w:val="single" w:sz="8" w:space="0" w:color="8064A2" w:themeColor="accent4"/>
-          <w:insideV w:val="single" w:sz="8" w:space="0" w:color="8064A2" w:themeColor="accent4"/>
+          <w:top w:val="single" w:color="8064A2" w:themeColor="accent4" w:sz="8" w:space="0"/>
+          <w:left w:val="single" w:color="8064A2" w:themeColor="accent4" w:sz="8" w:space="0"/>
+          <w:bottom w:val="single" w:color="8064A2" w:themeColor="accent4" w:sz="8" w:space="0"/>
+          <w:right w:val="single" w:color="8064A2" w:themeColor="accent4" w:sz="8" w:space="0"/>
+          <w:insideV w:val="single" w:color="8064A2" w:themeColor="accent4" w:sz="8" w:space="0"/>
         </w:tcBorders>
         <w:shd w:val="clear" w:color="auto" w:fill="DFD8E8" w:themeFill="accent4" w:themeFillTint="3F"/>
       </w:tcPr>
@@ -5598,11 +5666,11 @@
       <w:tblPr/>
       <w:tcPr>
         <w:tcBorders>
-          <w:top w:val="single" w:sz="8" w:space="0" w:color="8064A2" w:themeColor="accent4"/>
-          <w:left w:val="single" w:sz="8" w:space="0" w:color="8064A2" w:themeColor="accent4"/>
-          <w:bottom w:val="single" w:sz="8" w:space="0" w:color="8064A2" w:themeColor="accent4"/>
-          <w:right w:val="single" w:sz="8" w:space="0" w:color="8064A2" w:themeColor="accent4"/>
-          <w:insideV w:val="single" w:sz="8" w:space="0" w:color="8064A2" w:themeColor="accent4"/>
+          <w:top w:val="single" w:color="8064A2" w:themeColor="accent4" w:sz="8" w:space="0"/>
+          <w:left w:val="single" w:color="8064A2" w:themeColor="accent4" w:sz="8" w:space="0"/>
+          <w:bottom w:val="single" w:color="8064A2" w:themeColor="accent4" w:sz="8" w:space="0"/>
+          <w:right w:val="single" w:color="8064A2" w:themeColor="accent4" w:sz="8" w:space="0"/>
+          <w:insideV w:val="single" w:color="8064A2" w:themeColor="accent4" w:sz="8" w:space="0"/>
         </w:tcBorders>
       </w:tcPr>
     </w:tblStylePr>
@@ -5620,12 +5688,12 @@
       <w:tblStyleColBandSize w:val="1"/>
       <w:tblInd w:w="0" w:type="dxa"/>
       <w:tblBorders>
-        <w:top w:val="single" w:sz="8" w:space="0" w:color="4BACC6" w:themeColor="accent5"/>
-        <w:left w:val="single" w:sz="8" w:space="0" w:color="4BACC6" w:themeColor="accent5"/>
-        <w:bottom w:val="single" w:sz="8" w:space="0" w:color="4BACC6" w:themeColor="accent5"/>
-        <w:right w:val="single" w:sz="8" w:space="0" w:color="4BACC6" w:themeColor="accent5"/>
-        <w:insideH w:val="single" w:sz="8" w:space="0" w:color="4BACC6" w:themeColor="accent5"/>
-        <w:insideV w:val="single" w:sz="8" w:space="0" w:color="4BACC6" w:themeColor="accent5"/>
+        <w:top w:val="single" w:color="4BACC6" w:themeColor="accent5" w:sz="8" w:space="0"/>
+        <w:left w:val="single" w:color="4BACC6" w:themeColor="accent5" w:sz="8" w:space="0"/>
+        <w:bottom w:val="single" w:color="4BACC6" w:themeColor="accent5" w:sz="8" w:space="0"/>
+        <w:right w:val="single" w:color="4BACC6" w:themeColor="accent5" w:sz="8" w:space="0"/>
+        <w:insideH w:val="single" w:color="4BACC6" w:themeColor="accent5" w:sz="8" w:space="0"/>
+        <w:insideV w:val="single" w:color="4BACC6" w:themeColor="accent5" w:sz="8" w:space="0"/>
       </w:tblBorders>
       <w:tblCellMar>
         <w:top w:w="0" w:type="dxa"/>
@@ -5639,19 +5707,19 @@
         <w:spacing w:before="0" w:after="0" w:line="240" w:lineRule="auto"/>
       </w:pPr>
       <w:rPr>
-        <w:rFonts w:asciiTheme="majorHAnsi" w:eastAsiaTheme="majorEastAsia" w:hAnsiTheme="majorHAnsi" w:cstheme="majorBidi"/>
-        <w:b/>
-        <w:bCs/>
-      </w:rPr>
-      <w:tblPr/>
-      <w:tcPr>
-        <w:tcBorders>
-          <w:top w:val="single" w:sz="8" w:space="0" w:color="4BACC6" w:themeColor="accent5"/>
-          <w:left w:val="single" w:sz="8" w:space="0" w:color="4BACC6" w:themeColor="accent5"/>
-          <w:bottom w:val="single" w:sz="18" w:space="0" w:color="4BACC6" w:themeColor="accent5"/>
-          <w:right w:val="single" w:sz="8" w:space="0" w:color="4BACC6" w:themeColor="accent5"/>
-          <w:insideH w:val="nil"/>
-          <w:insideV w:val="single" w:sz="8" w:space="0" w:color="4BACC6" w:themeColor="accent5"/>
+        <w:rFonts w:asciiTheme="majorHAnsi" w:hAnsiTheme="majorHAnsi" w:eastAsiaTheme="majorEastAsia" w:cstheme="majorBidi"/>
+        <w:b/>
+        <w:bCs/>
+      </w:rPr>
+      <w:tblPr/>
+      <w:tcPr>
+        <w:tcBorders>
+          <w:top w:val="single" w:color="4BACC6" w:themeColor="accent5" w:sz="8" w:space="0"/>
+          <w:left w:val="single" w:color="4BACC6" w:themeColor="accent5" w:sz="8" w:space="0"/>
+          <w:bottom w:val="single" w:color="4BACC6" w:themeColor="accent5" w:sz="18" w:space="0"/>
+          <w:right w:val="single" w:color="4BACC6" w:themeColor="accent5" w:sz="8" w:space="0"/>
+          <w:insideH w:val="nil"/>
+          <w:insideV w:val="single" w:color="4BACC6" w:themeColor="accent5" w:sz="8" w:space="0"/>
         </w:tcBorders>
       </w:tcPr>
     </w:tblStylePr>
@@ -5660,42 +5728,42 @@
         <w:spacing w:before="0" w:after="0" w:line="240" w:lineRule="auto"/>
       </w:pPr>
       <w:rPr>
-        <w:rFonts w:asciiTheme="majorHAnsi" w:eastAsiaTheme="majorEastAsia" w:hAnsiTheme="majorHAnsi" w:cstheme="majorBidi"/>
-        <w:b/>
-        <w:bCs/>
-      </w:rPr>
-      <w:tblPr/>
-      <w:tcPr>
-        <w:tcBorders>
-          <w:top w:val="double" w:sz="6" w:space="0" w:color="4BACC6" w:themeColor="accent5"/>
-          <w:left w:val="single" w:sz="8" w:space="0" w:color="4BACC6" w:themeColor="accent5"/>
-          <w:bottom w:val="single" w:sz="8" w:space="0" w:color="4BACC6" w:themeColor="accent5"/>
-          <w:right w:val="single" w:sz="8" w:space="0" w:color="4BACC6" w:themeColor="accent5"/>
-          <w:insideH w:val="nil"/>
-          <w:insideV w:val="single" w:sz="8" w:space="0" w:color="4BACC6" w:themeColor="accent5"/>
+        <w:rFonts w:asciiTheme="majorHAnsi" w:hAnsiTheme="majorHAnsi" w:eastAsiaTheme="majorEastAsia" w:cstheme="majorBidi"/>
+        <w:b/>
+        <w:bCs/>
+      </w:rPr>
+      <w:tblPr/>
+      <w:tcPr>
+        <w:tcBorders>
+          <w:top w:val="double" w:color="4BACC6" w:themeColor="accent5" w:sz="6" w:space="0"/>
+          <w:left w:val="single" w:color="4BACC6" w:themeColor="accent5" w:sz="8" w:space="0"/>
+          <w:bottom w:val="single" w:color="4BACC6" w:themeColor="accent5" w:sz="8" w:space="0"/>
+          <w:right w:val="single" w:color="4BACC6" w:themeColor="accent5" w:sz="8" w:space="0"/>
+          <w:insideH w:val="nil"/>
+          <w:insideV w:val="single" w:color="4BACC6" w:themeColor="accent5" w:sz="8" w:space="0"/>
         </w:tcBorders>
       </w:tcPr>
     </w:tblStylePr>
     <w:tblStylePr w:type="firstCol">
       <w:rPr>
-        <w:rFonts w:asciiTheme="majorHAnsi" w:eastAsiaTheme="majorEastAsia" w:hAnsiTheme="majorHAnsi" w:cstheme="majorBidi"/>
+        <w:rFonts w:asciiTheme="majorHAnsi" w:hAnsiTheme="majorHAnsi" w:eastAsiaTheme="majorEastAsia" w:cstheme="majorBidi"/>
         <w:b/>
         <w:bCs/>
       </w:rPr>
     </w:tblStylePr>
     <w:tblStylePr w:type="lastCol">
       <w:rPr>
-        <w:rFonts w:asciiTheme="majorHAnsi" w:eastAsiaTheme="majorEastAsia" w:hAnsiTheme="majorHAnsi" w:cstheme="majorBidi"/>
-        <w:b/>
-        <w:bCs/>
-      </w:rPr>
-      <w:tblPr/>
-      <w:tcPr>
-        <w:tcBorders>
-          <w:top w:val="single" w:sz="8" w:space="0" w:color="4BACC6" w:themeColor="accent5"/>
-          <w:left w:val="single" w:sz="8" w:space="0" w:color="4BACC6" w:themeColor="accent5"/>
-          <w:bottom w:val="single" w:sz="8" w:space="0" w:color="4BACC6" w:themeColor="accent5"/>
-          <w:right w:val="single" w:sz="8" w:space="0" w:color="4BACC6" w:themeColor="accent5"/>
+        <w:rFonts w:asciiTheme="majorHAnsi" w:hAnsiTheme="majorHAnsi" w:eastAsiaTheme="majorEastAsia" w:cstheme="majorBidi"/>
+        <w:b/>
+        <w:bCs/>
+      </w:rPr>
+      <w:tblPr/>
+      <w:tcPr>
+        <w:tcBorders>
+          <w:top w:val="single" w:color="4BACC6" w:themeColor="accent5" w:sz="8" w:space="0"/>
+          <w:left w:val="single" w:color="4BACC6" w:themeColor="accent5" w:sz="8" w:space="0"/>
+          <w:bottom w:val="single" w:color="4BACC6" w:themeColor="accent5" w:sz="8" w:space="0"/>
+          <w:right w:val="single" w:color="4BACC6" w:themeColor="accent5" w:sz="8" w:space="0"/>
         </w:tcBorders>
       </w:tcPr>
     </w:tblStylePr>
@@ -5703,10 +5771,10 @@
       <w:tblPr/>
       <w:tcPr>
         <w:tcBorders>
-          <w:top w:val="single" w:sz="8" w:space="0" w:color="4BACC6" w:themeColor="accent5"/>
-          <w:left w:val="single" w:sz="8" w:space="0" w:color="4BACC6" w:themeColor="accent5"/>
-          <w:bottom w:val="single" w:sz="8" w:space="0" w:color="4BACC6" w:themeColor="accent5"/>
-          <w:right w:val="single" w:sz="8" w:space="0" w:color="4BACC6" w:themeColor="accent5"/>
+          <w:top w:val="single" w:color="4BACC6" w:themeColor="accent5" w:sz="8" w:space="0"/>
+          <w:left w:val="single" w:color="4BACC6" w:themeColor="accent5" w:sz="8" w:space="0"/>
+          <w:bottom w:val="single" w:color="4BACC6" w:themeColor="accent5" w:sz="8" w:space="0"/>
+          <w:right w:val="single" w:color="4BACC6" w:themeColor="accent5" w:sz="8" w:space="0"/>
         </w:tcBorders>
         <w:shd w:val="clear" w:color="auto" w:fill="D2EAF1" w:themeFill="accent5" w:themeFillTint="3F"/>
       </w:tcPr>
@@ -5715,11 +5783,11 @@
       <w:tblPr/>
       <w:tcPr>
         <w:tcBorders>
-          <w:top w:val="single" w:sz="8" w:space="0" w:color="4BACC6" w:themeColor="accent5"/>
-          <w:left w:val="single" w:sz="8" w:space="0" w:color="4BACC6" w:themeColor="accent5"/>
-          <w:bottom w:val="single" w:sz="8" w:space="0" w:color="4BACC6" w:themeColor="accent5"/>
-          <w:right w:val="single" w:sz="8" w:space="0" w:color="4BACC6" w:themeColor="accent5"/>
-          <w:insideV w:val="single" w:sz="8" w:space="0" w:color="4BACC6" w:themeColor="accent5"/>
+          <w:top w:val="single" w:color="4BACC6" w:themeColor="accent5" w:sz="8" w:space="0"/>
+          <w:left w:val="single" w:color="4BACC6" w:themeColor="accent5" w:sz="8" w:space="0"/>
+          <w:bottom w:val="single" w:color="4BACC6" w:themeColor="accent5" w:sz="8" w:space="0"/>
+          <w:right w:val="single" w:color="4BACC6" w:themeColor="accent5" w:sz="8" w:space="0"/>
+          <w:insideV w:val="single" w:color="4BACC6" w:themeColor="accent5" w:sz="8" w:space="0"/>
         </w:tcBorders>
         <w:shd w:val="clear" w:color="auto" w:fill="D2EAF1" w:themeFill="accent5" w:themeFillTint="3F"/>
       </w:tcPr>
@@ -5728,11 +5796,11 @@
       <w:tblPr/>
       <w:tcPr>
         <w:tcBorders>
-          <w:top w:val="single" w:sz="8" w:space="0" w:color="4BACC6" w:themeColor="accent5"/>
-          <w:left w:val="single" w:sz="8" w:space="0" w:color="4BACC6" w:themeColor="accent5"/>
-          <w:bottom w:val="single" w:sz="8" w:space="0" w:color="4BACC6" w:themeColor="accent5"/>
-          <w:right w:val="single" w:sz="8" w:space="0" w:color="4BACC6" w:themeColor="accent5"/>
-          <w:insideV w:val="single" w:sz="8" w:space="0" w:color="4BACC6" w:themeColor="accent5"/>
+          <w:top w:val="single" w:color="4BACC6" w:themeColor="accent5" w:sz="8" w:space="0"/>
+          <w:left w:val="single" w:color="4BACC6" w:themeColor="accent5" w:sz="8" w:space="0"/>
+          <w:bottom w:val="single" w:color="4BACC6" w:themeColor="accent5" w:sz="8" w:space="0"/>
+          <w:right w:val="single" w:color="4BACC6" w:themeColor="accent5" w:sz="8" w:space="0"/>
+          <w:insideV w:val="single" w:color="4BACC6" w:themeColor="accent5" w:sz="8" w:space="0"/>
         </w:tcBorders>
       </w:tcPr>
     </w:tblStylePr>
@@ -5750,12 +5818,12 @@
       <w:tblStyleColBandSize w:val="1"/>
       <w:tblInd w:w="0" w:type="dxa"/>
       <w:tblBorders>
-        <w:top w:val="single" w:sz="8" w:space="0" w:color="F79646" w:themeColor="accent6"/>
-        <w:left w:val="single" w:sz="8" w:space="0" w:color="F79646" w:themeColor="accent6"/>
-        <w:bottom w:val="single" w:sz="8" w:space="0" w:color="F79646" w:themeColor="accent6"/>
-        <w:right w:val="single" w:sz="8" w:space="0" w:color="F79646" w:themeColor="accent6"/>
-        <w:insideH w:val="single" w:sz="8" w:space="0" w:color="F79646" w:themeColor="accent6"/>
-        <w:insideV w:val="single" w:sz="8" w:space="0" w:color="F79646" w:themeColor="accent6"/>
+        <w:top w:val="single" w:color="F79646" w:themeColor="accent6" w:sz="8" w:space="0"/>
+        <w:left w:val="single" w:color="F79646" w:themeColor="accent6" w:sz="8" w:space="0"/>
+        <w:bottom w:val="single" w:color="F79646" w:themeColor="accent6" w:sz="8" w:space="0"/>
+        <w:right w:val="single" w:color="F79646" w:themeColor="accent6" w:sz="8" w:space="0"/>
+        <w:insideH w:val="single" w:color="F79646" w:themeColor="accent6" w:sz="8" w:space="0"/>
+        <w:insideV w:val="single" w:color="F79646" w:themeColor="accent6" w:sz="8" w:space="0"/>
       </w:tblBorders>
       <w:tblCellMar>
         <w:top w:w="0" w:type="dxa"/>
@@ -5769,19 +5837,19 @@
         <w:spacing w:before="0" w:after="0" w:line="240" w:lineRule="auto"/>
       </w:pPr>
       <w:rPr>
-        <w:rFonts w:asciiTheme="majorHAnsi" w:eastAsiaTheme="majorEastAsia" w:hAnsiTheme="majorHAnsi" w:cstheme="majorBidi"/>
-        <w:b/>
-        <w:bCs/>
-      </w:rPr>
-      <w:tblPr/>
-      <w:tcPr>
-        <w:tcBorders>
-          <w:top w:val="single" w:sz="8" w:space="0" w:color="F79646" w:themeColor="accent6"/>
-          <w:left w:val="single" w:sz="8" w:space="0" w:color="F79646" w:themeColor="accent6"/>
-          <w:bottom w:val="single" w:sz="18" w:space="0" w:color="F79646" w:themeColor="accent6"/>
-          <w:right w:val="single" w:sz="8" w:space="0" w:color="F79646" w:themeColor="accent6"/>
-          <w:insideH w:val="nil"/>
-          <w:insideV w:val="single" w:sz="8" w:space="0" w:color="F79646" w:themeColor="accent6"/>
+        <w:rFonts w:asciiTheme="majorHAnsi" w:hAnsiTheme="majorHAnsi" w:eastAsiaTheme="majorEastAsia" w:cstheme="majorBidi"/>
+        <w:b/>
+        <w:bCs/>
+      </w:rPr>
+      <w:tblPr/>
+      <w:tcPr>
+        <w:tcBorders>
+          <w:top w:val="single" w:color="F79646" w:themeColor="accent6" w:sz="8" w:space="0"/>
+          <w:left w:val="single" w:color="F79646" w:themeColor="accent6" w:sz="8" w:space="0"/>
+          <w:bottom w:val="single" w:color="F79646" w:themeColor="accent6" w:sz="18" w:space="0"/>
+          <w:right w:val="single" w:color="F79646" w:themeColor="accent6" w:sz="8" w:space="0"/>
+          <w:insideH w:val="nil"/>
+          <w:insideV w:val="single" w:color="F79646" w:themeColor="accent6" w:sz="8" w:space="0"/>
         </w:tcBorders>
       </w:tcPr>
     </w:tblStylePr>
@@ -5790,42 +5858,42 @@
         <w:spacing w:before="0" w:after="0" w:line="240" w:lineRule="auto"/>
       </w:pPr>
       <w:rPr>
-        <w:rFonts w:asciiTheme="majorHAnsi" w:eastAsiaTheme="majorEastAsia" w:hAnsiTheme="majorHAnsi" w:cstheme="majorBidi"/>
-        <w:b/>
-        <w:bCs/>
-      </w:rPr>
-      <w:tblPr/>
-      <w:tcPr>
-        <w:tcBorders>
-          <w:top w:val="double" w:sz="6" w:space="0" w:color="F79646" w:themeColor="accent6"/>
-          <w:left w:val="single" w:sz="8" w:space="0" w:color="F79646" w:themeColor="accent6"/>
-          <w:bottom w:val="single" w:sz="8" w:space="0" w:color="F79646" w:themeColor="accent6"/>
-          <w:right w:val="single" w:sz="8" w:space="0" w:color="F79646" w:themeColor="accent6"/>
-          <w:insideH w:val="nil"/>
-          <w:insideV w:val="single" w:sz="8" w:space="0" w:color="F79646" w:themeColor="accent6"/>
+        <w:rFonts w:asciiTheme="majorHAnsi" w:hAnsiTheme="majorHAnsi" w:eastAsiaTheme="majorEastAsia" w:cstheme="majorBidi"/>
+        <w:b/>
+        <w:bCs/>
+      </w:rPr>
+      <w:tblPr/>
+      <w:tcPr>
+        <w:tcBorders>
+          <w:top w:val="double" w:color="F79646" w:themeColor="accent6" w:sz="6" w:space="0"/>
+          <w:left w:val="single" w:color="F79646" w:themeColor="accent6" w:sz="8" w:space="0"/>
+          <w:bottom w:val="single" w:color="F79646" w:themeColor="accent6" w:sz="8" w:space="0"/>
+          <w:right w:val="single" w:color="F79646" w:themeColor="accent6" w:sz="8" w:space="0"/>
+          <w:insideH w:val="nil"/>
+          <w:insideV w:val="single" w:color="F79646" w:themeColor="accent6" w:sz="8" w:space="0"/>
         </w:tcBorders>
       </w:tcPr>
     </w:tblStylePr>
     <w:tblStylePr w:type="firstCol">
       <w:rPr>
-        <w:rFonts w:asciiTheme="majorHAnsi" w:eastAsiaTheme="majorEastAsia" w:hAnsiTheme="majorHAnsi" w:cstheme="majorBidi"/>
+        <w:rFonts w:asciiTheme="majorHAnsi" w:hAnsiTheme="majorHAnsi" w:eastAsiaTheme="majorEastAsia" w:cstheme="majorBidi"/>
         <w:b/>
         <w:bCs/>
       </w:rPr>
     </w:tblStylePr>
     <w:tblStylePr w:type="lastCol">
       <w:rPr>
-        <w:rFonts w:asciiTheme="majorHAnsi" w:eastAsiaTheme="majorEastAsia" w:hAnsiTheme="majorHAnsi" w:cstheme="majorBidi"/>
-        <w:b/>
-        <w:bCs/>
-      </w:rPr>
-      <w:tblPr/>
-      <w:tcPr>
-        <w:tcBorders>
-          <w:top w:val="single" w:sz="8" w:space="0" w:color="F79646" w:themeColor="accent6"/>
-          <w:left w:val="single" w:sz="8" w:space="0" w:color="F79646" w:themeColor="accent6"/>
-          <w:bottom w:val="single" w:sz="8" w:space="0" w:color="F79646" w:themeColor="accent6"/>
-          <w:right w:val="single" w:sz="8" w:space="0" w:color="F79646" w:themeColor="accent6"/>
+        <w:rFonts w:asciiTheme="majorHAnsi" w:hAnsiTheme="majorHAnsi" w:eastAsiaTheme="majorEastAsia" w:cstheme="majorBidi"/>
+        <w:b/>
+        <w:bCs/>
+      </w:rPr>
+      <w:tblPr/>
+      <w:tcPr>
+        <w:tcBorders>
+          <w:top w:val="single" w:color="F79646" w:themeColor="accent6" w:sz="8" w:space="0"/>
+          <w:left w:val="single" w:color="F79646" w:themeColor="accent6" w:sz="8" w:space="0"/>
+          <w:bottom w:val="single" w:color="F79646" w:themeColor="accent6" w:sz="8" w:space="0"/>
+          <w:right w:val="single" w:color="F79646" w:themeColor="accent6" w:sz="8" w:space="0"/>
         </w:tcBorders>
       </w:tcPr>
     </w:tblStylePr>
@@ -5833,10 +5901,10 @@
       <w:tblPr/>
       <w:tcPr>
         <w:tcBorders>
-          <w:top w:val="single" w:sz="8" w:space="0" w:color="F79646" w:themeColor="accent6"/>
-          <w:left w:val="single" w:sz="8" w:space="0" w:color="F79646" w:themeColor="accent6"/>
-          <w:bottom w:val="single" w:sz="8" w:space="0" w:color="F79646" w:themeColor="accent6"/>
-          <w:right w:val="single" w:sz="8" w:space="0" w:color="F79646" w:themeColor="accent6"/>
+          <w:top w:val="single" w:color="F79646" w:themeColor="accent6" w:sz="8" w:space="0"/>
+          <w:left w:val="single" w:color="F79646" w:themeColor="accent6" w:sz="8" w:space="0"/>
+          <w:bottom w:val="single" w:color="F79646" w:themeColor="accent6" w:sz="8" w:space="0"/>
+          <w:right w:val="single" w:color="F79646" w:themeColor="accent6" w:sz="8" w:space="0"/>
         </w:tcBorders>
         <w:shd w:val="clear" w:color="auto" w:fill="FDE4D0" w:themeFill="accent6" w:themeFillTint="3F"/>
       </w:tcPr>
@@ -5845,11 +5913,11 @@
       <w:tblPr/>
       <w:tcPr>
         <w:tcBorders>
-          <w:top w:val="single" w:sz="8" w:space="0" w:color="F79646" w:themeColor="accent6"/>
-          <w:left w:val="single" w:sz="8" w:space="0" w:color="F79646" w:themeColor="accent6"/>
-          <w:bottom w:val="single" w:sz="8" w:space="0" w:color="F79646" w:themeColor="accent6"/>
-          <w:right w:val="single" w:sz="8" w:space="0" w:color="F79646" w:themeColor="accent6"/>
-          <w:insideV w:val="single" w:sz="8" w:space="0" w:color="F79646" w:themeColor="accent6"/>
+          <w:top w:val="single" w:color="F79646" w:themeColor="accent6" w:sz="8" w:space="0"/>
+          <w:left w:val="single" w:color="F79646" w:themeColor="accent6" w:sz="8" w:space="0"/>
+          <w:bottom w:val="single" w:color="F79646" w:themeColor="accent6" w:sz="8" w:space="0"/>
+          <w:right w:val="single" w:color="F79646" w:themeColor="accent6" w:sz="8" w:space="0"/>
+          <w:insideV w:val="single" w:color="F79646" w:themeColor="accent6" w:sz="8" w:space="0"/>
         </w:tcBorders>
         <w:shd w:val="clear" w:color="auto" w:fill="FDE4D0" w:themeFill="accent6" w:themeFillTint="3F"/>
       </w:tcPr>
@@ -5858,11 +5926,11 @@
       <w:tblPr/>
       <w:tcPr>
         <w:tcBorders>
-          <w:top w:val="single" w:sz="8" w:space="0" w:color="F79646" w:themeColor="accent6"/>
-          <w:left w:val="single" w:sz="8" w:space="0" w:color="F79646" w:themeColor="accent6"/>
-          <w:bottom w:val="single" w:sz="8" w:space="0" w:color="F79646" w:themeColor="accent6"/>
-          <w:right w:val="single" w:sz="8" w:space="0" w:color="F79646" w:themeColor="accent6"/>
-          <w:insideV w:val="single" w:sz="8" w:space="0" w:color="F79646" w:themeColor="accent6"/>
+          <w:top w:val="single" w:color="F79646" w:themeColor="accent6" w:sz="8" w:space="0"/>
+          <w:left w:val="single" w:color="F79646" w:themeColor="accent6" w:sz="8" w:space="0"/>
+          <w:bottom w:val="single" w:color="F79646" w:themeColor="accent6" w:sz="8" w:space="0"/>
+          <w:right w:val="single" w:color="F79646" w:themeColor="accent6" w:sz="8" w:space="0"/>
+          <w:insideV w:val="single" w:color="F79646" w:themeColor="accent6" w:sz="8" w:space="0"/>
         </w:tcBorders>
       </w:tcPr>
     </w:tblStylePr>
@@ -5880,11 +5948,11 @@
       <w:tblStyleColBandSize w:val="1"/>
       <w:tblInd w:w="0" w:type="dxa"/>
       <w:tblBorders>
-        <w:top w:val="single" w:sz="8" w:space="0" w:color="404040" w:themeColor="text1" w:themeTint="BF"/>
-        <w:left w:val="single" w:sz="8" w:space="0" w:color="404040" w:themeColor="text1" w:themeTint="BF"/>
-        <w:bottom w:val="single" w:sz="8" w:space="0" w:color="404040" w:themeColor="text1" w:themeTint="BF"/>
-        <w:right w:val="single" w:sz="8" w:space="0" w:color="404040" w:themeColor="text1" w:themeTint="BF"/>
-        <w:insideH w:val="single" w:sz="8" w:space="0" w:color="404040" w:themeColor="text1" w:themeTint="BF"/>
+        <w:top w:val="single" w:color="404040" w:themeColor="text1" w:themeTint="BF" w:sz="8" w:space="0"/>
+        <w:left w:val="single" w:color="404040" w:themeColor="text1" w:themeTint="BF" w:sz="8" w:space="0"/>
+        <w:bottom w:val="single" w:color="404040" w:themeColor="text1" w:themeTint="BF" w:sz="8" w:space="0"/>
+        <w:right w:val="single" w:color="404040" w:themeColor="text1" w:themeTint="BF" w:sz="8" w:space="0"/>
+        <w:insideH w:val="single" w:color="404040" w:themeColor="text1" w:themeTint="BF" w:sz="8" w:space="0"/>
       </w:tblBorders>
       <w:tblCellMar>
         <w:top w:w="0" w:type="dxa"/>
@@ -5905,10 +5973,10 @@
       <w:tblPr/>
       <w:tcPr>
         <w:tcBorders>
-          <w:top w:val="single" w:sz="8" w:space="0" w:color="404040" w:themeColor="text1" w:themeTint="BF"/>
-          <w:left w:val="single" w:sz="8" w:space="0" w:color="404040" w:themeColor="text1" w:themeTint="BF"/>
-          <w:bottom w:val="single" w:sz="8" w:space="0" w:color="404040" w:themeColor="text1" w:themeTint="BF"/>
-          <w:right w:val="single" w:sz="8" w:space="0" w:color="404040" w:themeColor="text1" w:themeTint="BF"/>
+          <w:top w:val="single" w:color="404040" w:themeColor="text1" w:themeTint="BF" w:sz="8" w:space="0"/>
+          <w:left w:val="single" w:color="404040" w:themeColor="text1" w:themeTint="BF" w:sz="8" w:space="0"/>
+          <w:bottom w:val="single" w:color="404040" w:themeColor="text1" w:themeTint="BF" w:sz="8" w:space="0"/>
+          <w:right w:val="single" w:color="404040" w:themeColor="text1" w:themeTint="BF" w:sz="8" w:space="0"/>
           <w:insideH w:val="nil"/>
           <w:insideV w:val="nil"/>
         </w:tcBorders>
@@ -5926,10 +5994,10 @@
       <w:tblPr/>
       <w:tcPr>
         <w:tcBorders>
-          <w:top w:val="double" w:sz="6" w:space="0" w:color="404040" w:themeColor="text1" w:themeTint="BF"/>
-          <w:left w:val="single" w:sz="8" w:space="0" w:color="404040" w:themeColor="text1" w:themeTint="BF"/>
-          <w:bottom w:val="single" w:sz="8" w:space="0" w:color="404040" w:themeColor="text1" w:themeTint="BF"/>
-          <w:right w:val="single" w:sz="8" w:space="0" w:color="404040" w:themeColor="text1" w:themeTint="BF"/>
+          <w:top w:val="double" w:color="404040" w:themeColor="text1" w:themeTint="BF" w:sz="6" w:space="0"/>
+          <w:left w:val="single" w:color="404040" w:themeColor="text1" w:themeTint="BF" w:sz="8" w:space="0"/>
+          <w:bottom w:val="single" w:color="404040" w:themeColor="text1" w:themeTint="BF" w:sz="8" w:space="0"/>
+          <w:right w:val="single" w:color="404040" w:themeColor="text1" w:themeTint="BF" w:sz="8" w:space="0"/>
           <w:insideH w:val="nil"/>
           <w:insideV w:val="nil"/>
         </w:tcBorders>
@@ -5986,11 +6054,11 @@
       <w:tblStyleColBandSize w:val="1"/>
       <w:tblInd w:w="0" w:type="dxa"/>
       <w:tblBorders>
-        <w:top w:val="single" w:sz="8" w:space="0" w:color="7BA0CD" w:themeColor="accent1" w:themeTint="BF"/>
-        <w:left w:val="single" w:sz="8" w:space="0" w:color="7BA0CD" w:themeColor="accent1" w:themeTint="BF"/>
-        <w:bottom w:val="single" w:sz="8" w:space="0" w:color="7BA0CD" w:themeColor="accent1" w:themeTint="BF"/>
-        <w:right w:val="single" w:sz="8" w:space="0" w:color="7BA0CD" w:themeColor="accent1" w:themeTint="BF"/>
-        <w:insideH w:val="single" w:sz="8" w:space="0" w:color="7BA0CD" w:themeColor="accent1" w:themeTint="BF"/>
+        <w:top w:val="single" w:color="7BA0CD" w:themeColor="accent1" w:themeTint="BF" w:sz="8" w:space="0"/>
+        <w:left w:val="single" w:color="7BA0CD" w:themeColor="accent1" w:themeTint="BF" w:sz="8" w:space="0"/>
+        <w:bottom w:val="single" w:color="7BA0CD" w:themeColor="accent1" w:themeTint="BF" w:sz="8" w:space="0"/>
+        <w:right w:val="single" w:color="7BA0CD" w:themeColor="accent1" w:themeTint="BF" w:sz="8" w:space="0"/>
+        <w:insideH w:val="single" w:color="7BA0CD" w:themeColor="accent1" w:themeTint="BF" w:sz="8" w:space="0"/>
       </w:tblBorders>
       <w:tblCellMar>
         <w:top w:w="0" w:type="dxa"/>
@@ -6011,10 +6079,10 @@
       <w:tblPr/>
       <w:tcPr>
         <w:tcBorders>
-          <w:top w:val="single" w:sz="8" w:space="0" w:color="7BA0CD" w:themeColor="accent1" w:themeTint="BF"/>
-          <w:left w:val="single" w:sz="8" w:space="0" w:color="7BA0CD" w:themeColor="accent1" w:themeTint="BF"/>
-          <w:bottom w:val="single" w:sz="8" w:space="0" w:color="7BA0CD" w:themeColor="accent1" w:themeTint="BF"/>
-          <w:right w:val="single" w:sz="8" w:space="0" w:color="7BA0CD" w:themeColor="accent1" w:themeTint="BF"/>
+          <w:top w:val="single" w:color="7BA0CD" w:themeColor="accent1" w:themeTint="BF" w:sz="8" w:space="0"/>
+          <w:left w:val="single" w:color="7BA0CD" w:themeColor="accent1" w:themeTint="BF" w:sz="8" w:space="0"/>
+          <w:bottom w:val="single" w:color="7BA0CD" w:themeColor="accent1" w:themeTint="BF" w:sz="8" w:space="0"/>
+          <w:right w:val="single" w:color="7BA0CD" w:themeColor="accent1" w:themeTint="BF" w:sz="8" w:space="0"/>
           <w:insideH w:val="nil"/>
           <w:insideV w:val="nil"/>
         </w:tcBorders>
@@ -6032,10 +6100,10 @@
       <w:tblPr/>
       <w:tcPr>
         <w:tcBorders>
-          <w:top w:val="double" w:sz="6" w:space="0" w:color="7BA0CD" w:themeColor="accent1" w:themeTint="BF"/>
-          <w:left w:val="single" w:sz="8" w:space="0" w:color="7BA0CD" w:themeColor="accent1" w:themeTint="BF"/>
-          <w:bottom w:val="single" w:sz="8" w:space="0" w:color="7BA0CD" w:themeColor="accent1" w:themeTint="BF"/>
-          <w:right w:val="single" w:sz="8" w:space="0" w:color="7BA0CD" w:themeColor="accent1" w:themeTint="BF"/>
+          <w:top w:val="double" w:color="7BA0CD" w:themeColor="accent1" w:themeTint="BF" w:sz="6" w:space="0"/>
+          <w:left w:val="single" w:color="7BA0CD" w:themeColor="accent1" w:themeTint="BF" w:sz="8" w:space="0"/>
+          <w:bottom w:val="single" w:color="7BA0CD" w:themeColor="accent1" w:themeTint="BF" w:sz="8" w:space="0"/>
+          <w:right w:val="single" w:color="7BA0CD" w:themeColor="accent1" w:themeTint="BF" w:sz="8" w:space="0"/>
           <w:insideH w:val="nil"/>
           <w:insideV w:val="nil"/>
         </w:tcBorders>
@@ -6092,11 +6160,11 @@
       <w:tblStyleColBandSize w:val="1"/>
       <w:tblInd w:w="0" w:type="dxa"/>
       <w:tblBorders>
-        <w:top w:val="single" w:sz="8" w:space="0" w:color="CF7B79" w:themeColor="accent2" w:themeTint="BF"/>
-        <w:left w:val="single" w:sz="8" w:space="0" w:color="CF7B79" w:themeColor="accent2" w:themeTint="BF"/>
-        <w:bottom w:val="single" w:sz="8" w:space="0" w:color="CF7B79" w:themeColor="accent2" w:themeTint="BF"/>
-        <w:right w:val="single" w:sz="8" w:space="0" w:color="CF7B79" w:themeColor="accent2" w:themeTint="BF"/>
-        <w:insideH w:val="single" w:sz="8" w:space="0" w:color="CF7B79" w:themeColor="accent2" w:themeTint="BF"/>
+        <w:top w:val="single" w:color="CF7B79" w:themeColor="accent2" w:themeTint="BF" w:sz="8" w:space="0"/>
+        <w:left w:val="single" w:color="CF7B79" w:themeColor="accent2" w:themeTint="BF" w:sz="8" w:space="0"/>
+        <w:bottom w:val="single" w:color="CF7B79" w:themeColor="accent2" w:themeTint="BF" w:sz="8" w:space="0"/>
+        <w:right w:val="single" w:color="CF7B79" w:themeColor="accent2" w:themeTint="BF" w:sz="8" w:space="0"/>
+        <w:insideH w:val="single" w:color="CF7B79" w:themeColor="accent2" w:themeTint="BF" w:sz="8" w:space="0"/>
       </w:tblBorders>
       <w:tblCellMar>
         <w:top w:w="0" w:type="dxa"/>
@@ -6117,10 +6185,10 @@
       <w:tblPr/>
       <w:tcPr>
         <w:tcBorders>
-          <w:top w:val="single" w:sz="8" w:space="0" w:color="CF7B79" w:themeColor="accent2" w:themeTint="BF"/>
-          <w:left w:val="single" w:sz="8" w:space="0" w:color="CF7B79" w:themeColor="accent2" w:themeTint="BF"/>
-          <w:bottom w:val="single" w:sz="8" w:space="0" w:color="CF7B79" w:themeColor="accent2" w:themeTint="BF"/>
-          <w:right w:val="single" w:sz="8" w:space="0" w:color="CF7B79" w:themeColor="accent2" w:themeTint="BF"/>
+          <w:top w:val="single" w:color="CF7B79" w:themeColor="accent2" w:themeTint="BF" w:sz="8" w:space="0"/>
+          <w:left w:val="single" w:color="CF7B79" w:themeColor="accent2" w:themeTint="BF" w:sz="8" w:space="0"/>
+          <w:bottom w:val="single" w:color="CF7B79" w:themeColor="accent2" w:themeTint="BF" w:sz="8" w:space="0"/>
+          <w:right w:val="single" w:color="CF7B79" w:themeColor="accent2" w:themeTint="BF" w:sz="8" w:space="0"/>
           <w:insideH w:val="nil"/>
           <w:insideV w:val="nil"/>
         </w:tcBorders>
@@ -6138,10 +6206,10 @@
       <w:tblPr/>
       <w:tcPr>
         <w:tcBorders>
-          <w:top w:val="double" w:sz="6" w:space="0" w:color="CF7B79" w:themeColor="accent2" w:themeTint="BF"/>
-          <w:left w:val="single" w:sz="8" w:space="0" w:color="CF7B79" w:themeColor="accent2" w:themeTint="BF"/>
-          <w:bottom w:val="single" w:sz="8" w:space="0" w:color="CF7B79" w:themeColor="accent2" w:themeTint="BF"/>
-          <w:right w:val="single" w:sz="8" w:space="0" w:color="CF7B79" w:themeColor="accent2" w:themeTint="BF"/>
+          <w:top w:val="double" w:color="CF7B79" w:themeColor="accent2" w:themeTint="BF" w:sz="6" w:space="0"/>
+          <w:left w:val="single" w:color="CF7B79" w:themeColor="accent2" w:themeTint="BF" w:sz="8" w:space="0"/>
+          <w:bottom w:val="single" w:color="CF7B79" w:themeColor="accent2" w:themeTint="BF" w:sz="8" w:space="0"/>
+          <w:right w:val="single" w:color="CF7B79" w:themeColor="accent2" w:themeTint="BF" w:sz="8" w:space="0"/>
           <w:insideH w:val="nil"/>
           <w:insideV w:val="nil"/>
         </w:tcBorders>
@@ -6198,11 +6266,11 @@
       <w:tblStyleColBandSize w:val="1"/>
       <w:tblInd w:w="0" w:type="dxa"/>
       <w:tblBorders>
-        <w:top w:val="single" w:sz="8" w:space="0" w:color="B3CC82" w:themeColor="accent3" w:themeTint="BF"/>
-        <w:left w:val="single" w:sz="8" w:space="0" w:color="B3CC82" w:themeColor="accent3" w:themeTint="BF"/>
-        <w:bottom w:val="single" w:sz="8" w:space="0" w:color="B3CC82" w:themeColor="accent3" w:themeTint="BF"/>
-        <w:right w:val="single" w:sz="8" w:space="0" w:color="B3CC82" w:themeColor="accent3" w:themeTint="BF"/>
-        <w:insideH w:val="single" w:sz="8" w:space="0" w:color="B3CC82" w:themeColor="accent3" w:themeTint="BF"/>
+        <w:top w:val="single" w:color="B3CC82" w:themeColor="accent3" w:themeTint="BF" w:sz="8" w:space="0"/>
+        <w:left w:val="single" w:color="B3CC82" w:themeColor="accent3" w:themeTint="BF" w:sz="8" w:space="0"/>
+        <w:bottom w:val="single" w:color="B3CC82" w:themeColor="accent3" w:themeTint="BF" w:sz="8" w:space="0"/>
+        <w:right w:val="single" w:color="B3CC82" w:themeColor="accent3" w:themeTint="BF" w:sz="8" w:space="0"/>
+        <w:insideH w:val="single" w:color="B3CC82" w:themeColor="accent3" w:themeTint="BF" w:sz="8" w:space="0"/>
       </w:tblBorders>
       <w:tblCellMar>
         <w:top w:w="0" w:type="dxa"/>
@@ -6223,10 +6291,10 @@
       <w:tblPr/>
       <w:tcPr>
         <w:tcBorders>
-          <w:top w:val="single" w:sz="8" w:space="0" w:color="B3CC82" w:themeColor="accent3" w:themeTint="BF"/>
-          <w:left w:val="single" w:sz="8" w:space="0" w:color="B3CC82" w:themeColor="accent3" w:themeTint="BF"/>
-          <w:bottom w:val="single" w:sz="8" w:space="0" w:color="B3CC82" w:themeColor="accent3" w:themeTint="BF"/>
-          <w:right w:val="single" w:sz="8" w:space="0" w:color="B3CC82" w:themeColor="accent3" w:themeTint="BF"/>
+          <w:top w:val="single" w:color="B3CC82" w:themeColor="accent3" w:themeTint="BF" w:sz="8" w:space="0"/>
+          <w:left w:val="single" w:color="B3CC82" w:themeColor="accent3" w:themeTint="BF" w:sz="8" w:space="0"/>
+          <w:bottom w:val="single" w:color="B3CC82" w:themeColor="accent3" w:themeTint="BF" w:sz="8" w:space="0"/>
+          <w:right w:val="single" w:color="B3CC82" w:themeColor="accent3" w:themeTint="BF" w:sz="8" w:space="0"/>
           <w:insideH w:val="nil"/>
           <w:insideV w:val="nil"/>
         </w:tcBorders>
@@ -6244,10 +6312,10 @@
       <w:tblPr/>
       <w:tcPr>
         <w:tcBorders>
-          <w:top w:val="double" w:sz="6" w:space="0" w:color="B3CC82" w:themeColor="accent3" w:themeTint="BF"/>
-          <w:left w:val="single" w:sz="8" w:space="0" w:color="B3CC82" w:themeColor="accent3" w:themeTint="BF"/>
-          <w:bottom w:val="single" w:sz="8" w:space="0" w:color="B3CC82" w:themeColor="accent3" w:themeTint="BF"/>
-          <w:right w:val="single" w:sz="8" w:space="0" w:color="B3CC82" w:themeColor="accent3" w:themeTint="BF"/>
+          <w:top w:val="double" w:color="B3CC82" w:themeColor="accent3" w:themeTint="BF" w:sz="6" w:space="0"/>
+          <w:left w:val="single" w:color="B3CC82" w:themeColor="accent3" w:themeTint="BF" w:sz="8" w:space="0"/>
+          <w:bottom w:val="single" w:color="B3CC82" w:themeColor="accent3" w:themeTint="BF" w:sz="8" w:space="0"/>
+          <w:right w:val="single" w:color="B3CC82" w:themeColor="accent3" w:themeTint="BF" w:sz="8" w:space="0"/>
           <w:insideH w:val="nil"/>
           <w:insideV w:val="nil"/>
         </w:tcBorders>
@@ -6304,11 +6372,11 @@
       <w:tblStyleColBandSize w:val="1"/>
       <w:tblInd w:w="0" w:type="dxa"/>
       <w:tblBorders>
-        <w:top w:val="single" w:sz="8" w:space="0" w:color="9F8AB9" w:themeColor="accent4" w:themeTint="BF"/>
-        <w:left w:val="single" w:sz="8" w:space="0" w:color="9F8AB9" w:themeColor="accent4" w:themeTint="BF"/>
-        <w:bottom w:val="single" w:sz="8" w:space="0" w:color="9F8AB9" w:themeColor="accent4" w:themeTint="BF"/>
-        <w:right w:val="single" w:sz="8" w:space="0" w:color="9F8AB9" w:themeColor="accent4" w:themeTint="BF"/>
-        <w:insideH w:val="single" w:sz="8" w:space="0" w:color="9F8AB9" w:themeColor="accent4" w:themeTint="BF"/>
+        <w:top w:val="single" w:color="9F8AB9" w:themeColor="accent4" w:themeTint="BF" w:sz="8" w:space="0"/>
+        <w:left w:val="single" w:color="9F8AB9" w:themeColor="accent4" w:themeTint="BF" w:sz="8" w:space="0"/>
+        <w:bottom w:val="single" w:color="9F8AB9" w:themeColor="accent4" w:themeTint="BF" w:sz="8" w:space="0"/>
+        <w:right w:val="single" w:color="9F8AB9" w:themeColor="accent4" w:themeTint="BF" w:sz="8" w:space="0"/>
+        <w:insideH w:val="single" w:color="9F8AB9" w:themeColor="accent4" w:themeTint="BF" w:sz="8" w:space="0"/>
       </w:tblBorders>
       <w:tblCellMar>
         <w:top w:w="0" w:type="dxa"/>
@@ -6329,10 +6397,10 @@
       <w:tblPr/>
       <w:tcPr>
         <w:tcBorders>
-          <w:top w:val="single" w:sz="8" w:space="0" w:color="9F8AB9" w:themeColor="accent4" w:themeTint="BF"/>
-          <w:left w:val="single" w:sz="8" w:space="0" w:color="9F8AB9" w:themeColor="accent4" w:themeTint="BF"/>
-          <w:bottom w:val="single" w:sz="8" w:space="0" w:color="9F8AB9" w:themeColor="accent4" w:themeTint="BF"/>
-          <w:right w:val="single" w:sz="8" w:space="0" w:color="9F8AB9" w:themeColor="accent4" w:themeTint="BF"/>
+          <w:top w:val="single" w:color="9F8AB9" w:themeColor="accent4" w:themeTint="BF" w:sz="8" w:space="0"/>
+          <w:left w:val="single" w:color="9F8AB9" w:themeColor="accent4" w:themeTint="BF" w:sz="8" w:space="0"/>
+          <w:bottom w:val="single" w:color="9F8AB9" w:themeColor="accent4" w:themeTint="BF" w:sz="8" w:space="0"/>
+          <w:right w:val="single" w:color="9F8AB9" w:themeColor="accent4" w:themeTint="BF" w:sz="8" w:space="0"/>
           <w:insideH w:val="nil"/>
           <w:insideV w:val="nil"/>
         </w:tcBorders>
@@ -6350,10 +6418,10 @@
       <w:tblPr/>
       <w:tcPr>
         <w:tcBorders>
-          <w:top w:val="double" w:sz="6" w:space="0" w:color="9F8AB9" w:themeColor="accent4" w:themeTint="BF"/>
-          <w:left w:val="single" w:sz="8" w:space="0" w:color="9F8AB9" w:themeColor="accent4" w:themeTint="BF"/>
-          <w:bottom w:val="single" w:sz="8" w:space="0" w:color="9F8AB9" w:themeColor="accent4" w:themeTint="BF"/>
-          <w:right w:val="single" w:sz="8" w:space="0" w:color="9F8AB9" w:themeColor="accent4" w:themeTint="BF"/>
+          <w:top w:val="double" w:color="9F8AB9" w:themeColor="accent4" w:themeTint="BF" w:sz="6" w:space="0"/>
+          <w:left w:val="single" w:color="9F8AB9" w:themeColor="accent4" w:themeTint="BF" w:sz="8" w:space="0"/>
+          <w:bottom w:val="single" w:color="9F8AB9" w:themeColor="accent4" w:themeTint="BF" w:sz="8" w:space="0"/>
+          <w:right w:val="single" w:color="9F8AB9" w:themeColor="accent4" w:themeTint="BF" w:sz="8" w:space="0"/>
           <w:insideH w:val="nil"/>
           <w:insideV w:val="nil"/>
         </w:tcBorders>
@@ -6410,11 +6478,11 @@
       <w:tblStyleColBandSize w:val="1"/>
       <w:tblInd w:w="0" w:type="dxa"/>
       <w:tblBorders>
-        <w:top w:val="single" w:sz="8" w:space="0" w:color="78C0D4" w:themeColor="accent5" w:themeTint="BF"/>
-        <w:left w:val="single" w:sz="8" w:space="0" w:color="78C0D4" w:themeColor="accent5" w:themeTint="BF"/>
-        <w:bottom w:val="single" w:sz="8" w:space="0" w:color="78C0D4" w:themeColor="accent5" w:themeTint="BF"/>
-        <w:right w:val="single" w:sz="8" w:space="0" w:color="78C0D4" w:themeColor="accent5" w:themeTint="BF"/>
-        <w:insideH w:val="single" w:sz="8" w:space="0" w:color="78C0D4" w:themeColor="accent5" w:themeTint="BF"/>
+        <w:top w:val="single" w:color="78C0D4" w:themeColor="accent5" w:themeTint="BF" w:sz="8" w:space="0"/>
+        <w:left w:val="single" w:color="78C0D4" w:themeColor="accent5" w:themeTint="BF" w:sz="8" w:space="0"/>
+        <w:bottom w:val="single" w:color="78C0D4" w:themeColor="accent5" w:themeTint="BF" w:sz="8" w:space="0"/>
+        <w:right w:val="single" w:color="78C0D4" w:themeColor="accent5" w:themeTint="BF" w:sz="8" w:space="0"/>
+        <w:insideH w:val="single" w:color="78C0D4" w:themeColor="accent5" w:themeTint="BF" w:sz="8" w:space="0"/>
       </w:tblBorders>
       <w:tblCellMar>
         <w:top w:w="0" w:type="dxa"/>
@@ -6435,10 +6503,10 @@
       <w:tblPr/>
       <w:tcPr>
         <w:tcBorders>
-          <w:top w:val="single" w:sz="8" w:space="0" w:color="78C0D4" w:themeColor="accent5" w:themeTint="BF"/>
-          <w:left w:val="single" w:sz="8" w:space="0" w:color="78C0D4" w:themeColor="accent5" w:themeTint="BF"/>
-          <w:bottom w:val="single" w:sz="8" w:space="0" w:color="78C0D4" w:themeColor="accent5" w:themeTint="BF"/>
-          <w:right w:val="single" w:sz="8" w:space="0" w:color="78C0D4" w:themeColor="accent5" w:themeTint="BF"/>
+          <w:top w:val="single" w:color="78C0D4" w:themeColor="accent5" w:themeTint="BF" w:sz="8" w:space="0"/>
+          <w:left w:val="single" w:color="78C0D4" w:themeColor="accent5" w:themeTint="BF" w:sz="8" w:space="0"/>
+          <w:bottom w:val="single" w:color="78C0D4" w:themeColor="accent5" w:themeTint="BF" w:sz="8" w:space="0"/>
+          <w:right w:val="single" w:color="78C0D4" w:themeColor="accent5" w:themeTint="BF" w:sz="8" w:space="0"/>
           <w:insideH w:val="nil"/>
           <w:insideV w:val="nil"/>
         </w:tcBorders>
@@ -6456,10 +6524,10 @@
       <w:tblPr/>
       <w:tcPr>
         <w:tcBorders>
-          <w:top w:val="double" w:sz="6" w:space="0" w:color="78C0D4" w:themeColor="accent5" w:themeTint="BF"/>
-          <w:left w:val="single" w:sz="8" w:space="0" w:color="78C0D4" w:themeColor="accent5" w:themeTint="BF"/>
-          <w:bottom w:val="single" w:sz="8" w:space="0" w:color="78C0D4" w:themeColor="accent5" w:themeTint="BF"/>
-          <w:right w:val="single" w:sz="8" w:space="0" w:color="78C0D4" w:themeColor="accent5" w:themeTint="BF"/>
+          <w:top w:val="double" w:color="78C0D4" w:themeColor="accent5" w:themeTint="BF" w:sz="6" w:space="0"/>
+          <w:left w:val="single" w:color="78C0D4" w:themeColor="accent5" w:themeTint="BF" w:sz="8" w:space="0"/>
+          <w:bottom w:val="single" w:color="78C0D4" w:themeColor="accent5" w:themeTint="BF" w:sz="8" w:space="0"/>
+          <w:right w:val="single" w:color="78C0D4" w:themeColor="accent5" w:themeTint="BF" w:sz="8" w:space="0"/>
           <w:insideH w:val="nil"/>
           <w:insideV w:val="nil"/>
         </w:tcBorders>
@@ -6516,11 +6584,11 @@
       <w:tblStyleColBandSize w:val="1"/>
       <w:tblInd w:w="0" w:type="dxa"/>
       <w:tblBorders>
-        <w:top w:val="single" w:sz="8" w:space="0" w:color="F9B074" w:themeColor="accent6" w:themeTint="BF"/>
-        <w:left w:val="single" w:sz="8" w:space="0" w:color="F9B074" w:themeColor="accent6" w:themeTint="BF"/>
-        <w:bottom w:val="single" w:sz="8" w:space="0" w:color="F9B074" w:themeColor="accent6" w:themeTint="BF"/>
-        <w:right w:val="single" w:sz="8" w:space="0" w:color="F9B074" w:themeColor="accent6" w:themeTint="BF"/>
-        <w:insideH w:val="single" w:sz="8" w:space="0" w:color="F9B074" w:themeColor="accent6" w:themeTint="BF"/>
+        <w:top w:val="single" w:color="F9B074" w:themeColor="accent6" w:themeTint="BF" w:sz="8" w:space="0"/>
+        <w:left w:val="single" w:color="F9B074" w:themeColor="accent6" w:themeTint="BF" w:sz="8" w:space="0"/>
+        <w:bottom w:val="single" w:color="F9B074" w:themeColor="accent6" w:themeTint="BF" w:sz="8" w:space="0"/>
+        <w:right w:val="single" w:color="F9B074" w:themeColor="accent6" w:themeTint="BF" w:sz="8" w:space="0"/>
+        <w:insideH w:val="single" w:color="F9B074" w:themeColor="accent6" w:themeTint="BF" w:sz="8" w:space="0"/>
       </w:tblBorders>
       <w:tblCellMar>
         <w:top w:w="0" w:type="dxa"/>
@@ -6541,10 +6609,10 @@
       <w:tblPr/>
       <w:tcPr>
         <w:tcBorders>
-          <w:top w:val="single" w:sz="8" w:space="0" w:color="F9B074" w:themeColor="accent6" w:themeTint="BF"/>
-          <w:left w:val="single" w:sz="8" w:space="0" w:color="F9B074" w:themeColor="accent6" w:themeTint="BF"/>
-          <w:bottom w:val="single" w:sz="8" w:space="0" w:color="F9B074" w:themeColor="accent6" w:themeTint="BF"/>
-          <w:right w:val="single" w:sz="8" w:space="0" w:color="F9B074" w:themeColor="accent6" w:themeTint="BF"/>
+          <w:top w:val="single" w:color="F9B074" w:themeColor="accent6" w:themeTint="BF" w:sz="8" w:space="0"/>
+          <w:left w:val="single" w:color="F9B074" w:themeColor="accent6" w:themeTint="BF" w:sz="8" w:space="0"/>
+          <w:bottom w:val="single" w:color="F9B074" w:themeColor="accent6" w:themeTint="BF" w:sz="8" w:space="0"/>
+          <w:right w:val="single" w:color="F9B074" w:themeColor="accent6" w:themeTint="BF" w:sz="8" w:space="0"/>
           <w:insideH w:val="nil"/>
           <w:insideV w:val="nil"/>
         </w:tcBorders>
@@ -6562,10 +6630,10 @@
       <w:tblPr/>
       <w:tcPr>
         <w:tcBorders>
-          <w:top w:val="double" w:sz="6" w:space="0" w:color="F9B074" w:themeColor="accent6" w:themeTint="BF"/>
-          <w:left w:val="single" w:sz="8" w:space="0" w:color="F9B074" w:themeColor="accent6" w:themeTint="BF"/>
-          <w:bottom w:val="single" w:sz="8" w:space="0" w:color="F9B074" w:themeColor="accent6" w:themeTint="BF"/>
-          <w:right w:val="single" w:sz="8" w:space="0" w:color="F9B074" w:themeColor="accent6" w:themeTint="BF"/>
+          <w:top w:val="double" w:color="F9B074" w:themeColor="accent6" w:themeTint="BF" w:sz="6" w:space="0"/>
+          <w:left w:val="single" w:color="F9B074" w:themeColor="accent6" w:themeTint="BF" w:sz="8" w:space="0"/>
+          <w:bottom w:val="single" w:color="F9B074" w:themeColor="accent6" w:themeTint="BF" w:sz="8" w:space="0"/>
+          <w:right w:val="single" w:color="F9B074" w:themeColor="accent6" w:themeTint="BF" w:sz="8" w:space="0"/>
           <w:insideH w:val="nil"/>
           <w:insideV w:val="nil"/>
         </w:tcBorders>
@@ -6622,8 +6690,8 @@
       <w:tblStyleColBandSize w:val="1"/>
       <w:tblInd w:w="0" w:type="dxa"/>
       <w:tblBorders>
-        <w:top w:val="single" w:sz="18" w:space="0" w:color="auto"/>
-        <w:bottom w:val="single" w:sz="18" w:space="0" w:color="auto"/>
+        <w:top w:val="single" w:color="auto" w:sz="18" w:space="0"/>
+        <w:bottom w:val="single" w:color="auto" w:sz="18" w:space="0"/>
       </w:tblBorders>
       <w:tblCellMar>
         <w:top w:w="0" w:type="dxa"/>
@@ -6644,9 +6712,9 @@
       <w:tblPr/>
       <w:tcPr>
         <w:tcBorders>
-          <w:top w:val="single" w:sz="18" w:space="0" w:color="auto"/>
-          <w:left w:val="nil"/>
-          <w:bottom w:val="single" w:sz="18" w:space="0" w:color="auto"/>
+          <w:top w:val="single" w:color="auto" w:sz="18" w:space="0"/>
+          <w:left w:val="nil"/>
+          <w:bottom w:val="single" w:color="auto" w:sz="18" w:space="0"/>
           <w:right w:val="nil"/>
           <w:insideH w:val="nil"/>
           <w:insideV w:val="nil"/>
@@ -6664,9 +6732,9 @@
       <w:tblPr/>
       <w:tcPr>
         <w:tcBorders>
-          <w:top w:val="double" w:sz="6" w:space="0" w:color="auto"/>
-          <w:left w:val="nil"/>
-          <w:bottom w:val="single" w:sz="18" w:space="0" w:color="auto"/>
+          <w:top w:val="double" w:color="auto" w:sz="6" w:space="0"/>
+          <w:left w:val="nil"/>
+          <w:bottom w:val="single" w:color="auto" w:sz="18" w:space="0"/>
           <w:right w:val="nil"/>
           <w:insideH w:val="nil"/>
           <w:insideV w:val="nil"/>
@@ -6685,7 +6753,7 @@
         <w:tcBorders>
           <w:top w:val="nil"/>
           <w:left w:val="nil"/>
-          <w:bottom w:val="single" w:sz="18" w:space="0" w:color="auto"/>
+          <w:bottom w:val="single" w:color="auto" w:sz="18" w:space="0"/>
           <w:right w:val="nil"/>
           <w:insideH w:val="nil"/>
           <w:insideV w:val="nil"/>
@@ -6732,9 +6800,9 @@
       <w:tblPr/>
       <w:tcPr>
         <w:tcBorders>
-          <w:top w:val="single" w:sz="18" w:space="0" w:color="auto"/>
-          <w:left w:val="nil"/>
-          <w:bottom w:val="single" w:sz="18" w:space="0" w:color="auto"/>
+          <w:top w:val="single" w:color="auto" w:sz="18" w:space="0"/>
+          <w:left w:val="nil"/>
+          <w:bottom w:val="single" w:color="auto" w:sz="18" w:space="0"/>
           <w:right w:val="nil"/>
           <w:insideH w:val="nil"/>
           <w:insideV w:val="nil"/>
@@ -6748,9 +6816,9 @@
       <w:tblPr/>
       <w:tcPr>
         <w:tcBorders>
-          <w:top w:val="single" w:sz="18" w:space="0" w:color="auto"/>
-          <w:left w:val="nil"/>
-          <w:bottom w:val="single" w:sz="18" w:space="0" w:color="auto"/>
+          <w:top w:val="single" w:color="auto" w:sz="18" w:space="0"/>
+          <w:left w:val="nil"/>
+          <w:bottom w:val="single" w:color="auto" w:sz="18" w:space="0"/>
           <w:right w:val="nil"/>
           <w:insideH w:val="nil"/>
           <w:insideV w:val="nil"/>
@@ -6771,8 +6839,8 @@
       <w:tblStyleColBandSize w:val="1"/>
       <w:tblInd w:w="0" w:type="dxa"/>
       <w:tblBorders>
-        <w:top w:val="single" w:sz="18" w:space="0" w:color="auto"/>
-        <w:bottom w:val="single" w:sz="18" w:space="0" w:color="auto"/>
+        <w:top w:val="single" w:color="auto" w:sz="18" w:space="0"/>
+        <w:bottom w:val="single" w:color="auto" w:sz="18" w:space="0"/>
       </w:tblBorders>
       <w:tblCellMar>
         <w:top w:w="0" w:type="dxa"/>
@@ -6793,9 +6861,9 @@
       <w:tblPr/>
       <w:tcPr>
         <w:tcBorders>
-          <w:top w:val="single" w:sz="18" w:space="0" w:color="auto"/>
-          <w:left w:val="nil"/>
-          <w:bottom w:val="single" w:sz="18" w:space="0" w:color="auto"/>
+          <w:top w:val="single" w:color="auto" w:sz="18" w:space="0"/>
+          <w:left w:val="nil"/>
+          <w:bottom w:val="single" w:color="auto" w:sz="18" w:space="0"/>
           <w:right w:val="nil"/>
           <w:insideH w:val="nil"/>
           <w:insideV w:val="nil"/>
@@ -6813,9 +6881,9 @@
       <w:tblPr/>
       <w:tcPr>
         <w:tcBorders>
-          <w:top w:val="double" w:sz="6" w:space="0" w:color="auto"/>
-          <w:left w:val="nil"/>
-          <w:bottom w:val="single" w:sz="18" w:space="0" w:color="auto"/>
+          <w:top w:val="double" w:color="auto" w:sz="6" w:space="0"/>
+          <w:left w:val="nil"/>
+          <w:bottom w:val="single" w:color="auto" w:sz="18" w:space="0"/>
           <w:right w:val="nil"/>
           <w:insideH w:val="nil"/>
           <w:insideV w:val="nil"/>
@@ -6834,7 +6902,7 @@
         <w:tcBorders>
           <w:top w:val="nil"/>
           <w:left w:val="nil"/>
-          <w:bottom w:val="single" w:sz="18" w:space="0" w:color="auto"/>
+          <w:bottom w:val="single" w:color="auto" w:sz="18" w:space="0"/>
           <w:right w:val="nil"/>
           <w:insideH w:val="nil"/>
           <w:insideV w:val="nil"/>
@@ -6881,9 +6949,9 @@
       <w:tblPr/>
       <w:tcPr>
         <w:tcBorders>
-          <w:top w:val="single" w:sz="18" w:space="0" w:color="auto"/>
-          <w:left w:val="nil"/>
-          <w:bottom w:val="single" w:sz="18" w:space="0" w:color="auto"/>
+          <w:top w:val="single" w:color="auto" w:sz="18" w:space="0"/>
+          <w:left w:val="nil"/>
+          <w:bottom w:val="single" w:color="auto" w:sz="18" w:space="0"/>
           <w:right w:val="nil"/>
           <w:insideH w:val="nil"/>
           <w:insideV w:val="nil"/>
@@ -6897,9 +6965,9 @@
       <w:tblPr/>
       <w:tcPr>
         <w:tcBorders>
-          <w:top w:val="single" w:sz="18" w:space="0" w:color="auto"/>
-          <w:left w:val="nil"/>
-          <w:bottom w:val="single" w:sz="18" w:space="0" w:color="auto"/>
+          <w:top w:val="single" w:color="auto" w:sz="18" w:space="0"/>
+          <w:left w:val="nil"/>
+          <w:bottom w:val="single" w:color="auto" w:sz="18" w:space="0"/>
           <w:right w:val="nil"/>
           <w:insideH w:val="nil"/>
           <w:insideV w:val="nil"/>
@@ -6920,8 +6988,8 @@
       <w:tblStyleColBandSize w:val="1"/>
       <w:tblInd w:w="0" w:type="dxa"/>
       <w:tblBorders>
-        <w:top w:val="single" w:sz="18" w:space="0" w:color="auto"/>
-        <w:bottom w:val="single" w:sz="18" w:space="0" w:color="auto"/>
+        <w:top w:val="single" w:color="auto" w:sz="18" w:space="0"/>
+        <w:bottom w:val="single" w:color="auto" w:sz="18" w:space="0"/>
       </w:tblBorders>
       <w:tblCellMar>
         <w:top w:w="0" w:type="dxa"/>
@@ -6942,9 +7010,9 @@
       <w:tblPr/>
       <w:tcPr>
         <w:tcBorders>
-          <w:top w:val="single" w:sz="18" w:space="0" w:color="auto"/>
-          <w:left w:val="nil"/>
-          <w:bottom w:val="single" w:sz="18" w:space="0" w:color="auto"/>
+          <w:top w:val="single" w:color="auto" w:sz="18" w:space="0"/>
+          <w:left w:val="nil"/>
+          <w:bottom w:val="single" w:color="auto" w:sz="18" w:space="0"/>
           <w:right w:val="nil"/>
           <w:insideH w:val="nil"/>
           <w:insideV w:val="nil"/>
@@ -6962,9 +7030,9 @@
       <w:tblPr/>
       <w:tcPr>
         <w:tcBorders>
-          <w:top w:val="double" w:sz="6" w:space="0" w:color="auto"/>
-          <w:left w:val="nil"/>
-          <w:bottom w:val="single" w:sz="18" w:space="0" w:color="auto"/>
+          <w:top w:val="double" w:color="auto" w:sz="6" w:space="0"/>
+          <w:left w:val="nil"/>
+          <w:bottom w:val="single" w:color="auto" w:sz="18" w:space="0"/>
           <w:right w:val="nil"/>
           <w:insideH w:val="nil"/>
           <w:insideV w:val="nil"/>
@@ -6983,7 +7051,7 @@
         <w:tcBorders>
           <w:top w:val="nil"/>
           <w:left w:val="nil"/>
-          <w:bottom w:val="single" w:sz="18" w:space="0" w:color="auto"/>
+          <w:bottom w:val="single" w:color="auto" w:sz="18" w:space="0"/>
           <w:right w:val="nil"/>
           <w:insideH w:val="nil"/>
           <w:insideV w:val="nil"/>
@@ -7030,9 +7098,9 @@
       <w:tblPr/>
       <w:tcPr>
         <w:tcBorders>
-          <w:top w:val="single" w:sz="18" w:space="0" w:color="auto"/>
-          <w:left w:val="nil"/>
-          <w:bottom w:val="single" w:sz="18" w:space="0" w:color="auto"/>
+          <w:top w:val="single" w:color="auto" w:sz="18" w:space="0"/>
+          <w:left w:val="nil"/>
+          <w:bottom w:val="single" w:color="auto" w:sz="18" w:space="0"/>
           <w:right w:val="nil"/>
           <w:insideH w:val="nil"/>
           <w:insideV w:val="nil"/>
@@ -7046,9 +7114,9 @@
       <w:tblPr/>
       <w:tcPr>
         <w:tcBorders>
-          <w:top w:val="single" w:sz="18" w:space="0" w:color="auto"/>
-          <w:left w:val="nil"/>
-          <w:bottom w:val="single" w:sz="18" w:space="0" w:color="auto"/>
+          <w:top w:val="single" w:color="auto" w:sz="18" w:space="0"/>
+          <w:left w:val="nil"/>
+          <w:bottom w:val="single" w:color="auto" w:sz="18" w:space="0"/>
           <w:right w:val="nil"/>
           <w:insideH w:val="nil"/>
           <w:insideV w:val="nil"/>
@@ -7069,8 +7137,8 @@
       <w:tblStyleColBandSize w:val="1"/>
       <w:tblInd w:w="0" w:type="dxa"/>
       <w:tblBorders>
-        <w:top w:val="single" w:sz="18" w:space="0" w:color="auto"/>
-        <w:bottom w:val="single" w:sz="18" w:space="0" w:color="auto"/>
+        <w:top w:val="single" w:color="auto" w:sz="18" w:space="0"/>
+        <w:bottom w:val="single" w:color="auto" w:sz="18" w:space="0"/>
       </w:tblBorders>
       <w:tblCellMar>
         <w:top w:w="0" w:type="dxa"/>
@@ -7091,9 +7159,9 @@
       <w:tblPr/>
       <w:tcPr>
         <w:tcBorders>
-          <w:top w:val="single" w:sz="18" w:space="0" w:color="auto"/>
-          <w:left w:val="nil"/>
-          <w:bottom w:val="single" w:sz="18" w:space="0" w:color="auto"/>
+          <w:top w:val="single" w:color="auto" w:sz="18" w:space="0"/>
+          <w:left w:val="nil"/>
+          <w:bottom w:val="single" w:color="auto" w:sz="18" w:space="0"/>
           <w:right w:val="nil"/>
           <w:insideH w:val="nil"/>
           <w:insideV w:val="nil"/>
@@ -7111,9 +7179,9 @@
       <w:tblPr/>
       <w:tcPr>
         <w:tcBorders>
-          <w:top w:val="double" w:sz="6" w:space="0" w:color="auto"/>
-          <w:left w:val="nil"/>
-          <w:bottom w:val="single" w:sz="18" w:space="0" w:color="auto"/>
+          <w:top w:val="double" w:color="auto" w:sz="6" w:space="0"/>
+          <w:left w:val="nil"/>
+          <w:bottom w:val="single" w:color="auto" w:sz="18" w:space="0"/>
           <w:right w:val="nil"/>
           <w:insideH w:val="nil"/>
           <w:insideV w:val="nil"/>
@@ -7132,7 +7200,7 @@
         <w:tcBorders>
           <w:top w:val="nil"/>
           <w:left w:val="nil"/>
-          <w:bottom w:val="single" w:sz="18" w:space="0" w:color="auto"/>
+          <w:bottom w:val="single" w:color="auto" w:sz="18" w:space="0"/>
           <w:right w:val="nil"/>
           <w:insideH w:val="nil"/>
           <w:insideV w:val="nil"/>
@@ -7179,9 +7247,9 @@
       <w:tblPr/>
       <w:tcPr>
         <w:tcBorders>
-          <w:top w:val="single" w:sz="18" w:space="0" w:color="auto"/>
-          <w:left w:val="nil"/>
-          <w:bottom w:val="single" w:sz="18" w:space="0" w:color="auto"/>
+          <w:top w:val="single" w:color="auto" w:sz="18" w:space="0"/>
+          <w:left w:val="nil"/>
+          <w:bottom w:val="single" w:color="auto" w:sz="18" w:space="0"/>
           <w:right w:val="nil"/>
           <w:insideH w:val="nil"/>
           <w:insideV w:val="nil"/>
@@ -7195,9 +7263,9 @@
       <w:tblPr/>
       <w:tcPr>
         <w:tcBorders>
-          <w:top w:val="single" w:sz="18" w:space="0" w:color="auto"/>
-          <w:left w:val="nil"/>
-          <w:bottom w:val="single" w:sz="18" w:space="0" w:color="auto"/>
+          <w:top w:val="single" w:color="auto" w:sz="18" w:space="0"/>
+          <w:left w:val="nil"/>
+          <w:bottom w:val="single" w:color="auto" w:sz="18" w:space="0"/>
           <w:right w:val="nil"/>
           <w:insideH w:val="nil"/>
           <w:insideV w:val="nil"/>
@@ -7218,8 +7286,8 @@
       <w:tblStyleColBandSize w:val="1"/>
       <w:tblInd w:w="0" w:type="dxa"/>
       <w:tblBorders>
-        <w:top w:val="single" w:sz="18" w:space="0" w:color="auto"/>
-        <w:bottom w:val="single" w:sz="18" w:space="0" w:color="auto"/>
+        <w:top w:val="single" w:color="auto" w:sz="18" w:space="0"/>
+        <w:bottom w:val="single" w:color="auto" w:sz="18" w:space="0"/>
       </w:tblBorders>
       <w:tblCellMar>
         <w:top w:w="0" w:type="dxa"/>
@@ -7240,9 +7308,9 @@
       <w:tblPr/>
       <w:tcPr>
         <w:tcBorders>
-          <w:top w:val="single" w:sz="18" w:space="0" w:color="auto"/>
-          <w:left w:val="nil"/>
-          <w:bottom w:val="single" w:sz="18" w:space="0" w:color="auto"/>
+          <w:top w:val="single" w:color="auto" w:sz="18" w:space="0"/>
+          <w:left w:val="nil"/>
+          <w:bottom w:val="single" w:color="auto" w:sz="18" w:space="0"/>
           <w:right w:val="nil"/>
           <w:insideH w:val="nil"/>
           <w:insideV w:val="nil"/>
@@ -7260,9 +7328,9 @@
       <w:tblPr/>
       <w:tcPr>
         <w:tcBorders>
-          <w:top w:val="double" w:sz="6" w:space="0" w:color="auto"/>
-          <w:left w:val="nil"/>
-          <w:bottom w:val="single" w:sz="18" w:space="0" w:color="auto"/>
+          <w:top w:val="double" w:color="auto" w:sz="6" w:space="0"/>
+          <w:left w:val="nil"/>
+          <w:bottom w:val="single" w:color="auto" w:sz="18" w:space="0"/>
           <w:right w:val="nil"/>
           <w:insideH w:val="nil"/>
           <w:insideV w:val="nil"/>
@@ -7281,7 +7349,7 @@
         <w:tcBorders>
           <w:top w:val="nil"/>
           <w:left w:val="nil"/>
-          <w:bottom w:val="single" w:sz="18" w:space="0" w:color="auto"/>
+          <w:bottom w:val="single" w:color="auto" w:sz="18" w:space="0"/>
           <w:right w:val="nil"/>
           <w:insideH w:val="nil"/>
           <w:insideV w:val="nil"/>
@@ -7328,9 +7396,9 @@
       <w:tblPr/>
       <w:tcPr>
         <w:tcBorders>
-          <w:top w:val="single" w:sz="18" w:space="0" w:color="auto"/>
-          <w:left w:val="nil"/>
-          <w:bottom w:val="single" w:sz="18" w:space="0" w:color="auto"/>
+          <w:top w:val="single" w:color="auto" w:sz="18" w:space="0"/>
+          <w:left w:val="nil"/>
+          <w:bottom w:val="single" w:color="auto" w:sz="18" w:space="0"/>
           <w:right w:val="nil"/>
           <w:insideH w:val="nil"/>
           <w:insideV w:val="nil"/>
@@ -7344,9 +7412,9 @@
       <w:tblPr/>
       <w:tcPr>
         <w:tcBorders>
-          <w:top w:val="single" w:sz="18" w:space="0" w:color="auto"/>
-          <w:left w:val="nil"/>
-          <w:bottom w:val="single" w:sz="18" w:space="0" w:color="auto"/>
+          <w:top w:val="single" w:color="auto" w:sz="18" w:space="0"/>
+          <w:left w:val="nil"/>
+          <w:bottom w:val="single" w:color="auto" w:sz="18" w:space="0"/>
           <w:right w:val="nil"/>
           <w:insideH w:val="nil"/>
           <w:insideV w:val="nil"/>
@@ -7367,8 +7435,8 @@
       <w:tblStyleColBandSize w:val="1"/>
       <w:tblInd w:w="0" w:type="dxa"/>
       <w:tblBorders>
-        <w:top w:val="single" w:sz="18" w:space="0" w:color="auto"/>
-        <w:bottom w:val="single" w:sz="18" w:space="0" w:color="auto"/>
+        <w:top w:val="single" w:color="auto" w:sz="18" w:space="0"/>
+        <w:bottom w:val="single" w:color="auto" w:sz="18" w:space="0"/>
       </w:tblBorders>
       <w:tblCellMar>
         <w:top w:w="0" w:type="dxa"/>
@@ -7389,9 +7457,9 @@
       <w:tblPr/>
       <w:tcPr>
         <w:tcBorders>
-          <w:top w:val="single" w:sz="18" w:space="0" w:color="auto"/>
-          <w:left w:val="nil"/>
-          <w:bottom w:val="single" w:sz="18" w:space="0" w:color="auto"/>
+          <w:top w:val="single" w:color="auto" w:sz="18" w:space="0"/>
+          <w:left w:val="nil"/>
+          <w:bottom w:val="single" w:color="auto" w:sz="18" w:space="0"/>
           <w:right w:val="nil"/>
           <w:insideH w:val="nil"/>
           <w:insideV w:val="nil"/>
@@ -7409,9 +7477,9 @@
       <w:tblPr/>
       <w:tcPr>
         <w:tcBorders>
-          <w:top w:val="double" w:sz="6" w:space="0" w:color="auto"/>
-          <w:left w:val="nil"/>
-          <w:bottom w:val="single" w:sz="18" w:space="0" w:color="auto"/>
+          <w:top w:val="double" w:color="auto" w:sz="6" w:space="0"/>
+          <w:left w:val="nil"/>
+          <w:bottom w:val="single" w:color="auto" w:sz="18" w:space="0"/>
           <w:right w:val="nil"/>
           <w:insideH w:val="nil"/>
           <w:insideV w:val="nil"/>
@@ -7430,7 +7498,7 @@
         <w:tcBorders>
           <w:top w:val="nil"/>
           <w:left w:val="nil"/>
-          <w:bottom w:val="single" w:sz="18" w:space="0" w:color="auto"/>
+          <w:bottom w:val="single" w:color="auto" w:sz="18" w:space="0"/>
           <w:right w:val="nil"/>
           <w:insideH w:val="nil"/>
           <w:insideV w:val="nil"/>
@@ -7477,9 +7545,9 @@
       <w:tblPr/>
       <w:tcPr>
         <w:tcBorders>
-          <w:top w:val="single" w:sz="18" w:space="0" w:color="auto"/>
-          <w:left w:val="nil"/>
-          <w:bottom w:val="single" w:sz="18" w:space="0" w:color="auto"/>
+          <w:top w:val="single" w:color="auto" w:sz="18" w:space="0"/>
+          <w:left w:val="nil"/>
+          <w:bottom w:val="single" w:color="auto" w:sz="18" w:space="0"/>
           <w:right w:val="nil"/>
           <w:insideH w:val="nil"/>
           <w:insideV w:val="nil"/>
@@ -7493,9 +7561,9 @@
       <w:tblPr/>
       <w:tcPr>
         <w:tcBorders>
-          <w:top w:val="single" w:sz="18" w:space="0" w:color="auto"/>
-          <w:left w:val="nil"/>
-          <w:bottom w:val="single" w:sz="18" w:space="0" w:color="auto"/>
+          <w:top w:val="single" w:color="auto" w:sz="18" w:space="0"/>
+          <w:left w:val="nil"/>
+          <w:bottom w:val="single" w:color="auto" w:sz="18" w:space="0"/>
           <w:right w:val="nil"/>
           <w:insideH w:val="nil"/>
           <w:insideV w:val="nil"/>
@@ -7516,8 +7584,8 @@
       <w:tblStyleColBandSize w:val="1"/>
       <w:tblInd w:w="0" w:type="dxa"/>
       <w:tblBorders>
-        <w:top w:val="single" w:sz="18" w:space="0" w:color="auto"/>
-        <w:bottom w:val="single" w:sz="18" w:space="0" w:color="auto"/>
+        <w:top w:val="single" w:color="auto" w:sz="18" w:space="0"/>
+        <w:bottom w:val="single" w:color="auto" w:sz="18" w:space="0"/>
       </w:tblBorders>
       <w:tblCellMar>
         <w:top w:w="0" w:type="dxa"/>
@@ -7538,9 +7606,9 @@
       <w:tblPr/>
       <w:tcPr>
         <w:tcBorders>
-          <w:top w:val="single" w:sz="18" w:space="0" w:color="auto"/>
-          <w:left w:val="nil"/>
-          <w:bottom w:val="single" w:sz="18" w:space="0" w:color="auto"/>
+          <w:top w:val="single" w:color="auto" w:sz="18" w:space="0"/>
+          <w:left w:val="nil"/>
+          <w:bottom w:val="single" w:color="auto" w:sz="18" w:space="0"/>
           <w:right w:val="nil"/>
           <w:insideH w:val="nil"/>
           <w:insideV w:val="nil"/>
@@ -7558,9 +7626,9 @@
       <w:tblPr/>
       <w:tcPr>
         <w:tcBorders>
-          <w:top w:val="double" w:sz="6" w:space="0" w:color="auto"/>
-          <w:left w:val="nil"/>
-          <w:bottom w:val="single" w:sz="18" w:space="0" w:color="auto"/>
+          <w:top w:val="double" w:color="auto" w:sz="6" w:space="0"/>
+          <w:left w:val="nil"/>
+          <w:bottom w:val="single" w:color="auto" w:sz="18" w:space="0"/>
           <w:right w:val="nil"/>
           <w:insideH w:val="nil"/>
           <w:insideV w:val="nil"/>
@@ -7579,7 +7647,7 @@
         <w:tcBorders>
           <w:top w:val="nil"/>
           <w:left w:val="nil"/>
-          <w:bottom w:val="single" w:sz="18" w:space="0" w:color="auto"/>
+          <w:bottom w:val="single" w:color="auto" w:sz="18" w:space="0"/>
           <w:right w:val="nil"/>
           <w:insideH w:val="nil"/>
           <w:insideV w:val="nil"/>
@@ -7626,9 +7694,9 @@
       <w:tblPr/>
       <w:tcPr>
         <w:tcBorders>
-          <w:top w:val="single" w:sz="18" w:space="0" w:color="auto"/>
-          <w:left w:val="nil"/>
-          <w:bottom w:val="single" w:sz="18" w:space="0" w:color="auto"/>
+          <w:top w:val="single" w:color="auto" w:sz="18" w:space="0"/>
+          <w:left w:val="nil"/>
+          <w:bottom w:val="single" w:color="auto" w:sz="18" w:space="0"/>
           <w:right w:val="nil"/>
           <w:insideH w:val="nil"/>
           <w:insideV w:val="nil"/>
@@ -7642,9 +7710,9 @@
       <w:tblPr/>
       <w:tcPr>
         <w:tcBorders>
-          <w:top w:val="single" w:sz="18" w:space="0" w:color="auto"/>
-          <w:left w:val="nil"/>
-          <w:bottom w:val="single" w:sz="18" w:space="0" w:color="auto"/>
+          <w:top w:val="single" w:color="auto" w:sz="18" w:space="0"/>
+          <w:left w:val="nil"/>
+          <w:bottom w:val="single" w:color="auto" w:sz="18" w:space="0"/>
           <w:right w:val="nil"/>
           <w:insideH w:val="nil"/>
           <w:insideV w:val="nil"/>
@@ -7668,8 +7736,8 @@
       <w:tblStyleColBandSize w:val="1"/>
       <w:tblInd w:w="0" w:type="dxa"/>
       <w:tblBorders>
-        <w:top w:val="single" w:sz="8" w:space="0" w:color="000000" w:themeColor="text1"/>
-        <w:bottom w:val="single" w:sz="8" w:space="0" w:color="000000" w:themeColor="text1"/>
+        <w:top w:val="single" w:color="000000" w:themeColor="text1" w:sz="8" w:space="0"/>
+        <w:bottom w:val="single" w:color="000000" w:themeColor="text1" w:sz="8" w:space="0"/>
       </w:tblBorders>
       <w:tblCellMar>
         <w:top w:w="0" w:type="dxa"/>
@@ -7680,13 +7748,13 @@
     </w:tblPr>
     <w:tblStylePr w:type="firstRow">
       <w:rPr>
-        <w:rFonts w:asciiTheme="majorHAnsi" w:eastAsiaTheme="majorEastAsia" w:hAnsiTheme="majorHAnsi" w:cstheme="majorBidi"/>
+        <w:rFonts w:asciiTheme="majorHAnsi" w:hAnsiTheme="majorHAnsi" w:eastAsiaTheme="majorEastAsia" w:cstheme="majorBidi"/>
       </w:rPr>
       <w:tblPr/>
       <w:tcPr>
         <w:tcBorders>
           <w:top w:val="nil"/>
-          <w:bottom w:val="single" w:sz="8" w:space="0" w:color="000000" w:themeColor="text1"/>
+          <w:bottom w:val="single" w:color="000000" w:themeColor="text1" w:sz="8" w:space="0"/>
         </w:tcBorders>
       </w:tcPr>
     </w:tblStylePr>
@@ -7699,8 +7767,8 @@
       <w:tblPr/>
       <w:tcPr>
         <w:tcBorders>
-          <w:top w:val="single" w:sz="8" w:space="0" w:color="000000" w:themeColor="text1"/>
-          <w:bottom w:val="single" w:sz="8" w:space="0" w:color="000000" w:themeColor="text1"/>
+          <w:top w:val="single" w:color="000000" w:themeColor="text1" w:sz="8" w:space="0"/>
+          <w:bottom w:val="single" w:color="000000" w:themeColor="text1" w:sz="8" w:space="0"/>
         </w:tcBorders>
       </w:tcPr>
     </w:tblStylePr>
@@ -7718,8 +7786,8 @@
       <w:tblPr/>
       <w:tcPr>
         <w:tcBorders>
-          <w:top w:val="single" w:sz="8" w:space="0" w:color="000000" w:themeColor="text1"/>
-          <w:bottom w:val="single" w:sz="8" w:space="0" w:color="000000" w:themeColor="text1"/>
+          <w:top w:val="single" w:color="000000" w:themeColor="text1" w:sz="8" w:space="0"/>
+          <w:bottom w:val="single" w:color="000000" w:themeColor="text1" w:sz="8" w:space="0"/>
         </w:tcBorders>
       </w:tcPr>
     </w:tblStylePr>
@@ -7752,8 +7820,8 @@
       <w:tblStyleColBandSize w:val="1"/>
       <w:tblInd w:w="0" w:type="dxa"/>
       <w:tblBorders>
-        <w:top w:val="single" w:sz="8" w:space="0" w:color="4F81BD" w:themeColor="accent1"/>
-        <w:bottom w:val="single" w:sz="8" w:space="0" w:color="4F81BD" w:themeColor="accent1"/>
+        <w:top w:val="single" w:color="4F81BD" w:themeColor="accent1" w:sz="8" w:space="0"/>
+        <w:bottom w:val="single" w:color="4F81BD" w:themeColor="accent1" w:sz="8" w:space="0"/>
       </w:tblBorders>
       <w:tblCellMar>
         <w:top w:w="0" w:type="dxa"/>
@@ -7764,13 +7832,13 @@
     </w:tblPr>
     <w:tblStylePr w:type="firstRow">
       <w:rPr>
-        <w:rFonts w:asciiTheme="majorHAnsi" w:eastAsiaTheme="majorEastAsia" w:hAnsiTheme="majorHAnsi" w:cstheme="majorBidi"/>
+        <w:rFonts w:asciiTheme="majorHAnsi" w:hAnsiTheme="majorHAnsi" w:eastAsiaTheme="majorEastAsia" w:cstheme="majorBidi"/>
       </w:rPr>
       <w:tblPr/>
       <w:tcPr>
         <w:tcBorders>
           <w:top w:val="nil"/>
-          <w:bottom w:val="single" w:sz="8" w:space="0" w:color="4F81BD" w:themeColor="accent1"/>
+          <w:bottom w:val="single" w:color="4F81BD" w:themeColor="accent1" w:sz="8" w:space="0"/>
         </w:tcBorders>
       </w:tcPr>
     </w:tblStylePr>
@@ -7783,8 +7851,8 @@
       <w:tblPr/>
       <w:tcPr>
         <w:tcBorders>
-          <w:top w:val="single" w:sz="8" w:space="0" w:color="4F81BD" w:themeColor="accent1"/>
-          <w:bottom w:val="single" w:sz="8" w:space="0" w:color="4F81BD" w:themeColor="accent1"/>
+          <w:top w:val="single" w:color="4F81BD" w:themeColor="accent1" w:sz="8" w:space="0"/>
+          <w:bottom w:val="single" w:color="4F81BD" w:themeColor="accent1" w:sz="8" w:space="0"/>
         </w:tcBorders>
       </w:tcPr>
     </w:tblStylePr>
@@ -7802,8 +7870,8 @@
       <w:tblPr/>
       <w:tcPr>
         <w:tcBorders>
-          <w:top w:val="single" w:sz="8" w:space="0" w:color="4F81BD" w:themeColor="accent1"/>
-          <w:bottom w:val="single" w:sz="8" w:space="0" w:color="4F81BD" w:themeColor="accent1"/>
+          <w:top w:val="single" w:color="4F81BD" w:themeColor="accent1" w:sz="8" w:space="0"/>
+          <w:bottom w:val="single" w:color="4F81BD" w:themeColor="accent1" w:sz="8" w:space="0"/>
         </w:tcBorders>
       </w:tcPr>
     </w:tblStylePr>
@@ -7836,8 +7904,8 @@
       <w:tblStyleColBandSize w:val="1"/>
       <w:tblInd w:w="0" w:type="dxa"/>
       <w:tblBorders>
-        <w:top w:val="single" w:sz="8" w:space="0" w:color="C0504D" w:themeColor="accent2"/>
-        <w:bottom w:val="single" w:sz="8" w:space="0" w:color="C0504D" w:themeColor="accent2"/>
+        <w:top w:val="single" w:color="C0504D" w:themeColor="accent2" w:sz="8" w:space="0"/>
+        <w:bottom w:val="single" w:color="C0504D" w:themeColor="accent2" w:sz="8" w:space="0"/>
       </w:tblBorders>
       <w:tblCellMar>
         <w:top w:w="0" w:type="dxa"/>
@@ -7848,13 +7916,13 @@
     </w:tblPr>
     <w:tblStylePr w:type="firstRow">
       <w:rPr>
-        <w:rFonts w:asciiTheme="majorHAnsi" w:eastAsiaTheme="majorEastAsia" w:hAnsiTheme="majorHAnsi" w:cstheme="majorBidi"/>
+        <w:rFonts w:asciiTheme="majorHAnsi" w:hAnsiTheme="majorHAnsi" w:eastAsiaTheme="majorEastAsia" w:cstheme="majorBidi"/>
       </w:rPr>
       <w:tblPr/>
       <w:tcPr>
         <w:tcBorders>
           <w:top w:val="nil"/>
-          <w:bottom w:val="single" w:sz="8" w:space="0" w:color="C0504D" w:themeColor="accent2"/>
+          <w:bottom w:val="single" w:color="C0504D" w:themeColor="accent2" w:sz="8" w:space="0"/>
         </w:tcBorders>
       </w:tcPr>
     </w:tblStylePr>
@@ -7867,8 +7935,8 @@
       <w:tblPr/>
       <w:tcPr>
         <w:tcBorders>
-          <w:top w:val="single" w:sz="8" w:space="0" w:color="C0504D" w:themeColor="accent2"/>
-          <w:bottom w:val="single" w:sz="8" w:space="0" w:color="C0504D" w:themeColor="accent2"/>
+          <w:top w:val="single" w:color="C0504D" w:themeColor="accent2" w:sz="8" w:space="0"/>
+          <w:bottom w:val="single" w:color="C0504D" w:themeColor="accent2" w:sz="8" w:space="0"/>
         </w:tcBorders>
       </w:tcPr>
     </w:tblStylePr>
@@ -7886,8 +7954,8 @@
       <w:tblPr/>
       <w:tcPr>
         <w:tcBorders>
-          <w:top w:val="single" w:sz="8" w:space="0" w:color="C0504D" w:themeColor="accent2"/>
-          <w:bottom w:val="single" w:sz="8" w:space="0" w:color="C0504D" w:themeColor="accent2"/>
+          <w:top w:val="single" w:color="C0504D" w:themeColor="accent2" w:sz="8" w:space="0"/>
+          <w:bottom w:val="single" w:color="C0504D" w:themeColor="accent2" w:sz="8" w:space="0"/>
         </w:tcBorders>
       </w:tcPr>
     </w:tblStylePr>
@@ -7920,8 +7988,8 @@
       <w:tblStyleColBandSize w:val="1"/>
       <w:tblInd w:w="0" w:type="dxa"/>
       <w:tblBorders>
-        <w:top w:val="single" w:sz="8" w:space="0" w:color="9BBB59" w:themeColor="accent3"/>
-        <w:bottom w:val="single" w:sz="8" w:space="0" w:color="9BBB59" w:themeColor="accent3"/>
+        <w:top w:val="single" w:color="9BBB59" w:themeColor="accent3" w:sz="8" w:space="0"/>
+        <w:bottom w:val="single" w:color="9BBB59" w:themeColor="accent3" w:sz="8" w:space="0"/>
       </w:tblBorders>
       <w:tblCellMar>
         <w:top w:w="0" w:type="dxa"/>
@@ -7932,13 +8000,13 @@
     </w:tblPr>
     <w:tblStylePr w:type="firstRow">
       <w:rPr>
-        <w:rFonts w:asciiTheme="majorHAnsi" w:eastAsiaTheme="majorEastAsia" w:hAnsiTheme="majorHAnsi" w:cstheme="majorBidi"/>
+        <w:rFonts w:asciiTheme="majorHAnsi" w:hAnsiTheme="majorHAnsi" w:eastAsiaTheme="majorEastAsia" w:cstheme="majorBidi"/>
       </w:rPr>
       <w:tblPr/>
       <w:tcPr>
         <w:tcBorders>
           <w:top w:val="nil"/>
-          <w:bottom w:val="single" w:sz="8" w:space="0" w:color="9BBB59" w:themeColor="accent3"/>
+          <w:bottom w:val="single" w:color="9BBB59" w:themeColor="accent3" w:sz="8" w:space="0"/>
         </w:tcBorders>
       </w:tcPr>
     </w:tblStylePr>
@@ -7951,8 +8019,8 @@
       <w:tblPr/>
       <w:tcPr>
         <w:tcBorders>
-          <w:top w:val="single" w:sz="8" w:space="0" w:color="9BBB59" w:themeColor="accent3"/>
-          <w:bottom w:val="single" w:sz="8" w:space="0" w:color="9BBB59" w:themeColor="accent3"/>
+          <w:top w:val="single" w:color="9BBB59" w:themeColor="accent3" w:sz="8" w:space="0"/>
+          <w:bottom w:val="single" w:color="9BBB59" w:themeColor="accent3" w:sz="8" w:space="0"/>
         </w:tcBorders>
       </w:tcPr>
     </w:tblStylePr>
@@ -7970,8 +8038,8 @@
       <w:tblPr/>
       <w:tcPr>
         <w:tcBorders>
-          <w:top w:val="single" w:sz="8" w:space="0" w:color="9BBB59" w:themeColor="accent3"/>
-          <w:bottom w:val="single" w:sz="8" w:space="0" w:color="9BBB59" w:themeColor="accent3"/>
+          <w:top w:val="single" w:color="9BBB59" w:themeColor="accent3" w:sz="8" w:space="0"/>
+          <w:bottom w:val="single" w:color="9BBB59" w:themeColor="accent3" w:sz="8" w:space="0"/>
         </w:tcBorders>
       </w:tcPr>
     </w:tblStylePr>
@@ -8004,8 +8072,8 @@
       <w:tblStyleColBandSize w:val="1"/>
       <w:tblInd w:w="0" w:type="dxa"/>
       <w:tblBorders>
-        <w:top w:val="single" w:sz="8" w:space="0" w:color="8064A2" w:themeColor="accent4"/>
-        <w:bottom w:val="single" w:sz="8" w:space="0" w:color="8064A2" w:themeColor="accent4"/>
+        <w:top w:val="single" w:color="8064A2" w:themeColor="accent4" w:sz="8" w:space="0"/>
+        <w:bottom w:val="single" w:color="8064A2" w:themeColor="accent4" w:sz="8" w:space="0"/>
       </w:tblBorders>
       <w:tblCellMar>
         <w:top w:w="0" w:type="dxa"/>
@@ -8016,13 +8084,13 @@
     </w:tblPr>
     <w:tblStylePr w:type="firstRow">
       <w:rPr>
-        <w:rFonts w:asciiTheme="majorHAnsi" w:eastAsiaTheme="majorEastAsia" w:hAnsiTheme="majorHAnsi" w:cstheme="majorBidi"/>
+        <w:rFonts w:asciiTheme="majorHAnsi" w:hAnsiTheme="majorHAnsi" w:eastAsiaTheme="majorEastAsia" w:cstheme="majorBidi"/>
       </w:rPr>
       <w:tblPr/>
       <w:tcPr>
         <w:tcBorders>
           <w:top w:val="nil"/>
-          <w:bottom w:val="single" w:sz="8" w:space="0" w:color="8064A2" w:themeColor="accent4"/>
+          <w:bottom w:val="single" w:color="8064A2" w:themeColor="accent4" w:sz="8" w:space="0"/>
         </w:tcBorders>
       </w:tcPr>
     </w:tblStylePr>
@@ -8035,8 +8103,8 @@
       <w:tblPr/>
       <w:tcPr>
         <w:tcBorders>
-          <w:top w:val="single" w:sz="8" w:space="0" w:color="8064A2" w:themeColor="accent4"/>
-          <w:bottom w:val="single" w:sz="8" w:space="0" w:color="8064A2" w:themeColor="accent4"/>
+          <w:top w:val="single" w:color="8064A2" w:themeColor="accent4" w:sz="8" w:space="0"/>
+          <w:bottom w:val="single" w:color="8064A2" w:themeColor="accent4" w:sz="8" w:space="0"/>
         </w:tcBorders>
       </w:tcPr>
     </w:tblStylePr>
@@ -8054,8 +8122,8 @@
       <w:tblPr/>
       <w:tcPr>
         <w:tcBorders>
-          <w:top w:val="single" w:sz="8" w:space="0" w:color="8064A2" w:themeColor="accent4"/>
-          <w:bottom w:val="single" w:sz="8" w:space="0" w:color="8064A2" w:themeColor="accent4"/>
+          <w:top w:val="single" w:color="8064A2" w:themeColor="accent4" w:sz="8" w:space="0"/>
+          <w:bottom w:val="single" w:color="8064A2" w:themeColor="accent4" w:sz="8" w:space="0"/>
         </w:tcBorders>
       </w:tcPr>
     </w:tblStylePr>
@@ -8088,8 +8156,8 @@
       <w:tblStyleColBandSize w:val="1"/>
       <w:tblInd w:w="0" w:type="dxa"/>
       <w:tblBorders>
-        <w:top w:val="single" w:sz="8" w:space="0" w:color="4BACC6" w:themeColor="accent5"/>
-        <w:bottom w:val="single" w:sz="8" w:space="0" w:color="4BACC6" w:themeColor="accent5"/>
+        <w:top w:val="single" w:color="4BACC6" w:themeColor="accent5" w:sz="8" w:space="0"/>
+        <w:bottom w:val="single" w:color="4BACC6" w:themeColor="accent5" w:sz="8" w:space="0"/>
       </w:tblBorders>
       <w:tblCellMar>
         <w:top w:w="0" w:type="dxa"/>
@@ -8100,13 +8168,13 @@
     </w:tblPr>
     <w:tblStylePr w:type="firstRow">
       <w:rPr>
-        <w:rFonts w:asciiTheme="majorHAnsi" w:eastAsiaTheme="majorEastAsia" w:hAnsiTheme="majorHAnsi" w:cstheme="majorBidi"/>
+        <w:rFonts w:asciiTheme="majorHAnsi" w:hAnsiTheme="majorHAnsi" w:eastAsiaTheme="majorEastAsia" w:cstheme="majorBidi"/>
       </w:rPr>
       <w:tblPr/>
       <w:tcPr>
         <w:tcBorders>
           <w:top w:val="nil"/>
-          <w:bottom w:val="single" w:sz="8" w:space="0" w:color="4BACC6" w:themeColor="accent5"/>
+          <w:bottom w:val="single" w:color="4BACC6" w:themeColor="accent5" w:sz="8" w:space="0"/>
         </w:tcBorders>
       </w:tcPr>
     </w:tblStylePr>
@@ -8119,8 +8187,8 @@
       <w:tblPr/>
       <w:tcPr>
         <w:tcBorders>
-          <w:top w:val="single" w:sz="8" w:space="0" w:color="4BACC6" w:themeColor="accent5"/>
-          <w:bottom w:val="single" w:sz="8" w:space="0" w:color="4BACC6" w:themeColor="accent5"/>
+          <w:top w:val="single" w:color="4BACC6" w:themeColor="accent5" w:sz="8" w:space="0"/>
+          <w:bottom w:val="single" w:color="4BACC6" w:themeColor="accent5" w:sz="8" w:space="0"/>
         </w:tcBorders>
       </w:tcPr>
     </w:tblStylePr>
@@ -8138,8 +8206,8 @@
       <w:tblPr/>
       <w:tcPr>
         <w:tcBorders>
-          <w:top w:val="single" w:sz="8" w:space="0" w:color="4BACC6" w:themeColor="accent5"/>
-          <w:bottom w:val="single" w:sz="8" w:space="0" w:color="4BACC6" w:themeColor="accent5"/>
+          <w:top w:val="single" w:color="4BACC6" w:themeColor="accent5" w:sz="8" w:space="0"/>
+          <w:bottom w:val="single" w:color="4BACC6" w:themeColor="accent5" w:sz="8" w:space="0"/>
         </w:tcBorders>
       </w:tcPr>
     </w:tblStylePr>
@@ -8172,8 +8240,8 @@
       <w:tblStyleColBandSize w:val="1"/>
       <w:tblInd w:w="0" w:type="dxa"/>
       <w:tblBorders>
-        <w:top w:val="single" w:sz="8" w:space="0" w:color="F79646" w:themeColor="accent6"/>
-        <w:bottom w:val="single" w:sz="8" w:space="0" w:color="F79646" w:themeColor="accent6"/>
+        <w:top w:val="single" w:color="F79646" w:themeColor="accent6" w:sz="8" w:space="0"/>
+        <w:bottom w:val="single" w:color="F79646" w:themeColor="accent6" w:sz="8" w:space="0"/>
       </w:tblBorders>
       <w:tblCellMar>
         <w:top w:w="0" w:type="dxa"/>
@@ -8184,13 +8252,13 @@
     </w:tblPr>
     <w:tblStylePr w:type="firstRow">
       <w:rPr>
-        <w:rFonts w:asciiTheme="majorHAnsi" w:eastAsiaTheme="majorEastAsia" w:hAnsiTheme="majorHAnsi" w:cstheme="majorBidi"/>
+        <w:rFonts w:asciiTheme="majorHAnsi" w:hAnsiTheme="majorHAnsi" w:eastAsiaTheme="majorEastAsia" w:cstheme="majorBidi"/>
       </w:rPr>
       <w:tblPr/>
       <w:tcPr>
         <w:tcBorders>
           <w:top w:val="nil"/>
-          <w:bottom w:val="single" w:sz="8" w:space="0" w:color="F79646" w:themeColor="accent6"/>
+          <w:bottom w:val="single" w:color="F79646" w:themeColor="accent6" w:sz="8" w:space="0"/>
         </w:tcBorders>
       </w:tcPr>
     </w:tblStylePr>
@@ -8203,8 +8271,8 @@
       <w:tblPr/>
       <w:tcPr>
         <w:tcBorders>
-          <w:top w:val="single" w:sz="8" w:space="0" w:color="F79646" w:themeColor="accent6"/>
-          <w:bottom w:val="single" w:sz="8" w:space="0" w:color="F79646" w:themeColor="accent6"/>
+          <w:top w:val="single" w:color="F79646" w:themeColor="accent6" w:sz="8" w:space="0"/>
+          <w:bottom w:val="single" w:color="F79646" w:themeColor="accent6" w:sz="8" w:space="0"/>
         </w:tcBorders>
       </w:tcPr>
     </w:tblStylePr>
@@ -8222,8 +8290,8 @@
       <w:tblPr/>
       <w:tcPr>
         <w:tcBorders>
-          <w:top w:val="single" w:sz="8" w:space="0" w:color="F79646" w:themeColor="accent6"/>
-          <w:bottom w:val="single" w:sz="8" w:space="0" w:color="F79646" w:themeColor="accent6"/>
+          <w:top w:val="single" w:color="F79646" w:themeColor="accent6" w:sz="8" w:space="0"/>
+          <w:bottom w:val="single" w:color="F79646" w:themeColor="accent6" w:sz="8" w:space="0"/>
         </w:tcBorders>
       </w:tcPr>
     </w:tblStylePr>
@@ -8249,7 +8317,7 @@
       <w:spacing w:after="0" w:line="240" w:lineRule="auto"/>
     </w:pPr>
     <w:rPr>
-      <w:rFonts w:asciiTheme="majorHAnsi" w:eastAsiaTheme="majorEastAsia" w:hAnsiTheme="majorHAnsi" w:cstheme="majorBidi"/>
+      <w:rFonts w:asciiTheme="majorHAnsi" w:hAnsiTheme="majorHAnsi" w:eastAsiaTheme="majorEastAsia" w:cstheme="majorBidi"/>
       <w:color w:val="000000" w:themeColor="text1"/>
     </w:rPr>
     <w:tblPr>
@@ -8257,10 +8325,10 @@
       <w:tblStyleColBandSize w:val="1"/>
       <w:tblInd w:w="0" w:type="dxa"/>
       <w:tblBorders>
-        <w:top w:val="single" w:sz="8" w:space="0" w:color="000000" w:themeColor="text1"/>
-        <w:left w:val="single" w:sz="8" w:space="0" w:color="000000" w:themeColor="text1"/>
-        <w:bottom w:val="single" w:sz="8" w:space="0" w:color="000000" w:themeColor="text1"/>
-        <w:right w:val="single" w:sz="8" w:space="0" w:color="000000" w:themeColor="text1"/>
+        <w:top w:val="single" w:color="000000" w:themeColor="text1" w:sz="8" w:space="0"/>
+        <w:left w:val="single" w:color="000000" w:themeColor="text1" w:sz="8" w:space="0"/>
+        <w:bottom w:val="single" w:color="000000" w:themeColor="text1" w:sz="8" w:space="0"/>
+        <w:right w:val="single" w:color="000000" w:themeColor="text1" w:sz="8" w:space="0"/>
       </w:tblBorders>
       <w:tblCellMar>
         <w:top w:w="0" w:type="dxa"/>
@@ -8279,7 +8347,7 @@
         <w:tcBorders>
           <w:top w:val="nil"/>
           <w:left w:val="nil"/>
-          <w:bottom w:val="single" w:sz="24" w:space="0" w:color="000000" w:themeColor="text1"/>
+          <w:bottom w:val="single" w:color="000000" w:themeColor="text1" w:sz="24" w:space="0"/>
           <w:right w:val="nil"/>
           <w:insideH w:val="nil"/>
           <w:insideV w:val="nil"/>
@@ -8291,7 +8359,7 @@
       <w:tblPr/>
       <w:tcPr>
         <w:tcBorders>
-          <w:top w:val="single" w:sz="8" w:space="0" w:color="000000" w:themeColor="text1"/>
+          <w:top w:val="single" w:color="000000" w:themeColor="text1" w:sz="8" w:space="0"/>
           <w:left w:val="nil"/>
           <w:bottom w:val="nil"/>
           <w:right w:val="nil"/>
@@ -8308,7 +8376,7 @@
           <w:top w:val="nil"/>
           <w:left w:val="nil"/>
           <w:bottom w:val="nil"/>
-          <w:right w:val="single" w:sz="8" w:space="0" w:color="000000" w:themeColor="text1"/>
+          <w:right w:val="single" w:color="000000" w:themeColor="text1" w:sz="8" w:space="0"/>
           <w:insideH w:val="nil"/>
           <w:insideV w:val="nil"/>
         </w:tcBorders>
@@ -8320,7 +8388,7 @@
       <w:tcPr>
         <w:tcBorders>
           <w:top w:val="nil"/>
-          <w:left w:val="single" w:sz="8" w:space="0" w:color="000000" w:themeColor="text1"/>
+          <w:left w:val="single" w:color="000000" w:themeColor="text1" w:sz="8" w:space="0"/>
           <w:bottom w:val="nil"/>
           <w:right w:val="nil"/>
           <w:insideH w:val="nil"/>
@@ -8377,7 +8445,7 @@
       <w:spacing w:after="0" w:line="240" w:lineRule="auto"/>
     </w:pPr>
     <w:rPr>
-      <w:rFonts w:asciiTheme="majorHAnsi" w:eastAsiaTheme="majorEastAsia" w:hAnsiTheme="majorHAnsi" w:cstheme="majorBidi"/>
+      <w:rFonts w:asciiTheme="majorHAnsi" w:hAnsiTheme="majorHAnsi" w:eastAsiaTheme="majorEastAsia" w:cstheme="majorBidi"/>
       <w:color w:val="000000" w:themeColor="text1"/>
     </w:rPr>
     <w:tblPr>
@@ -8385,10 +8453,10 @@
       <w:tblStyleColBandSize w:val="1"/>
       <w:tblInd w:w="0" w:type="dxa"/>
       <w:tblBorders>
-        <w:top w:val="single" w:sz="8" w:space="0" w:color="4F81BD" w:themeColor="accent1"/>
-        <w:left w:val="single" w:sz="8" w:space="0" w:color="4F81BD" w:themeColor="accent1"/>
-        <w:bottom w:val="single" w:sz="8" w:space="0" w:color="4F81BD" w:themeColor="accent1"/>
-        <w:right w:val="single" w:sz="8" w:space="0" w:color="4F81BD" w:themeColor="accent1"/>
+        <w:top w:val="single" w:color="4F81BD" w:themeColor="accent1" w:sz="8" w:space="0"/>
+        <w:left w:val="single" w:color="4F81BD" w:themeColor="accent1" w:sz="8" w:space="0"/>
+        <w:bottom w:val="single" w:color="4F81BD" w:themeColor="accent1" w:sz="8" w:space="0"/>
+        <w:right w:val="single" w:color="4F81BD" w:themeColor="accent1" w:sz="8" w:space="0"/>
       </w:tblBorders>
       <w:tblCellMar>
         <w:top w:w="0" w:type="dxa"/>
@@ -8407,7 +8475,7 @@
         <w:tcBorders>
           <w:top w:val="nil"/>
           <w:left w:val="nil"/>
-          <w:bottom w:val="single" w:sz="24" w:space="0" w:color="4F81BD" w:themeColor="accent1"/>
+          <w:bottom w:val="single" w:color="4F81BD" w:themeColor="accent1" w:sz="24" w:space="0"/>
           <w:right w:val="nil"/>
           <w:insideH w:val="nil"/>
           <w:insideV w:val="nil"/>
@@ -8419,7 +8487,7 @@
       <w:tblPr/>
       <w:tcPr>
         <w:tcBorders>
-          <w:top w:val="single" w:sz="8" w:space="0" w:color="4F81BD" w:themeColor="accent1"/>
+          <w:top w:val="single" w:color="4F81BD" w:themeColor="accent1" w:sz="8" w:space="0"/>
           <w:left w:val="nil"/>
           <w:bottom w:val="nil"/>
           <w:right w:val="nil"/>
@@ -8436,7 +8504,7 @@
           <w:top w:val="nil"/>
           <w:left w:val="nil"/>
           <w:bottom w:val="nil"/>
-          <w:right w:val="single" w:sz="8" w:space="0" w:color="4F81BD" w:themeColor="accent1"/>
+          <w:right w:val="single" w:color="4F81BD" w:themeColor="accent1" w:sz="8" w:space="0"/>
           <w:insideH w:val="nil"/>
           <w:insideV w:val="nil"/>
         </w:tcBorders>
@@ -8448,7 +8516,7 @@
       <w:tcPr>
         <w:tcBorders>
           <w:top w:val="nil"/>
-          <w:left w:val="single" w:sz="8" w:space="0" w:color="4F81BD" w:themeColor="accent1"/>
+          <w:left w:val="single" w:color="4F81BD" w:themeColor="accent1" w:sz="8" w:space="0"/>
           <w:bottom w:val="nil"/>
           <w:right w:val="nil"/>
           <w:insideH w:val="nil"/>
@@ -8505,7 +8573,7 @@
       <w:spacing w:after="0" w:line="240" w:lineRule="auto"/>
     </w:pPr>
     <w:rPr>
-      <w:rFonts w:asciiTheme="majorHAnsi" w:eastAsiaTheme="majorEastAsia" w:hAnsiTheme="majorHAnsi" w:cstheme="majorBidi"/>
+      <w:rFonts w:asciiTheme="majorHAnsi" w:hAnsiTheme="majorHAnsi" w:eastAsiaTheme="majorEastAsia" w:cstheme="majorBidi"/>
       <w:color w:val="000000" w:themeColor="text1"/>
     </w:rPr>
     <w:tblPr>
@@ -8513,10 +8581,10 @@
       <w:tblStyleColBandSize w:val="1"/>
       <w:tblInd w:w="0" w:type="dxa"/>
       <w:tblBorders>
-        <w:top w:val="single" w:sz="8" w:space="0" w:color="C0504D" w:themeColor="accent2"/>
-        <w:left w:val="single" w:sz="8" w:space="0" w:color="C0504D" w:themeColor="accent2"/>
-        <w:bottom w:val="single" w:sz="8" w:space="0" w:color="C0504D" w:themeColor="accent2"/>
-        <w:right w:val="single" w:sz="8" w:space="0" w:color="C0504D" w:themeColor="accent2"/>
+        <w:top w:val="single" w:color="C0504D" w:themeColor="accent2" w:sz="8" w:space="0"/>
+        <w:left w:val="single" w:color="C0504D" w:themeColor="accent2" w:sz="8" w:space="0"/>
+        <w:bottom w:val="single" w:color="C0504D" w:themeColor="accent2" w:sz="8" w:space="0"/>
+        <w:right w:val="single" w:color="C0504D" w:themeColor="accent2" w:sz="8" w:space="0"/>
       </w:tblBorders>
       <w:tblCellMar>
         <w:top w:w="0" w:type="dxa"/>
@@ -8535,7 +8603,7 @@
         <w:tcBorders>
           <w:top w:val="nil"/>
           <w:left w:val="nil"/>
-          <w:bottom w:val="single" w:sz="24" w:space="0" w:color="C0504D" w:themeColor="accent2"/>
+          <w:bottom w:val="single" w:color="C0504D" w:themeColor="accent2" w:sz="24" w:space="0"/>
           <w:right w:val="nil"/>
           <w:insideH w:val="nil"/>
           <w:insideV w:val="nil"/>
@@ -8547,7 +8615,7 @@
       <w:tblPr/>
       <w:tcPr>
         <w:tcBorders>
-          <w:top w:val="single" w:sz="8" w:space="0" w:color="C0504D" w:themeColor="accent2"/>
+          <w:top w:val="single" w:color="C0504D" w:themeColor="accent2" w:sz="8" w:space="0"/>
           <w:left w:val="nil"/>
           <w:bottom w:val="nil"/>
           <w:right w:val="nil"/>
@@ -8564,7 +8632,7 @@
           <w:top w:val="nil"/>
           <w:left w:val="nil"/>
           <w:bottom w:val="nil"/>
-          <w:right w:val="single" w:sz="8" w:space="0" w:color="C0504D" w:themeColor="accent2"/>
+          <w:right w:val="single" w:color="C0504D" w:themeColor="accent2" w:sz="8" w:space="0"/>
           <w:insideH w:val="nil"/>
           <w:insideV w:val="nil"/>
         </w:tcBorders>
@@ -8576,7 +8644,7 @@
       <w:tcPr>
         <w:tcBorders>
           <w:top w:val="nil"/>
-          <w:left w:val="single" w:sz="8" w:space="0" w:color="C0504D" w:themeColor="accent2"/>
+          <w:left w:val="single" w:color="C0504D" w:themeColor="accent2" w:sz="8" w:space="0"/>
           <w:bottom w:val="nil"/>
           <w:right w:val="nil"/>
           <w:insideH w:val="nil"/>
@@ -8633,7 +8701,7 @@
       <w:spacing w:after="0" w:line="240" w:lineRule="auto"/>
     </w:pPr>
     <w:rPr>
-      <w:rFonts w:asciiTheme="majorHAnsi" w:eastAsiaTheme="majorEastAsia" w:hAnsiTheme="majorHAnsi" w:cstheme="majorBidi"/>
+      <w:rFonts w:asciiTheme="majorHAnsi" w:hAnsiTheme="majorHAnsi" w:eastAsiaTheme="majorEastAsia" w:cstheme="majorBidi"/>
       <w:color w:val="000000" w:themeColor="text1"/>
     </w:rPr>
     <w:tblPr>
@@ -8641,10 +8709,10 @@
       <w:tblStyleColBandSize w:val="1"/>
       <w:tblInd w:w="0" w:type="dxa"/>
       <w:tblBorders>
-        <w:top w:val="single" w:sz="8" w:space="0" w:color="9BBB59" w:themeColor="accent3"/>
-        <w:left w:val="single" w:sz="8" w:space="0" w:color="9BBB59" w:themeColor="accent3"/>
-        <w:bottom w:val="single" w:sz="8" w:space="0" w:color="9BBB59" w:themeColor="accent3"/>
-        <w:right w:val="single" w:sz="8" w:space="0" w:color="9BBB59" w:themeColor="accent3"/>
+        <w:top w:val="single" w:color="9BBB59" w:themeColor="accent3" w:sz="8" w:space="0"/>
+        <w:left w:val="single" w:color="9BBB59" w:themeColor="accent3" w:sz="8" w:space="0"/>
+        <w:bottom w:val="single" w:color="9BBB59" w:themeColor="accent3" w:sz="8" w:space="0"/>
+        <w:right w:val="single" w:color="9BBB59" w:themeColor="accent3" w:sz="8" w:space="0"/>
       </w:tblBorders>
       <w:tblCellMar>
         <w:top w:w="0" w:type="dxa"/>
@@ -8663,7 +8731,7 @@
         <w:tcBorders>
           <w:top w:val="nil"/>
           <w:left w:val="nil"/>
-          <w:bottom w:val="single" w:sz="24" w:space="0" w:color="9BBB59" w:themeColor="accent3"/>
+          <w:bottom w:val="single" w:color="9BBB59" w:themeColor="accent3" w:sz="24" w:space="0"/>
           <w:right w:val="nil"/>
           <w:insideH w:val="nil"/>
           <w:insideV w:val="nil"/>
@@ -8675,7 +8743,7 @@
       <w:tblPr/>
       <w:tcPr>
         <w:tcBorders>
-          <w:top w:val="single" w:sz="8" w:space="0" w:color="9BBB59" w:themeColor="accent3"/>
+          <w:top w:val="single" w:color="9BBB59" w:themeColor="accent3" w:sz="8" w:space="0"/>
           <w:left w:val="nil"/>
           <w:bottom w:val="nil"/>
           <w:right w:val="nil"/>
@@ -8692,7 +8760,7 @@
           <w:top w:val="nil"/>
           <w:left w:val="nil"/>
           <w:bottom w:val="nil"/>
-          <w:right w:val="single" w:sz="8" w:space="0" w:color="9BBB59" w:themeColor="accent3"/>
+          <w:right w:val="single" w:color="9BBB59" w:themeColor="accent3" w:sz="8" w:space="0"/>
           <w:insideH w:val="nil"/>
           <w:insideV w:val="nil"/>
         </w:tcBorders>
@@ -8704,7 +8772,7 @@
       <w:tcPr>
         <w:tcBorders>
           <w:top w:val="nil"/>
-          <w:left w:val="single" w:sz="8" w:space="0" w:color="9BBB59" w:themeColor="accent3"/>
+          <w:left w:val="single" w:color="9BBB59" w:themeColor="accent3" w:sz="8" w:space="0"/>
           <w:bottom w:val="nil"/>
           <w:right w:val="nil"/>
           <w:insideH w:val="nil"/>
@@ -8761,7 +8829,7 @@
       <w:spacing w:after="0" w:line="240" w:lineRule="auto"/>
     </w:pPr>
     <w:rPr>
-      <w:rFonts w:asciiTheme="majorHAnsi" w:eastAsiaTheme="majorEastAsia" w:hAnsiTheme="majorHAnsi" w:cstheme="majorBidi"/>
+      <w:rFonts w:asciiTheme="majorHAnsi" w:hAnsiTheme="majorHAnsi" w:eastAsiaTheme="majorEastAsia" w:cstheme="majorBidi"/>
       <w:color w:val="000000" w:themeColor="text1"/>
     </w:rPr>
     <w:tblPr>
@@ -8769,10 +8837,10 @@
       <w:tblStyleColBandSize w:val="1"/>
       <w:tblInd w:w="0" w:type="dxa"/>
       <w:tblBorders>
-        <w:top w:val="single" w:sz="8" w:space="0" w:color="8064A2" w:themeColor="accent4"/>
-        <w:left w:val="single" w:sz="8" w:space="0" w:color="8064A2" w:themeColor="accent4"/>
-        <w:bottom w:val="single" w:sz="8" w:space="0" w:color="8064A2" w:themeColor="accent4"/>
-        <w:right w:val="single" w:sz="8" w:space="0" w:color="8064A2" w:themeColor="accent4"/>
+        <w:top w:val="single" w:color="8064A2" w:themeColor="accent4" w:sz="8" w:space="0"/>
+        <w:left w:val="single" w:color="8064A2" w:themeColor="accent4" w:sz="8" w:space="0"/>
+        <w:bottom w:val="single" w:color="8064A2" w:themeColor="accent4" w:sz="8" w:space="0"/>
+        <w:right w:val="single" w:color="8064A2" w:themeColor="accent4" w:sz="8" w:space="0"/>
       </w:tblBorders>
       <w:tblCellMar>
         <w:top w:w="0" w:type="dxa"/>
@@ -8791,7 +8859,7 @@
         <w:tcBorders>
           <w:top w:val="nil"/>
           <w:left w:val="nil"/>
-          <w:bottom w:val="single" w:sz="24" w:space="0" w:color="8064A2" w:themeColor="accent4"/>
+          <w:bottom w:val="single" w:color="8064A2" w:themeColor="accent4" w:sz="24" w:space="0"/>
           <w:right w:val="nil"/>
           <w:insideH w:val="nil"/>
           <w:insideV w:val="nil"/>
@@ -8803,7 +8871,7 @@
       <w:tblPr/>
       <w:tcPr>
         <w:tcBorders>
-          <w:top w:val="single" w:sz="8" w:space="0" w:color="8064A2" w:themeColor="accent4"/>
+          <w:top w:val="single" w:color="8064A2" w:themeColor="accent4" w:sz="8" w:space="0"/>
           <w:left w:val="nil"/>
           <w:bottom w:val="nil"/>
           <w:right w:val="nil"/>
@@ -8820,7 +8888,7 @@
           <w:top w:val="nil"/>
           <w:left w:val="nil"/>
           <w:bottom w:val="nil"/>
-          <w:right w:val="single" w:sz="8" w:space="0" w:color="8064A2" w:themeColor="accent4"/>
+          <w:right w:val="single" w:color="8064A2" w:themeColor="accent4" w:sz="8" w:space="0"/>
           <w:insideH w:val="nil"/>
           <w:insideV w:val="nil"/>
         </w:tcBorders>
@@ -8832,7 +8900,7 @@
       <w:tcPr>
         <w:tcBorders>
           <w:top w:val="nil"/>
-          <w:left w:val="single" w:sz="8" w:space="0" w:color="8064A2" w:themeColor="accent4"/>
+          <w:left w:val="single" w:color="8064A2" w:themeColor="accent4" w:sz="8" w:space="0"/>
           <w:bottom w:val="nil"/>
           <w:right w:val="nil"/>
           <w:insideH w:val="nil"/>
@@ -8889,7 +8957,7 @@
       <w:spacing w:after="0" w:line="240" w:lineRule="auto"/>
     </w:pPr>
     <w:rPr>
-      <w:rFonts w:asciiTheme="majorHAnsi" w:eastAsiaTheme="majorEastAsia" w:hAnsiTheme="majorHAnsi" w:cstheme="majorBidi"/>
+      <w:rFonts w:asciiTheme="majorHAnsi" w:hAnsiTheme="majorHAnsi" w:eastAsiaTheme="majorEastAsia" w:cstheme="majorBidi"/>
       <w:color w:val="000000" w:themeColor="text1"/>
     </w:rPr>
     <w:tblPr>
@@ -8897,10 +8965,10 @@
       <w:tblStyleColBandSize w:val="1"/>
       <w:tblInd w:w="0" w:type="dxa"/>
       <w:tblBorders>
-        <w:top w:val="single" w:sz="8" w:space="0" w:color="4BACC6" w:themeColor="accent5"/>
-        <w:left w:val="single" w:sz="8" w:space="0" w:color="4BACC6" w:themeColor="accent5"/>
-        <w:bottom w:val="single" w:sz="8" w:space="0" w:color="4BACC6" w:themeColor="accent5"/>
-        <w:right w:val="single" w:sz="8" w:space="0" w:color="4BACC6" w:themeColor="accent5"/>
+        <w:top w:val="single" w:color="4BACC6" w:themeColor="accent5" w:sz="8" w:space="0"/>
+        <w:left w:val="single" w:color="4BACC6" w:themeColor="accent5" w:sz="8" w:space="0"/>
+        <w:bottom w:val="single" w:color="4BACC6" w:themeColor="accent5" w:sz="8" w:space="0"/>
+        <w:right w:val="single" w:color="4BACC6" w:themeColor="accent5" w:sz="8" w:space="0"/>
       </w:tblBorders>
       <w:tblCellMar>
         <w:top w:w="0" w:type="dxa"/>
@@ -8919,7 +8987,7 @@
         <w:tcBorders>
           <w:top w:val="nil"/>
           <w:left w:val="nil"/>
-          <w:bottom w:val="single" w:sz="24" w:space="0" w:color="4BACC6" w:themeColor="accent5"/>
+          <w:bottom w:val="single" w:color="4BACC6" w:themeColor="accent5" w:sz="24" w:space="0"/>
           <w:right w:val="nil"/>
           <w:insideH w:val="nil"/>
           <w:insideV w:val="nil"/>
@@ -8931,7 +8999,7 @@
       <w:tblPr/>
       <w:tcPr>
         <w:tcBorders>
-          <w:top w:val="single" w:sz="8" w:space="0" w:color="4BACC6" w:themeColor="accent5"/>
+          <w:top w:val="single" w:color="4BACC6" w:themeColor="accent5" w:sz="8" w:space="0"/>
           <w:left w:val="nil"/>
           <w:bottom w:val="nil"/>
           <w:right w:val="nil"/>
@@ -8948,7 +9016,7 @@
           <w:top w:val="nil"/>
           <w:left w:val="nil"/>
           <w:bottom w:val="nil"/>
-          <w:right w:val="single" w:sz="8" w:space="0" w:color="4BACC6" w:themeColor="accent5"/>
+          <w:right w:val="single" w:color="4BACC6" w:themeColor="accent5" w:sz="8" w:space="0"/>
           <w:insideH w:val="nil"/>
           <w:insideV w:val="nil"/>
         </w:tcBorders>
@@ -8960,7 +9028,7 @@
       <w:tcPr>
         <w:tcBorders>
           <w:top w:val="nil"/>
-          <w:left w:val="single" w:sz="8" w:space="0" w:color="4BACC6" w:themeColor="accent5"/>
+          <w:left w:val="single" w:color="4BACC6" w:themeColor="accent5" w:sz="8" w:space="0"/>
           <w:bottom w:val="nil"/>
           <w:right w:val="nil"/>
           <w:insideH w:val="nil"/>
@@ -9017,7 +9085,7 @@
       <w:spacing w:after="0" w:line="240" w:lineRule="auto"/>
     </w:pPr>
     <w:rPr>
-      <w:rFonts w:asciiTheme="majorHAnsi" w:eastAsiaTheme="majorEastAsia" w:hAnsiTheme="majorHAnsi" w:cstheme="majorBidi"/>
+      <w:rFonts w:asciiTheme="majorHAnsi" w:hAnsiTheme="majorHAnsi" w:eastAsiaTheme="majorEastAsia" w:cstheme="majorBidi"/>
       <w:color w:val="000000" w:themeColor="text1"/>
     </w:rPr>
     <w:tblPr>
@@ -9025,10 +9093,10 @@
       <w:tblStyleColBandSize w:val="1"/>
       <w:tblInd w:w="0" w:type="dxa"/>
       <w:tblBorders>
-        <w:top w:val="single" w:sz="8" w:space="0" w:color="F79646" w:themeColor="accent6"/>
-        <w:left w:val="single" w:sz="8" w:space="0" w:color="F79646" w:themeColor="accent6"/>
-        <w:bottom w:val="single" w:sz="8" w:space="0" w:color="F79646" w:themeColor="accent6"/>
-        <w:right w:val="single" w:sz="8" w:space="0" w:color="F79646" w:themeColor="accent6"/>
+        <w:top w:val="single" w:color="F79646" w:themeColor="accent6" w:sz="8" w:space="0"/>
+        <w:left w:val="single" w:color="F79646" w:themeColor="accent6" w:sz="8" w:space="0"/>
+        <w:bottom w:val="single" w:color="F79646" w:themeColor="accent6" w:sz="8" w:space="0"/>
+        <w:right w:val="single" w:color="F79646" w:themeColor="accent6" w:sz="8" w:space="0"/>
       </w:tblBorders>
       <w:tblCellMar>
         <w:top w:w="0" w:type="dxa"/>
@@ -9047,7 +9115,7 @@
         <w:tcBorders>
           <w:top w:val="nil"/>
           <w:left w:val="nil"/>
-          <w:bottom w:val="single" w:sz="24" w:space="0" w:color="F79646" w:themeColor="accent6"/>
+          <w:bottom w:val="single" w:color="F79646" w:themeColor="accent6" w:sz="24" w:space="0"/>
           <w:right w:val="nil"/>
           <w:insideH w:val="nil"/>
           <w:insideV w:val="nil"/>
@@ -9059,7 +9127,7 @@
       <w:tblPr/>
       <w:tcPr>
         <w:tcBorders>
-          <w:top w:val="single" w:sz="8" w:space="0" w:color="F79646" w:themeColor="accent6"/>
+          <w:top w:val="single" w:color="F79646" w:themeColor="accent6" w:sz="8" w:space="0"/>
           <w:left w:val="nil"/>
           <w:bottom w:val="nil"/>
           <w:right w:val="nil"/>
@@ -9076,7 +9144,7 @@
           <w:top w:val="nil"/>
           <w:left w:val="nil"/>
           <w:bottom w:val="nil"/>
-          <w:right w:val="single" w:sz="8" w:space="0" w:color="F79646" w:themeColor="accent6"/>
+          <w:right w:val="single" w:color="F79646" w:themeColor="accent6" w:sz="8" w:space="0"/>
           <w:insideH w:val="nil"/>
           <w:insideV w:val="nil"/>
         </w:tcBorders>
@@ -9088,7 +9156,7 @@
       <w:tcPr>
         <w:tcBorders>
           <w:top w:val="nil"/>
-          <w:left w:val="single" w:sz="8" w:space="0" w:color="F79646" w:themeColor="accent6"/>
+          <w:left w:val="single" w:color="F79646" w:themeColor="accent6" w:sz="8" w:space="0"/>
           <w:bottom w:val="nil"/>
           <w:right w:val="nil"/>
           <w:insideH w:val="nil"/>
@@ -9149,12 +9217,12 @@
       <w:tblStyleColBandSize w:val="1"/>
       <w:tblInd w:w="0" w:type="dxa"/>
       <w:tblBorders>
-        <w:top w:val="single" w:sz="8" w:space="0" w:color="404040" w:themeColor="text1" w:themeTint="BF"/>
-        <w:left w:val="single" w:sz="8" w:space="0" w:color="404040" w:themeColor="text1" w:themeTint="BF"/>
-        <w:bottom w:val="single" w:sz="8" w:space="0" w:color="404040" w:themeColor="text1" w:themeTint="BF"/>
-        <w:right w:val="single" w:sz="8" w:space="0" w:color="404040" w:themeColor="text1" w:themeTint="BF"/>
-        <w:insideH w:val="single" w:sz="8" w:space="0" w:color="404040" w:themeColor="text1" w:themeTint="BF"/>
-        <w:insideV w:val="single" w:sz="8" w:space="0" w:color="404040" w:themeColor="text1" w:themeTint="BF"/>
+        <w:top w:val="single" w:color="404040" w:themeColor="text1" w:themeTint="BF" w:sz="8" w:space="0"/>
+        <w:left w:val="single" w:color="404040" w:themeColor="text1" w:themeTint="BF" w:sz="8" w:space="0"/>
+        <w:bottom w:val="single" w:color="404040" w:themeColor="text1" w:themeTint="BF" w:sz="8" w:space="0"/>
+        <w:right w:val="single" w:color="404040" w:themeColor="text1" w:themeTint="BF" w:sz="8" w:space="0"/>
+        <w:insideH w:val="single" w:color="404040" w:themeColor="text1" w:themeTint="BF" w:sz="8" w:space="0"/>
+        <w:insideV w:val="single" w:color="404040" w:themeColor="text1" w:themeTint="BF" w:sz="8" w:space="0"/>
       </w:tblBorders>
       <w:tblCellMar>
         <w:top w:w="0" w:type="dxa"/>
@@ -9180,7 +9248,7 @@
       <w:tblPr/>
       <w:tcPr>
         <w:tcBorders>
-          <w:top w:val="single" w:sz="18" w:space="0" w:color="404040" w:themeColor="text1" w:themeTint="BF"/>
+          <w:top w:val="single" w:color="404040" w:themeColor="text1" w:themeTint="BF" w:sz="18" w:space="0"/>
         </w:tcBorders>
       </w:tcPr>
     </w:tblStylePr>
@@ -9222,12 +9290,12 @@
       <w:tblStyleColBandSize w:val="1"/>
       <w:tblInd w:w="0" w:type="dxa"/>
       <w:tblBorders>
-        <w:top w:val="single" w:sz="8" w:space="0" w:color="7BA0CD" w:themeColor="accent1" w:themeTint="BF"/>
-        <w:left w:val="single" w:sz="8" w:space="0" w:color="7BA0CD" w:themeColor="accent1" w:themeTint="BF"/>
-        <w:bottom w:val="single" w:sz="8" w:space="0" w:color="7BA0CD" w:themeColor="accent1" w:themeTint="BF"/>
-        <w:right w:val="single" w:sz="8" w:space="0" w:color="7BA0CD" w:themeColor="accent1" w:themeTint="BF"/>
-        <w:insideH w:val="single" w:sz="8" w:space="0" w:color="7BA0CD" w:themeColor="accent1" w:themeTint="BF"/>
-        <w:insideV w:val="single" w:sz="8" w:space="0" w:color="7BA0CD" w:themeColor="accent1" w:themeTint="BF"/>
+        <w:top w:val="single" w:color="7BA0CD" w:themeColor="accent1" w:themeTint="BF" w:sz="8" w:space="0"/>
+        <w:left w:val="single" w:color="7BA0CD" w:themeColor="accent1" w:themeTint="BF" w:sz="8" w:space="0"/>
+        <w:bottom w:val="single" w:color="7BA0CD" w:themeColor="accent1" w:themeTint="BF" w:sz="8" w:space="0"/>
+        <w:right w:val="single" w:color="7BA0CD" w:themeColor="accent1" w:themeTint="BF" w:sz="8" w:space="0"/>
+        <w:insideH w:val="single" w:color="7BA0CD" w:themeColor="accent1" w:themeTint="BF" w:sz="8" w:space="0"/>
+        <w:insideV w:val="single" w:color="7BA0CD" w:themeColor="accent1" w:themeTint="BF" w:sz="8" w:space="0"/>
       </w:tblBorders>
       <w:tblCellMar>
         <w:top w:w="0" w:type="dxa"/>
@@ -9253,7 +9321,7 @@
       <w:tblPr/>
       <w:tcPr>
         <w:tcBorders>
-          <w:top w:val="single" w:sz="18" w:space="0" w:color="7BA0CD" w:themeColor="accent1" w:themeTint="BF"/>
+          <w:top w:val="single" w:color="7BA0CD" w:themeColor="accent1" w:themeTint="BF" w:sz="18" w:space="0"/>
         </w:tcBorders>
       </w:tcPr>
     </w:tblStylePr>
@@ -9295,12 +9363,12 @@
       <w:tblStyleColBandSize w:val="1"/>
       <w:tblInd w:w="0" w:type="dxa"/>
       <w:tblBorders>
-        <w:top w:val="single" w:sz="8" w:space="0" w:color="CF7B79" w:themeColor="accent2" w:themeTint="BF"/>
-        <w:left w:val="single" w:sz="8" w:space="0" w:color="CF7B79" w:themeColor="accent2" w:themeTint="BF"/>
-        <w:bottom w:val="single" w:sz="8" w:space="0" w:color="CF7B79" w:themeColor="accent2" w:themeTint="BF"/>
-        <w:right w:val="single" w:sz="8" w:space="0" w:color="CF7B79" w:themeColor="accent2" w:themeTint="BF"/>
-        <w:insideH w:val="single" w:sz="8" w:space="0" w:color="CF7B79" w:themeColor="accent2" w:themeTint="BF"/>
-        <w:insideV w:val="single" w:sz="8" w:space="0" w:color="CF7B79" w:themeColor="accent2" w:themeTint="BF"/>
+        <w:top w:val="single" w:color="CF7B79" w:themeColor="accent2" w:themeTint="BF" w:sz="8" w:space="0"/>
+        <w:left w:val="single" w:color="CF7B79" w:themeColor="accent2" w:themeTint="BF" w:sz="8" w:space="0"/>
+        <w:bottom w:val="single" w:color="CF7B79" w:themeColor="accent2" w:themeTint="BF" w:sz="8" w:space="0"/>
+        <w:right w:val="single" w:color="CF7B79" w:themeColor="accent2" w:themeTint="BF" w:sz="8" w:space="0"/>
+        <w:insideH w:val="single" w:color="CF7B79" w:themeColor="accent2" w:themeTint="BF" w:sz="8" w:space="0"/>
+        <w:insideV w:val="single" w:color="CF7B79" w:themeColor="accent2" w:themeTint="BF" w:sz="8" w:space="0"/>
       </w:tblBorders>
       <w:tblCellMar>
         <w:top w:w="0" w:type="dxa"/>
@@ -9326,7 +9394,7 @@
       <w:tblPr/>
       <w:tcPr>
         <w:tcBorders>
-          <w:top w:val="single" w:sz="18" w:space="0" w:color="CF7B79" w:themeColor="accent2" w:themeTint="BF"/>
+          <w:top w:val="single" w:color="CF7B79" w:themeColor="accent2" w:themeTint="BF" w:sz="18" w:space="0"/>
         </w:tcBorders>
       </w:tcPr>
     </w:tblStylePr>
@@ -9368,12 +9436,12 @@
       <w:tblStyleColBandSize w:val="1"/>
       <w:tblInd w:w="0" w:type="dxa"/>
       <w:tblBorders>
-        <w:top w:val="single" w:sz="8" w:space="0" w:color="B3CC82" w:themeColor="accent3" w:themeTint="BF"/>
-        <w:left w:val="single" w:sz="8" w:space="0" w:color="B3CC82" w:themeColor="accent3" w:themeTint="BF"/>
-        <w:bottom w:val="single" w:sz="8" w:space="0" w:color="B3CC82" w:themeColor="accent3" w:themeTint="BF"/>
-        <w:right w:val="single" w:sz="8" w:space="0" w:color="B3CC82" w:themeColor="accent3" w:themeTint="BF"/>
-        <w:insideH w:val="single" w:sz="8" w:space="0" w:color="B3CC82" w:themeColor="accent3" w:themeTint="BF"/>
-        <w:insideV w:val="single" w:sz="8" w:space="0" w:color="B3CC82" w:themeColor="accent3" w:themeTint="BF"/>
+        <w:top w:val="single" w:color="B3CC82" w:themeColor="accent3" w:themeTint="BF" w:sz="8" w:space="0"/>
+        <w:left w:val="single" w:color="B3CC82" w:themeColor="accent3" w:themeTint="BF" w:sz="8" w:space="0"/>
+        <w:bottom w:val="single" w:color="B3CC82" w:themeColor="accent3" w:themeTint="BF" w:sz="8" w:space="0"/>
+        <w:right w:val="single" w:color="B3CC82" w:themeColor="accent3" w:themeTint="BF" w:sz="8" w:space="0"/>
+        <w:insideH w:val="single" w:color="B3CC82" w:themeColor="accent3" w:themeTint="BF" w:sz="8" w:space="0"/>
+        <w:insideV w:val="single" w:color="B3CC82" w:themeColor="accent3" w:themeTint="BF" w:sz="8" w:space="0"/>
       </w:tblBorders>
       <w:tblCellMar>
         <w:top w:w="0" w:type="dxa"/>
@@ -9399,7 +9467,7 @@
       <w:tblPr/>
       <w:tcPr>
         <w:tcBorders>
-          <w:top w:val="single" w:sz="18" w:space="0" w:color="B3CC82" w:themeColor="accent3" w:themeTint="BF"/>
+          <w:top w:val="single" w:color="B3CC82" w:themeColor="accent3" w:themeTint="BF" w:sz="18" w:space="0"/>
         </w:tcBorders>
       </w:tcPr>
     </w:tblStylePr>
@@ -9441,12 +9509,12 @@
       <w:tblStyleColBandSize w:val="1"/>
       <w:tblInd w:w="0" w:type="dxa"/>
       <w:tblBorders>
-        <w:top w:val="single" w:sz="8" w:space="0" w:color="9F8AB9" w:themeColor="accent4" w:themeTint="BF"/>
-        <w:left w:val="single" w:sz="8" w:space="0" w:color="9F8AB9" w:themeColor="accent4" w:themeTint="BF"/>
-        <w:bottom w:val="single" w:sz="8" w:space="0" w:color="9F8AB9" w:themeColor="accent4" w:themeTint="BF"/>
-        <w:right w:val="single" w:sz="8" w:space="0" w:color="9F8AB9" w:themeColor="accent4" w:themeTint="BF"/>
-        <w:insideH w:val="single" w:sz="8" w:space="0" w:color="9F8AB9" w:themeColor="accent4" w:themeTint="BF"/>
-        <w:insideV w:val="single" w:sz="8" w:space="0" w:color="9F8AB9" w:themeColor="accent4" w:themeTint="BF"/>
+        <w:top w:val="single" w:color="9F8AB9" w:themeColor="accent4" w:themeTint="BF" w:sz="8" w:space="0"/>
+        <w:left w:val="single" w:color="9F8AB9" w:themeColor="accent4" w:themeTint="BF" w:sz="8" w:space="0"/>
+        <w:bottom w:val="single" w:color="9F8AB9" w:themeColor="accent4" w:themeTint="BF" w:sz="8" w:space="0"/>
+        <w:right w:val="single" w:color="9F8AB9" w:themeColor="accent4" w:themeTint="BF" w:sz="8" w:space="0"/>
+        <w:insideH w:val="single" w:color="9F8AB9" w:themeColor="accent4" w:themeTint="BF" w:sz="8" w:space="0"/>
+        <w:insideV w:val="single" w:color="9F8AB9" w:themeColor="accent4" w:themeTint="BF" w:sz="8" w:space="0"/>
       </w:tblBorders>
       <w:tblCellMar>
         <w:top w:w="0" w:type="dxa"/>
@@ -9472,7 +9540,7 @@
       <w:tblPr/>
       <w:tcPr>
         <w:tcBorders>
-          <w:top w:val="single" w:sz="18" w:space="0" w:color="9F8AB9" w:themeColor="accent4" w:themeTint="BF"/>
+          <w:top w:val="single" w:color="9F8AB9" w:themeColor="accent4" w:themeTint="BF" w:sz="18" w:space="0"/>
         </w:tcBorders>
       </w:tcPr>
     </w:tblStylePr>
@@ -9514,12 +9582,12 @@
       <w:tblStyleColBandSize w:val="1"/>
       <w:tblInd w:w="0" w:type="dxa"/>
       <w:tblBorders>
-        <w:top w:val="single" w:sz="8" w:space="0" w:color="78C0D4" w:themeColor="accent5" w:themeTint="BF"/>
-        <w:left w:val="single" w:sz="8" w:space="0" w:color="78C0D4" w:themeColor="accent5" w:themeTint="BF"/>
-        <w:bottom w:val="single" w:sz="8" w:space="0" w:color="78C0D4" w:themeColor="accent5" w:themeTint="BF"/>
-        <w:right w:val="single" w:sz="8" w:space="0" w:color="78C0D4" w:themeColor="accent5" w:themeTint="BF"/>
-        <w:insideH w:val="single" w:sz="8" w:space="0" w:color="78C0D4" w:themeColor="accent5" w:themeTint="BF"/>
-        <w:insideV w:val="single" w:sz="8" w:space="0" w:color="78C0D4" w:themeColor="accent5" w:themeTint="BF"/>
+        <w:top w:val="single" w:color="78C0D4" w:themeColor="accent5" w:themeTint="BF" w:sz="8" w:space="0"/>
+        <w:left w:val="single" w:color="78C0D4" w:themeColor="accent5" w:themeTint="BF" w:sz="8" w:space="0"/>
+        <w:bottom w:val="single" w:color="78C0D4" w:themeColor="accent5" w:themeTint="BF" w:sz="8" w:space="0"/>
+        <w:right w:val="single" w:color="78C0D4" w:themeColor="accent5" w:themeTint="BF" w:sz="8" w:space="0"/>
+        <w:insideH w:val="single" w:color="78C0D4" w:themeColor="accent5" w:themeTint="BF" w:sz="8" w:space="0"/>
+        <w:insideV w:val="single" w:color="78C0D4" w:themeColor="accent5" w:themeTint="BF" w:sz="8" w:space="0"/>
       </w:tblBorders>
       <w:tblCellMar>
         <w:top w:w="0" w:type="dxa"/>
@@ -9545,7 +9613,7 @@
       <w:tblPr/>
       <w:tcPr>
         <w:tcBorders>
-          <w:top w:val="single" w:sz="18" w:space="0" w:color="78C0D4" w:themeColor="accent5" w:themeTint="BF"/>
+          <w:top w:val="single" w:color="78C0D4" w:themeColor="accent5" w:themeTint="BF" w:sz="18" w:space="0"/>
         </w:tcBorders>
       </w:tcPr>
     </w:tblStylePr>
@@ -9587,12 +9655,12 @@
       <w:tblStyleColBandSize w:val="1"/>
       <w:tblInd w:w="0" w:type="dxa"/>
       <w:tblBorders>
-        <w:top w:val="single" w:sz="8" w:space="0" w:color="F9B074" w:themeColor="accent6" w:themeTint="BF"/>
-        <w:left w:val="single" w:sz="8" w:space="0" w:color="F9B074" w:themeColor="accent6" w:themeTint="BF"/>
-        <w:bottom w:val="single" w:sz="8" w:space="0" w:color="F9B074" w:themeColor="accent6" w:themeTint="BF"/>
-        <w:right w:val="single" w:sz="8" w:space="0" w:color="F9B074" w:themeColor="accent6" w:themeTint="BF"/>
-        <w:insideH w:val="single" w:sz="8" w:space="0" w:color="F9B074" w:themeColor="accent6" w:themeTint="BF"/>
-        <w:insideV w:val="single" w:sz="8" w:space="0" w:color="F9B074" w:themeColor="accent6" w:themeTint="BF"/>
+        <w:top w:val="single" w:color="F9B074" w:themeColor="accent6" w:themeTint="BF" w:sz="8" w:space="0"/>
+        <w:left w:val="single" w:color="F9B074" w:themeColor="accent6" w:themeTint="BF" w:sz="8" w:space="0"/>
+        <w:bottom w:val="single" w:color="F9B074" w:themeColor="accent6" w:themeTint="BF" w:sz="8" w:space="0"/>
+        <w:right w:val="single" w:color="F9B074" w:themeColor="accent6" w:themeTint="BF" w:sz="8" w:space="0"/>
+        <w:insideH w:val="single" w:color="F9B074" w:themeColor="accent6" w:themeTint="BF" w:sz="8" w:space="0"/>
+        <w:insideV w:val="single" w:color="F9B074" w:themeColor="accent6" w:themeTint="BF" w:sz="8" w:space="0"/>
       </w:tblBorders>
       <w:tblCellMar>
         <w:top w:w="0" w:type="dxa"/>
@@ -9618,7 +9686,7 @@
       <w:tblPr/>
       <w:tcPr>
         <w:tcBorders>
-          <w:top w:val="single" w:sz="18" w:space="0" w:color="F9B074" w:themeColor="accent6" w:themeTint="BF"/>
+          <w:top w:val="single" w:color="F9B074" w:themeColor="accent6" w:themeTint="BF" w:sz="18" w:space="0"/>
         </w:tcBorders>
       </w:tcPr>
     </w:tblStylePr>
@@ -9656,7 +9724,7 @@
       <w:spacing w:after="0" w:line="240" w:lineRule="auto"/>
     </w:pPr>
     <w:rPr>
-      <w:rFonts w:asciiTheme="majorHAnsi" w:eastAsiaTheme="majorEastAsia" w:hAnsiTheme="majorHAnsi" w:cstheme="majorBidi"/>
+      <w:rFonts w:asciiTheme="majorHAnsi" w:hAnsiTheme="majorHAnsi" w:eastAsiaTheme="majorEastAsia" w:cstheme="majorBidi"/>
       <w:color w:val="000000" w:themeColor="text1"/>
     </w:rPr>
     <w:tblPr>
@@ -9664,12 +9732,12 @@
       <w:tblStyleColBandSize w:val="1"/>
       <w:tblInd w:w="0" w:type="dxa"/>
       <w:tblBorders>
-        <w:top w:val="single" w:sz="8" w:space="0" w:color="000000" w:themeColor="text1"/>
-        <w:left w:val="single" w:sz="8" w:space="0" w:color="000000" w:themeColor="text1"/>
-        <w:bottom w:val="single" w:sz="8" w:space="0" w:color="000000" w:themeColor="text1"/>
-        <w:right w:val="single" w:sz="8" w:space="0" w:color="000000" w:themeColor="text1"/>
-        <w:insideH w:val="single" w:sz="8" w:space="0" w:color="000000" w:themeColor="text1"/>
-        <w:insideV w:val="single" w:sz="8" w:space="0" w:color="000000" w:themeColor="text1"/>
+        <w:top w:val="single" w:color="000000" w:themeColor="text1" w:sz="8" w:space="0"/>
+        <w:left w:val="single" w:color="000000" w:themeColor="text1" w:sz="8" w:space="0"/>
+        <w:bottom w:val="single" w:color="000000" w:themeColor="text1" w:sz="8" w:space="0"/>
+        <w:right w:val="single" w:color="000000" w:themeColor="text1" w:sz="8" w:space="0"/>
+        <w:insideH w:val="single" w:color="000000" w:themeColor="text1" w:sz="8" w:space="0"/>
+        <w:insideV w:val="single" w:color="000000" w:themeColor="text1" w:sz="8" w:space="0"/>
       </w:tblBorders>
       <w:tblCellMar>
         <w:top w:w="0" w:type="dxa"/>
@@ -9701,7 +9769,7 @@
       <w:tblPr/>
       <w:tcPr>
         <w:tcBorders>
-          <w:top w:val="single" w:sz="12" w:space="0" w:color="000000" w:themeColor="text1"/>
+          <w:top w:val="single" w:color="000000" w:themeColor="text1" w:sz="12" w:space="0"/>
           <w:left w:val="nil"/>
           <w:bottom w:val="nil"/>
           <w:right w:val="nil"/>
@@ -9759,8 +9827,8 @@
       <w:tblPr/>
       <w:tcPr>
         <w:tcBorders>
-          <w:insideH w:val="single" w:sz="6" w:space="0" w:color="000000" w:themeColor="text1"/>
-          <w:insideV w:val="single" w:sz="6" w:space="0" w:color="000000" w:themeColor="text1"/>
+          <w:insideH w:val="single" w:color="000000" w:themeColor="text1" w:sz="6" w:space="0"/>
+          <w:insideV w:val="single" w:color="000000" w:themeColor="text1" w:sz="6" w:space="0"/>
         </w:tcBorders>
         <w:shd w:val="clear" w:color="auto" w:fill="808080" w:themeFill="text1" w:themeFillTint="7F"/>
       </w:tcPr>
@@ -9781,7 +9849,7 @@
       <w:spacing w:after="0" w:line="240" w:lineRule="auto"/>
     </w:pPr>
     <w:rPr>
-      <w:rFonts w:asciiTheme="majorHAnsi" w:eastAsiaTheme="majorEastAsia" w:hAnsiTheme="majorHAnsi" w:cstheme="majorBidi"/>
+      <w:rFonts w:asciiTheme="majorHAnsi" w:hAnsiTheme="majorHAnsi" w:eastAsiaTheme="majorEastAsia" w:cstheme="majorBidi"/>
       <w:color w:val="000000" w:themeColor="text1"/>
     </w:rPr>
     <w:tblPr>
@@ -9789,12 +9857,12 @@
       <w:tblStyleColBandSize w:val="1"/>
       <w:tblInd w:w="0" w:type="dxa"/>
       <w:tblBorders>
-        <w:top w:val="single" w:sz="8" w:space="0" w:color="4F81BD" w:themeColor="accent1"/>
-        <w:left w:val="single" w:sz="8" w:space="0" w:color="4F81BD" w:themeColor="accent1"/>
-        <w:bottom w:val="single" w:sz="8" w:space="0" w:color="4F81BD" w:themeColor="accent1"/>
-        <w:right w:val="single" w:sz="8" w:space="0" w:color="4F81BD" w:themeColor="accent1"/>
-        <w:insideH w:val="single" w:sz="8" w:space="0" w:color="4F81BD" w:themeColor="accent1"/>
-        <w:insideV w:val="single" w:sz="8" w:space="0" w:color="4F81BD" w:themeColor="accent1"/>
+        <w:top w:val="single" w:color="4F81BD" w:themeColor="accent1" w:sz="8" w:space="0"/>
+        <w:left w:val="single" w:color="4F81BD" w:themeColor="accent1" w:sz="8" w:space="0"/>
+        <w:bottom w:val="single" w:color="4F81BD" w:themeColor="accent1" w:sz="8" w:space="0"/>
+        <w:right w:val="single" w:color="4F81BD" w:themeColor="accent1" w:sz="8" w:space="0"/>
+        <w:insideH w:val="single" w:color="4F81BD" w:themeColor="accent1" w:sz="8" w:space="0"/>
+        <w:insideV w:val="single" w:color="4F81BD" w:themeColor="accent1" w:sz="8" w:space="0"/>
       </w:tblBorders>
       <w:tblCellMar>
         <w:top w:w="0" w:type="dxa"/>
@@ -9826,7 +9894,7 @@
       <w:tblPr/>
       <w:tcPr>
         <w:tcBorders>
-          <w:top w:val="single" w:sz="12" w:space="0" w:color="000000" w:themeColor="text1"/>
+          <w:top w:val="single" w:color="000000" w:themeColor="text1" w:sz="12" w:space="0"/>
           <w:left w:val="nil"/>
           <w:bottom w:val="nil"/>
           <w:right w:val="nil"/>
@@ -9884,8 +9952,8 @@
       <w:tblPr/>
       <w:tcPr>
         <w:tcBorders>
-          <w:insideH w:val="single" w:sz="6" w:space="0" w:color="4F81BD" w:themeColor="accent1"/>
-          <w:insideV w:val="single" w:sz="6" w:space="0" w:color="4F81BD" w:themeColor="accent1"/>
+          <w:insideH w:val="single" w:color="4F81BD" w:themeColor="accent1" w:sz="6" w:space="0"/>
+          <w:insideV w:val="single" w:color="4F81BD" w:themeColor="accent1" w:sz="6" w:space="0"/>
         </w:tcBorders>
         <w:shd w:val="clear" w:color="auto" w:fill="A7BFDE" w:themeFill="accent1" w:themeFillTint="7F"/>
       </w:tcPr>
@@ -9906,7 +9974,7 @@
       <w:spacing w:after="0" w:line="240" w:lineRule="auto"/>
     </w:pPr>
     <w:rPr>
-      <w:rFonts w:asciiTheme="majorHAnsi" w:eastAsiaTheme="majorEastAsia" w:hAnsiTheme="majorHAnsi" w:cstheme="majorBidi"/>
+      <w:rFonts w:asciiTheme="majorHAnsi" w:hAnsiTheme="majorHAnsi" w:eastAsiaTheme="majorEastAsia" w:cstheme="majorBidi"/>
       <w:color w:val="000000" w:themeColor="text1"/>
     </w:rPr>
     <w:tblPr>
@@ -9914,12 +9982,12 @@
       <w:tblStyleColBandSize w:val="1"/>
       <w:tblInd w:w="0" w:type="dxa"/>
       <w:tblBorders>
-        <w:top w:val="single" w:sz="8" w:space="0" w:color="C0504D" w:themeColor="accent2"/>
-        <w:left w:val="single" w:sz="8" w:space="0" w:color="C0504D" w:themeColor="accent2"/>
-        <w:bottom w:val="single" w:sz="8" w:space="0" w:color="C0504D" w:themeColor="accent2"/>
-        <w:right w:val="single" w:sz="8" w:space="0" w:color="C0504D" w:themeColor="accent2"/>
-        <w:insideH w:val="single" w:sz="8" w:space="0" w:color="C0504D" w:themeColor="accent2"/>
-        <w:insideV w:val="single" w:sz="8" w:space="0" w:color="C0504D" w:themeColor="accent2"/>
+        <w:top w:val="single" w:color="C0504D" w:themeColor="accent2" w:sz="8" w:space="0"/>
+        <w:left w:val="single" w:color="C0504D" w:themeColor="accent2" w:sz="8" w:space="0"/>
+        <w:bottom w:val="single" w:color="C0504D" w:themeColor="accent2" w:sz="8" w:space="0"/>
+        <w:right w:val="single" w:color="C0504D" w:themeColor="accent2" w:sz="8" w:space="0"/>
+        <w:insideH w:val="single" w:color="C0504D" w:themeColor="accent2" w:sz="8" w:space="0"/>
+        <w:insideV w:val="single" w:color="C0504D" w:themeColor="accent2" w:sz="8" w:space="0"/>
       </w:tblBorders>
       <w:tblCellMar>
         <w:top w:w="0" w:type="dxa"/>
@@ -9951,7 +10019,7 @@
       <w:tblPr/>
       <w:tcPr>
         <w:tcBorders>
-          <w:top w:val="single" w:sz="12" w:space="0" w:color="000000" w:themeColor="text1"/>
+          <w:top w:val="single" w:color="000000" w:themeColor="text1" w:sz="12" w:space="0"/>
           <w:left w:val="nil"/>
           <w:bottom w:val="nil"/>
           <w:right w:val="nil"/>
@@ -10009,8 +10077,8 @@
       <w:tblPr/>
       <w:tcPr>
         <w:tcBorders>
-          <w:insideH w:val="single" w:sz="6" w:space="0" w:color="C0504D" w:themeColor="accent2"/>
-          <w:insideV w:val="single" w:sz="6" w:space="0" w:color="C0504D" w:themeColor="accent2"/>
+          <w:insideH w:val="single" w:color="C0504D" w:themeColor="accent2" w:sz="6" w:space="0"/>
+          <w:insideV w:val="single" w:color="C0504D" w:themeColor="accent2" w:sz="6" w:space="0"/>
         </w:tcBorders>
         <w:shd w:val="clear" w:color="auto" w:fill="DFA7A6" w:themeFill="accent2" w:themeFillTint="7F"/>
       </w:tcPr>
@@ -10031,7 +10099,7 @@
       <w:spacing w:after="0" w:line="240" w:lineRule="auto"/>
     </w:pPr>
     <w:rPr>
-      <w:rFonts w:asciiTheme="majorHAnsi" w:eastAsiaTheme="majorEastAsia" w:hAnsiTheme="majorHAnsi" w:cstheme="majorBidi"/>
+      <w:rFonts w:asciiTheme="majorHAnsi" w:hAnsiTheme="majorHAnsi" w:eastAsiaTheme="majorEastAsia" w:cstheme="majorBidi"/>
       <w:color w:val="000000" w:themeColor="text1"/>
     </w:rPr>
     <w:tblPr>
@@ -10039,12 +10107,12 @@
       <w:tblStyleColBandSize w:val="1"/>
       <w:tblInd w:w="0" w:type="dxa"/>
       <w:tblBorders>
-        <w:top w:val="single" w:sz="8" w:space="0" w:color="9BBB59" w:themeColor="accent3"/>
-        <w:left w:val="single" w:sz="8" w:space="0" w:color="9BBB59" w:themeColor="accent3"/>
-        <w:bottom w:val="single" w:sz="8" w:space="0" w:color="9BBB59" w:themeColor="accent3"/>
-        <w:right w:val="single" w:sz="8" w:space="0" w:color="9BBB59" w:themeColor="accent3"/>
-        <w:insideH w:val="single" w:sz="8" w:space="0" w:color="9BBB59" w:themeColor="accent3"/>
-        <w:insideV w:val="single" w:sz="8" w:space="0" w:color="9BBB59" w:themeColor="accent3"/>
+        <w:top w:val="single" w:color="9BBB59" w:themeColor="accent3" w:sz="8" w:space="0"/>
+        <w:left w:val="single" w:color="9BBB59" w:themeColor="accent3" w:sz="8" w:space="0"/>
+        <w:bottom w:val="single" w:color="9BBB59" w:themeColor="accent3" w:sz="8" w:space="0"/>
+        <w:right w:val="single" w:color="9BBB59" w:themeColor="accent3" w:sz="8" w:space="0"/>
+        <w:insideH w:val="single" w:color="9BBB59" w:themeColor="accent3" w:sz="8" w:space="0"/>
+        <w:insideV w:val="single" w:color="9BBB59" w:themeColor="accent3" w:sz="8" w:space="0"/>
       </w:tblBorders>
       <w:tblCellMar>
         <w:top w:w="0" w:type="dxa"/>
@@ -10076,7 +10144,7 @@
       <w:tblPr/>
       <w:tcPr>
         <w:tcBorders>
-          <w:top w:val="single" w:sz="12" w:space="0" w:color="000000" w:themeColor="text1"/>
+          <w:top w:val="single" w:color="000000" w:themeColor="text1" w:sz="12" w:space="0"/>
           <w:left w:val="nil"/>
           <w:bottom w:val="nil"/>
           <w:right w:val="nil"/>
@@ -10134,8 +10202,8 @@
       <w:tblPr/>
       <w:tcPr>
         <w:tcBorders>
-          <w:insideH w:val="single" w:sz="6" w:space="0" w:color="9BBB59" w:themeColor="accent3"/>
-          <w:insideV w:val="single" w:sz="6" w:space="0" w:color="9BBB59" w:themeColor="accent3"/>
+          <w:insideH w:val="single" w:color="9BBB59" w:themeColor="accent3" w:sz="6" w:space="0"/>
+          <w:insideV w:val="single" w:color="9BBB59" w:themeColor="accent3" w:sz="6" w:space="0"/>
         </w:tcBorders>
         <w:shd w:val="clear" w:color="auto" w:fill="CDDDAC" w:themeFill="accent3" w:themeFillTint="7F"/>
       </w:tcPr>
@@ -10156,7 +10224,7 @@
       <w:spacing w:after="0" w:line="240" w:lineRule="auto"/>
     </w:pPr>
     <w:rPr>
-      <w:rFonts w:asciiTheme="majorHAnsi" w:eastAsiaTheme="majorEastAsia" w:hAnsiTheme="majorHAnsi" w:cstheme="majorBidi"/>
+      <w:rFonts w:asciiTheme="majorHAnsi" w:hAnsiTheme="majorHAnsi" w:eastAsiaTheme="majorEastAsia" w:cstheme="majorBidi"/>
       <w:color w:val="000000" w:themeColor="text1"/>
     </w:rPr>
     <w:tblPr>
@@ -10164,12 +10232,12 @@
       <w:tblStyleColBandSize w:val="1"/>
       <w:tblInd w:w="0" w:type="dxa"/>
       <w:tblBorders>
-        <w:top w:val="single" w:sz="8" w:space="0" w:color="8064A2" w:themeColor="accent4"/>
-        <w:left w:val="single" w:sz="8" w:space="0" w:color="8064A2" w:themeColor="accent4"/>
-        <w:bottom w:val="single" w:sz="8" w:space="0" w:color="8064A2" w:themeColor="accent4"/>
-        <w:right w:val="single" w:sz="8" w:space="0" w:color="8064A2" w:themeColor="accent4"/>
-        <w:insideH w:val="single" w:sz="8" w:space="0" w:color="8064A2" w:themeColor="accent4"/>
-        <w:insideV w:val="single" w:sz="8" w:space="0" w:color="8064A2" w:themeColor="accent4"/>
+        <w:top w:val="single" w:color="8064A2" w:themeColor="accent4" w:sz="8" w:space="0"/>
+        <w:left w:val="single" w:color="8064A2" w:themeColor="accent4" w:sz="8" w:space="0"/>
+        <w:bottom w:val="single" w:color="8064A2" w:themeColor="accent4" w:sz="8" w:space="0"/>
+        <w:right w:val="single" w:color="8064A2" w:themeColor="accent4" w:sz="8" w:space="0"/>
+        <w:insideH w:val="single" w:color="8064A2" w:themeColor="accent4" w:sz="8" w:space="0"/>
+        <w:insideV w:val="single" w:color="8064A2" w:themeColor="accent4" w:sz="8" w:space="0"/>
       </w:tblBorders>
       <w:tblCellMar>
         <w:top w:w="0" w:type="dxa"/>
@@ -10201,7 +10269,7 @@
       <w:tblPr/>
       <w:tcPr>
         <w:tcBorders>
-          <w:top w:val="single" w:sz="12" w:space="0" w:color="000000" w:themeColor="text1"/>
+          <w:top w:val="single" w:color="000000" w:themeColor="text1" w:sz="12" w:space="0"/>
           <w:left w:val="nil"/>
           <w:bottom w:val="nil"/>
           <w:right w:val="nil"/>
@@ -10259,8 +10327,8 @@
       <w:tblPr/>
       <w:tcPr>
         <w:tcBorders>
-          <w:insideH w:val="single" w:sz="6" w:space="0" w:color="8064A2" w:themeColor="accent4"/>
-          <w:insideV w:val="single" w:sz="6" w:space="0" w:color="8064A2" w:themeColor="accent4"/>
+          <w:insideH w:val="single" w:color="8064A2" w:themeColor="accent4" w:sz="6" w:space="0"/>
+          <w:insideV w:val="single" w:color="8064A2" w:themeColor="accent4" w:sz="6" w:space="0"/>
         </w:tcBorders>
         <w:shd w:val="clear" w:color="auto" w:fill="BFB1D0" w:themeFill="accent4" w:themeFillTint="7F"/>
       </w:tcPr>
@@ -10281,7 +10349,7 @@
       <w:spacing w:after="0" w:line="240" w:lineRule="auto"/>
     </w:pPr>
     <w:rPr>
-      <w:rFonts w:asciiTheme="majorHAnsi" w:eastAsiaTheme="majorEastAsia" w:hAnsiTheme="majorHAnsi" w:cstheme="majorBidi"/>
+      <w:rFonts w:asciiTheme="majorHAnsi" w:hAnsiTheme="majorHAnsi" w:eastAsiaTheme="majorEastAsia" w:cstheme="majorBidi"/>
       <w:color w:val="000000" w:themeColor="text1"/>
     </w:rPr>
     <w:tblPr>
@@ -10289,12 +10357,12 @@
       <w:tblStyleColBandSize w:val="1"/>
       <w:tblInd w:w="0" w:type="dxa"/>
       <w:tblBorders>
-        <w:top w:val="single" w:sz="8" w:space="0" w:color="4BACC6" w:themeColor="accent5"/>
-        <w:left w:val="single" w:sz="8" w:space="0" w:color="4BACC6" w:themeColor="accent5"/>
-        <w:bottom w:val="single" w:sz="8" w:space="0" w:color="4BACC6" w:themeColor="accent5"/>
-        <w:right w:val="single" w:sz="8" w:space="0" w:color="4BACC6" w:themeColor="accent5"/>
-        <w:insideH w:val="single" w:sz="8" w:space="0" w:color="4BACC6" w:themeColor="accent5"/>
-        <w:insideV w:val="single" w:sz="8" w:space="0" w:color="4BACC6" w:themeColor="accent5"/>
+        <w:top w:val="single" w:color="4BACC6" w:themeColor="accent5" w:sz="8" w:space="0"/>
+        <w:left w:val="single" w:color="4BACC6" w:themeColor="accent5" w:sz="8" w:space="0"/>
+        <w:bottom w:val="single" w:color="4BACC6" w:themeColor="accent5" w:sz="8" w:space="0"/>
+        <w:right w:val="single" w:color="4BACC6" w:themeColor="accent5" w:sz="8" w:space="0"/>
+        <w:insideH w:val="single" w:color="4BACC6" w:themeColor="accent5" w:sz="8" w:space="0"/>
+        <w:insideV w:val="single" w:color="4BACC6" w:themeColor="accent5" w:sz="8" w:space="0"/>
       </w:tblBorders>
       <w:tblCellMar>
         <w:top w:w="0" w:type="dxa"/>
@@ -10326,7 +10394,7 @@
       <w:tblPr/>
       <w:tcPr>
         <w:tcBorders>
-          <w:top w:val="single" w:sz="12" w:space="0" w:color="000000" w:themeColor="text1"/>
+          <w:top w:val="single" w:color="000000" w:themeColor="text1" w:sz="12" w:space="0"/>
           <w:left w:val="nil"/>
           <w:bottom w:val="nil"/>
           <w:right w:val="nil"/>
@@ -10384,8 +10452,8 @@
       <w:tblPr/>
       <w:tcPr>
         <w:tcBorders>
-          <w:insideH w:val="single" w:sz="6" w:space="0" w:color="4BACC6" w:themeColor="accent5"/>
-          <w:insideV w:val="single" w:sz="6" w:space="0" w:color="4BACC6" w:themeColor="accent5"/>
+          <w:insideH w:val="single" w:color="4BACC6" w:themeColor="accent5" w:sz="6" w:space="0"/>
+          <w:insideV w:val="single" w:color="4BACC6" w:themeColor="accent5" w:sz="6" w:space="0"/>
         </w:tcBorders>
         <w:shd w:val="clear" w:color="auto" w:fill="A5D5E2" w:themeFill="accent5" w:themeFillTint="7F"/>
       </w:tcPr>
@@ -10406,7 +10474,7 @@
       <w:spacing w:after="0" w:line="240" w:lineRule="auto"/>
     </w:pPr>
     <w:rPr>
-      <w:rFonts w:asciiTheme="majorHAnsi" w:eastAsiaTheme="majorEastAsia" w:hAnsiTheme="majorHAnsi" w:cstheme="majorBidi"/>
+      <w:rFonts w:asciiTheme="majorHAnsi" w:hAnsiTheme="majorHAnsi" w:eastAsiaTheme="majorEastAsia" w:cstheme="majorBidi"/>
       <w:color w:val="000000" w:themeColor="text1"/>
     </w:rPr>
     <w:tblPr>
@@ -10414,12 +10482,12 @@
       <w:tblStyleColBandSize w:val="1"/>
       <w:tblInd w:w="0" w:type="dxa"/>
       <w:tblBorders>
-        <w:top w:val="single" w:sz="8" w:space="0" w:color="F79646" w:themeColor="accent6"/>
-        <w:left w:val="single" w:sz="8" w:space="0" w:color="F79646" w:themeColor="accent6"/>
-        <w:bottom w:val="single" w:sz="8" w:space="0" w:color="F79646" w:themeColor="accent6"/>
-        <w:right w:val="single" w:sz="8" w:space="0" w:color="F79646" w:themeColor="accent6"/>
-        <w:insideH w:val="single" w:sz="8" w:space="0" w:color="F79646" w:themeColor="accent6"/>
-        <w:insideV w:val="single" w:sz="8" w:space="0" w:color="F79646" w:themeColor="accent6"/>
+        <w:top w:val="single" w:color="F79646" w:themeColor="accent6" w:sz="8" w:space="0"/>
+        <w:left w:val="single" w:color="F79646" w:themeColor="accent6" w:sz="8" w:space="0"/>
+        <w:bottom w:val="single" w:color="F79646" w:themeColor="accent6" w:sz="8" w:space="0"/>
+        <w:right w:val="single" w:color="F79646" w:themeColor="accent6" w:sz="8" w:space="0"/>
+        <w:insideH w:val="single" w:color="F79646" w:themeColor="accent6" w:sz="8" w:space="0"/>
+        <w:insideV w:val="single" w:color="F79646" w:themeColor="accent6" w:sz="8" w:space="0"/>
       </w:tblBorders>
       <w:tblCellMar>
         <w:top w:w="0" w:type="dxa"/>
@@ -10451,7 +10519,7 @@
       <w:tblPr/>
       <w:tcPr>
         <w:tcBorders>
-          <w:top w:val="single" w:sz="12" w:space="0" w:color="000000" w:themeColor="text1"/>
+          <w:top w:val="single" w:color="000000" w:themeColor="text1" w:sz="12" w:space="0"/>
           <w:left w:val="nil"/>
           <w:bottom w:val="nil"/>
           <w:right w:val="nil"/>
@@ -10509,8 +10577,8 @@
       <w:tblPr/>
       <w:tcPr>
         <w:tcBorders>
-          <w:insideH w:val="single" w:sz="6" w:space="0" w:color="F79646" w:themeColor="accent6"/>
-          <w:insideV w:val="single" w:sz="6" w:space="0" w:color="F79646" w:themeColor="accent6"/>
+          <w:insideH w:val="single" w:color="F79646" w:themeColor="accent6" w:sz="6" w:space="0"/>
+          <w:insideV w:val="single" w:color="F79646" w:themeColor="accent6" w:sz="6" w:space="0"/>
         </w:tcBorders>
         <w:shd w:val="clear" w:color="auto" w:fill="FBCAA2" w:themeFill="accent6" w:themeFillTint="7F"/>
       </w:tcPr>
@@ -10535,12 +10603,12 @@
       <w:tblStyleColBandSize w:val="1"/>
       <w:tblInd w:w="0" w:type="dxa"/>
       <w:tblBorders>
-        <w:top w:val="single" w:sz="8" w:space="0" w:color="FFFFFF" w:themeColor="background1"/>
-        <w:left w:val="single" w:sz="8" w:space="0" w:color="FFFFFF" w:themeColor="background1"/>
-        <w:bottom w:val="single" w:sz="8" w:space="0" w:color="FFFFFF" w:themeColor="background1"/>
-        <w:right w:val="single" w:sz="8" w:space="0" w:color="FFFFFF" w:themeColor="background1"/>
-        <w:insideH w:val="single" w:sz="6" w:space="0" w:color="FFFFFF" w:themeColor="background1"/>
-        <w:insideV w:val="single" w:sz="6" w:space="0" w:color="FFFFFF" w:themeColor="background1"/>
+        <w:top w:val="single" w:color="FFFFFF" w:themeColor="background1" w:sz="8" w:space="0"/>
+        <w:left w:val="single" w:color="FFFFFF" w:themeColor="background1" w:sz="8" w:space="0"/>
+        <w:bottom w:val="single" w:color="FFFFFF" w:themeColor="background1" w:sz="8" w:space="0"/>
+        <w:right w:val="single" w:color="FFFFFF" w:themeColor="background1" w:sz="8" w:space="0"/>
+        <w:insideH w:val="single" w:color="FFFFFF" w:themeColor="background1" w:sz="6" w:space="0"/>
+        <w:insideV w:val="single" w:color="FFFFFF" w:themeColor="background1" w:sz="6" w:space="0"/>
       </w:tblBorders>
       <w:tblCellMar>
         <w:top w:w="0" w:type="dxa"/>
@@ -10563,12 +10631,12 @@
       <w:tblPr/>
       <w:tcPr>
         <w:tcBorders>
-          <w:top w:val="single" w:sz="8" w:space="0" w:color="FFFFFF" w:themeColor="background1"/>
-          <w:left w:val="single" w:sz="8" w:space="0" w:color="FFFFFF" w:themeColor="background1"/>
-          <w:bottom w:val="single" w:sz="24" w:space="0" w:color="FFFFFF" w:themeColor="background1"/>
-          <w:right w:val="single" w:sz="8" w:space="0" w:color="FFFFFF" w:themeColor="background1"/>
-          <w:insideH w:val="nil"/>
-          <w:insideV w:val="single" w:sz="8" w:space="0" w:color="FFFFFF" w:themeColor="background1"/>
+          <w:top w:val="single" w:color="FFFFFF" w:themeColor="background1" w:sz="8" w:space="0"/>
+          <w:left w:val="single" w:color="FFFFFF" w:themeColor="background1" w:sz="8" w:space="0"/>
+          <w:bottom w:val="single" w:color="FFFFFF" w:themeColor="background1" w:sz="24" w:space="0"/>
+          <w:right w:val="single" w:color="FFFFFF" w:themeColor="background1" w:sz="8" w:space="0"/>
+          <w:insideH w:val="nil"/>
+          <w:insideV w:val="single" w:color="FFFFFF" w:themeColor="background1" w:sz="8" w:space="0"/>
         </w:tcBorders>
         <w:shd w:val="clear" w:color="auto" w:fill="000000" w:themeFill="text1"/>
       </w:tcPr>
@@ -10584,12 +10652,12 @@
       <w:tblPr/>
       <w:tcPr>
         <w:tcBorders>
-          <w:top w:val="single" w:sz="24" w:space="0" w:color="FFFFFF" w:themeColor="background1"/>
-          <w:left w:val="single" w:sz="8" w:space="0" w:color="FFFFFF" w:themeColor="background1"/>
-          <w:bottom w:val="single" w:sz="8" w:space="0" w:color="FFFFFF" w:themeColor="background1"/>
-          <w:right w:val="single" w:sz="8" w:space="0" w:color="FFFFFF" w:themeColor="background1"/>
-          <w:insideH w:val="nil"/>
-          <w:insideV w:val="single" w:sz="8" w:space="0" w:color="FFFFFF" w:themeColor="background1"/>
+          <w:top w:val="single" w:color="FFFFFF" w:themeColor="background1" w:sz="24" w:space="0"/>
+          <w:left w:val="single" w:color="FFFFFF" w:themeColor="background1" w:sz="8" w:space="0"/>
+          <w:bottom w:val="single" w:color="FFFFFF" w:themeColor="background1" w:sz="8" w:space="0"/>
+          <w:right w:val="single" w:color="FFFFFF" w:themeColor="background1" w:sz="8" w:space="0"/>
+          <w:insideH w:val="nil"/>
+          <w:insideV w:val="single" w:color="FFFFFF" w:themeColor="background1" w:sz="8" w:space="0"/>
         </w:tcBorders>
         <w:shd w:val="clear" w:color="auto" w:fill="000000" w:themeFill="text1"/>
       </w:tcPr>
@@ -10605,8 +10673,8 @@
       <w:tblPr/>
       <w:tcPr>
         <w:tcBorders>
-          <w:left w:val="single" w:sz="8" w:space="0" w:color="FFFFFF" w:themeColor="background1"/>
-          <w:right w:val="single" w:sz="24" w:space="0" w:color="FFFFFF" w:themeColor="background1"/>
+          <w:left w:val="single" w:color="FFFFFF" w:themeColor="background1" w:sz="8" w:space="0"/>
+          <w:right w:val="single" w:color="FFFFFF" w:themeColor="background1" w:sz="24" w:space="0"/>
           <w:insideH w:val="nil"/>
           <w:insideV w:val="nil"/>
         </w:tcBorders>
@@ -10625,7 +10693,7 @@
       <w:tcPr>
         <w:tcBorders>
           <w:top w:val="nil"/>
-          <w:left w:val="single" w:sz="24" w:space="0" w:color="FFFFFF" w:themeColor="background1"/>
+          <w:left w:val="single" w:color="FFFFFF" w:themeColor="background1" w:sz="24" w:space="0"/>
           <w:bottom w:val="nil"/>
           <w:right w:val="nil"/>
           <w:insideH w:val="nil"/>
@@ -10638,10 +10706,10 @@
       <w:tblPr/>
       <w:tcPr>
         <w:tcBorders>
-          <w:top w:val="single" w:sz="8" w:space="0" w:color="FFFFFF" w:themeColor="background1"/>
-          <w:left w:val="single" w:sz="8" w:space="0" w:color="FFFFFF" w:themeColor="background1"/>
-          <w:bottom w:val="single" w:sz="8" w:space="0" w:color="FFFFFF" w:themeColor="background1"/>
-          <w:right w:val="single" w:sz="8" w:space="0" w:color="FFFFFF" w:themeColor="background1"/>
+          <w:top w:val="single" w:color="FFFFFF" w:themeColor="background1" w:sz="8" w:space="0"/>
+          <w:left w:val="single" w:color="FFFFFF" w:themeColor="background1" w:sz="8" w:space="0"/>
+          <w:bottom w:val="single" w:color="FFFFFF" w:themeColor="background1" w:sz="8" w:space="0"/>
+          <w:right w:val="single" w:color="FFFFFF" w:themeColor="background1" w:sz="8" w:space="0"/>
           <w:insideH w:val="nil"/>
           <w:insideV w:val="nil"/>
         </w:tcBorders>
@@ -10652,12 +10720,12 @@
       <w:tblPr/>
       <w:tcPr>
         <w:tcBorders>
-          <w:top w:val="single" w:sz="8" w:space="0" w:color="FFFFFF" w:themeColor="background1"/>
-          <w:left w:val="single" w:sz="8" w:space="0" w:color="FFFFFF" w:themeColor="background1"/>
-          <w:bottom w:val="single" w:sz="8" w:space="0" w:color="FFFFFF" w:themeColor="background1"/>
-          <w:right w:val="single" w:sz="8" w:space="0" w:color="FFFFFF" w:themeColor="background1"/>
-          <w:insideH w:val="single" w:sz="8" w:space="0" w:color="FFFFFF" w:themeColor="background1"/>
-          <w:insideV w:val="single" w:sz="8" w:space="0" w:color="FFFFFF" w:themeColor="background1"/>
+          <w:top w:val="single" w:color="FFFFFF" w:themeColor="background1" w:sz="8" w:space="0"/>
+          <w:left w:val="single" w:color="FFFFFF" w:themeColor="background1" w:sz="8" w:space="0"/>
+          <w:bottom w:val="single" w:color="FFFFFF" w:themeColor="background1" w:sz="8" w:space="0"/>
+          <w:right w:val="single" w:color="FFFFFF" w:themeColor="background1" w:sz="8" w:space="0"/>
+          <w:insideH w:val="single" w:color="FFFFFF" w:themeColor="background1" w:sz="8" w:space="0"/>
+          <w:insideV w:val="single" w:color="FFFFFF" w:themeColor="background1" w:sz="8" w:space="0"/>
         </w:tcBorders>
         <w:shd w:val="clear" w:color="auto" w:fill="808080" w:themeFill="text1" w:themeFillTint="7F"/>
       </w:tcPr>
@@ -10676,12 +10744,12 @@
       <w:tblStyleColBandSize w:val="1"/>
       <w:tblInd w:w="0" w:type="dxa"/>
       <w:tblBorders>
-        <w:top w:val="single" w:sz="8" w:space="0" w:color="FFFFFF" w:themeColor="background1"/>
-        <w:left w:val="single" w:sz="8" w:space="0" w:color="FFFFFF" w:themeColor="background1"/>
-        <w:bottom w:val="single" w:sz="8" w:space="0" w:color="FFFFFF" w:themeColor="background1"/>
-        <w:right w:val="single" w:sz="8" w:space="0" w:color="FFFFFF" w:themeColor="background1"/>
-        <w:insideH w:val="single" w:sz="6" w:space="0" w:color="FFFFFF" w:themeColor="background1"/>
-        <w:insideV w:val="single" w:sz="6" w:space="0" w:color="FFFFFF" w:themeColor="background1"/>
+        <w:top w:val="single" w:color="FFFFFF" w:themeColor="background1" w:sz="8" w:space="0"/>
+        <w:left w:val="single" w:color="FFFFFF" w:themeColor="background1" w:sz="8" w:space="0"/>
+        <w:bottom w:val="single" w:color="FFFFFF" w:themeColor="background1" w:sz="8" w:space="0"/>
+        <w:right w:val="single" w:color="FFFFFF" w:themeColor="background1" w:sz="8" w:space="0"/>
+        <w:insideH w:val="single" w:color="FFFFFF" w:themeColor="background1" w:sz="6" w:space="0"/>
+        <w:insideV w:val="single" w:color="FFFFFF" w:themeColor="background1" w:sz="6" w:space="0"/>
       </w:tblBorders>
       <w:tblCellMar>
         <w:top w:w="0" w:type="dxa"/>
@@ -10704,12 +10772,12 @@
       <w:tblPr/>
       <w:tcPr>
         <w:tcBorders>
-          <w:top w:val="single" w:sz="8" w:space="0" w:color="FFFFFF" w:themeColor="background1"/>
-          <w:left w:val="single" w:sz="8" w:space="0" w:color="FFFFFF" w:themeColor="background1"/>
-          <w:bottom w:val="single" w:sz="24" w:space="0" w:color="FFFFFF" w:themeColor="background1"/>
-          <w:right w:val="single" w:sz="8" w:space="0" w:color="FFFFFF" w:themeColor="background1"/>
-          <w:insideH w:val="nil"/>
-          <w:insideV w:val="single" w:sz="8" w:space="0" w:color="FFFFFF" w:themeColor="background1"/>
+          <w:top w:val="single" w:color="FFFFFF" w:themeColor="background1" w:sz="8" w:space="0"/>
+          <w:left w:val="single" w:color="FFFFFF" w:themeColor="background1" w:sz="8" w:space="0"/>
+          <w:bottom w:val="single" w:color="FFFFFF" w:themeColor="background1" w:sz="24" w:space="0"/>
+          <w:right w:val="single" w:color="FFFFFF" w:themeColor="background1" w:sz="8" w:space="0"/>
+          <w:insideH w:val="nil"/>
+          <w:insideV w:val="single" w:color="FFFFFF" w:themeColor="background1" w:sz="8" w:space="0"/>
         </w:tcBorders>
         <w:shd w:val="clear" w:color="auto" w:fill="4F81BD" w:themeFill="accent1"/>
       </w:tcPr>
@@ -10725,12 +10793,12 @@
       <w:tblPr/>
       <w:tcPr>
         <w:tcBorders>
-          <w:top w:val="single" w:sz="24" w:space="0" w:color="FFFFFF" w:themeColor="background1"/>
-          <w:left w:val="single" w:sz="8" w:space="0" w:color="FFFFFF" w:themeColor="background1"/>
-          <w:bottom w:val="single" w:sz="8" w:space="0" w:color="FFFFFF" w:themeColor="background1"/>
-          <w:right w:val="single" w:sz="8" w:space="0" w:color="FFFFFF" w:themeColor="background1"/>
-          <w:insideH w:val="nil"/>
-          <w:insideV w:val="single" w:sz="8" w:space="0" w:color="FFFFFF" w:themeColor="background1"/>
+          <w:top w:val="single" w:color="FFFFFF" w:themeColor="background1" w:sz="24" w:space="0"/>
+          <w:left w:val="single" w:color="FFFFFF" w:themeColor="background1" w:sz="8" w:space="0"/>
+          <w:bottom w:val="single" w:color="FFFFFF" w:themeColor="background1" w:sz="8" w:space="0"/>
+          <w:right w:val="single" w:color="FFFFFF" w:themeColor="background1" w:sz="8" w:space="0"/>
+          <w:insideH w:val="nil"/>
+          <w:insideV w:val="single" w:color="FFFFFF" w:themeColor="background1" w:sz="8" w:space="0"/>
         </w:tcBorders>
         <w:shd w:val="clear" w:color="auto" w:fill="4F81BD" w:themeFill="accent1"/>
       </w:tcPr>
@@ -10746,8 +10814,8 @@
       <w:tblPr/>
       <w:tcPr>
         <w:tcBorders>
-          <w:left w:val="single" w:sz="8" w:space="0" w:color="FFFFFF" w:themeColor="background1"/>
-          <w:right w:val="single" w:sz="24" w:space="0" w:color="FFFFFF" w:themeColor="background1"/>
+          <w:left w:val="single" w:color="FFFFFF" w:themeColor="background1" w:sz="8" w:space="0"/>
+          <w:right w:val="single" w:color="FFFFFF" w:themeColor="background1" w:sz="24" w:space="0"/>
           <w:insideH w:val="nil"/>
           <w:insideV w:val="nil"/>
         </w:tcBorders>
@@ -10766,7 +10834,7 @@
       <w:tcPr>
         <w:tcBorders>
           <w:top w:val="nil"/>
-          <w:left w:val="single" w:sz="24" w:space="0" w:color="FFFFFF" w:themeColor="background1"/>
+          <w:left w:val="single" w:color="FFFFFF" w:themeColor="background1" w:sz="24" w:space="0"/>
           <w:bottom w:val="nil"/>
           <w:right w:val="nil"/>
           <w:insideH w:val="nil"/>
@@ -10779,10 +10847,10 @@
       <w:tblPr/>
       <w:tcPr>
         <w:tcBorders>
-          <w:top w:val="single" w:sz="8" w:space="0" w:color="FFFFFF" w:themeColor="background1"/>
-          <w:left w:val="single" w:sz="8" w:space="0" w:color="FFFFFF" w:themeColor="background1"/>
-          <w:bottom w:val="single" w:sz="8" w:space="0" w:color="FFFFFF" w:themeColor="background1"/>
-          <w:right w:val="single" w:sz="8" w:space="0" w:color="FFFFFF" w:themeColor="background1"/>
+          <w:top w:val="single" w:color="FFFFFF" w:themeColor="background1" w:sz="8" w:space="0"/>
+          <w:left w:val="single" w:color="FFFFFF" w:themeColor="background1" w:sz="8" w:space="0"/>
+          <w:bottom w:val="single" w:color="FFFFFF" w:themeColor="background1" w:sz="8" w:space="0"/>
+          <w:right w:val="single" w:color="FFFFFF" w:themeColor="background1" w:sz="8" w:space="0"/>
           <w:insideH w:val="nil"/>
           <w:insideV w:val="nil"/>
         </w:tcBorders>
@@ -10793,12 +10861,12 @@
       <w:tblPr/>
       <w:tcPr>
         <w:tcBorders>
-          <w:top w:val="single" w:sz="8" w:space="0" w:color="FFFFFF" w:themeColor="background1"/>
-          <w:left w:val="single" w:sz="8" w:space="0" w:color="FFFFFF" w:themeColor="background1"/>
-          <w:bottom w:val="single" w:sz="8" w:space="0" w:color="FFFFFF" w:themeColor="background1"/>
-          <w:right w:val="single" w:sz="8" w:space="0" w:color="FFFFFF" w:themeColor="background1"/>
-          <w:insideH w:val="single" w:sz="8" w:space="0" w:color="FFFFFF" w:themeColor="background1"/>
-          <w:insideV w:val="single" w:sz="8" w:space="0" w:color="FFFFFF" w:themeColor="background1"/>
+          <w:top w:val="single" w:color="FFFFFF" w:themeColor="background1" w:sz="8" w:space="0"/>
+          <w:left w:val="single" w:color="FFFFFF" w:themeColor="background1" w:sz="8" w:space="0"/>
+          <w:bottom w:val="single" w:color="FFFFFF" w:themeColor="background1" w:sz="8" w:space="0"/>
+          <w:right w:val="single" w:color="FFFFFF" w:themeColor="background1" w:sz="8" w:space="0"/>
+          <w:insideH w:val="single" w:color="FFFFFF" w:themeColor="background1" w:sz="8" w:space="0"/>
+          <w:insideV w:val="single" w:color="FFFFFF" w:themeColor="background1" w:sz="8" w:space="0"/>
         </w:tcBorders>
         <w:shd w:val="clear" w:color="auto" w:fill="A7BFDE" w:themeFill="accent1" w:themeFillTint="7F"/>
       </w:tcPr>
@@ -10817,12 +10885,12 @@
       <w:tblStyleColBandSize w:val="1"/>
       <w:tblInd w:w="0" w:type="dxa"/>
       <w:tblBorders>
-        <w:top w:val="single" w:sz="8" w:space="0" w:color="FFFFFF" w:themeColor="background1"/>
-        <w:left w:val="single" w:sz="8" w:space="0" w:color="FFFFFF" w:themeColor="background1"/>
-        <w:bottom w:val="single" w:sz="8" w:space="0" w:color="FFFFFF" w:themeColor="background1"/>
-        <w:right w:val="single" w:sz="8" w:space="0" w:color="FFFFFF" w:themeColor="background1"/>
-        <w:insideH w:val="single" w:sz="6" w:space="0" w:color="FFFFFF" w:themeColor="background1"/>
-        <w:insideV w:val="single" w:sz="6" w:space="0" w:color="FFFFFF" w:themeColor="background1"/>
+        <w:top w:val="single" w:color="FFFFFF" w:themeColor="background1" w:sz="8" w:space="0"/>
+        <w:left w:val="single" w:color="FFFFFF" w:themeColor="background1" w:sz="8" w:space="0"/>
+        <w:bottom w:val="single" w:color="FFFFFF" w:themeColor="background1" w:sz="8" w:space="0"/>
+        <w:right w:val="single" w:color="FFFFFF" w:themeColor="background1" w:sz="8" w:space="0"/>
+        <w:insideH w:val="single" w:color="FFFFFF" w:themeColor="background1" w:sz="6" w:space="0"/>
+        <w:insideV w:val="single" w:color="FFFFFF" w:themeColor="background1" w:sz="6" w:space="0"/>
       </w:tblBorders>
       <w:tblCellMar>
         <w:top w:w="0" w:type="dxa"/>
@@ -10845,12 +10913,12 @@
       <w:tblPr/>
       <w:tcPr>
         <w:tcBorders>
-          <w:top w:val="single" w:sz="8" w:space="0" w:color="FFFFFF" w:themeColor="background1"/>
-          <w:left w:val="single" w:sz="8" w:space="0" w:color="FFFFFF" w:themeColor="background1"/>
-          <w:bottom w:val="single" w:sz="24" w:space="0" w:color="FFFFFF" w:themeColor="background1"/>
-          <w:right w:val="single" w:sz="8" w:space="0" w:color="FFFFFF" w:themeColor="background1"/>
-          <w:insideH w:val="nil"/>
-          <w:insideV w:val="single" w:sz="8" w:space="0" w:color="FFFFFF" w:themeColor="background1"/>
+          <w:top w:val="single" w:color="FFFFFF" w:themeColor="background1" w:sz="8" w:space="0"/>
+          <w:left w:val="single" w:color="FFFFFF" w:themeColor="background1" w:sz="8" w:space="0"/>
+          <w:bottom w:val="single" w:color="FFFFFF" w:themeColor="background1" w:sz="24" w:space="0"/>
+          <w:right w:val="single" w:color="FFFFFF" w:themeColor="background1" w:sz="8" w:space="0"/>
+          <w:insideH w:val="nil"/>
+          <w:insideV w:val="single" w:color="FFFFFF" w:themeColor="background1" w:sz="8" w:space="0"/>
         </w:tcBorders>
         <w:shd w:val="clear" w:color="auto" w:fill="C0504D" w:themeFill="accent2"/>
       </w:tcPr>
@@ -10866,12 +10934,12 @@
       <w:tblPr/>
       <w:tcPr>
         <w:tcBorders>
-          <w:top w:val="single" w:sz="24" w:space="0" w:color="FFFFFF" w:themeColor="background1"/>
-          <w:left w:val="single" w:sz="8" w:space="0" w:color="FFFFFF" w:themeColor="background1"/>
-          <w:bottom w:val="single" w:sz="8" w:space="0" w:color="FFFFFF" w:themeColor="background1"/>
-          <w:right w:val="single" w:sz="8" w:space="0" w:color="FFFFFF" w:themeColor="background1"/>
-          <w:insideH w:val="nil"/>
-          <w:insideV w:val="single" w:sz="8" w:space="0" w:color="FFFFFF" w:themeColor="background1"/>
+          <w:top w:val="single" w:color="FFFFFF" w:themeColor="background1" w:sz="24" w:space="0"/>
+          <w:left w:val="single" w:color="FFFFFF" w:themeColor="background1" w:sz="8" w:space="0"/>
+          <w:bottom w:val="single" w:color="FFFFFF" w:themeColor="background1" w:sz="8" w:space="0"/>
+          <w:right w:val="single" w:color="FFFFFF" w:themeColor="background1" w:sz="8" w:space="0"/>
+          <w:insideH w:val="nil"/>
+          <w:insideV w:val="single" w:color="FFFFFF" w:themeColor="background1" w:sz="8" w:space="0"/>
         </w:tcBorders>
         <w:shd w:val="clear" w:color="auto" w:fill="C0504D" w:themeFill="accent2"/>
       </w:tcPr>
@@ -10887,8 +10955,8 @@
       <w:tblPr/>
       <w:tcPr>
         <w:tcBorders>
-          <w:left w:val="single" w:sz="8" w:space="0" w:color="FFFFFF" w:themeColor="background1"/>
-          <w:right w:val="single" w:sz="24" w:space="0" w:color="FFFFFF" w:themeColor="background1"/>
+          <w:left w:val="single" w:color="FFFFFF" w:themeColor="background1" w:sz="8" w:space="0"/>
+          <w:right w:val="single" w:color="FFFFFF" w:themeColor="background1" w:sz="24" w:space="0"/>
           <w:insideH w:val="nil"/>
           <w:insideV w:val="nil"/>
         </w:tcBorders>
@@ -10907,7 +10975,7 @@
       <w:tcPr>
         <w:tcBorders>
           <w:top w:val="nil"/>
-          <w:left w:val="single" w:sz="24" w:space="0" w:color="FFFFFF" w:themeColor="background1"/>
+          <w:left w:val="single" w:color="FFFFFF" w:themeColor="background1" w:sz="24" w:space="0"/>
           <w:bottom w:val="nil"/>
           <w:right w:val="nil"/>
           <w:insideH w:val="nil"/>
@@ -10920,10 +10988,10 @@
       <w:tblPr/>
       <w:tcPr>
         <w:tcBorders>
-          <w:top w:val="single" w:sz="8" w:space="0" w:color="FFFFFF" w:themeColor="background1"/>
-          <w:left w:val="single" w:sz="8" w:space="0" w:color="FFFFFF" w:themeColor="background1"/>
-          <w:bottom w:val="single" w:sz="8" w:space="0" w:color="FFFFFF" w:themeColor="background1"/>
-          <w:right w:val="single" w:sz="8" w:space="0" w:color="FFFFFF" w:themeColor="background1"/>
+          <w:top w:val="single" w:color="FFFFFF" w:themeColor="background1" w:sz="8" w:space="0"/>
+          <w:left w:val="single" w:color="FFFFFF" w:themeColor="background1" w:sz="8" w:space="0"/>
+          <w:bottom w:val="single" w:color="FFFFFF" w:themeColor="background1" w:sz="8" w:space="0"/>
+          <w:right w:val="single" w:color="FFFFFF" w:themeColor="background1" w:sz="8" w:space="0"/>
           <w:insideH w:val="nil"/>
           <w:insideV w:val="nil"/>
         </w:tcBorders>
@@ -10934,12 +11002,12 @@
       <w:tblPr/>
       <w:tcPr>
         <w:tcBorders>
-          <w:top w:val="single" w:sz="8" w:space="0" w:color="FFFFFF" w:themeColor="background1"/>
-          <w:left w:val="single" w:sz="8" w:space="0" w:color="FFFFFF" w:themeColor="background1"/>
-          <w:bottom w:val="single" w:sz="8" w:space="0" w:color="FFFFFF" w:themeColor="background1"/>
-          <w:right w:val="single" w:sz="8" w:space="0" w:color="FFFFFF" w:themeColor="background1"/>
-          <w:insideH w:val="single" w:sz="8" w:space="0" w:color="FFFFFF" w:themeColor="background1"/>
-          <w:insideV w:val="single" w:sz="8" w:space="0" w:color="FFFFFF" w:themeColor="background1"/>
+          <w:top w:val="single" w:color="FFFFFF" w:themeColor="background1" w:sz="8" w:space="0"/>
+          <w:left w:val="single" w:color="FFFFFF" w:themeColor="background1" w:sz="8" w:space="0"/>
+          <w:bottom w:val="single" w:color="FFFFFF" w:themeColor="background1" w:sz="8" w:space="0"/>
+          <w:right w:val="single" w:color="FFFFFF" w:themeColor="background1" w:sz="8" w:space="0"/>
+          <w:insideH w:val="single" w:color="FFFFFF" w:themeColor="background1" w:sz="8" w:space="0"/>
+          <w:insideV w:val="single" w:color="FFFFFF" w:themeColor="background1" w:sz="8" w:space="0"/>
         </w:tcBorders>
         <w:shd w:val="clear" w:color="auto" w:fill="DFA7A6" w:themeFill="accent2" w:themeFillTint="7F"/>
       </w:tcPr>
@@ -10958,12 +11026,12 @@
       <w:tblStyleColBandSize w:val="1"/>
       <w:tblInd w:w="0" w:type="dxa"/>
       <w:tblBorders>
-        <w:top w:val="single" w:sz="8" w:space="0" w:color="FFFFFF" w:themeColor="background1"/>
-        <w:left w:val="single" w:sz="8" w:space="0" w:color="FFFFFF" w:themeColor="background1"/>
-        <w:bottom w:val="single" w:sz="8" w:space="0" w:color="FFFFFF" w:themeColor="background1"/>
-        <w:right w:val="single" w:sz="8" w:space="0" w:color="FFFFFF" w:themeColor="background1"/>
-        <w:insideH w:val="single" w:sz="6" w:space="0" w:color="FFFFFF" w:themeColor="background1"/>
-        <w:insideV w:val="single" w:sz="6" w:space="0" w:color="FFFFFF" w:themeColor="background1"/>
+        <w:top w:val="single" w:color="FFFFFF" w:themeColor="background1" w:sz="8" w:space="0"/>
+        <w:left w:val="single" w:color="FFFFFF" w:themeColor="background1" w:sz="8" w:space="0"/>
+        <w:bottom w:val="single" w:color="FFFFFF" w:themeColor="background1" w:sz="8" w:space="0"/>
+        <w:right w:val="single" w:color="FFFFFF" w:themeColor="background1" w:sz="8" w:space="0"/>
+        <w:insideH w:val="single" w:color="FFFFFF" w:themeColor="background1" w:sz="6" w:space="0"/>
+        <w:insideV w:val="single" w:color="FFFFFF" w:themeColor="background1" w:sz="6" w:space="0"/>
       </w:tblBorders>
       <w:tblCellMar>
         <w:top w:w="0" w:type="dxa"/>
@@ -10986,12 +11054,12 @@
       <w:tblPr/>
       <w:tcPr>
         <w:tcBorders>
-          <w:top w:val="single" w:sz="8" w:space="0" w:color="FFFFFF" w:themeColor="background1"/>
-          <w:left w:val="single" w:sz="8" w:space="0" w:color="FFFFFF" w:themeColor="background1"/>
-          <w:bottom w:val="single" w:sz="24" w:space="0" w:color="FFFFFF" w:themeColor="background1"/>
-          <w:right w:val="single" w:sz="8" w:space="0" w:color="FFFFFF" w:themeColor="background1"/>
-          <w:insideH w:val="nil"/>
-          <w:insideV w:val="single" w:sz="8" w:space="0" w:color="FFFFFF" w:themeColor="background1"/>
+          <w:top w:val="single" w:color="FFFFFF" w:themeColor="background1" w:sz="8" w:space="0"/>
+          <w:left w:val="single" w:color="FFFFFF" w:themeColor="background1" w:sz="8" w:space="0"/>
+          <w:bottom w:val="single" w:color="FFFFFF" w:themeColor="background1" w:sz="24" w:space="0"/>
+          <w:right w:val="single" w:color="FFFFFF" w:themeColor="background1" w:sz="8" w:space="0"/>
+          <w:insideH w:val="nil"/>
+          <w:insideV w:val="single" w:color="FFFFFF" w:themeColor="background1" w:sz="8" w:space="0"/>
         </w:tcBorders>
         <w:shd w:val="clear" w:color="auto" w:fill="9BBB59" w:themeFill="accent3"/>
       </w:tcPr>
@@ -11007,12 +11075,12 @@
       <w:tblPr/>
       <w:tcPr>
         <w:tcBorders>
-          <w:top w:val="single" w:sz="24" w:space="0" w:color="FFFFFF" w:themeColor="background1"/>
-          <w:left w:val="single" w:sz="8" w:space="0" w:color="FFFFFF" w:themeColor="background1"/>
-          <w:bottom w:val="single" w:sz="8" w:space="0" w:color="FFFFFF" w:themeColor="background1"/>
-          <w:right w:val="single" w:sz="8" w:space="0" w:color="FFFFFF" w:themeColor="background1"/>
-          <w:insideH w:val="nil"/>
-          <w:insideV w:val="single" w:sz="8" w:space="0" w:color="FFFFFF" w:themeColor="background1"/>
+          <w:top w:val="single" w:color="FFFFFF" w:themeColor="background1" w:sz="24" w:space="0"/>
+          <w:left w:val="single" w:color="FFFFFF" w:themeColor="background1" w:sz="8" w:space="0"/>
+          <w:bottom w:val="single" w:color="FFFFFF" w:themeColor="background1" w:sz="8" w:space="0"/>
+          <w:right w:val="single" w:color="FFFFFF" w:themeColor="background1" w:sz="8" w:space="0"/>
+          <w:insideH w:val="nil"/>
+          <w:insideV w:val="single" w:color="FFFFFF" w:themeColor="background1" w:sz="8" w:space="0"/>
         </w:tcBorders>
         <w:shd w:val="clear" w:color="auto" w:fill="9BBB59" w:themeFill="accent3"/>
       </w:tcPr>
@@ -11028,8 +11096,8 @@
       <w:tblPr/>
       <w:tcPr>
         <w:tcBorders>
-          <w:left w:val="single" w:sz="8" w:space="0" w:color="FFFFFF" w:themeColor="background1"/>
-          <w:right w:val="single" w:sz="24" w:space="0" w:color="FFFFFF" w:themeColor="background1"/>
+          <w:left w:val="single" w:color="FFFFFF" w:themeColor="background1" w:sz="8" w:space="0"/>
+          <w:right w:val="single" w:color="FFFFFF" w:themeColor="background1" w:sz="24" w:space="0"/>
           <w:insideH w:val="nil"/>
           <w:insideV w:val="nil"/>
         </w:tcBorders>
@@ -11048,7 +11116,7 @@
       <w:tcPr>
         <w:tcBorders>
           <w:top w:val="nil"/>
-          <w:left w:val="single" w:sz="24" w:space="0" w:color="FFFFFF" w:themeColor="background1"/>
+          <w:left w:val="single" w:color="FFFFFF" w:themeColor="background1" w:sz="24" w:space="0"/>
           <w:bottom w:val="nil"/>
           <w:right w:val="nil"/>
           <w:insideH w:val="nil"/>
@@ -11061,10 +11129,10 @@
       <w:tblPr/>
       <w:tcPr>
         <w:tcBorders>
-          <w:top w:val="single" w:sz="8" w:space="0" w:color="FFFFFF" w:themeColor="background1"/>
-          <w:left w:val="single" w:sz="8" w:space="0" w:color="FFFFFF" w:themeColor="background1"/>
-          <w:bottom w:val="single" w:sz="8" w:space="0" w:color="FFFFFF" w:themeColor="background1"/>
-          <w:right w:val="single" w:sz="8" w:space="0" w:color="FFFFFF" w:themeColor="background1"/>
+          <w:top w:val="single" w:color="FFFFFF" w:themeColor="background1" w:sz="8" w:space="0"/>
+          <w:left w:val="single" w:color="FFFFFF" w:themeColor="background1" w:sz="8" w:space="0"/>
+          <w:bottom w:val="single" w:color="FFFFFF" w:themeColor="background1" w:sz="8" w:space="0"/>
+          <w:right w:val="single" w:color="FFFFFF" w:themeColor="background1" w:sz="8" w:space="0"/>
           <w:insideH w:val="nil"/>
           <w:insideV w:val="nil"/>
         </w:tcBorders>
@@ -11075,12 +11143,12 @@
       <w:tblPr/>
       <w:tcPr>
         <w:tcBorders>
-          <w:top w:val="single" w:sz="8" w:space="0" w:color="FFFFFF" w:themeColor="background1"/>
-          <w:left w:val="single" w:sz="8" w:space="0" w:color="FFFFFF" w:themeColor="background1"/>
-          <w:bottom w:val="single" w:sz="8" w:space="0" w:color="FFFFFF" w:themeColor="background1"/>
-          <w:right w:val="single" w:sz="8" w:space="0" w:color="FFFFFF" w:themeColor="background1"/>
-          <w:insideH w:val="single" w:sz="8" w:space="0" w:color="FFFFFF" w:themeColor="background1"/>
-          <w:insideV w:val="single" w:sz="8" w:space="0" w:color="FFFFFF" w:themeColor="background1"/>
+          <w:top w:val="single" w:color="FFFFFF" w:themeColor="background1" w:sz="8" w:space="0"/>
+          <w:left w:val="single" w:color="FFFFFF" w:themeColor="background1" w:sz="8" w:space="0"/>
+          <w:bottom w:val="single" w:color="FFFFFF" w:themeColor="background1" w:sz="8" w:space="0"/>
+          <w:right w:val="single" w:color="FFFFFF" w:themeColor="background1" w:sz="8" w:space="0"/>
+          <w:insideH w:val="single" w:color="FFFFFF" w:themeColor="background1" w:sz="8" w:space="0"/>
+          <w:insideV w:val="single" w:color="FFFFFF" w:themeColor="background1" w:sz="8" w:space="0"/>
         </w:tcBorders>
         <w:shd w:val="clear" w:color="auto" w:fill="CDDDAC" w:themeFill="accent3" w:themeFillTint="7F"/>
       </w:tcPr>
@@ -11099,12 +11167,12 @@
       <w:tblStyleColBandSize w:val="1"/>
       <w:tblInd w:w="0" w:type="dxa"/>
       <w:tblBorders>
-        <w:top w:val="single" w:sz="8" w:space="0" w:color="FFFFFF" w:themeColor="background1"/>
-        <w:left w:val="single" w:sz="8" w:space="0" w:color="FFFFFF" w:themeColor="background1"/>
-        <w:bottom w:val="single" w:sz="8" w:space="0" w:color="FFFFFF" w:themeColor="background1"/>
-        <w:right w:val="single" w:sz="8" w:space="0" w:color="FFFFFF" w:themeColor="background1"/>
-        <w:insideH w:val="single" w:sz="6" w:space="0" w:color="FFFFFF" w:themeColor="background1"/>
-        <w:insideV w:val="single" w:sz="6" w:space="0" w:color="FFFFFF" w:themeColor="background1"/>
+        <w:top w:val="single" w:color="FFFFFF" w:themeColor="background1" w:sz="8" w:space="0"/>
+        <w:left w:val="single" w:color="FFFFFF" w:themeColor="background1" w:sz="8" w:space="0"/>
+        <w:bottom w:val="single" w:color="FFFFFF" w:themeColor="background1" w:sz="8" w:space="0"/>
+        <w:right w:val="single" w:color="FFFFFF" w:themeColor="background1" w:sz="8" w:space="0"/>
+        <w:insideH w:val="single" w:color="FFFFFF" w:themeColor="background1" w:sz="6" w:space="0"/>
+        <w:insideV w:val="single" w:color="FFFFFF" w:themeColor="background1" w:sz="6" w:space="0"/>
       </w:tblBorders>
       <w:tblCellMar>
         <w:top w:w="0" w:type="dxa"/>
@@ -11127,12 +11195,12 @@
       <w:tblPr/>
       <w:tcPr>
         <w:tcBorders>
-          <w:top w:val="single" w:sz="8" w:space="0" w:color="FFFFFF" w:themeColor="background1"/>
-          <w:left w:val="single" w:sz="8" w:space="0" w:color="FFFFFF" w:themeColor="background1"/>
-          <w:bottom w:val="single" w:sz="24" w:space="0" w:color="FFFFFF" w:themeColor="background1"/>
-          <w:right w:val="single" w:sz="8" w:space="0" w:color="FFFFFF" w:themeColor="background1"/>
-          <w:insideH w:val="nil"/>
-          <w:insideV w:val="single" w:sz="8" w:space="0" w:color="FFFFFF" w:themeColor="background1"/>
+          <w:top w:val="single" w:color="FFFFFF" w:themeColor="background1" w:sz="8" w:space="0"/>
+          <w:left w:val="single" w:color="FFFFFF" w:themeColor="background1" w:sz="8" w:space="0"/>
+          <w:bottom w:val="single" w:color="FFFFFF" w:themeColor="background1" w:sz="24" w:space="0"/>
+          <w:right w:val="single" w:color="FFFFFF" w:themeColor="background1" w:sz="8" w:space="0"/>
+          <w:insideH w:val="nil"/>
+          <w:insideV w:val="single" w:color="FFFFFF" w:themeColor="background1" w:sz="8" w:space="0"/>
         </w:tcBorders>
         <w:shd w:val="clear" w:color="auto" w:fill="8064A2" w:themeFill="accent4"/>
       </w:tcPr>
@@ -11148,12 +11216,12 @@
       <w:tblPr/>
       <w:tcPr>
         <w:tcBorders>
-          <w:top w:val="single" w:sz="24" w:space="0" w:color="FFFFFF" w:themeColor="background1"/>
-          <w:left w:val="single" w:sz="8" w:space="0" w:color="FFFFFF" w:themeColor="background1"/>
-          <w:bottom w:val="single" w:sz="8" w:space="0" w:color="FFFFFF" w:themeColor="background1"/>
-          <w:right w:val="single" w:sz="8" w:space="0" w:color="FFFFFF" w:themeColor="background1"/>
-          <w:insideH w:val="nil"/>
-          <w:insideV w:val="single" w:sz="8" w:space="0" w:color="FFFFFF" w:themeColor="background1"/>
+          <w:top w:val="single" w:color="FFFFFF" w:themeColor="background1" w:sz="24" w:space="0"/>
+          <w:left w:val="single" w:color="FFFFFF" w:themeColor="background1" w:sz="8" w:space="0"/>
+          <w:bottom w:val="single" w:color="FFFFFF" w:themeColor="background1" w:sz="8" w:space="0"/>
+          <w:right w:val="single" w:color="FFFFFF" w:themeColor="background1" w:sz="8" w:space="0"/>
+          <w:insideH w:val="nil"/>
+          <w:insideV w:val="single" w:color="FFFFFF" w:themeColor="background1" w:sz="8" w:space="0"/>
         </w:tcBorders>
         <w:shd w:val="clear" w:color="auto" w:fill="8064A2" w:themeFill="accent4"/>
       </w:tcPr>
@@ -11169,8 +11237,8 @@
       <w:tblPr/>
       <w:tcPr>
         <w:tcBorders>
-          <w:left w:val="single" w:sz="8" w:space="0" w:color="FFFFFF" w:themeColor="background1"/>
-          <w:right w:val="single" w:sz="24" w:space="0" w:color="FFFFFF" w:themeColor="background1"/>
+          <w:left w:val="single" w:color="FFFFFF" w:themeColor="background1" w:sz="8" w:space="0"/>
+          <w:right w:val="single" w:color="FFFFFF" w:themeColor="background1" w:sz="24" w:space="0"/>
           <w:insideH w:val="nil"/>
           <w:insideV w:val="nil"/>
         </w:tcBorders>
@@ -11189,7 +11257,7 @@
       <w:tcPr>
         <w:tcBorders>
           <w:top w:val="nil"/>
-          <w:left w:val="single" w:sz="24" w:space="0" w:color="FFFFFF" w:themeColor="background1"/>
+          <w:left w:val="single" w:color="FFFFFF" w:themeColor="background1" w:sz="24" w:space="0"/>
           <w:bottom w:val="nil"/>
           <w:right w:val="nil"/>
           <w:insideH w:val="nil"/>
@@ -11202,10 +11270,10 @@
       <w:tblPr/>
       <w:tcPr>
         <w:tcBorders>
-          <w:top w:val="single" w:sz="8" w:space="0" w:color="FFFFFF" w:themeColor="background1"/>
-          <w:left w:val="single" w:sz="8" w:space="0" w:color="FFFFFF" w:themeColor="background1"/>
-          <w:bottom w:val="single" w:sz="8" w:space="0" w:color="FFFFFF" w:themeColor="background1"/>
-          <w:right w:val="single" w:sz="8" w:space="0" w:color="FFFFFF" w:themeColor="background1"/>
+          <w:top w:val="single" w:color="FFFFFF" w:themeColor="background1" w:sz="8" w:space="0"/>
+          <w:left w:val="single" w:color="FFFFFF" w:themeColor="background1" w:sz="8" w:space="0"/>
+          <w:bottom w:val="single" w:color="FFFFFF" w:themeColor="background1" w:sz="8" w:space="0"/>
+          <w:right w:val="single" w:color="FFFFFF" w:themeColor="background1" w:sz="8" w:space="0"/>
           <w:insideH w:val="nil"/>
           <w:insideV w:val="nil"/>
         </w:tcBorders>
@@ -11216,12 +11284,12 @@
       <w:tblPr/>
       <w:tcPr>
         <w:tcBorders>
-          <w:top w:val="single" w:sz="8" w:space="0" w:color="FFFFFF" w:themeColor="background1"/>
-          <w:left w:val="single" w:sz="8" w:space="0" w:color="FFFFFF" w:themeColor="background1"/>
-          <w:bottom w:val="single" w:sz="8" w:space="0" w:color="FFFFFF" w:themeColor="background1"/>
-          <w:right w:val="single" w:sz="8" w:space="0" w:color="FFFFFF" w:themeColor="background1"/>
-          <w:insideH w:val="single" w:sz="8" w:space="0" w:color="FFFFFF" w:themeColor="background1"/>
-          <w:insideV w:val="single" w:sz="8" w:space="0" w:color="FFFFFF" w:themeColor="background1"/>
+          <w:top w:val="single" w:color="FFFFFF" w:themeColor="background1" w:sz="8" w:space="0"/>
+          <w:left w:val="single" w:color="FFFFFF" w:themeColor="background1" w:sz="8" w:space="0"/>
+          <w:bottom w:val="single" w:color="FFFFFF" w:themeColor="background1" w:sz="8" w:space="0"/>
+          <w:right w:val="single" w:color="FFFFFF" w:themeColor="background1" w:sz="8" w:space="0"/>
+          <w:insideH w:val="single" w:color="FFFFFF" w:themeColor="background1" w:sz="8" w:space="0"/>
+          <w:insideV w:val="single" w:color="FFFFFF" w:themeColor="background1" w:sz="8" w:space="0"/>
         </w:tcBorders>
         <w:shd w:val="clear" w:color="auto" w:fill="BFB1D0" w:themeFill="accent4" w:themeFillTint="7F"/>
       </w:tcPr>
@@ -11240,12 +11308,12 @@
       <w:tblStyleColBandSize w:val="1"/>
       <w:tblInd w:w="0" w:type="dxa"/>
       <w:tblBorders>
-        <w:top w:val="single" w:sz="8" w:space="0" w:color="FFFFFF" w:themeColor="background1"/>
-        <w:left w:val="single" w:sz="8" w:space="0" w:color="FFFFFF" w:themeColor="background1"/>
-        <w:bottom w:val="single" w:sz="8" w:space="0" w:color="FFFFFF" w:themeColor="background1"/>
-        <w:right w:val="single" w:sz="8" w:space="0" w:color="FFFFFF" w:themeColor="background1"/>
-        <w:insideH w:val="single" w:sz="6" w:space="0" w:color="FFFFFF" w:themeColor="background1"/>
-        <w:insideV w:val="single" w:sz="6" w:space="0" w:color="FFFFFF" w:themeColor="background1"/>
+        <w:top w:val="single" w:color="FFFFFF" w:themeColor="background1" w:sz="8" w:space="0"/>
+        <w:left w:val="single" w:color="FFFFFF" w:themeColor="background1" w:sz="8" w:space="0"/>
+        <w:bottom w:val="single" w:color="FFFFFF" w:themeColor="background1" w:sz="8" w:space="0"/>
+        <w:right w:val="single" w:color="FFFFFF" w:themeColor="background1" w:sz="8" w:space="0"/>
+        <w:insideH w:val="single" w:color="FFFFFF" w:themeColor="background1" w:sz="6" w:space="0"/>
+        <w:insideV w:val="single" w:color="FFFFFF" w:themeColor="background1" w:sz="6" w:space="0"/>
       </w:tblBorders>
       <w:tblCellMar>
         <w:top w:w="0" w:type="dxa"/>
@@ -11268,12 +11336,12 @@
       <w:tblPr/>
       <w:tcPr>
         <w:tcBorders>
-          <w:top w:val="single" w:sz="8" w:space="0" w:color="FFFFFF" w:themeColor="background1"/>
-          <w:left w:val="single" w:sz="8" w:space="0" w:color="FFFFFF" w:themeColor="background1"/>
-          <w:bottom w:val="single" w:sz="24" w:space="0" w:color="FFFFFF" w:themeColor="background1"/>
-          <w:right w:val="single" w:sz="8" w:space="0" w:color="FFFFFF" w:themeColor="background1"/>
-          <w:insideH w:val="nil"/>
-          <w:insideV w:val="single" w:sz="8" w:space="0" w:color="FFFFFF" w:themeColor="background1"/>
+          <w:top w:val="single" w:color="FFFFFF" w:themeColor="background1" w:sz="8" w:space="0"/>
+          <w:left w:val="single" w:color="FFFFFF" w:themeColor="background1" w:sz="8" w:space="0"/>
+          <w:bottom w:val="single" w:color="FFFFFF" w:themeColor="background1" w:sz="24" w:space="0"/>
+          <w:right w:val="single" w:color="FFFFFF" w:themeColor="background1" w:sz="8" w:space="0"/>
+          <w:insideH w:val="nil"/>
+          <w:insideV w:val="single" w:color="FFFFFF" w:themeColor="background1" w:sz="8" w:space="0"/>
         </w:tcBorders>
         <w:shd w:val="clear" w:color="auto" w:fill="4BACC6" w:themeFill="accent5"/>
       </w:tcPr>
@@ -11289,12 +11357,12 @@
       <w:tblPr/>
       <w:tcPr>
         <w:tcBorders>
-          <w:top w:val="single" w:sz="24" w:space="0" w:color="FFFFFF" w:themeColor="background1"/>
-          <w:left w:val="single" w:sz="8" w:space="0" w:color="FFFFFF" w:themeColor="background1"/>
-          <w:bottom w:val="single" w:sz="8" w:space="0" w:color="FFFFFF" w:themeColor="background1"/>
-          <w:right w:val="single" w:sz="8" w:space="0" w:color="FFFFFF" w:themeColor="background1"/>
-          <w:insideH w:val="nil"/>
-          <w:insideV w:val="single" w:sz="8" w:space="0" w:color="FFFFFF" w:themeColor="background1"/>
+          <w:top w:val="single" w:color="FFFFFF" w:themeColor="background1" w:sz="24" w:space="0"/>
+          <w:left w:val="single" w:color="FFFFFF" w:themeColor="background1" w:sz="8" w:space="0"/>
+          <w:bottom w:val="single" w:color="FFFFFF" w:themeColor="background1" w:sz="8" w:space="0"/>
+          <w:right w:val="single" w:color="FFFFFF" w:themeColor="background1" w:sz="8" w:space="0"/>
+          <w:insideH w:val="nil"/>
+          <w:insideV w:val="single" w:color="FFFFFF" w:themeColor="background1" w:sz="8" w:space="0"/>
         </w:tcBorders>
         <w:shd w:val="clear" w:color="auto" w:fill="4BACC6" w:themeFill="accent5"/>
       </w:tcPr>
@@ -11310,8 +11378,8 @@
       <w:tblPr/>
       <w:tcPr>
         <w:tcBorders>
-          <w:left w:val="single" w:sz="8" w:space="0" w:color="FFFFFF" w:themeColor="background1"/>
-          <w:right w:val="single" w:sz="24" w:space="0" w:color="FFFFFF" w:themeColor="background1"/>
+          <w:left w:val="single" w:color="FFFFFF" w:themeColor="background1" w:sz="8" w:space="0"/>
+          <w:right w:val="single" w:color="FFFFFF" w:themeColor="background1" w:sz="24" w:space="0"/>
           <w:insideH w:val="nil"/>
           <w:insideV w:val="nil"/>
         </w:tcBorders>
@@ -11330,7 +11398,7 @@
       <w:tcPr>
         <w:tcBorders>
           <w:top w:val="nil"/>
-          <w:left w:val="single" w:sz="24" w:space="0" w:color="FFFFFF" w:themeColor="background1"/>
+          <w:left w:val="single" w:color="FFFFFF" w:themeColor="background1" w:sz="24" w:space="0"/>
           <w:bottom w:val="nil"/>
           <w:right w:val="nil"/>
           <w:insideH w:val="nil"/>
@@ -11343,10 +11411,10 @@
       <w:tblPr/>
       <w:tcPr>
         <w:tcBorders>
-          <w:top w:val="single" w:sz="8" w:space="0" w:color="FFFFFF" w:themeColor="background1"/>
-          <w:left w:val="single" w:sz="8" w:space="0" w:color="FFFFFF" w:themeColor="background1"/>
-          <w:bottom w:val="single" w:sz="8" w:space="0" w:color="FFFFFF" w:themeColor="background1"/>
-          <w:right w:val="single" w:sz="8" w:space="0" w:color="FFFFFF" w:themeColor="background1"/>
+          <w:top w:val="single" w:color="FFFFFF" w:themeColor="background1" w:sz="8" w:space="0"/>
+          <w:left w:val="single" w:color="FFFFFF" w:themeColor="background1" w:sz="8" w:space="0"/>
+          <w:bottom w:val="single" w:color="FFFFFF" w:themeColor="background1" w:sz="8" w:space="0"/>
+          <w:right w:val="single" w:color="FFFFFF" w:themeColor="background1" w:sz="8" w:space="0"/>
           <w:insideH w:val="nil"/>
           <w:insideV w:val="nil"/>
         </w:tcBorders>
@@ -11357,12 +11425,12 @@
       <w:tblPr/>
       <w:tcPr>
         <w:tcBorders>
-          <w:top w:val="single" w:sz="8" w:space="0" w:color="FFFFFF" w:themeColor="background1"/>
-          <w:left w:val="single" w:sz="8" w:space="0" w:color="FFFFFF" w:themeColor="background1"/>
-          <w:bottom w:val="single" w:sz="8" w:space="0" w:color="FFFFFF" w:themeColor="background1"/>
-          <w:right w:val="single" w:sz="8" w:space="0" w:color="FFFFFF" w:themeColor="background1"/>
-          <w:insideH w:val="single" w:sz="8" w:space="0" w:color="FFFFFF" w:themeColor="background1"/>
-          <w:insideV w:val="single" w:sz="8" w:space="0" w:color="FFFFFF" w:themeColor="background1"/>
+          <w:top w:val="single" w:color="FFFFFF" w:themeColor="background1" w:sz="8" w:space="0"/>
+          <w:left w:val="single" w:color="FFFFFF" w:themeColor="background1" w:sz="8" w:space="0"/>
+          <w:bottom w:val="single" w:color="FFFFFF" w:themeColor="background1" w:sz="8" w:space="0"/>
+          <w:right w:val="single" w:color="FFFFFF" w:themeColor="background1" w:sz="8" w:space="0"/>
+          <w:insideH w:val="single" w:color="FFFFFF" w:themeColor="background1" w:sz="8" w:space="0"/>
+          <w:insideV w:val="single" w:color="FFFFFF" w:themeColor="background1" w:sz="8" w:space="0"/>
         </w:tcBorders>
         <w:shd w:val="clear" w:color="auto" w:fill="A5D5E2" w:themeFill="accent5" w:themeFillTint="7F"/>
       </w:tcPr>
@@ -11381,12 +11449,12 @@
       <w:tblStyleColBandSize w:val="1"/>
       <w:tblInd w:w="0" w:type="dxa"/>
       <w:tblBorders>
-        <w:top w:val="single" w:sz="8" w:space="0" w:color="FFFFFF" w:themeColor="background1"/>
-        <w:left w:val="single" w:sz="8" w:space="0" w:color="FFFFFF" w:themeColor="background1"/>
-        <w:bottom w:val="single" w:sz="8" w:space="0" w:color="FFFFFF" w:themeColor="background1"/>
-        <w:right w:val="single" w:sz="8" w:space="0" w:color="FFFFFF" w:themeColor="background1"/>
-        <w:insideH w:val="single" w:sz="6" w:space="0" w:color="FFFFFF" w:themeColor="background1"/>
-        <w:insideV w:val="single" w:sz="6" w:space="0" w:color="FFFFFF" w:themeColor="background1"/>
+        <w:top w:val="single" w:color="FFFFFF" w:themeColor="background1" w:sz="8" w:space="0"/>
+        <w:left w:val="single" w:color="FFFFFF" w:themeColor="background1" w:sz="8" w:space="0"/>
+        <w:bottom w:val="single" w:color="FFFFFF" w:themeColor="background1" w:sz="8" w:space="0"/>
+        <w:right w:val="single" w:color="FFFFFF" w:themeColor="background1" w:sz="8" w:space="0"/>
+        <w:insideH w:val="single" w:color="FFFFFF" w:themeColor="background1" w:sz="6" w:space="0"/>
+        <w:insideV w:val="single" w:color="FFFFFF" w:themeColor="background1" w:sz="6" w:space="0"/>
       </w:tblBorders>
       <w:tblCellMar>
         <w:top w:w="0" w:type="dxa"/>
@@ -11409,12 +11477,12 @@
       <w:tblPr/>
       <w:tcPr>
         <w:tcBorders>
-          <w:top w:val="single" w:sz="8" w:space="0" w:color="FFFFFF" w:themeColor="background1"/>
-          <w:left w:val="single" w:sz="8" w:space="0" w:color="FFFFFF" w:themeColor="background1"/>
-          <w:bottom w:val="single" w:sz="24" w:space="0" w:color="FFFFFF" w:themeColor="background1"/>
-          <w:right w:val="single" w:sz="8" w:space="0" w:color="FFFFFF" w:themeColor="background1"/>
-          <w:insideH w:val="nil"/>
-          <w:insideV w:val="single" w:sz="8" w:space="0" w:color="FFFFFF" w:themeColor="background1"/>
+          <w:top w:val="single" w:color="FFFFFF" w:themeColor="background1" w:sz="8" w:space="0"/>
+          <w:left w:val="single" w:color="FFFFFF" w:themeColor="background1" w:sz="8" w:space="0"/>
+          <w:bottom w:val="single" w:color="FFFFFF" w:themeColor="background1" w:sz="24" w:space="0"/>
+          <w:right w:val="single" w:color="FFFFFF" w:themeColor="background1" w:sz="8" w:space="0"/>
+          <w:insideH w:val="nil"/>
+          <w:insideV w:val="single" w:color="FFFFFF" w:themeColor="background1" w:sz="8" w:space="0"/>
         </w:tcBorders>
         <w:shd w:val="clear" w:color="auto" w:fill="F79646" w:themeFill="accent6"/>
       </w:tcPr>
@@ -11430,12 +11498,12 @@
       <w:tblPr/>
       <w:tcPr>
         <w:tcBorders>
-          <w:top w:val="single" w:sz="24" w:space="0" w:color="FFFFFF" w:themeColor="background1"/>
-          <w:left w:val="single" w:sz="8" w:space="0" w:color="FFFFFF" w:themeColor="background1"/>
-          <w:bottom w:val="single" w:sz="8" w:space="0" w:color="FFFFFF" w:themeColor="background1"/>
-          <w:right w:val="single" w:sz="8" w:space="0" w:color="FFFFFF" w:themeColor="background1"/>
-          <w:insideH w:val="nil"/>
-          <w:insideV w:val="single" w:sz="8" w:space="0" w:color="FFFFFF" w:themeColor="background1"/>
+          <w:top w:val="single" w:color="FFFFFF" w:themeColor="background1" w:sz="24" w:space="0"/>
+          <w:left w:val="single" w:color="FFFFFF" w:themeColor="background1" w:sz="8" w:space="0"/>
+          <w:bottom w:val="single" w:color="FFFFFF" w:themeColor="background1" w:sz="8" w:space="0"/>
+          <w:right w:val="single" w:color="FFFFFF" w:themeColor="background1" w:sz="8" w:space="0"/>
+          <w:insideH w:val="nil"/>
+          <w:insideV w:val="single" w:color="FFFFFF" w:themeColor="background1" w:sz="8" w:space="0"/>
         </w:tcBorders>
         <w:shd w:val="clear" w:color="auto" w:fill="F79646" w:themeFill="accent6"/>
       </w:tcPr>
@@ -11451,8 +11519,8 @@
       <w:tblPr/>
       <w:tcPr>
         <w:tcBorders>
-          <w:left w:val="single" w:sz="8" w:space="0" w:color="FFFFFF" w:themeColor="background1"/>
-          <w:right w:val="single" w:sz="24" w:space="0" w:color="FFFFFF" w:themeColor="background1"/>
+          <w:left w:val="single" w:color="FFFFFF" w:themeColor="background1" w:sz="8" w:space="0"/>
+          <w:right w:val="single" w:color="FFFFFF" w:themeColor="background1" w:sz="24" w:space="0"/>
           <w:insideH w:val="nil"/>
           <w:insideV w:val="nil"/>
         </w:tcBorders>
@@ -11471,7 +11539,7 @@
       <w:tcPr>
         <w:tcBorders>
           <w:top w:val="nil"/>
-          <w:left w:val="single" w:sz="24" w:space="0" w:color="FFFFFF" w:themeColor="background1"/>
+          <w:left w:val="single" w:color="FFFFFF" w:themeColor="background1" w:sz="24" w:space="0"/>
           <w:bottom w:val="nil"/>
           <w:right w:val="nil"/>
           <w:insideH w:val="nil"/>
@@ -11484,10 +11552,10 @@
       <w:tblPr/>
       <w:tcPr>
         <w:tcBorders>
-          <w:top w:val="single" w:sz="8" w:space="0" w:color="FFFFFF" w:themeColor="background1"/>
-          <w:left w:val="single" w:sz="8" w:space="0" w:color="FFFFFF" w:themeColor="background1"/>
-          <w:bottom w:val="single" w:sz="8" w:space="0" w:color="FFFFFF" w:themeColor="background1"/>
-          <w:right w:val="single" w:sz="8" w:space="0" w:color="FFFFFF" w:themeColor="background1"/>
+          <w:top w:val="single" w:color="FFFFFF" w:themeColor="background1" w:sz="8" w:space="0"/>
+          <w:left w:val="single" w:color="FFFFFF" w:themeColor="background1" w:sz="8" w:space="0"/>
+          <w:bottom w:val="single" w:color="FFFFFF" w:themeColor="background1" w:sz="8" w:space="0"/>
+          <w:right w:val="single" w:color="FFFFFF" w:themeColor="background1" w:sz="8" w:space="0"/>
           <w:insideH w:val="nil"/>
           <w:insideV w:val="nil"/>
         </w:tcBorders>
@@ -11498,12 +11566,12 @@
       <w:tblPr/>
       <w:tcPr>
         <w:tcBorders>
-          <w:top w:val="single" w:sz="8" w:space="0" w:color="FFFFFF" w:themeColor="background1"/>
-          <w:left w:val="single" w:sz="8" w:space="0" w:color="FFFFFF" w:themeColor="background1"/>
-          <w:bottom w:val="single" w:sz="8" w:space="0" w:color="FFFFFF" w:themeColor="background1"/>
-          <w:right w:val="single" w:sz="8" w:space="0" w:color="FFFFFF" w:themeColor="background1"/>
-          <w:insideH w:val="single" w:sz="8" w:space="0" w:color="FFFFFF" w:themeColor="background1"/>
-          <w:insideV w:val="single" w:sz="8" w:space="0" w:color="FFFFFF" w:themeColor="background1"/>
+          <w:top w:val="single" w:color="FFFFFF" w:themeColor="background1" w:sz="8" w:space="0"/>
+          <w:left w:val="single" w:color="FFFFFF" w:themeColor="background1" w:sz="8" w:space="0"/>
+          <w:bottom w:val="single" w:color="FFFFFF" w:themeColor="background1" w:sz="8" w:space="0"/>
+          <w:right w:val="single" w:color="FFFFFF" w:themeColor="background1" w:sz="8" w:space="0"/>
+          <w:insideH w:val="single" w:color="FFFFFF" w:themeColor="background1" w:sz="8" w:space="0"/>
+          <w:insideV w:val="single" w:color="FFFFFF" w:themeColor="background1" w:sz="8" w:space="0"/>
         </w:tcBorders>
         <w:shd w:val="clear" w:color="auto" w:fill="FBCAA2" w:themeFill="accent6" w:themeFillTint="7F"/>
       </w:tcPr>
@@ -11544,7 +11612,7 @@
         <w:tcBorders>
           <w:top w:val="nil"/>
           <w:left w:val="nil"/>
-          <w:bottom w:val="single" w:sz="18" w:space="0" w:color="FFFFFF" w:themeColor="background1"/>
+          <w:bottom w:val="single" w:color="FFFFFF" w:themeColor="background1" w:sz="18" w:space="0"/>
           <w:right w:val="nil"/>
           <w:insideH w:val="nil"/>
           <w:insideV w:val="nil"/>
@@ -11556,7 +11624,7 @@
       <w:tblPr/>
       <w:tcPr>
         <w:tcBorders>
-          <w:top w:val="single" w:sz="18" w:space="0" w:color="FFFFFF" w:themeColor="background1"/>
+          <w:top w:val="single" w:color="FFFFFF" w:themeColor="background1" w:sz="18" w:space="0"/>
           <w:left w:val="nil"/>
           <w:bottom w:val="nil"/>
           <w:right w:val="nil"/>
@@ -11573,7 +11641,7 @@
           <w:top w:val="nil"/>
           <w:left w:val="nil"/>
           <w:bottom w:val="nil"/>
-          <w:right w:val="single" w:sz="18" w:space="0" w:color="FFFFFF" w:themeColor="background1"/>
+          <w:right w:val="single" w:color="FFFFFF" w:themeColor="background1" w:sz="18" w:space="0"/>
           <w:insideH w:val="nil"/>
           <w:insideV w:val="nil"/>
         </w:tcBorders>
@@ -11585,7 +11653,7 @@
       <w:tcPr>
         <w:tcBorders>
           <w:top w:val="nil"/>
-          <w:left w:val="single" w:sz="18" w:space="0" w:color="FFFFFF" w:themeColor="background1"/>
+          <w:left w:val="single" w:color="FFFFFF" w:themeColor="background1" w:sz="18" w:space="0"/>
           <w:bottom w:val="nil"/>
           <w:right w:val="nil"/>
           <w:insideH w:val="nil"/>
@@ -11658,7 +11726,7 @@
         <w:tcBorders>
           <w:top w:val="nil"/>
           <w:left w:val="nil"/>
-          <w:bottom w:val="single" w:sz="18" w:space="0" w:color="FFFFFF" w:themeColor="background1"/>
+          <w:bottom w:val="single" w:color="FFFFFF" w:themeColor="background1" w:sz="18" w:space="0"/>
           <w:right w:val="nil"/>
           <w:insideH w:val="nil"/>
           <w:insideV w:val="nil"/>
@@ -11670,7 +11738,7 @@
       <w:tblPr/>
       <w:tcPr>
         <w:tcBorders>
-          <w:top w:val="single" w:sz="18" w:space="0" w:color="FFFFFF" w:themeColor="background1"/>
+          <w:top w:val="single" w:color="FFFFFF" w:themeColor="background1" w:sz="18" w:space="0"/>
           <w:left w:val="nil"/>
           <w:bottom w:val="nil"/>
           <w:right w:val="nil"/>
@@ -11687,7 +11755,7 @@
           <w:top w:val="nil"/>
           <w:left w:val="nil"/>
           <w:bottom w:val="nil"/>
-          <w:right w:val="single" w:sz="18" w:space="0" w:color="FFFFFF" w:themeColor="background1"/>
+          <w:right w:val="single" w:color="FFFFFF" w:themeColor="background1" w:sz="18" w:space="0"/>
           <w:insideH w:val="nil"/>
           <w:insideV w:val="nil"/>
         </w:tcBorders>
@@ -11699,7 +11767,7 @@
       <w:tcPr>
         <w:tcBorders>
           <w:top w:val="nil"/>
-          <w:left w:val="single" w:sz="18" w:space="0" w:color="FFFFFF" w:themeColor="background1"/>
+          <w:left w:val="single" w:color="FFFFFF" w:themeColor="background1" w:sz="18" w:space="0"/>
           <w:bottom w:val="nil"/>
           <w:right w:val="nil"/>
           <w:insideH w:val="nil"/>
@@ -11772,7 +11840,7 @@
         <w:tcBorders>
           <w:top w:val="nil"/>
           <w:left w:val="nil"/>
-          <w:bottom w:val="single" w:sz="18" w:space="0" w:color="FFFFFF" w:themeColor="background1"/>
+          <w:bottom w:val="single" w:color="FFFFFF" w:themeColor="background1" w:sz="18" w:space="0"/>
           <w:right w:val="nil"/>
           <w:insideH w:val="nil"/>
           <w:insideV w:val="nil"/>
@@ -11784,7 +11852,7 @@
       <w:tblPr/>
       <w:tcPr>
         <w:tcBorders>
-          <w:top w:val="single" w:sz="18" w:space="0" w:color="FFFFFF" w:themeColor="background1"/>
+          <w:top w:val="single" w:color="FFFFFF" w:themeColor="background1" w:sz="18" w:space="0"/>
           <w:left w:val="nil"/>
           <w:bottom w:val="nil"/>
           <w:right w:val="nil"/>
@@ -11801,7 +11869,7 @@
           <w:top w:val="nil"/>
           <w:left w:val="nil"/>
           <w:bottom w:val="nil"/>
-          <w:right w:val="single" w:sz="18" w:space="0" w:color="FFFFFF" w:themeColor="background1"/>
+          <w:right w:val="single" w:color="FFFFFF" w:themeColor="background1" w:sz="18" w:space="0"/>
           <w:insideH w:val="nil"/>
           <w:insideV w:val="nil"/>
         </w:tcBorders>
@@ -11813,7 +11881,7 @@
       <w:tcPr>
         <w:tcBorders>
           <w:top w:val="nil"/>
-          <w:left w:val="single" w:sz="18" w:space="0" w:color="FFFFFF" w:themeColor="background1"/>
+          <w:left w:val="single" w:color="FFFFFF" w:themeColor="background1" w:sz="18" w:space="0"/>
           <w:bottom w:val="nil"/>
           <w:right w:val="nil"/>
           <w:insideH w:val="nil"/>
@@ -11886,7 +11954,7 @@
         <w:tcBorders>
           <w:top w:val="nil"/>
           <w:left w:val="nil"/>
-          <w:bottom w:val="single" w:sz="18" w:space="0" w:color="FFFFFF" w:themeColor="background1"/>
+          <w:bottom w:val="single" w:color="FFFFFF" w:themeColor="background1" w:sz="18" w:space="0"/>
           <w:right w:val="nil"/>
           <w:insideH w:val="nil"/>
           <w:insideV w:val="nil"/>
@@ -11898,7 +11966,7 @@
       <w:tblPr/>
       <w:tcPr>
         <w:tcBorders>
-          <w:top w:val="single" w:sz="18" w:space="0" w:color="FFFFFF" w:themeColor="background1"/>
+          <w:top w:val="single" w:color="FFFFFF" w:themeColor="background1" w:sz="18" w:space="0"/>
           <w:left w:val="nil"/>
           <w:bottom w:val="nil"/>
           <w:right w:val="nil"/>
@@ -11915,7 +11983,7 @@
           <w:top w:val="nil"/>
           <w:left w:val="nil"/>
           <w:bottom w:val="nil"/>
-          <w:right w:val="single" w:sz="18" w:space="0" w:color="FFFFFF" w:themeColor="background1"/>
+          <w:right w:val="single" w:color="FFFFFF" w:themeColor="background1" w:sz="18" w:space="0"/>
           <w:insideH w:val="nil"/>
           <w:insideV w:val="nil"/>
         </w:tcBorders>
@@ -11927,7 +11995,7 @@
       <w:tcPr>
         <w:tcBorders>
           <w:top w:val="nil"/>
-          <w:left w:val="single" w:sz="18" w:space="0" w:color="FFFFFF" w:themeColor="background1"/>
+          <w:left w:val="single" w:color="FFFFFF" w:themeColor="background1" w:sz="18" w:space="0"/>
           <w:bottom w:val="nil"/>
           <w:right w:val="nil"/>
           <w:insideH w:val="nil"/>
@@ -12000,7 +12068,7 @@
         <w:tcBorders>
           <w:top w:val="nil"/>
           <w:left w:val="nil"/>
-          <w:bottom w:val="single" w:sz="18" w:space="0" w:color="FFFFFF" w:themeColor="background1"/>
+          <w:bottom w:val="single" w:color="FFFFFF" w:themeColor="background1" w:sz="18" w:space="0"/>
           <w:right w:val="nil"/>
           <w:insideH w:val="nil"/>
           <w:insideV w:val="nil"/>
@@ -12012,7 +12080,7 @@
       <w:tblPr/>
       <w:tcPr>
         <w:tcBorders>
-          <w:top w:val="single" w:sz="18" w:space="0" w:color="FFFFFF" w:themeColor="background1"/>
+          <w:top w:val="single" w:color="FFFFFF" w:themeColor="background1" w:sz="18" w:space="0"/>
           <w:left w:val="nil"/>
           <w:bottom w:val="nil"/>
           <w:right w:val="nil"/>
@@ -12029,7 +12097,7 @@
           <w:top w:val="nil"/>
           <w:left w:val="nil"/>
           <w:bottom w:val="nil"/>
-          <w:right w:val="single" w:sz="18" w:space="0" w:color="FFFFFF" w:themeColor="background1"/>
+          <w:right w:val="single" w:color="FFFFFF" w:themeColor="background1" w:sz="18" w:space="0"/>
           <w:insideH w:val="nil"/>
           <w:insideV w:val="nil"/>
         </w:tcBorders>
@@ -12041,7 +12109,7 @@
       <w:tcPr>
         <w:tcBorders>
           <w:top w:val="nil"/>
-          <w:left w:val="single" w:sz="18" w:space="0" w:color="FFFFFF" w:themeColor="background1"/>
+          <w:left w:val="single" w:color="FFFFFF" w:themeColor="background1" w:sz="18" w:space="0"/>
           <w:bottom w:val="nil"/>
           <w:right w:val="nil"/>
           <w:insideH w:val="nil"/>
@@ -12114,7 +12182,7 @@
         <w:tcBorders>
           <w:top w:val="nil"/>
           <w:left w:val="nil"/>
-          <w:bottom w:val="single" w:sz="18" w:space="0" w:color="FFFFFF" w:themeColor="background1"/>
+          <w:bottom w:val="single" w:color="FFFFFF" w:themeColor="background1" w:sz="18" w:space="0"/>
           <w:right w:val="nil"/>
           <w:insideH w:val="nil"/>
           <w:insideV w:val="nil"/>
@@ -12126,7 +12194,7 @@
       <w:tblPr/>
       <w:tcPr>
         <w:tcBorders>
-          <w:top w:val="single" w:sz="18" w:space="0" w:color="FFFFFF" w:themeColor="background1"/>
+          <w:top w:val="single" w:color="FFFFFF" w:themeColor="background1" w:sz="18" w:space="0"/>
           <w:left w:val="nil"/>
           <w:bottom w:val="nil"/>
           <w:right w:val="nil"/>
@@ -12143,7 +12211,7 @@
           <w:top w:val="nil"/>
           <w:left w:val="nil"/>
           <w:bottom w:val="nil"/>
-          <w:right w:val="single" w:sz="18" w:space="0" w:color="FFFFFF" w:themeColor="background1"/>
+          <w:right w:val="single" w:color="FFFFFF" w:themeColor="background1" w:sz="18" w:space="0"/>
           <w:insideH w:val="nil"/>
           <w:insideV w:val="nil"/>
         </w:tcBorders>
@@ -12155,7 +12223,7 @@
       <w:tcPr>
         <w:tcBorders>
           <w:top w:val="nil"/>
-          <w:left w:val="single" w:sz="18" w:space="0" w:color="FFFFFF" w:themeColor="background1"/>
+          <w:left w:val="single" w:color="FFFFFF" w:themeColor="background1" w:sz="18" w:space="0"/>
           <w:bottom w:val="nil"/>
           <w:right w:val="nil"/>
           <w:insideH w:val="nil"/>
@@ -12228,7 +12296,7 @@
         <w:tcBorders>
           <w:top w:val="nil"/>
           <w:left w:val="nil"/>
-          <w:bottom w:val="single" w:sz="18" w:space="0" w:color="FFFFFF" w:themeColor="background1"/>
+          <w:bottom w:val="single" w:color="FFFFFF" w:themeColor="background1" w:sz="18" w:space="0"/>
           <w:right w:val="nil"/>
           <w:insideH w:val="nil"/>
           <w:insideV w:val="nil"/>
@@ -12240,7 +12308,7 @@
       <w:tblPr/>
       <w:tcPr>
         <w:tcBorders>
-          <w:top w:val="single" w:sz="18" w:space="0" w:color="FFFFFF" w:themeColor="background1"/>
+          <w:top w:val="single" w:color="FFFFFF" w:themeColor="background1" w:sz="18" w:space="0"/>
           <w:left w:val="nil"/>
           <w:bottom w:val="nil"/>
           <w:right w:val="nil"/>
@@ -12257,7 +12325,7 @@
           <w:top w:val="nil"/>
           <w:left w:val="nil"/>
           <w:bottom w:val="nil"/>
-          <w:right w:val="single" w:sz="18" w:space="0" w:color="FFFFFF" w:themeColor="background1"/>
+          <w:right w:val="single" w:color="FFFFFF" w:themeColor="background1" w:sz="18" w:space="0"/>
           <w:insideH w:val="nil"/>
           <w:insideV w:val="nil"/>
         </w:tcBorders>
@@ -12269,7 +12337,7 @@
       <w:tcPr>
         <w:tcBorders>
           <w:top w:val="nil"/>
-          <w:left w:val="single" w:sz="18" w:space="0" w:color="FFFFFF" w:themeColor="background1"/>
+          <w:left w:val="single" w:color="FFFFFF" w:themeColor="background1" w:sz="18" w:space="0"/>
           <w:bottom w:val="nil"/>
           <w:right w:val="nil"/>
           <w:insideH w:val="nil"/>
@@ -12323,12 +12391,12 @@
       <w:tblStyleColBandSize w:val="1"/>
       <w:tblInd w:w="0" w:type="dxa"/>
       <w:tblBorders>
-        <w:top w:val="single" w:sz="24" w:space="0" w:color="C0504D" w:themeColor="accent2"/>
-        <w:left w:val="single" w:sz="4" w:space="0" w:color="000000" w:themeColor="text1"/>
-        <w:bottom w:val="single" w:sz="4" w:space="0" w:color="000000" w:themeColor="text1"/>
-        <w:right w:val="single" w:sz="4" w:space="0" w:color="000000" w:themeColor="text1"/>
-        <w:insideH w:val="single" w:sz="4" w:space="0" w:color="FFFFFF" w:themeColor="background1"/>
-        <w:insideV w:val="single" w:sz="4" w:space="0" w:color="FFFFFF" w:themeColor="background1"/>
+        <w:top w:val="single" w:color="C0504D" w:themeColor="accent2" w:sz="24" w:space="0"/>
+        <w:left w:val="single" w:color="000000" w:themeColor="text1" w:sz="4" w:space="0"/>
+        <w:bottom w:val="single" w:color="000000" w:themeColor="text1" w:sz="4" w:space="0"/>
+        <w:right w:val="single" w:color="000000" w:themeColor="text1" w:sz="4" w:space="0"/>
+        <w:insideH w:val="single" w:color="FFFFFF" w:themeColor="background1" w:sz="4" w:space="0"/>
+        <w:insideV w:val="single" w:color="FFFFFF" w:themeColor="background1" w:sz="4" w:space="0"/>
       </w:tblBorders>
       <w:tblCellMar>
         <w:top w:w="0" w:type="dxa"/>
@@ -12350,7 +12418,7 @@
         <w:tcBorders>
           <w:top w:val="nil"/>
           <w:left w:val="nil"/>
-          <w:bottom w:val="single" w:sz="24" w:space="0" w:color="C0504D" w:themeColor="accent2"/>
+          <w:bottom w:val="single" w:color="C0504D" w:themeColor="accent2" w:sz="24" w:space="0"/>
           <w:right w:val="nil"/>
           <w:insideH w:val="nil"/>
           <w:insideV w:val="nil"/>
@@ -12367,7 +12435,7 @@
       <w:tblPr/>
       <w:tcPr>
         <w:tcBorders>
-          <w:top w:val="single" w:sz="6" w:space="0" w:color="FFFFFF" w:themeColor="background1"/>
+          <w:top w:val="single" w:color="FFFFFF" w:themeColor="background1" w:sz="6" w:space="0"/>
         </w:tcBorders>
         <w:shd w:val="clear" w:color="auto" w:fill="000000" w:themeFill="text1" w:themeFillShade="99"/>
       </w:tcPr>
@@ -12383,7 +12451,7 @@
           <w:left w:val="nil"/>
           <w:bottom w:val="nil"/>
           <w:right w:val="nil"/>
-          <w:insideH w:val="single" w:sz="4" w:space="0" w:color="000000" w:themeColor="text1" w:themeShade="99"/>
+          <w:insideH w:val="single" w:color="000000" w:themeColor="text1" w:themeShade="99" w:sz="4" w:space="0"/>
           <w:insideV w:val="nil"/>
         </w:tcBorders>
         <w:shd w:val="clear" w:color="auto" w:fill="000000" w:themeFill="text1" w:themeFillShade="99"/>
@@ -12445,12 +12513,12 @@
       <w:tblStyleColBandSize w:val="1"/>
       <w:tblInd w:w="0" w:type="dxa"/>
       <w:tblBorders>
-        <w:top w:val="single" w:sz="24" w:space="0" w:color="C0504D" w:themeColor="accent2"/>
-        <w:left w:val="single" w:sz="4" w:space="0" w:color="4F81BD" w:themeColor="accent1"/>
-        <w:bottom w:val="single" w:sz="4" w:space="0" w:color="4F81BD" w:themeColor="accent1"/>
-        <w:right w:val="single" w:sz="4" w:space="0" w:color="4F81BD" w:themeColor="accent1"/>
-        <w:insideH w:val="single" w:sz="4" w:space="0" w:color="FFFFFF" w:themeColor="background1"/>
-        <w:insideV w:val="single" w:sz="4" w:space="0" w:color="FFFFFF" w:themeColor="background1"/>
+        <w:top w:val="single" w:color="C0504D" w:themeColor="accent2" w:sz="24" w:space="0"/>
+        <w:left w:val="single" w:color="4F81BD" w:themeColor="accent1" w:sz="4" w:space="0"/>
+        <w:bottom w:val="single" w:color="4F81BD" w:themeColor="accent1" w:sz="4" w:space="0"/>
+        <w:right w:val="single" w:color="4F81BD" w:themeColor="accent1" w:sz="4" w:space="0"/>
+        <w:insideH w:val="single" w:color="FFFFFF" w:themeColor="background1" w:sz="4" w:space="0"/>
+        <w:insideV w:val="single" w:color="FFFFFF" w:themeColor="background1" w:sz="4" w:space="0"/>
       </w:tblBorders>
       <w:tblCellMar>
         <w:top w:w="0" w:type="dxa"/>
@@ -12472,7 +12540,7 @@
         <w:tcBorders>
           <w:top w:val="nil"/>
           <w:left w:val="nil"/>
-          <w:bottom w:val="single" w:sz="24" w:space="0" w:color="C0504D" w:themeColor="accent2"/>
+          <w:bottom w:val="single" w:color="C0504D" w:themeColor="accent2" w:sz="24" w:space="0"/>
           <w:right w:val="nil"/>
           <w:insideH w:val="nil"/>
           <w:insideV w:val="nil"/>
@@ -12489,7 +12557,7 @@
       <w:tblPr/>
       <w:tcPr>
         <w:tcBorders>
-          <w:top w:val="single" w:sz="6" w:space="0" w:color="FFFFFF" w:themeColor="background1"/>
+          <w:top w:val="single" w:color="FFFFFF" w:themeColor="background1" w:sz="6" w:space="0"/>
         </w:tcBorders>
         <w:shd w:val="clear" w:color="auto" w:fill="2C4C74" w:themeFill="accent1" w:themeFillShade="99"/>
       </w:tcPr>
@@ -12505,7 +12573,7 @@
           <w:left w:val="nil"/>
           <w:bottom w:val="nil"/>
           <w:right w:val="nil"/>
-          <w:insideH w:val="single" w:sz="4" w:space="0" w:color="2C4C74" w:themeColor="accent1" w:themeShade="99"/>
+          <w:insideH w:val="single" w:color="2C4C74" w:themeColor="accent1" w:themeShade="99" w:sz="4" w:space="0"/>
           <w:insideV w:val="nil"/>
         </w:tcBorders>
         <w:shd w:val="clear" w:color="auto" w:fill="2C4C74" w:themeFill="accent1" w:themeFillShade="99"/>
@@ -12567,12 +12635,12 @@
       <w:tblStyleColBandSize w:val="1"/>
       <w:tblInd w:w="0" w:type="dxa"/>
       <w:tblBorders>
-        <w:top w:val="single" w:sz="24" w:space="0" w:color="C0504D" w:themeColor="accent2"/>
-        <w:left w:val="single" w:sz="4" w:space="0" w:color="C0504D" w:themeColor="accent2"/>
-        <w:bottom w:val="single" w:sz="4" w:space="0" w:color="C0504D" w:themeColor="accent2"/>
-        <w:right w:val="single" w:sz="4" w:space="0" w:color="C0504D" w:themeColor="accent2"/>
-        <w:insideH w:val="single" w:sz="4" w:space="0" w:color="FFFFFF" w:themeColor="background1"/>
-        <w:insideV w:val="single" w:sz="4" w:space="0" w:color="FFFFFF" w:themeColor="background1"/>
+        <w:top w:val="single" w:color="C0504D" w:themeColor="accent2" w:sz="24" w:space="0"/>
+        <w:left w:val="single" w:color="C0504D" w:themeColor="accent2" w:sz="4" w:space="0"/>
+        <w:bottom w:val="single" w:color="C0504D" w:themeColor="accent2" w:sz="4" w:space="0"/>
+        <w:right w:val="single" w:color="C0504D" w:themeColor="accent2" w:sz="4" w:space="0"/>
+        <w:insideH w:val="single" w:color="FFFFFF" w:themeColor="background1" w:sz="4" w:space="0"/>
+        <w:insideV w:val="single" w:color="FFFFFF" w:themeColor="background1" w:sz="4" w:space="0"/>
       </w:tblBorders>
       <w:tblCellMar>
         <w:top w:w="0" w:type="dxa"/>
@@ -12594,7 +12662,7 @@
         <w:tcBorders>
           <w:top w:val="nil"/>
           <w:left w:val="nil"/>
-          <w:bottom w:val="single" w:sz="24" w:space="0" w:color="C0504D" w:themeColor="accent2"/>
+          <w:bottom w:val="single" w:color="C0504D" w:themeColor="accent2" w:sz="24" w:space="0"/>
           <w:right w:val="nil"/>
           <w:insideH w:val="nil"/>
           <w:insideV w:val="nil"/>
@@ -12611,7 +12679,7 @@
       <w:tblPr/>
       <w:tcPr>
         <w:tcBorders>
-          <w:top w:val="single" w:sz="6" w:space="0" w:color="FFFFFF" w:themeColor="background1"/>
+          <w:top w:val="single" w:color="FFFFFF" w:themeColor="background1" w:sz="6" w:space="0"/>
         </w:tcBorders>
         <w:shd w:val="clear" w:color="auto" w:fill="772C2A" w:themeFill="accent2" w:themeFillShade="99"/>
       </w:tcPr>
@@ -12627,7 +12695,7 @@
           <w:left w:val="nil"/>
           <w:bottom w:val="nil"/>
           <w:right w:val="nil"/>
-          <w:insideH w:val="single" w:sz="4" w:space="0" w:color="772C2A" w:themeColor="accent2" w:themeShade="99"/>
+          <w:insideH w:val="single" w:color="772C2A" w:themeColor="accent2" w:themeShade="99" w:sz="4" w:space="0"/>
           <w:insideV w:val="nil"/>
         </w:tcBorders>
         <w:shd w:val="clear" w:color="auto" w:fill="772C2A" w:themeFill="accent2" w:themeFillShade="99"/>
@@ -12689,12 +12757,12 @@
       <w:tblStyleColBandSize w:val="1"/>
       <w:tblInd w:w="0" w:type="dxa"/>
       <w:tblBorders>
-        <w:top w:val="single" w:sz="24" w:space="0" w:color="8064A2" w:themeColor="accent4"/>
-        <w:left w:val="single" w:sz="4" w:space="0" w:color="9BBB59" w:themeColor="accent3"/>
-        <w:bottom w:val="single" w:sz="4" w:space="0" w:color="9BBB59" w:themeColor="accent3"/>
-        <w:right w:val="single" w:sz="4" w:space="0" w:color="9BBB59" w:themeColor="accent3"/>
-        <w:insideH w:val="single" w:sz="4" w:space="0" w:color="FFFFFF" w:themeColor="background1"/>
-        <w:insideV w:val="single" w:sz="4" w:space="0" w:color="FFFFFF" w:themeColor="background1"/>
+        <w:top w:val="single" w:color="8064A2" w:themeColor="accent4" w:sz="24" w:space="0"/>
+        <w:left w:val="single" w:color="9BBB59" w:themeColor="accent3" w:sz="4" w:space="0"/>
+        <w:bottom w:val="single" w:color="9BBB59" w:themeColor="accent3" w:sz="4" w:space="0"/>
+        <w:right w:val="single" w:color="9BBB59" w:themeColor="accent3" w:sz="4" w:space="0"/>
+        <w:insideH w:val="single" w:color="FFFFFF" w:themeColor="background1" w:sz="4" w:space="0"/>
+        <w:insideV w:val="single" w:color="FFFFFF" w:themeColor="background1" w:sz="4" w:space="0"/>
       </w:tblBorders>
       <w:tblCellMar>
         <w:top w:w="0" w:type="dxa"/>
@@ -12716,7 +12784,7 @@
         <w:tcBorders>
           <w:top w:val="nil"/>
           <w:left w:val="nil"/>
-          <w:bottom w:val="single" w:sz="24" w:space="0" w:color="8064A2" w:themeColor="accent4"/>
+          <w:bottom w:val="single" w:color="8064A2" w:themeColor="accent4" w:sz="24" w:space="0"/>
           <w:right w:val="nil"/>
           <w:insideH w:val="nil"/>
           <w:insideV w:val="nil"/>
@@ -12733,7 +12801,7 @@
       <w:tblPr/>
       <w:tcPr>
         <w:tcBorders>
-          <w:top w:val="single" w:sz="6" w:space="0" w:color="FFFFFF" w:themeColor="background1"/>
+          <w:top w:val="single" w:color="FFFFFF" w:themeColor="background1" w:sz="6" w:space="0"/>
         </w:tcBorders>
         <w:shd w:val="clear" w:color="auto" w:fill="5E7530" w:themeFill="accent3" w:themeFillShade="99"/>
       </w:tcPr>
@@ -12749,7 +12817,7 @@
           <w:left w:val="nil"/>
           <w:bottom w:val="nil"/>
           <w:right w:val="nil"/>
-          <w:insideH w:val="single" w:sz="4" w:space="0" w:color="5E7530" w:themeColor="accent3" w:themeShade="99"/>
+          <w:insideH w:val="single" w:color="5E7530" w:themeColor="accent3" w:themeShade="99" w:sz="4" w:space="0"/>
           <w:insideV w:val="nil"/>
         </w:tcBorders>
         <w:shd w:val="clear" w:color="auto" w:fill="5E7530" w:themeFill="accent3" w:themeFillShade="99"/>
@@ -12801,12 +12869,12 @@
       <w:tblStyleColBandSize w:val="1"/>
       <w:tblInd w:w="0" w:type="dxa"/>
       <w:tblBorders>
-        <w:top w:val="single" w:sz="24" w:space="0" w:color="9BBB59" w:themeColor="accent3"/>
-        <w:left w:val="single" w:sz="4" w:space="0" w:color="8064A2" w:themeColor="accent4"/>
-        <w:bottom w:val="single" w:sz="4" w:space="0" w:color="8064A2" w:themeColor="accent4"/>
-        <w:right w:val="single" w:sz="4" w:space="0" w:color="8064A2" w:themeColor="accent4"/>
-        <w:insideH w:val="single" w:sz="4" w:space="0" w:color="FFFFFF" w:themeColor="background1"/>
-        <w:insideV w:val="single" w:sz="4" w:space="0" w:color="FFFFFF" w:themeColor="background1"/>
+        <w:top w:val="single" w:color="9BBB59" w:themeColor="accent3" w:sz="24" w:space="0"/>
+        <w:left w:val="single" w:color="8064A2" w:themeColor="accent4" w:sz="4" w:space="0"/>
+        <w:bottom w:val="single" w:color="8064A2" w:themeColor="accent4" w:sz="4" w:space="0"/>
+        <w:right w:val="single" w:color="8064A2" w:themeColor="accent4" w:sz="4" w:space="0"/>
+        <w:insideH w:val="single" w:color="FFFFFF" w:themeColor="background1" w:sz="4" w:space="0"/>
+        <w:insideV w:val="single" w:color="FFFFFF" w:themeColor="background1" w:sz="4" w:space="0"/>
       </w:tblBorders>
       <w:tblCellMar>
         <w:top w:w="0" w:type="dxa"/>
@@ -12828,7 +12896,7 @@
         <w:tcBorders>
           <w:top w:val="nil"/>
           <w:left w:val="nil"/>
-          <w:bottom w:val="single" w:sz="24" w:space="0" w:color="9BBB59" w:themeColor="accent3"/>
+          <w:bottom w:val="single" w:color="9BBB59" w:themeColor="accent3" w:sz="24" w:space="0"/>
           <w:right w:val="nil"/>
           <w:insideH w:val="nil"/>
           <w:insideV w:val="nil"/>
@@ -12845,7 +12913,7 @@
       <w:tblPr/>
       <w:tcPr>
         <w:tcBorders>
-          <w:top w:val="single" w:sz="6" w:space="0" w:color="FFFFFF" w:themeColor="background1"/>
+          <w:top w:val="single" w:color="FFFFFF" w:themeColor="background1" w:sz="6" w:space="0"/>
         </w:tcBorders>
         <w:shd w:val="clear" w:color="auto" w:fill="4C3B62" w:themeFill="accent4" w:themeFillShade="99"/>
       </w:tcPr>
@@ -12861,7 +12929,7 @@
           <w:left w:val="nil"/>
           <w:bottom w:val="nil"/>
           <w:right w:val="nil"/>
-          <w:insideH w:val="single" w:sz="4" w:space="0" w:color="4C3B62" w:themeColor="accent4" w:themeShade="99"/>
+          <w:insideH w:val="single" w:color="4C3B62" w:themeColor="accent4" w:themeShade="99" w:sz="4" w:space="0"/>
           <w:insideV w:val="nil"/>
         </w:tcBorders>
         <w:shd w:val="clear" w:color="auto" w:fill="4C3B62" w:themeFill="accent4" w:themeFillShade="99"/>
@@ -12923,12 +12991,12 @@
       <w:tblStyleColBandSize w:val="1"/>
       <w:tblInd w:w="0" w:type="dxa"/>
       <w:tblBorders>
-        <w:top w:val="single" w:sz="24" w:space="0" w:color="F79646" w:themeColor="accent6"/>
-        <w:left w:val="single" w:sz="4" w:space="0" w:color="4BACC6" w:themeColor="accent5"/>
-        <w:bottom w:val="single" w:sz="4" w:space="0" w:color="4BACC6" w:themeColor="accent5"/>
-        <w:right w:val="single" w:sz="4" w:space="0" w:color="4BACC6" w:themeColor="accent5"/>
-        <w:insideH w:val="single" w:sz="4" w:space="0" w:color="FFFFFF" w:themeColor="background1"/>
-        <w:insideV w:val="single" w:sz="4" w:space="0" w:color="FFFFFF" w:themeColor="background1"/>
+        <w:top w:val="single" w:color="F79646" w:themeColor="accent6" w:sz="24" w:space="0"/>
+        <w:left w:val="single" w:color="4BACC6" w:themeColor="accent5" w:sz="4" w:space="0"/>
+        <w:bottom w:val="single" w:color="4BACC6" w:themeColor="accent5" w:sz="4" w:space="0"/>
+        <w:right w:val="single" w:color="4BACC6" w:themeColor="accent5" w:sz="4" w:space="0"/>
+        <w:insideH w:val="single" w:color="FFFFFF" w:themeColor="background1" w:sz="4" w:space="0"/>
+        <w:insideV w:val="single" w:color="FFFFFF" w:themeColor="background1" w:sz="4" w:space="0"/>
       </w:tblBorders>
       <w:tblCellMar>
         <w:top w:w="0" w:type="dxa"/>
@@ -12950,7 +13018,7 @@
         <w:tcBorders>
           <w:top w:val="nil"/>
           <w:left w:val="nil"/>
-          <w:bottom w:val="single" w:sz="24" w:space="0" w:color="F79646" w:themeColor="accent6"/>
+          <w:bottom w:val="single" w:color="F79646" w:themeColor="accent6" w:sz="24" w:space="0"/>
           <w:right w:val="nil"/>
           <w:insideH w:val="nil"/>
           <w:insideV w:val="nil"/>
@@ -12967,7 +13035,7 @@
       <w:tblPr/>
       <w:tcPr>
         <w:tcBorders>
-          <w:top w:val="single" w:sz="6" w:space="0" w:color="FFFFFF" w:themeColor="background1"/>
+          <w:top w:val="single" w:color="FFFFFF" w:themeColor="background1" w:sz="6" w:space="0"/>
         </w:tcBorders>
         <w:shd w:val="clear" w:color="auto" w:fill="276A7C" w:themeFill="accent5" w:themeFillShade="99"/>
       </w:tcPr>
@@ -12983,7 +13051,7 @@
           <w:left w:val="nil"/>
           <w:bottom w:val="nil"/>
           <w:right w:val="nil"/>
-          <w:insideH w:val="single" w:sz="4" w:space="0" w:color="276A7C" w:themeColor="accent5" w:themeShade="99"/>
+          <w:insideH w:val="single" w:color="276A7C" w:themeColor="accent5" w:themeShade="99" w:sz="4" w:space="0"/>
           <w:insideV w:val="nil"/>
         </w:tcBorders>
         <w:shd w:val="clear" w:color="auto" w:fill="276A7C" w:themeFill="accent5" w:themeFillShade="99"/>
@@ -13045,12 +13113,12 @@
       <w:tblStyleColBandSize w:val="1"/>
       <w:tblInd w:w="0" w:type="dxa"/>
       <w:tblBorders>
-        <w:top w:val="single" w:sz="24" w:space="0" w:color="4BACC6" w:themeColor="accent5"/>
-        <w:left w:val="single" w:sz="4" w:space="0" w:color="F79646" w:themeColor="accent6"/>
-        <w:bottom w:val="single" w:sz="4" w:space="0" w:color="F79646" w:themeColor="accent6"/>
-        <w:right w:val="single" w:sz="4" w:space="0" w:color="F79646" w:themeColor="accent6"/>
-        <w:insideH w:val="single" w:sz="4" w:space="0" w:color="FFFFFF" w:themeColor="background1"/>
-        <w:insideV w:val="single" w:sz="4" w:space="0" w:color="FFFFFF" w:themeColor="background1"/>
+        <w:top w:val="single" w:color="4BACC6" w:themeColor="accent5" w:sz="24" w:space="0"/>
+        <w:left w:val="single" w:color="F79646" w:themeColor="accent6" w:sz="4" w:space="0"/>
+        <w:bottom w:val="single" w:color="F79646" w:themeColor="accent6" w:sz="4" w:space="0"/>
+        <w:right w:val="single" w:color="F79646" w:themeColor="accent6" w:sz="4" w:space="0"/>
+        <w:insideH w:val="single" w:color="FFFFFF" w:themeColor="background1" w:sz="4" w:space="0"/>
+        <w:insideV w:val="single" w:color="FFFFFF" w:themeColor="background1" w:sz="4" w:space="0"/>
       </w:tblBorders>
       <w:tblCellMar>
         <w:top w:w="0" w:type="dxa"/>
@@ -13072,7 +13140,7 @@
         <w:tcBorders>
           <w:top w:val="nil"/>
           <w:left w:val="nil"/>
-          <w:bottom w:val="single" w:sz="24" w:space="0" w:color="4BACC6" w:themeColor="accent5"/>
+          <w:bottom w:val="single" w:color="4BACC6" w:themeColor="accent5" w:sz="24" w:space="0"/>
           <w:right w:val="nil"/>
           <w:insideH w:val="nil"/>
           <w:insideV w:val="nil"/>
@@ -13089,7 +13157,7 @@
       <w:tblPr/>
       <w:tcPr>
         <w:tcBorders>
-          <w:top w:val="single" w:sz="6" w:space="0" w:color="FFFFFF" w:themeColor="background1"/>
+          <w:top w:val="single" w:color="FFFFFF" w:themeColor="background1" w:sz="6" w:space="0"/>
         </w:tcBorders>
         <w:shd w:val="clear" w:color="auto" w:fill="B65608" w:themeFill="accent6" w:themeFillShade="99"/>
       </w:tcPr>
@@ -13105,7 +13173,7 @@
           <w:left w:val="nil"/>
           <w:bottom w:val="nil"/>
           <w:right w:val="nil"/>
-          <w:insideH w:val="single" w:sz="4" w:space="0" w:color="B65608" w:themeColor="accent6" w:themeShade="99"/>
+          <w:insideH w:val="single" w:color="B65608" w:themeColor="accent6" w:themeShade="99" w:sz="4" w:space="0"/>
           <w:insideV w:val="nil"/>
         </w:tcBorders>
         <w:shd w:val="clear" w:color="auto" w:fill="B65608" w:themeFill="accent6" w:themeFillShade="99"/>
@@ -13185,7 +13253,7 @@
       <w:tblPr/>
       <w:tcPr>
         <w:tcBorders>
-          <w:bottom w:val="single" w:sz="12" w:space="0" w:color="FFFFFF" w:themeColor="background1"/>
+          <w:bottom w:val="single" w:color="FFFFFF" w:themeColor="background1" w:sz="12" w:space="0"/>
         </w:tcBorders>
         <w:shd w:val="clear" w:color="auto" w:fill="9E3A38" w:themeFill="accent2" w:themeFillShade="CC"/>
       </w:tcPr>
@@ -13199,7 +13267,7 @@
       <w:tblPr/>
       <w:tcPr>
         <w:tcBorders>
-          <w:top w:val="single" w:sz="12" w:space="0" w:color="000000" w:themeColor="text1"/>
+          <w:top w:val="single" w:color="000000" w:themeColor="text1" w:sz="12" w:space="0"/>
         </w:tcBorders>
         <w:shd w:val="clear" w:color="auto" w:fill="FFFFFF" w:themeFill="background1"/>
       </w:tcPr>
@@ -13271,7 +13339,7 @@
       <w:tblPr/>
       <w:tcPr>
         <w:tcBorders>
-          <w:bottom w:val="single" w:sz="12" w:space="0" w:color="FFFFFF" w:themeColor="background1"/>
+          <w:bottom w:val="single" w:color="FFFFFF" w:themeColor="background1" w:sz="12" w:space="0"/>
         </w:tcBorders>
         <w:shd w:val="clear" w:color="auto" w:fill="9E3A38" w:themeFill="accent2" w:themeFillShade="CC"/>
       </w:tcPr>
@@ -13285,7 +13353,7 @@
       <w:tblPr/>
       <w:tcPr>
         <w:tcBorders>
-          <w:top w:val="single" w:sz="12" w:space="0" w:color="000000" w:themeColor="text1"/>
+          <w:top w:val="single" w:color="000000" w:themeColor="text1" w:sz="12" w:space="0"/>
         </w:tcBorders>
         <w:shd w:val="clear" w:color="auto" w:fill="FFFFFF" w:themeFill="background1"/>
       </w:tcPr>
@@ -13357,7 +13425,7 @@
       <w:tblPr/>
       <w:tcPr>
         <w:tcBorders>
-          <w:bottom w:val="single" w:sz="12" w:space="0" w:color="FFFFFF" w:themeColor="background1"/>
+          <w:bottom w:val="single" w:color="FFFFFF" w:themeColor="background1" w:sz="12" w:space="0"/>
         </w:tcBorders>
         <w:shd w:val="clear" w:color="auto" w:fill="9E3A38" w:themeFill="accent2" w:themeFillShade="CC"/>
       </w:tcPr>
@@ -13371,7 +13439,7 @@
       <w:tblPr/>
       <w:tcPr>
         <w:tcBorders>
-          <w:top w:val="single" w:sz="12" w:space="0" w:color="000000" w:themeColor="text1"/>
+          <w:top w:val="single" w:color="000000" w:themeColor="text1" w:sz="12" w:space="0"/>
         </w:tcBorders>
         <w:shd w:val="clear" w:color="auto" w:fill="FFFFFF" w:themeFill="background1"/>
       </w:tcPr>
@@ -13443,7 +13511,7 @@
       <w:tblPr/>
       <w:tcPr>
         <w:tcBorders>
-          <w:bottom w:val="single" w:sz="12" w:space="0" w:color="FFFFFF" w:themeColor="background1"/>
+          <w:bottom w:val="single" w:color="FFFFFF" w:themeColor="background1" w:sz="12" w:space="0"/>
         </w:tcBorders>
         <w:shd w:val="clear" w:color="auto" w:fill="664E82" w:themeFill="accent4" w:themeFillShade="CC"/>
       </w:tcPr>
@@ -13457,7 +13525,7 @@
       <w:tblPr/>
       <w:tcPr>
         <w:tcBorders>
-          <w:top w:val="single" w:sz="12" w:space="0" w:color="000000" w:themeColor="text1"/>
+          <w:top w:val="single" w:color="000000" w:themeColor="text1" w:sz="12" w:space="0"/>
         </w:tcBorders>
         <w:shd w:val="clear" w:color="auto" w:fill="FFFFFF" w:themeFill="background1"/>
       </w:tcPr>
@@ -13529,7 +13597,7 @@
       <w:tblPr/>
       <w:tcPr>
         <w:tcBorders>
-          <w:bottom w:val="single" w:sz="12" w:space="0" w:color="FFFFFF" w:themeColor="background1"/>
+          <w:bottom w:val="single" w:color="FFFFFF" w:themeColor="background1" w:sz="12" w:space="0"/>
         </w:tcBorders>
         <w:shd w:val="clear" w:color="auto" w:fill="7E9C40" w:themeFill="accent3" w:themeFillShade="CC"/>
       </w:tcPr>
@@ -13543,7 +13611,7 @@
       <w:tblPr/>
       <w:tcPr>
         <w:tcBorders>
-          <w:top w:val="single" w:sz="12" w:space="0" w:color="000000" w:themeColor="text1"/>
+          <w:top w:val="single" w:color="000000" w:themeColor="text1" w:sz="12" w:space="0"/>
         </w:tcBorders>
         <w:shd w:val="clear" w:color="auto" w:fill="FFFFFF" w:themeFill="background1"/>
       </w:tcPr>
@@ -13615,7 +13683,7 @@
       <w:tblPr/>
       <w:tcPr>
         <w:tcBorders>
-          <w:bottom w:val="single" w:sz="12" w:space="0" w:color="FFFFFF" w:themeColor="background1"/>
+          <w:bottom w:val="single" w:color="FFFFFF" w:themeColor="background1" w:sz="12" w:space="0"/>
         </w:tcBorders>
         <w:shd w:val="clear" w:color="auto" w:fill="F2730A" w:themeFill="accent6" w:themeFillShade="CC"/>
       </w:tcPr>
@@ -13629,7 +13697,7 @@
       <w:tblPr/>
       <w:tcPr>
         <w:tcBorders>
-          <w:top w:val="single" w:sz="12" w:space="0" w:color="000000" w:themeColor="text1"/>
+          <w:top w:val="single" w:color="000000" w:themeColor="text1" w:sz="12" w:space="0"/>
         </w:tcBorders>
         <w:shd w:val="clear" w:color="auto" w:fill="FFFFFF" w:themeFill="background1"/>
       </w:tcPr>
@@ -13701,7 +13769,7 @@
       <w:tblPr/>
       <w:tcPr>
         <w:tcBorders>
-          <w:bottom w:val="single" w:sz="12" w:space="0" w:color="FFFFFF" w:themeColor="background1"/>
+          <w:bottom w:val="single" w:color="FFFFFF" w:themeColor="background1" w:sz="12" w:space="0"/>
         </w:tcBorders>
         <w:shd w:val="clear" w:color="auto" w:fill="348DA5" w:themeFill="accent5" w:themeFillShade="CC"/>
       </w:tcPr>
@@ -13715,7 +13783,7 @@
       <w:tblPr/>
       <w:tcPr>
         <w:tcBorders>
-          <w:top w:val="single" w:sz="12" w:space="0" w:color="000000" w:themeColor="text1"/>
+          <w:top w:val="single" w:color="000000" w:themeColor="text1" w:sz="12" w:space="0"/>
         </w:tcBorders>
         <w:shd w:val="clear" w:color="auto" w:fill="FFFFFF" w:themeFill="background1"/>
       </w:tcPr>
@@ -13769,7 +13837,7 @@
       <w:tblStyleColBandSize w:val="1"/>
       <w:tblInd w:w="0" w:type="dxa"/>
       <w:tblBorders>
-        <w:insideH w:val="single" w:sz="4" w:space="0" w:color="FFFFFF" w:themeColor="background1"/>
+        <w:insideH w:val="single" w:color="FFFFFF" w:themeColor="background1" w:sz="4" w:space="0"/>
       </w:tblBorders>
       <w:tblCellMar>
         <w:top w:w="0" w:type="dxa"/>
@@ -13849,7 +13917,7 @@
       <w:tblStyleColBandSize w:val="1"/>
       <w:tblInd w:w="0" w:type="dxa"/>
       <w:tblBorders>
-        <w:insideH w:val="single" w:sz="4" w:space="0" w:color="FFFFFF" w:themeColor="background1"/>
+        <w:insideH w:val="single" w:color="FFFFFF" w:themeColor="background1" w:sz="4" w:space="0"/>
       </w:tblBorders>
       <w:tblCellMar>
         <w:top w:w="0" w:type="dxa"/>
@@ -13929,7 +13997,7 @@
       <w:tblStyleColBandSize w:val="1"/>
       <w:tblInd w:w="0" w:type="dxa"/>
       <w:tblBorders>
-        <w:insideH w:val="single" w:sz="4" w:space="0" w:color="FFFFFF" w:themeColor="background1"/>
+        <w:insideH w:val="single" w:color="FFFFFF" w:themeColor="background1" w:sz="4" w:space="0"/>
       </w:tblBorders>
       <w:tblCellMar>
         <w:top w:w="0" w:type="dxa"/>
@@ -14009,7 +14077,7 @@
       <w:tblStyleColBandSize w:val="1"/>
       <w:tblInd w:w="0" w:type="dxa"/>
       <w:tblBorders>
-        <w:insideH w:val="single" w:sz="4" w:space="0" w:color="FFFFFF" w:themeColor="background1"/>
+        <w:insideH w:val="single" w:color="FFFFFF" w:themeColor="background1" w:sz="4" w:space="0"/>
       </w:tblBorders>
       <w:tblCellMar>
         <w:top w:w="0" w:type="dxa"/>
@@ -14089,7 +14157,7 @@
       <w:tblStyleColBandSize w:val="1"/>
       <w:tblInd w:w="0" w:type="dxa"/>
       <w:tblBorders>
-        <w:insideH w:val="single" w:sz="4" w:space="0" w:color="FFFFFF" w:themeColor="background1"/>
+        <w:insideH w:val="single" w:color="FFFFFF" w:themeColor="background1" w:sz="4" w:space="0"/>
       </w:tblBorders>
       <w:tblCellMar>
         <w:top w:w="0" w:type="dxa"/>
@@ -14169,7 +14237,7 @@
       <w:tblStyleColBandSize w:val="1"/>
       <w:tblInd w:w="0" w:type="dxa"/>
       <w:tblBorders>
-        <w:insideH w:val="single" w:sz="4" w:space="0" w:color="FFFFFF" w:themeColor="background1"/>
+        <w:insideH w:val="single" w:color="FFFFFF" w:themeColor="background1" w:sz="4" w:space="0"/>
       </w:tblBorders>
       <w:tblCellMar>
         <w:top w:w="0" w:type="dxa"/>
@@ -14249,7 +14317,7 @@
       <w:tblStyleColBandSize w:val="1"/>
       <w:tblInd w:w="0" w:type="dxa"/>
       <w:tblBorders>
-        <w:insideH w:val="single" w:sz="4" w:space="0" w:color="FFFFFF" w:themeColor="background1"/>
+        <w:insideH w:val="single" w:color="FFFFFF" w:themeColor="background1" w:sz="4" w:space="0"/>
       </w:tblBorders>
       <w:tblCellMar>
         <w:top w:w="0" w:type="dxa"/>
@@ -14313,20 +14381,20 @@
       </w:tcPr>
     </w:tblStylePr>
   </w:style>
-  <w:style w:type="paragraph" w:customStyle="1" w:styleId="JuliaCode">
+  <w:style w:type="paragraph" w:styleId="JuliaCode" w:customStyle="1">
     <w:name w:val="Julia Code"/>
     <w:pPr>
-      <w:spacing w:line="264" w:lineRule="auto" w:after="0"/>
+      <w:spacing w:after="0" w:line="264" w:lineRule="auto"/>
     </w:pPr>
     <w:rPr>
       <w:rFonts w:ascii="Consolas" w:hAnsi="Consolas"/>
       <w:sz w:val="20"/>
     </w:rPr>
   </w:style>
-  <w:style w:type="paragraph" w:customStyle="1" w:styleId="CompactTable">
+  <w:style w:type="paragraph" w:styleId="CompactTable" w:customStyle="1">
     <w:name w:val="Compact Table"/>
     <w:pPr>
-      <w:spacing w:line="276" w:lineRule="auto" w:after="60"/>
+      <w:spacing w:after="60" w:line="276" w:lineRule="auto"/>
     </w:pPr>
     <w:rPr>
       <w:rFonts w:ascii="Times New Roman" w:hAnsi="Times New Roman"/>
